--- a/lab2/docs/P3321 ТПО ЛР2 Фам Данг Чунг Нгиа.docx
+++ b/lab2/docs/P3321 ТПО ЛР2 Фам Данг Чунг Нгиа.docx
@@ -144,7 +144,6 @@
           <w:rFonts w:ascii="Times New Roman" w:eastAsia="Times New Roman" w:hAnsi="Times New Roman" w:cs="Times New Roman"/>
           <w:sz w:val="36"/>
           <w:szCs w:val="36"/>
-          <w:lang w:val="en-US"/>
         </w:rPr>
       </w:pPr>
       <w:r>
@@ -160,7 +159,6 @@
           <w:rFonts w:ascii="Times New Roman" w:eastAsia="Times New Roman" w:hAnsi="Times New Roman" w:cs="Times New Roman"/>
           <w:sz w:val="36"/>
           <w:szCs w:val="36"/>
-          <w:lang w:val="en-US"/>
         </w:rPr>
         <w:t>2</w:t>
       </w:r>
@@ -230,7 +228,6 @@
           <w:rFonts w:ascii="Times New Roman" w:eastAsia="Times New Roman" w:hAnsi="Times New Roman" w:cs="Times New Roman"/>
           <w:sz w:val="32"/>
           <w:szCs w:val="32"/>
-          <w:lang w:val="en-US"/>
         </w:rPr>
       </w:pPr>
       <w:r>
@@ -246,12 +243,9 @@
           <w:rFonts w:ascii="Times New Roman" w:eastAsia="Times New Roman" w:hAnsi="Times New Roman" w:cs="Times New Roman"/>
           <w:sz w:val="32"/>
           <w:szCs w:val="32"/>
-          <w:lang w:val="en-US"/>
         </w:rPr>
         <w:t>4124</w:t>
       </w:r>
-      <w:bookmarkStart w:id="0" w:name="_GoBack"/>
-      <w:bookmarkEnd w:id="0"/>
     </w:p>
     <w:p>
       <w:pPr>
@@ -492,293 +486,23 @@
       </w:pPr>
       <w:r>
         <w:rPr>
-          <w:rFonts w:ascii="Times New Roman" w:eastAsia="Times New Roman" w:hAnsi="Times New Roman" w:cs="Times New Roman"/>
-          <w:b/>
-          <w:sz w:val="36"/>
-          <w:szCs w:val="36"/>
-        </w:rPr>
-        <w:lastRenderedPageBreak/>
-        <w:t>Описание задания</w:t>
-      </w:r>
-    </w:p>
-    <w:p>
-      <w:pPr>
-        <w:numPr>
-          <w:ilvl w:val="0"/>
-          <w:numId w:val="6"/>
-        </w:numPr>
-        <w:shd w:val="clear" w:color="auto" w:fill="FFFFFF"/>
-        <w:spacing w:after="0" w:line="240" w:lineRule="auto"/>
-        <w:rPr>
-          <w:rFonts w:ascii="Times New Roman" w:eastAsia="Times New Roman" w:hAnsi="Times New Roman" w:cs="Times New Roman"/>
-          <w:sz w:val="28"/>
-          <w:szCs w:val="28"/>
-        </w:rPr>
-      </w:pPr>
-      <w:r>
-        <w:rPr>
-          <w:rFonts w:ascii="Times New Roman" w:eastAsia="Times New Roman" w:hAnsi="Times New Roman" w:cs="Times New Roman"/>
-          <w:sz w:val="28"/>
-          <w:szCs w:val="28"/>
-        </w:rPr>
-        <w:t>Для указанной функции провести модульное тестирование разложения функции в степенной ряд. Выбрать достаточное тестовое покрытие.</w:t>
-      </w:r>
-    </w:p>
-    <w:p>
-      <w:pPr>
-        <w:numPr>
-          <w:ilvl w:val="0"/>
-          <w:numId w:val="6"/>
-        </w:numPr>
-        <w:shd w:val="clear" w:color="auto" w:fill="FFFFFF"/>
-        <w:spacing w:after="0" w:line="240" w:lineRule="auto"/>
-        <w:rPr>
-          <w:rFonts w:ascii="Times New Roman" w:eastAsia="Times New Roman" w:hAnsi="Times New Roman" w:cs="Times New Roman"/>
-          <w:sz w:val="28"/>
-          <w:szCs w:val="28"/>
-        </w:rPr>
-      </w:pPr>
-      <w:r>
-        <w:rPr>
-          <w:rFonts w:ascii="Times New Roman" w:eastAsia="Times New Roman" w:hAnsi="Times New Roman" w:cs="Times New Roman"/>
-          <w:sz w:val="28"/>
-          <w:szCs w:val="28"/>
-        </w:rPr>
-        <w:t>Провести модульное тестирование указанного алгоритма. Для этого выбрать характерные точки внутри алгоритма, и для предложенных самостоятельно наборов исходных данных записать последовательность попадания в характерные точки. Сравнить последовательность попадания с эталонной.</w:t>
-      </w:r>
-    </w:p>
-    <w:p>
-      <w:pPr>
-        <w:numPr>
-          <w:ilvl w:val="0"/>
-          <w:numId w:val="6"/>
-        </w:numPr>
-        <w:shd w:val="clear" w:color="auto" w:fill="FFFFFF"/>
-        <w:spacing w:after="280" w:line="240" w:lineRule="auto"/>
-        <w:rPr>
-          <w:rFonts w:ascii="Times New Roman" w:eastAsia="Times New Roman" w:hAnsi="Times New Roman" w:cs="Times New Roman"/>
-          <w:sz w:val="28"/>
-          <w:szCs w:val="28"/>
-        </w:rPr>
-      </w:pPr>
-      <w:r>
-        <w:rPr>
-          <w:rFonts w:ascii="Times New Roman" w:eastAsia="Times New Roman" w:hAnsi="Times New Roman" w:cs="Times New Roman"/>
-          <w:sz w:val="28"/>
-          <w:szCs w:val="28"/>
-        </w:rPr>
-        <w:t>Сформировать доменную модель для заданного текста.  Разработать тестовое покрытие для данной доменной модели</w:t>
-      </w:r>
-    </w:p>
-    <w:p>
-      <w:pPr>
-        <w:shd w:val="clear" w:color="auto" w:fill="FFFFFF"/>
-        <w:spacing w:after="280" w:line="240" w:lineRule="auto"/>
-        <w:rPr>
-          <w:rFonts w:ascii="Times New Roman" w:eastAsia="Times New Roman" w:hAnsi="Times New Roman" w:cs="Times New Roman"/>
-          <w:sz w:val="28"/>
-          <w:szCs w:val="28"/>
-          <w:lang w:val="en-US"/>
-        </w:rPr>
-      </w:pPr>
-      <w:r>
-        <w:rPr>
-          <w:rFonts w:ascii="Times New Roman" w:eastAsia="Times New Roman" w:hAnsi="Times New Roman" w:cs="Times New Roman"/>
-          <w:sz w:val="28"/>
-          <w:szCs w:val="28"/>
-        </w:rPr>
-        <w:t xml:space="preserve">Вариант </w:t>
-      </w:r>
-      <w:r>
-        <w:rPr>
-          <w:rFonts w:ascii="Times New Roman" w:eastAsia="Times New Roman" w:hAnsi="Times New Roman" w:cs="Times New Roman"/>
-          <w:b/>
-          <w:sz w:val="28"/>
-          <w:szCs w:val="28"/>
-          <w:lang w:val="en-US"/>
-        </w:rPr>
-        <w:t>374806</w:t>
-      </w:r>
-    </w:p>
-    <w:p>
-      <w:pPr>
-        <w:numPr>
-          <w:ilvl w:val="0"/>
-          <w:numId w:val="16"/>
-        </w:numPr>
-        <w:shd w:val="clear" w:color="auto" w:fill="FFFFFF"/>
-        <w:spacing w:after="0" w:line="240" w:lineRule="auto"/>
-        <w:rPr>
-          <w:rFonts w:ascii="Times New Roman" w:eastAsia="Times New Roman" w:hAnsi="Times New Roman" w:cs="Times New Roman"/>
-          <w:sz w:val="28"/>
-          <w:szCs w:val="28"/>
-        </w:rPr>
-      </w:pPr>
-      <w:r>
-        <w:rPr>
-          <w:rFonts w:ascii="Times New Roman" w:eastAsia="Times New Roman" w:hAnsi="Times New Roman" w:cs="Times New Roman"/>
-          <w:sz w:val="28"/>
-          <w:szCs w:val="28"/>
-        </w:rPr>
-        <w:t xml:space="preserve">Функция </w:t>
-      </w:r>
-      <w:r>
-        <w:rPr>
-          <w:rFonts w:ascii="Times New Roman" w:eastAsia="Times New Roman" w:hAnsi="Times New Roman" w:cs="Times New Roman"/>
-          <w:b/>
-          <w:sz w:val="28"/>
-          <w:szCs w:val="28"/>
-        </w:rPr>
-        <w:t>sin(x)</w:t>
-      </w:r>
-    </w:p>
-    <w:p>
-      <w:pPr>
-        <w:numPr>
-          <w:ilvl w:val="0"/>
-          <w:numId w:val="16"/>
-        </w:numPr>
-        <w:shd w:val="clear" w:color="auto" w:fill="FFFFFF"/>
-        <w:spacing w:after="0" w:line="240" w:lineRule="auto"/>
-        <w:rPr>
-          <w:rFonts w:ascii="Times New Roman" w:eastAsia="Times New Roman" w:hAnsi="Times New Roman" w:cs="Times New Roman"/>
-          <w:sz w:val="28"/>
-          <w:szCs w:val="28"/>
-        </w:rPr>
-      </w:pPr>
-      <w:r>
-        <w:rPr>
-          <w:rFonts w:ascii="Times New Roman" w:eastAsia="Times New Roman" w:hAnsi="Times New Roman" w:cs="Times New Roman"/>
-          <w:sz w:val="28"/>
-          <w:szCs w:val="28"/>
-        </w:rPr>
-        <w:t xml:space="preserve">Программный модуль для работы с </w:t>
-      </w:r>
-      <w:r>
-        <w:rPr>
-          <w:rFonts w:ascii="Times New Roman" w:eastAsia="Times New Roman" w:hAnsi="Times New Roman" w:cs="Times New Roman"/>
-          <w:sz w:val="28"/>
-          <w:szCs w:val="28"/>
-        </w:rPr>
-        <w:t xml:space="preserve">автоматически регулируемой кучей </w:t>
-      </w:r>
-      <w:r>
-        <w:rPr>
-          <w:rFonts w:ascii="Times New Roman" w:eastAsia="Times New Roman" w:hAnsi="Times New Roman" w:cs="Times New Roman"/>
-          <w:sz w:val="28"/>
-          <w:szCs w:val="28"/>
-        </w:rPr>
-        <w:t>(</w:t>
-      </w:r>
-      <w:hyperlink r:id="rId7" w:history="1">
-        <w:r>
-          <w:rPr>
-            <w:rStyle w:val="Hyperlink"/>
-            <w:rFonts w:ascii="Times New Roman" w:eastAsia="Times New Roman" w:hAnsi="Times New Roman" w:cs="Times New Roman"/>
-            <w:sz w:val="28"/>
-            <w:szCs w:val="28"/>
-          </w:rPr>
-          <w:t>http://www.cs.usfca.edu/~galles/visualization/SkewHeap.html</w:t>
-        </w:r>
-      </w:hyperlink>
-      <w:r>
-        <w:rPr>
-          <w:rFonts w:ascii="Times New Roman" w:eastAsia="Times New Roman" w:hAnsi="Times New Roman" w:cs="Times New Roman"/>
-          <w:sz w:val="28"/>
-          <w:szCs w:val="28"/>
-        </w:rPr>
-        <w:t>)</w:t>
-      </w:r>
-    </w:p>
-    <w:p>
-      <w:pPr>
-        <w:numPr>
-          <w:ilvl w:val="0"/>
-          <w:numId w:val="16"/>
-        </w:numPr>
-        <w:shd w:val="clear" w:color="auto" w:fill="FFFFFF"/>
-        <w:spacing w:after="280" w:line="240" w:lineRule="auto"/>
-        <w:rPr>
-          <w:rFonts w:ascii="Times New Roman" w:eastAsia="Times New Roman" w:hAnsi="Times New Roman" w:cs="Times New Roman"/>
-          <w:sz w:val="28"/>
-          <w:szCs w:val="28"/>
-        </w:rPr>
-      </w:pPr>
-      <w:r>
-        <w:rPr>
-          <w:rFonts w:ascii="Times New Roman" w:eastAsia="Times New Roman" w:hAnsi="Times New Roman" w:cs="Times New Roman"/>
-          <w:sz w:val="28"/>
-          <w:szCs w:val="28"/>
-        </w:rPr>
-        <w:t>Описание предметной области:</w:t>
-      </w:r>
-    </w:p>
-    <w:tbl>
-      <w:tblPr>
-        <w:tblStyle w:val="a"/>
-        <w:tblW w:w="9344" w:type="dxa"/>
-        <w:tblBorders>
-          <w:top w:val="single" w:sz="4" w:space="0" w:color="000000"/>
-          <w:left w:val="single" w:sz="4" w:space="0" w:color="000000"/>
-          <w:bottom w:val="single" w:sz="4" w:space="0" w:color="000000"/>
-          <w:right w:val="single" w:sz="4" w:space="0" w:color="000000"/>
-          <w:insideH w:val="single" w:sz="4" w:space="0" w:color="000000"/>
-          <w:insideV w:val="single" w:sz="4" w:space="0" w:color="000000"/>
-        </w:tblBorders>
-        <w:tblLayout w:type="fixed"/>
-        <w:tblLook w:val="0400" w:firstRow="0" w:lastRow="0" w:firstColumn="0" w:lastColumn="0" w:noHBand="0" w:noVBand="1"/>
-      </w:tblPr>
-      <w:tblGrid>
-        <w:gridCol w:w="9344"/>
-      </w:tblGrid>
-      <w:tr>
-        <w:tc>
-          <w:tcPr>
-            <w:tcW w:w="9344" w:type="dxa"/>
-          </w:tcPr>
-          <w:p>
-            <w:pPr>
-              <w:rPr>
-                <w:rFonts w:ascii="Times New Roman" w:eastAsia="Times New Roman" w:hAnsi="Times New Roman" w:cs="Times New Roman"/>
-                <w:sz w:val="28"/>
-                <w:szCs w:val="28"/>
-              </w:rPr>
-            </w:pPr>
-            <w:r>
-              <w:rPr>
-                <w:rFonts w:ascii="Times New Roman" w:eastAsia="Times New Roman" w:hAnsi="Times New Roman" w:cs="Times New Roman"/>
-                <w:sz w:val="28"/>
-                <w:szCs w:val="28"/>
-              </w:rPr>
-              <w:t>Когда вы мчитесь по шоссе, лениво обгоняя другие машины, чувствуя, как вы довольны собой, и вдруг случайно переключаетесь с четвертой скорости на первую вместо третьей, отчего ваш двигатель и ваши мозги чуть не вылетают прочь, вы должны чувствовать себя примерно так же, как почувствовал себя Форд Префект при этом замечании.</w:t>
-            </w:r>
-          </w:p>
-        </w:tc>
-      </w:tr>
-    </w:tbl>
-    <w:p>
-      <w:pPr>
-        <w:rPr>
-          <w:rFonts w:ascii="Times New Roman" w:eastAsia="Times New Roman" w:hAnsi="Times New Roman" w:cs="Times New Roman"/>
-        </w:rPr>
-      </w:pPr>
-    </w:p>
-    <w:p>
-      <w:pPr>
-        <w:rPr>
-          <w:rFonts w:ascii="Times New Roman" w:eastAsia="Times New Roman" w:hAnsi="Times New Roman" w:cs="Times New Roman"/>
-        </w:rPr>
-      </w:pPr>
-      <w:r>
-        <w:rPr>
           <w:noProof/>
           <w:lang w:val="en-US"/>
         </w:rPr>
+        <w:lastRenderedPageBreak/>
         <w:drawing>
-          <wp:inline distT="0" distB="0" distL="0" distR="0" wp14:anchorId="3D3FF9A3" wp14:editId="5A58BF20">
-            <wp:extent cx="5939790" cy="1697990"/>
-            <wp:effectExtent l="0" t="0" r="3810" b="0"/>
-            <wp:docPr id="2" name="Picture 2"/>
+          <wp:anchor distT="0" distB="0" distL="114300" distR="114300" simplePos="0" relativeHeight="251660288" behindDoc="0" locked="0" layoutInCell="1" allowOverlap="1" wp14:anchorId="4248211C" wp14:editId="642B130D">
+            <wp:simplePos x="0" y="0"/>
+            <wp:positionH relativeFrom="column">
+              <wp:posOffset>-219075</wp:posOffset>
+            </wp:positionH>
+            <wp:positionV relativeFrom="paragraph">
+              <wp:posOffset>399415</wp:posOffset>
+            </wp:positionV>
+            <wp:extent cx="6500495" cy="2141220"/>
+            <wp:effectExtent l="0" t="0" r="0" b="0"/>
+            <wp:wrapTopAndBottom/>
+            <wp:docPr id="3" name="Picture 3"/>
             <wp:cNvGraphicFramePr>
               <a:graphicFrameLocks xmlns:a="http://schemas.openxmlformats.org/drawingml/2006/main" noChangeAspect="1"/>
             </wp:cNvGraphicFramePr>
@@ -786,11 +510,17 @@
               <a:graphicData uri="http://schemas.openxmlformats.org/drawingml/2006/picture">
                 <pic:pic xmlns:pic="http://schemas.openxmlformats.org/drawingml/2006/picture">
                   <pic:nvPicPr>
-                    <pic:cNvPr id="1" name=""/>
+                    <pic:cNvPr id="3" name="second_lab.png"/>
                     <pic:cNvPicPr/>
                   </pic:nvPicPr>
                   <pic:blipFill>
-                    <a:blip r:embed="rId8"/>
+                    <a:blip r:embed="rId7">
+                      <a:extLst>
+                        <a:ext uri="{28A0092B-C50C-407E-A947-70E740481C1C}">
+                          <a14:useLocalDpi xmlns:a14="http://schemas.microsoft.com/office/drawing/2010/main" val="0"/>
+                        </a:ext>
+                      </a:extLst>
+                    </a:blip>
                     <a:stretch>
                       <a:fillRect/>
                     </a:stretch>
@@ -798,7 +528,143 @@
                   <pic:spPr>
                     <a:xfrm>
                       <a:off x="0" y="0"/>
-                      <a:ext cx="5939790" cy="1697990"/>
+                      <a:ext cx="6500495" cy="2141220"/>
+                    </a:xfrm>
+                    <a:prstGeom prst="rect">
+                      <a:avLst/>
+                    </a:prstGeom>
+                  </pic:spPr>
+                </pic:pic>
+              </a:graphicData>
+            </a:graphic>
+            <wp14:sizeRelH relativeFrom="margin">
+              <wp14:pctWidth>0</wp14:pctWidth>
+            </wp14:sizeRelH>
+            <wp14:sizeRelV relativeFrom="margin">
+              <wp14:pctHeight>0</wp14:pctHeight>
+            </wp14:sizeRelV>
+          </wp:anchor>
+        </w:drawing>
+      </w:r>
+      <w:r>
+        <w:rPr>
+          <w:rFonts w:ascii="Times New Roman" w:eastAsia="Times New Roman" w:hAnsi="Times New Roman" w:cs="Times New Roman"/>
+          <w:b/>
+          <w:sz w:val="36"/>
+          <w:szCs w:val="36"/>
+        </w:rPr>
+        <w:t>Описание задания</w:t>
+      </w:r>
+    </w:p>
+    <w:p>
+      <w:pPr>
+        <w:rPr>
+          <w:rFonts w:ascii="Times New Roman" w:hAnsi="Times New Roman" w:cs="Times New Roman"/>
+          <w:sz w:val="28"/>
+          <w:szCs w:val="28"/>
+        </w:rPr>
+      </w:pPr>
+      <w:r>
+        <w:rPr>
+          <w:rFonts w:ascii="Times New Roman" w:hAnsi="Times New Roman" w:cs="Times New Roman"/>
+          <w:sz w:val="28"/>
+          <w:szCs w:val="28"/>
+        </w:rPr>
+        <w:t>Правила выполне</w:t>
+      </w:r>
+      <w:r>
+        <w:rPr>
+          <w:rFonts w:ascii="Times New Roman" w:hAnsi="Times New Roman" w:cs="Times New Roman"/>
+          <w:sz w:val="28"/>
+          <w:szCs w:val="28"/>
+        </w:rPr>
+        <w:t>ния работы:</w:t>
+      </w:r>
+    </w:p>
+    <w:p>
+      <w:pPr>
+        <w:pStyle w:val="ListParagraph"/>
+        <w:numPr>
+          <w:ilvl w:val="0"/>
+          <w:numId w:val="34"/>
+        </w:numPr>
+        <w:rPr>
+          <w:rFonts w:ascii="Times New Roman" w:hAnsi="Times New Roman" w:cs="Times New Roman"/>
+          <w:sz w:val="28"/>
+          <w:szCs w:val="28"/>
+        </w:rPr>
+      </w:pPr>
+      <w:r>
+        <w:rPr>
+          <w:rFonts w:ascii="Times New Roman" w:hAnsi="Times New Roman" w:cs="Times New Roman"/>
+          <w:sz w:val="28"/>
+          <w:szCs w:val="28"/>
+        </w:rPr>
+        <w:t>Все составляющие систему функции (как тригонометрические, так и логарифмические) должны быть выражены через базовые (тригонометрическая зависит от варианта; логарифмическая - натуральный логарифм).</w:t>
+      </w:r>
+    </w:p>
+    <w:p>
+      <w:pPr>
+        <w:pStyle w:val="ListParagraph"/>
+        <w:numPr>
+          <w:ilvl w:val="0"/>
+          <w:numId w:val="34"/>
+        </w:numPr>
+        <w:rPr>
+          <w:rFonts w:ascii="Times New Roman" w:hAnsi="Times New Roman" w:cs="Times New Roman"/>
+          <w:sz w:val="28"/>
+          <w:szCs w:val="28"/>
+        </w:rPr>
+      </w:pPr>
+      <w:r>
+        <w:rPr>
+          <w:rFonts w:ascii="Times New Roman" w:hAnsi="Times New Roman" w:cs="Times New Roman"/>
+          <w:sz w:val="28"/>
+          <w:szCs w:val="28"/>
+        </w:rPr>
+        <w:t>Структура приложения, тестируемого в рамках лабораторной работы, должна выглядеть следующим образом (пример приведён для базовой тригонометрической функции sin(x)):</w:t>
+      </w:r>
+    </w:p>
+    <w:p>
+      <w:pPr>
+        <w:jc w:val="center"/>
+      </w:pPr>
+      <w:r>
+        <w:rPr>
+          <w:noProof/>
+          <w:lang w:val="en-US"/>
+        </w:rPr>
+        <w:drawing>
+          <wp:inline distT="0" distB="0" distL="0" distR="0">
+            <wp:extent cx="3886537" cy="3025402"/>
+            <wp:effectExtent l="0" t="0" r="0" b="3810"/>
+            <wp:docPr id="4" name="Picture 4"/>
+            <wp:cNvGraphicFramePr>
+              <a:graphicFrameLocks xmlns:a="http://schemas.openxmlformats.org/drawingml/2006/main" noChangeAspect="1"/>
+            </wp:cNvGraphicFramePr>
+            <a:graphic xmlns:a="http://schemas.openxmlformats.org/drawingml/2006/main">
+              <a:graphicData uri="http://schemas.openxmlformats.org/drawingml/2006/picture">
+                <pic:pic xmlns:pic="http://schemas.openxmlformats.org/drawingml/2006/picture">
+                  <pic:nvPicPr>
+                    <pic:cNvPr id="4" name="lab2.1.png"/>
+                    <pic:cNvPicPr/>
+                  </pic:nvPicPr>
+                  <pic:blipFill>
+                    <a:blip r:embed="rId8">
+                      <a:extLst>
+                        <a:ext uri="{28A0092B-C50C-407E-A947-70E740481C1C}">
+                          <a14:useLocalDpi xmlns:a14="http://schemas.microsoft.com/office/drawing/2010/main" val="0"/>
+                        </a:ext>
+                      </a:extLst>
+                    </a:blip>
+                    <a:stretch>
+                      <a:fillRect/>
+                    </a:stretch>
+                  </pic:blipFill>
+                  <pic:spPr>
+                    <a:xfrm>
+                      <a:off x="0" y="0"/>
+                      <a:ext cx="3886537" cy="3025402"/>
                     </a:xfrm>
                     <a:prstGeom prst="rect">
                       <a:avLst/>
@@ -810,9 +676,318 @@
           </wp:inline>
         </w:drawing>
       </w:r>
-      <w:r>
-        <w:br w:type="page"/>
-      </w:r>
+    </w:p>
+    <w:p>
+      <w:pPr>
+        <w:pStyle w:val="ListParagraph"/>
+        <w:numPr>
+          <w:ilvl w:val="0"/>
+          <w:numId w:val="34"/>
+        </w:numPr>
+        <w:rPr>
+          <w:rFonts w:ascii="Times New Roman" w:hAnsi="Times New Roman" w:cs="Times New Roman"/>
+          <w:sz w:val="28"/>
+          <w:szCs w:val="28"/>
+        </w:rPr>
+      </w:pPr>
+      <w:r>
+        <w:rPr>
+          <w:rFonts w:ascii="Times New Roman" w:hAnsi="Times New Roman" w:cs="Times New Roman"/>
+          <w:sz w:val="28"/>
+          <w:szCs w:val="28"/>
+        </w:rPr>
+        <w:t>Обе "базовые" функции (в примере выше - sin(x) и ln(x)) должны быть реализованы при помощи разложения в ряд с задаваемой погрешностью. Использовать тригонометрические / логарифмические преобразования для упрощения функций ЗАПРЕЩЕНО.</w:t>
+      </w:r>
+    </w:p>
+    <w:p>
+      <w:pPr>
+        <w:pStyle w:val="ListParagraph"/>
+        <w:numPr>
+          <w:ilvl w:val="0"/>
+          <w:numId w:val="34"/>
+        </w:numPr>
+        <w:rPr>
+          <w:rFonts w:ascii="Times New Roman" w:hAnsi="Times New Roman" w:cs="Times New Roman"/>
+          <w:sz w:val="28"/>
+          <w:szCs w:val="28"/>
+        </w:rPr>
+      </w:pPr>
+      <w:r>
+        <w:rPr>
+          <w:rFonts w:ascii="Times New Roman" w:hAnsi="Times New Roman" w:cs="Times New Roman"/>
+          <w:sz w:val="28"/>
+          <w:szCs w:val="28"/>
+        </w:rPr>
+        <w:t>Для КАЖДОГО модуля должны быть реализованы табличные заглушки. При этом, необходимо найти область допустимых значений функций, и, при необходимости, определить взаимозависимые точки в модулях.</w:t>
+      </w:r>
+    </w:p>
+    <w:p>
+      <w:pPr>
+        <w:pStyle w:val="ListParagraph"/>
+        <w:numPr>
+          <w:ilvl w:val="0"/>
+          <w:numId w:val="34"/>
+        </w:numPr>
+        <w:rPr>
+          <w:rFonts w:ascii="Times New Roman" w:hAnsi="Times New Roman" w:cs="Times New Roman"/>
+          <w:sz w:val="28"/>
+          <w:szCs w:val="28"/>
+        </w:rPr>
+      </w:pPr>
+      <w:r>
+        <w:rPr>
+          <w:rFonts w:ascii="Times New Roman" w:hAnsi="Times New Roman" w:cs="Times New Roman"/>
+          <w:sz w:val="28"/>
+          <w:szCs w:val="28"/>
+        </w:rPr>
+        <w:lastRenderedPageBreak/>
+        <w:t>Разработанное приложение должно позволять выводить значения, выдаваемое любым модулем системы, в сsv файл вида «X, Результаты модуля (X)», позволяющее произвольно менять шаг наращивания Х. Разделитель в файле csv можно использовать произвольный.</w:t>
+      </w:r>
+    </w:p>
+    <w:p>
+      <w:pPr>
+        <w:rPr>
+          <w:rFonts w:ascii="Times New Roman" w:hAnsi="Times New Roman" w:cs="Times New Roman"/>
+          <w:sz w:val="28"/>
+          <w:szCs w:val="28"/>
+        </w:rPr>
+      </w:pPr>
+      <w:r>
+        <w:rPr>
+          <w:rFonts w:ascii="Times New Roman" w:hAnsi="Times New Roman" w:cs="Times New Roman"/>
+          <w:sz w:val="28"/>
+          <w:szCs w:val="28"/>
+        </w:rPr>
+        <w:t>Порядок выполнения работы:</w:t>
+      </w:r>
+    </w:p>
+    <w:p>
+      <w:pPr>
+        <w:pStyle w:val="ListParagraph"/>
+        <w:numPr>
+          <w:ilvl w:val="0"/>
+          <w:numId w:val="36"/>
+        </w:numPr>
+        <w:rPr>
+          <w:rFonts w:ascii="Times New Roman" w:hAnsi="Times New Roman" w:cs="Times New Roman"/>
+          <w:sz w:val="28"/>
+          <w:szCs w:val="28"/>
+        </w:rPr>
+      </w:pPr>
+      <w:r>
+        <w:rPr>
+          <w:rFonts w:ascii="Times New Roman" w:hAnsi="Times New Roman" w:cs="Times New Roman"/>
+          <w:sz w:val="28"/>
+          <w:szCs w:val="28"/>
+        </w:rPr>
+        <w:t>Разработать приложение, руководствуясь приведёнными выше правилами.</w:t>
+      </w:r>
+    </w:p>
+    <w:p>
+      <w:pPr>
+        <w:pStyle w:val="ListParagraph"/>
+        <w:numPr>
+          <w:ilvl w:val="0"/>
+          <w:numId w:val="36"/>
+        </w:numPr>
+        <w:rPr>
+          <w:rFonts w:ascii="Times New Roman" w:hAnsi="Times New Roman" w:cs="Times New Roman"/>
+          <w:sz w:val="28"/>
+          <w:szCs w:val="28"/>
+        </w:rPr>
+      </w:pPr>
+      <w:r>
+        <w:rPr>
+          <w:rFonts w:ascii="Times New Roman" w:hAnsi="Times New Roman" w:cs="Times New Roman"/>
+          <w:sz w:val="28"/>
+          <w:szCs w:val="28"/>
+        </w:rPr>
+        <w:t>С помощью JUNIT5 разработать тестовое покрытие системы функций, проведя анализ эквивалентности и учитывая особенности системы функций. Для анализа особенностей системы функций и составляющих ее частей можно использовать сайт https://www.wolframalpha.com/.</w:t>
+      </w:r>
+    </w:p>
+    <w:p>
+      <w:pPr>
+        <w:pStyle w:val="ListParagraph"/>
+        <w:numPr>
+          <w:ilvl w:val="0"/>
+          <w:numId w:val="36"/>
+        </w:numPr>
+        <w:rPr>
+          <w:rFonts w:ascii="Times New Roman" w:hAnsi="Times New Roman" w:cs="Times New Roman"/>
+          <w:sz w:val="28"/>
+          <w:szCs w:val="28"/>
+        </w:rPr>
+      </w:pPr>
+      <w:r>
+        <w:rPr>
+          <w:rFonts w:ascii="Times New Roman" w:hAnsi="Times New Roman" w:cs="Times New Roman"/>
+          <w:sz w:val="28"/>
+          <w:szCs w:val="28"/>
+        </w:rPr>
+        <w:t>Собрать приложение, состоящее из заглушек. Провести интеграцию приложения по 1 модулю, с обоснованием стратегии интеграции, проведением интеграционных тестов и контролем тестового покрытия системы функций.</w:t>
+      </w:r>
+    </w:p>
+    <w:p>
+      <w:pPr>
+        <w:rPr>
+          <w:rFonts w:ascii="Times New Roman" w:hAnsi="Times New Roman" w:cs="Times New Roman"/>
+          <w:sz w:val="28"/>
+          <w:szCs w:val="28"/>
+        </w:rPr>
+      </w:pPr>
+    </w:p>
+    <w:p>
+      <w:pPr>
+        <w:rPr>
+          <w:rFonts w:ascii="Times New Roman" w:hAnsi="Times New Roman" w:cs="Times New Roman"/>
+          <w:sz w:val="28"/>
+          <w:szCs w:val="28"/>
+        </w:rPr>
+      </w:pPr>
+    </w:p>
+    <w:p>
+      <w:pPr>
+        <w:rPr>
+          <w:rFonts w:ascii="Times New Roman" w:hAnsi="Times New Roman" w:cs="Times New Roman"/>
+          <w:sz w:val="28"/>
+          <w:szCs w:val="28"/>
+        </w:rPr>
+      </w:pPr>
+    </w:p>
+    <w:p>
+      <w:pPr>
+        <w:rPr>
+          <w:rFonts w:ascii="Times New Roman" w:hAnsi="Times New Roman" w:cs="Times New Roman"/>
+          <w:sz w:val="28"/>
+          <w:szCs w:val="28"/>
+        </w:rPr>
+      </w:pPr>
+    </w:p>
+    <w:p>
+      <w:pPr>
+        <w:rPr>
+          <w:rFonts w:ascii="Times New Roman" w:hAnsi="Times New Roman" w:cs="Times New Roman"/>
+          <w:sz w:val="28"/>
+          <w:szCs w:val="28"/>
+        </w:rPr>
+      </w:pPr>
+    </w:p>
+    <w:p>
+      <w:pPr>
+        <w:rPr>
+          <w:rFonts w:ascii="Times New Roman" w:hAnsi="Times New Roman" w:cs="Times New Roman"/>
+          <w:sz w:val="28"/>
+          <w:szCs w:val="28"/>
+        </w:rPr>
+      </w:pPr>
+    </w:p>
+    <w:p>
+      <w:pPr>
+        <w:rPr>
+          <w:rFonts w:ascii="Times New Roman" w:hAnsi="Times New Roman" w:cs="Times New Roman"/>
+          <w:sz w:val="28"/>
+          <w:szCs w:val="28"/>
+        </w:rPr>
+      </w:pPr>
+    </w:p>
+    <w:p>
+      <w:pPr>
+        <w:rPr>
+          <w:rFonts w:ascii="Times New Roman" w:hAnsi="Times New Roman" w:cs="Times New Roman"/>
+          <w:sz w:val="28"/>
+          <w:szCs w:val="28"/>
+        </w:rPr>
+      </w:pPr>
+    </w:p>
+    <w:p>
+      <w:pPr>
+        <w:rPr>
+          <w:rFonts w:ascii="Times New Roman" w:hAnsi="Times New Roman" w:cs="Times New Roman"/>
+          <w:sz w:val="28"/>
+          <w:szCs w:val="28"/>
+        </w:rPr>
+      </w:pPr>
+    </w:p>
+    <w:p>
+      <w:pPr>
+        <w:rPr>
+          <w:rFonts w:ascii="Times New Roman" w:hAnsi="Times New Roman" w:cs="Times New Roman"/>
+          <w:sz w:val="28"/>
+          <w:szCs w:val="28"/>
+        </w:rPr>
+      </w:pPr>
+    </w:p>
+    <w:p>
+      <w:pPr>
+        <w:rPr>
+          <w:rFonts w:ascii="Times New Roman" w:hAnsi="Times New Roman" w:cs="Times New Roman"/>
+          <w:sz w:val="28"/>
+          <w:szCs w:val="28"/>
+        </w:rPr>
+      </w:pPr>
+    </w:p>
+    <w:p>
+      <w:pPr>
+        <w:rPr>
+          <w:rFonts w:ascii="Times New Roman" w:hAnsi="Times New Roman" w:cs="Times New Roman"/>
+          <w:sz w:val="28"/>
+          <w:szCs w:val="28"/>
+        </w:rPr>
+      </w:pPr>
+    </w:p>
+    <w:p>
+      <w:pPr>
+        <w:rPr>
+          <w:rFonts w:ascii="Times New Roman" w:hAnsi="Times New Roman" w:cs="Times New Roman"/>
+          <w:sz w:val="28"/>
+          <w:szCs w:val="28"/>
+        </w:rPr>
+      </w:pPr>
+    </w:p>
+    <w:p>
+      <w:pPr>
+        <w:rPr>
+          <w:rFonts w:ascii="Times New Roman" w:hAnsi="Times New Roman" w:cs="Times New Roman"/>
+          <w:sz w:val="28"/>
+          <w:szCs w:val="28"/>
+        </w:rPr>
+      </w:pPr>
+    </w:p>
+    <w:p>
+      <w:pPr>
+        <w:rPr>
+          <w:rFonts w:ascii="Times New Roman" w:hAnsi="Times New Roman" w:cs="Times New Roman"/>
+          <w:sz w:val="28"/>
+          <w:szCs w:val="28"/>
+        </w:rPr>
+      </w:pPr>
+    </w:p>
+    <w:p>
+      <w:pPr>
+        <w:rPr>
+          <w:rFonts w:ascii="Times New Roman" w:hAnsi="Times New Roman" w:cs="Times New Roman"/>
+          <w:sz w:val="28"/>
+          <w:szCs w:val="28"/>
+        </w:rPr>
+      </w:pPr>
+    </w:p>
+    <w:p>
+      <w:pPr>
+        <w:rPr>
+          <w:rFonts w:ascii="Times New Roman" w:hAnsi="Times New Roman" w:cs="Times New Roman"/>
+          <w:sz w:val="28"/>
+          <w:szCs w:val="28"/>
+        </w:rPr>
+      </w:pPr>
+    </w:p>
+    <w:p>
+      <w:pPr>
+        <w:rPr>
+          <w:rFonts w:ascii="Times New Roman" w:hAnsi="Times New Roman" w:cs="Times New Roman"/>
+          <w:sz w:val="28"/>
+          <w:szCs w:val="28"/>
+        </w:rPr>
+      </w:pPr>
     </w:p>
     <w:p>
       <w:pPr>
@@ -821,6 +996,7 @@
           <w:b/>
           <w:sz w:val="36"/>
           <w:szCs w:val="36"/>
+          <w:lang w:val="en-US"/>
         </w:rPr>
       </w:pPr>
       <w:r>
@@ -841,6 +1017,7 @@
           <w:b/>
           <w:sz w:val="36"/>
           <w:szCs w:val="36"/>
+          <w:lang w:val="en-US"/>
         </w:rPr>
       </w:pPr>
       <w:r>
@@ -850,7 +1027,26 @@
           <w:sz w:val="28"/>
           <w:szCs w:val="28"/>
         </w:rPr>
-        <w:t>Исходный код</w:t>
+        <w:t>Исходный</w:t>
+      </w:r>
+      <w:r>
+        <w:rPr>
+          <w:rFonts w:ascii="Times New Roman" w:eastAsia="Times New Roman" w:hAnsi="Times New Roman" w:cs="Times New Roman"/>
+          <w:b/>
+          <w:sz w:val="28"/>
+          <w:szCs w:val="28"/>
+          <w:lang w:val="en-US"/>
+        </w:rPr>
+        <w:t xml:space="preserve"> </w:t>
+      </w:r>
+      <w:r>
+        <w:rPr>
+          <w:rFonts w:ascii="Times New Roman" w:eastAsia="Times New Roman" w:hAnsi="Times New Roman" w:cs="Times New Roman"/>
+          <w:b/>
+          <w:sz w:val="28"/>
+          <w:szCs w:val="28"/>
+        </w:rPr>
+        <w:t>код</w:t>
       </w:r>
       <w:r>
         <w:rPr>
@@ -858,6 +1054,7 @@
           <w:b/>
           <w:sz w:val="36"/>
           <w:szCs w:val="36"/>
+          <w:lang w:val="en-US"/>
         </w:rPr>
         <w:t xml:space="preserve"> </w:t>
       </w:r>
@@ -867,23 +1064,23 @@
         <w:jc w:val="center"/>
         <w:rPr>
           <w:rFonts w:ascii="Times New Roman" w:eastAsia="Times New Roman" w:hAnsi="Times New Roman" w:cs="Times New Roman"/>
-          <w:sz w:val="32"/>
-          <w:szCs w:val="32"/>
-        </w:rPr>
-      </w:pPr>
-      <w:r>
-        <w:rPr>
-          <w:rFonts w:ascii="Times New Roman" w:eastAsia="Times New Roman" w:hAnsi="Times New Roman" w:cs="Times New Roman"/>
-          <w:noProof/>
           <w:sz w:val="32"/>
           <w:szCs w:val="32"/>
           <w:lang w:val="en-US"/>
         </w:rPr>
+      </w:pPr>
+      <w:r>
+        <w:rPr>
+          <w:rFonts w:ascii="Times New Roman" w:eastAsia="Times New Roman" w:hAnsi="Times New Roman" w:cs="Times New Roman"/>
+          <w:sz w:val="32"/>
+          <w:szCs w:val="32"/>
+          <w:lang w:val="en-US"/>
+        </w:rPr>
         <w:drawing>
-          <wp:inline distT="0" distB="0" distL="0" distR="0" wp14:anchorId="77317860" wp14:editId="24152CA6">
-            <wp:extent cx="1501270" cy="1524132"/>
-            <wp:effectExtent l="0" t="0" r="3810" b="0"/>
-            <wp:docPr id="10" name="Picture 10"/>
+          <wp:inline distT="0" distB="0" distL="0" distR="0" wp14:anchorId="648C59AF" wp14:editId="07DC73F4">
+            <wp:extent cx="2562594" cy="2621280"/>
+            <wp:effectExtent l="0" t="0" r="9525" b="7620"/>
+            <wp:docPr id="6" name="Picture 6"/>
             <wp:cNvGraphicFramePr>
               <a:graphicFrameLocks xmlns:a="http://schemas.openxmlformats.org/drawingml/2006/main" noChangeAspect="1"/>
             </wp:cNvGraphicFramePr>
@@ -903,7 +1100,7 @@
                   <pic:spPr>
                     <a:xfrm>
                       <a:off x="0" y="0"/>
-                      <a:ext cx="1501270" cy="1524132"/>
+                      <a:ext cx="2609044" cy="2668793"/>
                     </a:xfrm>
                     <a:prstGeom prst="rect">
                       <a:avLst/>
@@ -920,9 +1117,9 @@
       <w:pPr>
         <w:jc w:val="center"/>
         <w:rPr>
-          <w:rFonts w:ascii="Times New Roman" w:eastAsia="Times New Roman" w:hAnsi="Times New Roman" w:cs="Times New Roman"/>
-          <w:sz w:val="28"/>
-          <w:szCs w:val="28"/>
+          <w:sz w:val="28"/>
+          <w:szCs w:val="28"/>
+          <w:lang w:val="en-US"/>
         </w:rPr>
       </w:pPr>
       <w:hyperlink r:id="rId10" w:history="1">
@@ -933,34 +1130,7 @@
             <w:szCs w:val="28"/>
             <w:lang w:val="en-US"/>
           </w:rPr>
-          <w:t>https</w:t>
-        </w:r>
-        <w:r>
-          <w:rPr>
-            <w:rStyle w:val="Hyperlink"/>
-            <w:sz w:val="28"/>
-            <w:szCs w:val="28"/>
-          </w:rPr>
-          <w:t>://</w:t>
-        </w:r>
-        <w:proofErr w:type="spellStart"/>
-        <w:r>
-          <w:rPr>
-            <w:rStyle w:val="Hyperlink"/>
-            <w:sz w:val="28"/>
-            <w:szCs w:val="28"/>
-            <w:lang w:val="en-US"/>
-          </w:rPr>
-          <w:t>github</w:t>
-        </w:r>
-        <w:proofErr w:type="spellEnd"/>
-        <w:r>
-          <w:rPr>
-            <w:rStyle w:val="Hyperlink"/>
-            <w:sz w:val="28"/>
-            <w:szCs w:val="28"/>
-          </w:rPr>
-          <w:t>.</w:t>
+          <w:t>https://github.com/nghiaphamhb/Soft</w:t>
         </w:r>
         <w:r>
           <w:rPr>
@@ -969,34 +1139,7 @@
             <w:szCs w:val="28"/>
             <w:lang w:val="en-US"/>
           </w:rPr>
-          <w:t>com</w:t>
-        </w:r>
-        <w:r>
-          <w:rPr>
-            <w:rStyle w:val="Hyperlink"/>
-            <w:sz w:val="28"/>
-            <w:szCs w:val="28"/>
-          </w:rPr>
-          <w:t>/</w:t>
-        </w:r>
-        <w:proofErr w:type="spellStart"/>
-        <w:r>
-          <w:rPr>
-            <w:rStyle w:val="Hyperlink"/>
-            <w:sz w:val="28"/>
-            <w:szCs w:val="28"/>
-            <w:lang w:val="en-US"/>
-          </w:rPr>
-          <w:t>nghiaphamhb</w:t>
-        </w:r>
-        <w:proofErr w:type="spellEnd"/>
-        <w:r>
-          <w:rPr>
-            <w:rStyle w:val="Hyperlink"/>
-            <w:sz w:val="28"/>
-            <w:szCs w:val="28"/>
-          </w:rPr>
-          <w:t>/</w:t>
+          <w:t>w</w:t>
         </w:r>
         <w:r>
           <w:rPr>
@@ -1005,166 +1148,38 @@
             <w:szCs w:val="28"/>
             <w:lang w:val="en-US"/>
           </w:rPr>
-          <w:t>Software</w:t>
-        </w:r>
-        <w:r>
-          <w:rPr>
-            <w:rStyle w:val="Hyperlink"/>
-            <w:sz w:val="28"/>
-            <w:szCs w:val="28"/>
-          </w:rPr>
-          <w:t>-</w:t>
-        </w:r>
-        <w:r>
-          <w:rPr>
-            <w:rStyle w:val="Hyperlink"/>
-            <w:sz w:val="28"/>
-            <w:szCs w:val="28"/>
-            <w:lang w:val="en-US"/>
-          </w:rPr>
-          <w:t>Testing</w:t>
-        </w:r>
-        <w:r>
-          <w:rPr>
-            <w:rStyle w:val="Hyperlink"/>
-            <w:sz w:val="28"/>
-            <w:szCs w:val="28"/>
-          </w:rPr>
-          <w:t>/</w:t>
-        </w:r>
-        <w:r>
-          <w:rPr>
-            <w:rStyle w:val="Hyperlink"/>
-            <w:sz w:val="28"/>
-            <w:szCs w:val="28"/>
-            <w:lang w:val="en-US"/>
-          </w:rPr>
-          <w:t>tree</w:t>
-        </w:r>
-        <w:r>
-          <w:rPr>
-            <w:rStyle w:val="Hyperlink"/>
-            <w:sz w:val="28"/>
-            <w:szCs w:val="28"/>
-          </w:rPr>
-          <w:t>/</w:t>
-        </w:r>
-        <w:r>
-          <w:rPr>
-            <w:rStyle w:val="Hyperlink"/>
-            <w:sz w:val="28"/>
-            <w:szCs w:val="28"/>
-            <w:lang w:val="en-US"/>
-          </w:rPr>
-          <w:t>main</w:t>
-        </w:r>
-        <w:r>
-          <w:rPr>
-            <w:rStyle w:val="Hyperlink"/>
-            <w:sz w:val="28"/>
-            <w:szCs w:val="28"/>
-          </w:rPr>
-          <w:t>/</w:t>
-        </w:r>
-        <w:r>
-          <w:rPr>
-            <w:rStyle w:val="Hyperlink"/>
-            <w:sz w:val="28"/>
-            <w:szCs w:val="28"/>
-            <w:lang w:val="en-US"/>
-          </w:rPr>
-          <w:t>lab</w:t>
-        </w:r>
-        <w:r>
-          <w:rPr>
-            <w:rStyle w:val="Hyperlink"/>
-            <w:sz w:val="28"/>
-            <w:szCs w:val="28"/>
-          </w:rPr>
-          <w:t>1</w:t>
+          <w:t>are-Testing/tree/main/lab2</w:t>
         </w:r>
       </w:hyperlink>
-      <w:r>
-        <w:rPr>
-          <w:sz w:val="28"/>
-          <w:szCs w:val="28"/>
-        </w:rPr>
-        <w:br w:type="page"/>
-      </w:r>
-    </w:p>
-    <w:p>
-      <w:pPr>
-        <w:rPr>
-          <w:rFonts w:ascii="Times New Roman" w:eastAsia="Times New Roman" w:hAnsi="Times New Roman" w:cs="Times New Roman"/>
-          <w:i/>
-          <w:sz w:val="30"/>
-          <w:szCs w:val="30"/>
-          <w:lang w:val="en-US"/>
-        </w:rPr>
-      </w:pPr>
-      <w:r>
-        <w:rPr>
-          <w:rFonts w:ascii="Times New Roman" w:eastAsia="Times New Roman" w:hAnsi="Times New Roman" w:cs="Times New Roman"/>
+    </w:p>
+    <w:p>
+      <w:pPr>
+        <w:rPr>
+          <w:rFonts w:ascii="Times New Roman" w:hAnsi="Times New Roman" w:cs="Times New Roman"/>
           <w:b/>
-          <w:sz w:val="30"/>
-          <w:szCs w:val="30"/>
-        </w:rPr>
-        <w:lastRenderedPageBreak/>
-        <w:t>Задание</w:t>
-      </w:r>
-      <w:r>
-        <w:rPr>
-          <w:rFonts w:ascii="Times New Roman" w:eastAsia="Times New Roman" w:hAnsi="Times New Roman" w:cs="Times New Roman"/>
-          <w:b/>
-          <w:sz w:val="30"/>
-          <w:szCs w:val="30"/>
-          <w:lang w:val="en-US"/>
-        </w:rPr>
-        <w:t xml:space="preserve"> 1: </w:t>
-      </w:r>
-      <w:r>
-        <w:rPr>
-          <w:rFonts w:ascii="Times New Roman" w:eastAsia="Times New Roman" w:hAnsi="Times New Roman" w:cs="Times New Roman"/>
-          <w:i/>
-          <w:sz w:val="30"/>
-          <w:szCs w:val="30"/>
-          <w:lang w:val="en-US"/>
-        </w:rPr>
-        <w:t>sin(x)</w:t>
-      </w:r>
-    </w:p>
-    <w:p>
-      <w:pPr>
-        <w:rPr>
-          <w:rFonts w:ascii="Times New Roman" w:eastAsia="Times New Roman" w:hAnsi="Times New Roman" w:cs="Times New Roman"/>
-          <w:sz w:val="30"/>
-          <w:szCs w:val="30"/>
-          <w:lang w:val="en-US"/>
-        </w:rPr>
-      </w:pPr>
-    </w:p>
-    <w:p>
-      <w:pPr>
-        <w:jc w:val="center"/>
-        <w:rPr>
-          <w:rFonts w:ascii="Times New Roman" w:eastAsia="Times New Roman" w:hAnsi="Times New Roman" w:cs="Times New Roman"/>
-          <w:sz w:val="32"/>
-          <w:szCs w:val="32"/>
-        </w:rPr>
-      </w:pPr>
-      <w:r>
-        <w:rPr>
-          <w:rFonts w:ascii="Times New Roman" w:eastAsia="Times New Roman" w:hAnsi="Times New Roman" w:cs="Times New Roman"/>
+          <w:color w:val="212529"/>
+          <w:sz w:val="36"/>
+          <w:szCs w:val="36"/>
+          <w:shd w:val="clear" w:color="auto" w:fill="FFFFFF"/>
+        </w:rPr>
+      </w:pPr>
+      <w:r>
+        <w:rPr>
           <w:noProof/>
-          <w:sz w:val="32"/>
-          <w:szCs w:val="32"/>
-          <w:lang w:val="en-US"/>
         </w:rPr>
         <w:drawing>
-          <wp:inline distT="0" distB="0" distL="0" distR="0" wp14:anchorId="07FC93E4" wp14:editId="4E782BFC">
-            <wp:extent cx="5939790" cy="3451860"/>
-            <wp:effectExtent l="0" t="0" r="3810" b="0"/>
-            <wp:docPr id="11" name="Picture 11"/>
+          <wp:anchor distT="0" distB="0" distL="114300" distR="114300" simplePos="0" relativeHeight="251661312" behindDoc="0" locked="0" layoutInCell="1" allowOverlap="1" wp14:anchorId="03862ADA" wp14:editId="4D26A9F6">
+            <wp:simplePos x="0" y="0"/>
+            <wp:positionH relativeFrom="column">
+              <wp:posOffset>-485775</wp:posOffset>
+            </wp:positionH>
+            <wp:positionV relativeFrom="paragraph">
+              <wp:posOffset>508635</wp:posOffset>
+            </wp:positionV>
+            <wp:extent cx="6518275" cy="1508760"/>
+            <wp:effectExtent l="0" t="0" r="0" b="0"/>
+            <wp:wrapTopAndBottom/>
+            <wp:docPr id="9" name="Picture 9"/>
             <wp:cNvGraphicFramePr>
               <a:graphicFrameLocks xmlns:a="http://schemas.openxmlformats.org/drawingml/2006/main" noChangeAspect="1"/>
             </wp:cNvGraphicFramePr>
@@ -1172,11 +1187,17 @@
               <a:graphicData uri="http://schemas.openxmlformats.org/drawingml/2006/picture">
                 <pic:pic xmlns:pic="http://schemas.openxmlformats.org/drawingml/2006/picture">
                   <pic:nvPicPr>
-                    <pic:cNvPr id="1" name=""/>
+                    <pic:cNvPr id="9" name="UML_diagram_program.png"/>
                     <pic:cNvPicPr/>
                   </pic:nvPicPr>
                   <pic:blipFill>
-                    <a:blip r:embed="rId11"/>
+                    <a:blip r:embed="rId11" cstate="print">
+                      <a:extLst>
+                        <a:ext uri="{28A0092B-C50C-407E-A947-70E740481C1C}">
+                          <a14:useLocalDpi xmlns:a14="http://schemas.microsoft.com/office/drawing/2010/main" val="0"/>
+                        </a:ext>
+                      </a:extLst>
+                    </a:blip>
                     <a:stretch>
                       <a:fillRect/>
                     </a:stretch>
@@ -1184,7 +1205,7 @@
                   <pic:spPr>
                     <a:xfrm>
                       <a:off x="0" y="0"/>
-                      <a:ext cx="5939790" cy="3451860"/>
+                      <a:ext cx="6518275" cy="1508760"/>
                     </a:xfrm>
                     <a:prstGeom prst="rect">
                       <a:avLst/>
@@ -1193,70 +1214,440 @@
                 </pic:pic>
               </a:graphicData>
             </a:graphic>
-          </wp:inline>
+            <wp14:sizeRelH relativeFrom="margin">
+              <wp14:pctWidth>0</wp14:pctWidth>
+            </wp14:sizeRelH>
+            <wp14:sizeRelV relativeFrom="margin">
+              <wp14:pctHeight>0</wp14:pctHeight>
+            </wp14:sizeRelV>
+          </wp:anchor>
         </w:drawing>
       </w:r>
+      <w:r>
+        <w:rPr>
+          <w:rFonts w:ascii="Times New Roman" w:hAnsi="Times New Roman" w:cs="Times New Roman"/>
+          <w:b/>
+          <w:color w:val="212529"/>
+          <w:sz w:val="36"/>
+          <w:szCs w:val="36"/>
+          <w:shd w:val="clear" w:color="auto" w:fill="FFFFFF"/>
+        </w:rPr>
+        <w:t xml:space="preserve">UML-диаграмму классов </w:t>
+      </w:r>
+    </w:p>
+    <w:p>
+      <w:pPr>
+        <w:pStyle w:val="NormalWeb"/>
+      </w:pPr>
+    </w:p>
+    <w:p>
+      <w:pPr>
+        <w:rPr>
+          <w:rFonts w:ascii="Times New Roman" w:hAnsi="Times New Roman" w:cs="Times New Roman"/>
+          <w:b/>
+          <w:sz w:val="36"/>
+          <w:szCs w:val="36"/>
+        </w:rPr>
+      </w:pPr>
     </w:p>
     <w:p>
       <w:pPr>
         <w:jc w:val="center"/>
         <w:rPr>
-          <w:rFonts w:ascii="Times New Roman" w:eastAsia="Times New Roman" w:hAnsi="Times New Roman" w:cs="Times New Roman"/>
-          <w:i/>
-          <w:color w:val="999999"/>
-          <w:sz w:val="28"/>
-          <w:szCs w:val="28"/>
-        </w:rPr>
-      </w:pPr>
-      <w:r>
-        <w:rPr>
-          <w:rFonts w:ascii="Times New Roman" w:eastAsia="Times New Roman" w:hAnsi="Times New Roman" w:cs="Times New Roman"/>
-          <w:i/>
-          <w:color w:val="999999"/>
-          <w:sz w:val="28"/>
-          <w:szCs w:val="28"/>
-        </w:rPr>
-        <w:t>График функции sin(x) с табличными значениями в точках.</w:t>
-      </w:r>
-    </w:p>
-    <w:p>
-      <w:pPr>
-        <w:rPr>
-          <w:rFonts w:ascii="Times New Roman" w:eastAsia="Times New Roman" w:hAnsi="Times New Roman" w:cs="Times New Roman"/>
-          <w:sz w:val="28"/>
-          <w:szCs w:val="28"/>
-        </w:rPr>
-      </w:pPr>
+          <w:sz w:val="28"/>
+          <w:szCs w:val="28"/>
+        </w:rPr>
+      </w:pPr>
+    </w:p>
+    <w:p>
+      <w:pPr>
+        <w:jc w:val="center"/>
+        <w:rPr>
+          <w:sz w:val="28"/>
+          <w:szCs w:val="28"/>
+        </w:rPr>
+      </w:pPr>
+    </w:p>
+    <w:p>
+      <w:pPr>
+        <w:jc w:val="center"/>
+        <w:rPr>
+          <w:sz w:val="28"/>
+          <w:szCs w:val="28"/>
+        </w:rPr>
+      </w:pPr>
+    </w:p>
+    <w:p>
+      <w:pPr>
+        <w:jc w:val="center"/>
+        <w:rPr>
+          <w:sz w:val="28"/>
+          <w:szCs w:val="28"/>
+        </w:rPr>
+      </w:pPr>
+    </w:p>
+    <w:p>
+      <w:pPr>
+        <w:jc w:val="center"/>
+        <w:rPr>
+          <w:sz w:val="28"/>
+          <w:szCs w:val="28"/>
+        </w:rPr>
+      </w:pPr>
+    </w:p>
+    <w:p>
+      <w:pPr>
+        <w:jc w:val="center"/>
+        <w:rPr>
+          <w:sz w:val="28"/>
+          <w:szCs w:val="28"/>
+        </w:rPr>
+      </w:pPr>
+    </w:p>
+    <w:p>
+      <w:pPr>
+        <w:jc w:val="center"/>
+        <w:rPr>
+          <w:sz w:val="28"/>
+          <w:szCs w:val="28"/>
+        </w:rPr>
+      </w:pPr>
+    </w:p>
+    <w:p>
+      <w:pPr>
+        <w:jc w:val="center"/>
+        <w:rPr>
+          <w:sz w:val="28"/>
+          <w:szCs w:val="28"/>
+        </w:rPr>
+      </w:pPr>
+    </w:p>
+    <w:p>
+      <w:pPr>
+        <w:rPr>
+          <w:sz w:val="28"/>
+          <w:szCs w:val="28"/>
+        </w:rPr>
+      </w:pPr>
+    </w:p>
+    <w:p>
+      <w:pPr>
+        <w:rPr>
+          <w:rFonts w:ascii="Times New Roman" w:eastAsia="Times New Roman" w:hAnsi="Times New Roman" w:cs="Times New Roman"/>
+          <w:b/>
+          <w:bCs/>
+          <w:sz w:val="36"/>
+          <w:szCs w:val="36"/>
+        </w:rPr>
+      </w:pPr>
+      <w:r>
+        <w:rPr>
+          <w:rFonts w:ascii="Times New Roman" w:eastAsia="Times New Roman" w:hAnsi="Times New Roman" w:cs="Times New Roman"/>
+          <w:b/>
+          <w:bCs/>
+          <w:sz w:val="36"/>
+          <w:szCs w:val="36"/>
+        </w:rPr>
+        <w:lastRenderedPageBreak/>
+        <w:t>Описание тестового покрытия с обоснованием его выбора</w:t>
+      </w:r>
+    </w:p>
+    <w:p>
+      <w:pPr>
+        <w:rPr>
+          <w:rFonts w:ascii="Times New Roman" w:eastAsia="Times New Roman" w:hAnsi="Times New Roman" w:cs="Times New Roman"/>
+          <w:b/>
+          <w:bCs/>
+          <w:sz w:val="28"/>
+          <w:szCs w:val="28"/>
+        </w:rPr>
+      </w:pPr>
+      <w:r>
+        <w:rPr>
+          <w:rFonts w:ascii="Times New Roman" w:eastAsia="Times New Roman" w:hAnsi="Times New Roman" w:cs="Times New Roman"/>
+          <w:b/>
+          <w:bCs/>
+          <w:sz w:val="28"/>
+          <w:szCs w:val="28"/>
+        </w:rPr>
+        <w:t>Тригонометрические функции</w:t>
+      </w:r>
+    </w:p>
+    <w:p>
+      <w:pPr>
+        <w:rPr>
+          <w:rFonts w:ascii="Times New Roman" w:eastAsia="Times New Roman" w:hAnsi="Times New Roman" w:cs="Times New Roman"/>
+          <w:sz w:val="28"/>
+          <w:szCs w:val="28"/>
+        </w:rPr>
+      </w:pPr>
+      <w:r>
+        <w:rPr>
+          <w:rFonts w:ascii="Times New Roman" w:eastAsia="Times New Roman" w:hAnsi="Times New Roman" w:cs="Times New Roman"/>
+          <w:sz w:val="28"/>
+          <w:szCs w:val="28"/>
+        </w:rPr>
+        <w:t xml:space="preserve">При тестировании тригонометрических функций учитывались особенности базовой функции </w:t>
+      </w:r>
+      <w:r>
+        <w:rPr>
+          <w:rFonts w:ascii="Times New Roman" w:eastAsia="Times New Roman" w:hAnsi="Times New Roman" w:cs="Times New Roman"/>
+          <w:sz w:val="28"/>
+          <w:szCs w:val="28"/>
+          <w:lang w:val="en-US"/>
+        </w:rPr>
+        <w:t>sin</w:t>
+      </w:r>
+      <w:r>
+        <w:rPr>
+          <w:rFonts w:ascii="Times New Roman" w:eastAsia="Times New Roman" w:hAnsi="Times New Roman" w:cs="Times New Roman"/>
+          <w:sz w:val="28"/>
+          <w:szCs w:val="28"/>
+        </w:rPr>
+        <w:t>(</w:t>
+      </w:r>
+      <w:r>
+        <w:rPr>
+          <w:rFonts w:ascii="Times New Roman" w:eastAsia="Times New Roman" w:hAnsi="Times New Roman" w:cs="Times New Roman"/>
+          <w:sz w:val="28"/>
+          <w:szCs w:val="28"/>
+          <w:lang w:val="en-US"/>
+        </w:rPr>
+        <w:t>x</w:t>
+      </w:r>
+      <w:r>
+        <w:rPr>
+          <w:rFonts w:ascii="Times New Roman" w:eastAsia="Times New Roman" w:hAnsi="Times New Roman" w:cs="Times New Roman"/>
+          <w:sz w:val="28"/>
+          <w:szCs w:val="28"/>
+        </w:rPr>
+        <w:t xml:space="preserve">) и зависимых модулей </w:t>
+      </w:r>
+      <w:r>
+        <w:rPr>
+          <w:rFonts w:ascii="Times New Roman" w:eastAsia="Times New Roman" w:hAnsi="Times New Roman" w:cs="Times New Roman"/>
+          <w:sz w:val="28"/>
+          <w:szCs w:val="28"/>
+          <w:lang w:val="en-US"/>
+        </w:rPr>
+        <w:t>cos</w:t>
+      </w:r>
+      <w:r>
+        <w:rPr>
+          <w:rFonts w:ascii="Times New Roman" w:eastAsia="Times New Roman" w:hAnsi="Times New Roman" w:cs="Times New Roman"/>
+          <w:sz w:val="28"/>
+          <w:szCs w:val="28"/>
+        </w:rPr>
+        <w:t>(</w:t>
+      </w:r>
+      <w:r>
+        <w:rPr>
+          <w:rFonts w:ascii="Times New Roman" w:eastAsia="Times New Roman" w:hAnsi="Times New Roman" w:cs="Times New Roman"/>
+          <w:sz w:val="28"/>
+          <w:szCs w:val="28"/>
+          <w:lang w:val="en-US"/>
+        </w:rPr>
+        <w:t>x</w:t>
+      </w:r>
+      <w:r>
+        <w:rPr>
+          <w:rFonts w:ascii="Times New Roman" w:eastAsia="Times New Roman" w:hAnsi="Times New Roman" w:cs="Times New Roman"/>
+          <w:sz w:val="28"/>
+          <w:szCs w:val="28"/>
+        </w:rPr>
+        <w:t xml:space="preserve">), </w:t>
+      </w:r>
+      <w:r>
+        <w:rPr>
+          <w:rFonts w:ascii="Times New Roman" w:eastAsia="Times New Roman" w:hAnsi="Times New Roman" w:cs="Times New Roman"/>
+          <w:sz w:val="28"/>
+          <w:szCs w:val="28"/>
+          <w:lang w:val="en-US"/>
+        </w:rPr>
+        <w:t>tan</w:t>
+      </w:r>
+      <w:r>
+        <w:rPr>
+          <w:rFonts w:ascii="Times New Roman" w:eastAsia="Times New Roman" w:hAnsi="Times New Roman" w:cs="Times New Roman"/>
+          <w:sz w:val="28"/>
+          <w:szCs w:val="28"/>
+        </w:rPr>
+        <w:t>(</w:t>
+      </w:r>
+      <w:r>
+        <w:rPr>
+          <w:rFonts w:ascii="Times New Roman" w:eastAsia="Times New Roman" w:hAnsi="Times New Roman" w:cs="Times New Roman"/>
+          <w:sz w:val="28"/>
+          <w:szCs w:val="28"/>
+          <w:lang w:val="en-US"/>
+        </w:rPr>
+        <w:t>x</w:t>
+      </w:r>
+      <w:r>
+        <w:rPr>
+          <w:rFonts w:ascii="Times New Roman" w:eastAsia="Times New Roman" w:hAnsi="Times New Roman" w:cs="Times New Roman"/>
+          <w:sz w:val="28"/>
+          <w:szCs w:val="28"/>
+        </w:rPr>
+        <w:t xml:space="preserve">) и </w:t>
+      </w:r>
+      <w:r>
+        <w:rPr>
+          <w:rFonts w:ascii="Times New Roman" w:eastAsia="Times New Roman" w:hAnsi="Times New Roman" w:cs="Times New Roman"/>
+          <w:sz w:val="28"/>
+          <w:szCs w:val="28"/>
+          <w:lang w:val="en-US"/>
+        </w:rPr>
+        <w:t>sec</w:t>
+      </w:r>
+      <w:r>
+        <w:rPr>
+          <w:rFonts w:ascii="Times New Roman" w:eastAsia="Times New Roman" w:hAnsi="Times New Roman" w:cs="Times New Roman"/>
+          <w:sz w:val="28"/>
+          <w:szCs w:val="28"/>
+        </w:rPr>
+        <w:t>(</w:t>
+      </w:r>
+      <w:r>
+        <w:rPr>
+          <w:rFonts w:ascii="Times New Roman" w:eastAsia="Times New Roman" w:hAnsi="Times New Roman" w:cs="Times New Roman"/>
+          <w:sz w:val="28"/>
+          <w:szCs w:val="28"/>
+          <w:lang w:val="en-US"/>
+        </w:rPr>
+        <w:t>x</w:t>
+      </w:r>
+      <w:r>
+        <w:rPr>
+          <w:rFonts w:ascii="Times New Roman" w:eastAsia="Times New Roman" w:hAnsi="Times New Roman" w:cs="Times New Roman"/>
+          <w:sz w:val="28"/>
+          <w:szCs w:val="28"/>
+        </w:rPr>
+        <w:t>). Проверялись обычные значения аргумента, значения в характерных точках периода, а также особые точки, в которых функции не определены.</w:t>
+      </w:r>
+    </w:p>
+    <w:p>
+      <w:pPr>
+        <w:rPr>
+          <w:rFonts w:ascii="Times New Roman" w:eastAsia="Times New Roman" w:hAnsi="Times New Roman" w:cs="Times New Roman"/>
+          <w:sz w:val="28"/>
+          <w:szCs w:val="28"/>
+        </w:rPr>
+      </w:pPr>
+      <w:r>
+        <w:rPr>
+          <w:rFonts w:ascii="Times New Roman" w:eastAsia="Times New Roman" w:hAnsi="Times New Roman" w:cs="Times New Roman"/>
+          <w:sz w:val="28"/>
+          <w:szCs w:val="28"/>
+        </w:rPr>
+        <w:t>Были выделены следующие классы входных значений:</w:t>
+      </w:r>
     </w:p>
     <w:p>
       <w:pPr>
         <w:numPr>
           <w:ilvl w:val="0"/>
-          <w:numId w:val="17"/>
+          <w:numId w:val="37"/>
         </w:numPr>
-        <w:spacing w:after="0"/>
-        <w:rPr>
-          <w:rFonts w:ascii="Times New Roman" w:eastAsia="Times New Roman" w:hAnsi="Times New Roman" w:cs="Times New Roman"/>
-          <w:sz w:val="28"/>
-          <w:szCs w:val="28"/>
-        </w:rPr>
-      </w:pPr>
-      <w:r>
-        <w:rPr>
-          <w:rFonts w:ascii="Times New Roman" w:eastAsia="Times New Roman" w:hAnsi="Times New Roman" w:cs="Times New Roman"/>
-          <w:sz w:val="28"/>
-          <w:szCs w:val="28"/>
-        </w:rPr>
-        <w:t>Выберем “интересные” для тестирования точки:</w:t>
+        <w:rPr>
+          <w:rFonts w:ascii="Times New Roman" w:eastAsia="Times New Roman" w:hAnsi="Times New Roman" w:cs="Times New Roman"/>
+          <w:sz w:val="28"/>
+          <w:szCs w:val="28"/>
+        </w:rPr>
+      </w:pPr>
+      <w:r>
+        <w:rPr>
+          <w:rFonts w:ascii="Times New Roman" w:eastAsia="Times New Roman" w:hAnsi="Times New Roman" w:cs="Times New Roman"/>
+          <w:b/>
+          <w:bCs/>
+          <w:sz w:val="28"/>
+          <w:szCs w:val="28"/>
+        </w:rPr>
+        <w:t>Обычные значения:</w:t>
+      </w:r>
+      <w:r>
+        <w:rPr>
+          <w:rFonts w:ascii="Times New Roman" w:eastAsia="Times New Roman" w:hAnsi="Times New Roman" w:cs="Times New Roman"/>
+          <w:sz w:val="28"/>
+          <w:szCs w:val="28"/>
+        </w:rPr>
+        <w:t xml:space="preserve"> точки внутри области определения, например 0, </w:t>
+      </w:r>
+      <w:r>
+        <w:rPr>
+          <w:rFonts w:ascii="Times New Roman" w:eastAsia="Times New Roman" w:hAnsi="Times New Roman" w:cs="Times New Roman"/>
+          <w:sz w:val="28"/>
+          <w:szCs w:val="28"/>
+          <w:lang w:val="en-US"/>
+        </w:rPr>
+        <w:t>π</w:t>
+      </w:r>
+      <w:r>
+        <w:rPr>
+          <w:rFonts w:ascii="Times New Roman" w:eastAsia="Times New Roman" w:hAnsi="Times New Roman" w:cs="Times New Roman"/>
+          <w:sz w:val="28"/>
+          <w:szCs w:val="28"/>
+        </w:rPr>
+        <w:t>/4, -</w:t>
+      </w:r>
+      <w:r>
+        <w:rPr>
+          <w:rFonts w:ascii="Times New Roman" w:eastAsia="Times New Roman" w:hAnsi="Times New Roman" w:cs="Times New Roman"/>
+          <w:sz w:val="28"/>
+          <w:szCs w:val="28"/>
+          <w:lang w:val="en-US"/>
+        </w:rPr>
+        <w:t>π</w:t>
+      </w:r>
+      <w:r>
+        <w:rPr>
+          <w:rFonts w:ascii="Times New Roman" w:eastAsia="Times New Roman" w:hAnsi="Times New Roman" w:cs="Times New Roman"/>
+          <w:sz w:val="28"/>
+          <w:szCs w:val="28"/>
+        </w:rPr>
+        <w:t xml:space="preserve">/4, </w:t>
+      </w:r>
+      <w:r>
+        <w:rPr>
+          <w:rFonts w:ascii="Times New Roman" w:eastAsia="Times New Roman" w:hAnsi="Times New Roman" w:cs="Times New Roman"/>
+          <w:sz w:val="28"/>
+          <w:szCs w:val="28"/>
+          <w:lang w:val="en-US"/>
+        </w:rPr>
+        <w:t>π</w:t>
+      </w:r>
+      <w:r>
+        <w:rPr>
+          <w:rFonts w:ascii="Times New Roman" w:eastAsia="Times New Roman" w:hAnsi="Times New Roman" w:cs="Times New Roman"/>
+          <w:sz w:val="28"/>
+          <w:szCs w:val="28"/>
+        </w:rPr>
+        <w:t xml:space="preserve">/3, </w:t>
+      </w:r>
+      <w:r>
+        <w:rPr>
+          <w:rFonts w:ascii="Times New Roman" w:eastAsia="Times New Roman" w:hAnsi="Times New Roman" w:cs="Times New Roman"/>
+          <w:sz w:val="28"/>
+          <w:szCs w:val="28"/>
+          <w:lang w:val="en-US"/>
+        </w:rPr>
+        <w:t>π</w:t>
+      </w:r>
+      <w:r>
+        <w:rPr>
+          <w:rFonts w:ascii="Times New Roman" w:eastAsia="Times New Roman" w:hAnsi="Times New Roman" w:cs="Times New Roman"/>
+          <w:sz w:val="28"/>
+          <w:szCs w:val="28"/>
+        </w:rPr>
+        <w:t>.</w:t>
       </w:r>
     </w:p>
     <w:p>
       <w:pPr>
         <w:numPr>
           <w:ilvl w:val="0"/>
-          <w:numId w:val="11"/>
+          <w:numId w:val="37"/>
         </w:numPr>
-        <w:spacing w:after="0"/>
         <w:rPr>
           <w:rFonts w:ascii="Times New Roman" w:eastAsia="Times New Roman" w:hAnsi="Times New Roman" w:cs="Times New Roman"/>
           <w:sz w:val="28"/>
@@ -1271,24 +1662,40 @@
           <w:sz w:val="28"/>
           <w:szCs w:val="28"/>
         </w:rPr>
-        <w:t>0.0</w:t>
-      </w:r>
-      <w:r>
-        <w:rPr>
-          <w:rFonts w:ascii="Times New Roman" w:eastAsia="Times New Roman" w:hAnsi="Times New Roman" w:cs="Times New Roman"/>
-          <w:sz w:val="28"/>
-          <w:szCs w:val="28"/>
-        </w:rPr>
-        <w:t xml:space="preserve"> — базовая точка, значение должно быть ровно 0 (как в Math.sin).</w:t>
+        <w:t>Периодические значения:</w:t>
+      </w:r>
+      <w:r>
+        <w:rPr>
+          <w:rFonts w:ascii="Times New Roman" w:eastAsia="Times New Roman" w:hAnsi="Times New Roman" w:cs="Times New Roman"/>
+          <w:sz w:val="28"/>
+          <w:szCs w:val="28"/>
+        </w:rPr>
+        <w:t xml:space="preserve"> точки, отличающиеся на период 2</w:t>
+      </w:r>
+      <w:r>
+        <w:rPr>
+          <w:rFonts w:ascii="Times New Roman" w:eastAsia="Times New Roman" w:hAnsi="Times New Roman" w:cs="Times New Roman"/>
+          <w:sz w:val="28"/>
+          <w:szCs w:val="28"/>
+          <w:lang w:val="en-US"/>
+        </w:rPr>
+        <w:t>π</w:t>
+      </w:r>
+      <w:r>
+        <w:rPr>
+          <w:rFonts w:ascii="Times New Roman" w:eastAsia="Times New Roman" w:hAnsi="Times New Roman" w:cs="Times New Roman"/>
+          <w:sz w:val="28"/>
+          <w:szCs w:val="28"/>
+        </w:rPr>
+        <w:t>, для проверки корректности работы тригонометрических функций на разных участках периода.</w:t>
       </w:r>
     </w:p>
     <w:p>
       <w:pPr>
         <w:numPr>
           <w:ilvl w:val="0"/>
-          <w:numId w:val="11"/>
+          <w:numId w:val="37"/>
         </w:numPr>
-        <w:spacing w:after="0"/>
         <w:rPr>
           <w:rFonts w:ascii="Times New Roman" w:eastAsia="Times New Roman" w:hAnsi="Times New Roman" w:cs="Times New Roman"/>
           <w:sz w:val="28"/>
@@ -1303,669 +1710,465 @@
           <w:sz w:val="28"/>
           <w:szCs w:val="28"/>
         </w:rPr>
-        <w:t xml:space="preserve">x = π/2, π, -π/2, -π — </w:t>
-      </w:r>
-      <w:r>
-        <w:rPr>
-          <w:rFonts w:ascii="Times New Roman" w:eastAsia="Times New Roman" w:hAnsi="Times New Roman" w:cs="Times New Roman"/>
+        <w:t>Особые точки:</w:t>
+      </w:r>
+      <w:r>
+        <w:rPr>
+          <w:rFonts w:ascii="Times New Roman" w:eastAsia="Times New Roman" w:hAnsi="Times New Roman" w:cs="Times New Roman"/>
+          <w:sz w:val="28"/>
+          <w:szCs w:val="28"/>
+        </w:rPr>
+        <w:t xml:space="preserve"> значения вида </w:t>
+      </w:r>
+      <w:r>
+        <w:rPr>
+          <w:rFonts w:ascii="Times New Roman" w:eastAsia="Times New Roman" w:hAnsi="Times New Roman" w:cs="Times New Roman"/>
+          <w:sz w:val="28"/>
+          <w:szCs w:val="28"/>
+          <w:lang w:val="en-US"/>
+        </w:rPr>
+        <w:t>x</w:t>
+      </w:r>
+      <w:r>
+        <w:rPr>
+          <w:rFonts w:ascii="Times New Roman" w:eastAsia="Times New Roman" w:hAnsi="Times New Roman" w:cs="Times New Roman"/>
+          <w:sz w:val="28"/>
+          <w:szCs w:val="28"/>
+        </w:rPr>
+        <w:t xml:space="preserve"> = </w:t>
+      </w:r>
+      <w:r>
+        <w:rPr>
+          <w:rFonts w:ascii="Times New Roman" w:eastAsia="Times New Roman" w:hAnsi="Times New Roman" w:cs="Times New Roman"/>
+          <w:sz w:val="28"/>
+          <w:szCs w:val="28"/>
+          <w:lang w:val="en-US"/>
+        </w:rPr>
+        <w:t>π</w:t>
+      </w:r>
+      <w:r>
+        <w:rPr>
+          <w:rFonts w:ascii="Times New Roman" w:eastAsia="Times New Roman" w:hAnsi="Times New Roman" w:cs="Times New Roman"/>
+          <w:sz w:val="28"/>
+          <w:szCs w:val="28"/>
+        </w:rPr>
+        <w:t xml:space="preserve">/2 + </w:t>
+      </w:r>
+      <w:r>
+        <w:rPr>
+          <w:rFonts w:ascii="Times New Roman" w:eastAsia="Times New Roman" w:hAnsi="Times New Roman" w:cs="Times New Roman"/>
+          <w:sz w:val="28"/>
+          <w:szCs w:val="28"/>
+          <w:lang w:val="en-US"/>
+        </w:rPr>
+        <w:t>πk</w:t>
+      </w:r>
+      <w:r>
+        <w:rPr>
+          <w:rFonts w:ascii="Times New Roman" w:eastAsia="Times New Roman" w:hAnsi="Times New Roman" w:cs="Times New Roman"/>
+          <w:sz w:val="28"/>
+          <w:szCs w:val="28"/>
+        </w:rPr>
+        <w:t xml:space="preserve">, где </w:t>
+      </w:r>
+      <w:r>
+        <w:rPr>
+          <w:rFonts w:ascii="Times New Roman" w:eastAsia="Times New Roman" w:hAnsi="Times New Roman" w:cs="Times New Roman"/>
+          <w:sz w:val="28"/>
+          <w:szCs w:val="28"/>
+          <w:lang w:val="en-US"/>
+        </w:rPr>
+        <w:t>cos</w:t>
+      </w:r>
+      <w:r>
+        <w:rPr>
+          <w:rFonts w:ascii="Times New Roman" w:eastAsia="Times New Roman" w:hAnsi="Times New Roman" w:cs="Times New Roman"/>
+          <w:sz w:val="28"/>
+          <w:szCs w:val="28"/>
+        </w:rPr>
+        <w:t>(</w:t>
+      </w:r>
+      <w:r>
+        <w:rPr>
+          <w:rFonts w:ascii="Times New Roman" w:eastAsia="Times New Roman" w:hAnsi="Times New Roman" w:cs="Times New Roman"/>
+          <w:sz w:val="28"/>
+          <w:szCs w:val="28"/>
+          <w:lang w:val="en-US"/>
+        </w:rPr>
+        <w:t>x</w:t>
+      </w:r>
+      <w:r>
+        <w:rPr>
+          <w:rFonts w:ascii="Times New Roman" w:eastAsia="Times New Roman" w:hAnsi="Times New Roman" w:cs="Times New Roman"/>
+          <w:sz w:val="28"/>
+          <w:szCs w:val="28"/>
+        </w:rPr>
+        <w:t xml:space="preserve">) = 0, а значит </w:t>
+      </w:r>
+      <w:r>
+        <w:rPr>
+          <w:rFonts w:ascii="Times New Roman" w:eastAsia="Times New Roman" w:hAnsi="Times New Roman" w:cs="Times New Roman"/>
+          <w:sz w:val="28"/>
+          <w:szCs w:val="28"/>
+          <w:lang w:val="en-US"/>
+        </w:rPr>
+        <w:t>tan</w:t>
+      </w:r>
+      <w:r>
+        <w:rPr>
+          <w:rFonts w:ascii="Times New Roman" w:eastAsia="Times New Roman" w:hAnsi="Times New Roman" w:cs="Times New Roman"/>
+          <w:sz w:val="28"/>
+          <w:szCs w:val="28"/>
+        </w:rPr>
+        <w:t>(</w:t>
+      </w:r>
+      <w:r>
+        <w:rPr>
+          <w:rFonts w:ascii="Times New Roman" w:eastAsia="Times New Roman" w:hAnsi="Times New Roman" w:cs="Times New Roman"/>
+          <w:sz w:val="28"/>
+          <w:szCs w:val="28"/>
+          <w:lang w:val="en-US"/>
+        </w:rPr>
+        <w:t>x</w:t>
+      </w:r>
+      <w:r>
+        <w:rPr>
+          <w:rFonts w:ascii="Times New Roman" w:eastAsia="Times New Roman" w:hAnsi="Times New Roman" w:cs="Times New Roman"/>
+          <w:sz w:val="28"/>
+          <w:szCs w:val="28"/>
+        </w:rPr>
+        <w:t xml:space="preserve">) и </w:t>
+      </w:r>
+      <w:r>
+        <w:rPr>
+          <w:rFonts w:ascii="Times New Roman" w:eastAsia="Times New Roman" w:hAnsi="Times New Roman" w:cs="Times New Roman"/>
+          <w:sz w:val="28"/>
+          <w:szCs w:val="28"/>
+          <w:lang w:val="en-US"/>
+        </w:rPr>
+        <w:t>sec</w:t>
+      </w:r>
+      <w:r>
+        <w:rPr>
+          <w:rFonts w:ascii="Times New Roman" w:eastAsia="Times New Roman" w:hAnsi="Times New Roman" w:cs="Times New Roman"/>
+          <w:sz w:val="28"/>
+          <w:szCs w:val="28"/>
+        </w:rPr>
+        <w:t>(</w:t>
+      </w:r>
+      <w:r>
+        <w:rPr>
+          <w:rFonts w:ascii="Times New Roman" w:eastAsia="Times New Roman" w:hAnsi="Times New Roman" w:cs="Times New Roman"/>
+          <w:sz w:val="28"/>
+          <w:szCs w:val="28"/>
+          <w:lang w:val="en-US"/>
+        </w:rPr>
+        <w:t>x</w:t>
+      </w:r>
+      <w:r>
+        <w:rPr>
+          <w:rFonts w:ascii="Times New Roman" w:eastAsia="Times New Roman" w:hAnsi="Times New Roman" w:cs="Times New Roman"/>
+          <w:sz w:val="28"/>
+          <w:szCs w:val="28"/>
+        </w:rPr>
+        <w:t xml:space="preserve">) не определены; также точки </w:t>
+      </w:r>
+      <w:r>
+        <w:rPr>
+          <w:rFonts w:ascii="Times New Roman" w:eastAsia="Times New Roman" w:hAnsi="Times New Roman" w:cs="Times New Roman"/>
+          <w:sz w:val="28"/>
+          <w:szCs w:val="28"/>
+          <w:lang w:val="en-US"/>
+        </w:rPr>
+        <w:t>x</w:t>
+      </w:r>
+      <w:r>
+        <w:rPr>
+          <w:rFonts w:ascii="Times New Roman" w:eastAsia="Times New Roman" w:hAnsi="Times New Roman" w:cs="Times New Roman"/>
+          <w:sz w:val="28"/>
+          <w:szCs w:val="28"/>
+        </w:rPr>
+        <w:t xml:space="preserve"> = </w:t>
+      </w:r>
+      <w:r>
+        <w:rPr>
+          <w:rFonts w:ascii="Times New Roman" w:eastAsia="Times New Roman" w:hAnsi="Times New Roman" w:cs="Times New Roman"/>
+          <w:sz w:val="28"/>
+          <w:szCs w:val="28"/>
+          <w:lang w:val="en-US"/>
+        </w:rPr>
+        <w:t>πk</w:t>
+      </w:r>
+      <w:r>
+        <w:rPr>
+          <w:rFonts w:ascii="Times New Roman" w:eastAsia="Times New Roman" w:hAnsi="Times New Roman" w:cs="Times New Roman"/>
+          <w:sz w:val="28"/>
+          <w:szCs w:val="28"/>
+        </w:rPr>
+        <w:t xml:space="preserve">, где </w:t>
+      </w:r>
+      <w:r>
+        <w:rPr>
+          <w:rFonts w:ascii="Times New Roman" w:eastAsia="Times New Roman" w:hAnsi="Times New Roman" w:cs="Times New Roman"/>
+          <w:sz w:val="28"/>
+          <w:szCs w:val="28"/>
+          <w:lang w:val="en-US"/>
+        </w:rPr>
+        <w:t>tan</w:t>
+      </w:r>
+      <w:r>
+        <w:rPr>
+          <w:rFonts w:ascii="Times New Roman" w:eastAsia="Times New Roman" w:hAnsi="Times New Roman" w:cs="Times New Roman"/>
+          <w:sz w:val="28"/>
+          <w:szCs w:val="28"/>
+        </w:rPr>
+        <w:t>(</w:t>
+      </w:r>
+      <w:r>
+        <w:rPr>
+          <w:rFonts w:ascii="Times New Roman" w:eastAsia="Times New Roman" w:hAnsi="Times New Roman" w:cs="Times New Roman"/>
+          <w:sz w:val="28"/>
+          <w:szCs w:val="28"/>
+          <w:lang w:val="en-US"/>
+        </w:rPr>
+        <w:t>x</w:t>
+      </w:r>
+      <w:r>
+        <w:rPr>
+          <w:rFonts w:ascii="Times New Roman" w:eastAsia="Times New Roman" w:hAnsi="Times New Roman" w:cs="Times New Roman"/>
+          <w:sz w:val="28"/>
+          <w:szCs w:val="28"/>
+        </w:rPr>
+        <w:t>) = 0, что важно для тригонометрической ветви системы.</w:t>
+      </w:r>
+    </w:p>
+    <w:p>
+      <w:pPr>
+        <w:rPr>
+          <w:rFonts w:ascii="Times New Roman" w:eastAsia="Times New Roman" w:hAnsi="Times New Roman" w:cs="Times New Roman"/>
+          <w:b/>
           <w:bCs/>
           <w:sz w:val="28"/>
           <w:szCs w:val="28"/>
         </w:rPr>
-        <w:t>ключевые значения, по которым легко проверить правильность.</w:t>
-      </w:r>
-    </w:p>
-    <w:p>
-      <w:pPr>
-        <w:spacing w:after="0"/>
-        <w:ind w:left="1440"/>
-        <w:rPr>
-          <w:rFonts w:ascii="Times New Roman" w:eastAsia="Times New Roman" w:hAnsi="Times New Roman" w:cs="Times New Roman"/>
-          <w:sz w:val="28"/>
-          <w:szCs w:val="28"/>
-        </w:rPr>
-      </w:pPr>
-    </w:p>
-    <w:p>
-      <w:pPr>
-        <w:jc w:val="center"/>
-        <w:rPr>
-          <w:rFonts w:ascii="Times New Roman" w:eastAsia="Times New Roman" w:hAnsi="Times New Roman" w:cs="Times New Roman"/>
-          <w:sz w:val="28"/>
-          <w:szCs w:val="28"/>
-        </w:rPr>
-      </w:pPr>
-      <w:r>
-        <w:rPr>
-          <w:rFonts w:ascii="Times New Roman" w:eastAsia="Times New Roman" w:hAnsi="Times New Roman" w:cs="Times New Roman"/>
-          <w:sz w:val="28"/>
-          <w:szCs w:val="28"/>
-        </w:rPr>
-        <w:t>Таблица тестовых данных для “интересных” точек:</w:t>
-      </w:r>
-    </w:p>
-    <w:tbl>
-      <w:tblPr>
-        <w:tblStyle w:val="a0"/>
-        <w:tblW w:w="4200" w:type="dxa"/>
-        <w:jc w:val="center"/>
-        <w:tblBorders>
-          <w:top w:val="single" w:sz="8" w:space="0" w:color="000000"/>
-          <w:left w:val="single" w:sz="8" w:space="0" w:color="000000"/>
-          <w:bottom w:val="single" w:sz="8" w:space="0" w:color="000000"/>
-          <w:right w:val="single" w:sz="8" w:space="0" w:color="000000"/>
-          <w:insideH w:val="single" w:sz="8" w:space="0" w:color="000000"/>
-          <w:insideV w:val="single" w:sz="8" w:space="0" w:color="000000"/>
-        </w:tblBorders>
-        <w:tblLayout w:type="fixed"/>
-        <w:tblLook w:val="0600" w:firstRow="0" w:lastRow="0" w:firstColumn="0" w:lastColumn="0" w:noHBand="1" w:noVBand="1"/>
-      </w:tblPr>
-      <w:tblGrid>
-        <w:gridCol w:w="2295"/>
-        <w:gridCol w:w="1905"/>
-      </w:tblGrid>
-      <w:tr>
-        <w:trPr>
-          <w:jc w:val="center"/>
-        </w:trPr>
-        <w:tc>
-          <w:tcPr>
-            <w:tcW w:w="2295" w:type="dxa"/>
-            <w:shd w:val="clear" w:color="auto" w:fill="EFEFEF"/>
-            <w:tcMar>
-              <w:top w:w="100" w:type="dxa"/>
-              <w:left w:w="100" w:type="dxa"/>
-              <w:bottom w:w="100" w:type="dxa"/>
-              <w:right w:w="100" w:type="dxa"/>
-            </w:tcMar>
-          </w:tcPr>
-          <w:p>
-            <w:pPr>
-              <w:widowControl w:val="0"/>
-              <w:pBdr>
-                <w:top w:val="nil"/>
-                <w:left w:val="nil"/>
-                <w:bottom w:val="nil"/>
-                <w:right w:val="nil"/>
-                <w:between w:val="nil"/>
-              </w:pBdr>
-              <w:spacing w:after="0" w:line="240" w:lineRule="auto"/>
-              <w:rPr>
-                <w:rFonts w:ascii="Times New Roman" w:eastAsia="Times New Roman" w:hAnsi="Times New Roman" w:cs="Times New Roman"/>
-                <w:b/>
-                <w:sz w:val="28"/>
-                <w:szCs w:val="28"/>
-              </w:rPr>
-            </w:pPr>
-            <w:r>
-              <w:rPr>
-                <w:rFonts w:ascii="Times New Roman" w:eastAsia="Times New Roman" w:hAnsi="Times New Roman" w:cs="Times New Roman"/>
-                <w:b/>
-                <w:sz w:val="28"/>
-                <w:szCs w:val="28"/>
-              </w:rPr>
-              <w:t>x</w:t>
-            </w:r>
-          </w:p>
-        </w:tc>
-        <w:tc>
-          <w:tcPr>
-            <w:tcW w:w="1905" w:type="dxa"/>
-            <w:shd w:val="clear" w:color="auto" w:fill="EFEFEF"/>
-            <w:tcMar>
-              <w:top w:w="100" w:type="dxa"/>
-              <w:left w:w="100" w:type="dxa"/>
-              <w:bottom w:w="100" w:type="dxa"/>
-              <w:right w:w="100" w:type="dxa"/>
-            </w:tcMar>
-          </w:tcPr>
-          <w:p>
-            <w:pPr>
-              <w:widowControl w:val="0"/>
-              <w:pBdr>
-                <w:top w:val="nil"/>
-                <w:left w:val="nil"/>
-                <w:bottom w:val="nil"/>
-                <w:right w:val="nil"/>
-                <w:between w:val="nil"/>
-              </w:pBdr>
-              <w:spacing w:after="0" w:line="240" w:lineRule="auto"/>
-              <w:rPr>
-                <w:rFonts w:ascii="Times New Roman" w:eastAsia="Times New Roman" w:hAnsi="Times New Roman" w:cs="Times New Roman"/>
-                <w:b/>
-                <w:sz w:val="28"/>
-                <w:szCs w:val="28"/>
-              </w:rPr>
-            </w:pPr>
-            <w:r>
-              <w:rPr>
-                <w:rFonts w:ascii="Times New Roman" w:eastAsia="Times New Roman" w:hAnsi="Times New Roman" w:cs="Times New Roman"/>
-                <w:b/>
-                <w:sz w:val="28"/>
-                <w:szCs w:val="28"/>
-              </w:rPr>
-              <w:t>sin(x)</w:t>
-            </w:r>
-          </w:p>
-        </w:tc>
-      </w:tr>
-      <w:tr>
-        <w:trPr>
-          <w:jc w:val="center"/>
-        </w:trPr>
-        <w:tc>
-          <w:tcPr>
-            <w:tcW w:w="2295" w:type="dxa"/>
-            <w:shd w:val="clear" w:color="auto" w:fill="auto"/>
-            <w:tcMar>
-              <w:top w:w="100" w:type="dxa"/>
-              <w:left w:w="100" w:type="dxa"/>
-              <w:bottom w:w="100" w:type="dxa"/>
-              <w:right w:w="100" w:type="dxa"/>
-            </w:tcMar>
-          </w:tcPr>
-          <w:p>
-            <w:pPr>
-              <w:widowControl w:val="0"/>
-              <w:pBdr>
-                <w:top w:val="nil"/>
-                <w:left w:val="nil"/>
-                <w:bottom w:val="nil"/>
-                <w:right w:val="nil"/>
-                <w:between w:val="nil"/>
-              </w:pBdr>
-              <w:spacing w:after="0" w:line="240" w:lineRule="auto"/>
-              <w:rPr>
-                <w:rFonts w:ascii="Times New Roman" w:eastAsia="Times New Roman" w:hAnsi="Times New Roman" w:cs="Times New Roman"/>
-                <w:sz w:val="28"/>
-                <w:szCs w:val="28"/>
-              </w:rPr>
-            </w:pPr>
-            <w:r>
-              <w:rPr>
-                <w:rFonts w:ascii="Times New Roman" w:eastAsia="Times New Roman" w:hAnsi="Times New Roman" w:cs="Times New Roman"/>
-                <w:sz w:val="28"/>
-                <w:szCs w:val="28"/>
-                <w:lang w:val="en-US"/>
-              </w:rPr>
-              <w:t>0</w:t>
-            </w:r>
-            <w:r>
-              <w:rPr>
-                <w:rFonts w:ascii="Times New Roman" w:eastAsia="Times New Roman" w:hAnsi="Times New Roman" w:cs="Times New Roman"/>
-                <w:sz w:val="28"/>
-                <w:szCs w:val="28"/>
-              </w:rPr>
-              <w:t>.0</w:t>
-            </w:r>
-          </w:p>
-        </w:tc>
-        <w:tc>
-          <w:tcPr>
-            <w:tcW w:w="1905" w:type="dxa"/>
-            <w:shd w:val="clear" w:color="auto" w:fill="auto"/>
-            <w:tcMar>
-              <w:top w:w="100" w:type="dxa"/>
-              <w:left w:w="100" w:type="dxa"/>
-              <w:bottom w:w="100" w:type="dxa"/>
-              <w:right w:w="100" w:type="dxa"/>
-            </w:tcMar>
-          </w:tcPr>
-          <w:p>
-            <w:pPr>
-              <w:widowControl w:val="0"/>
-              <w:pBdr>
-                <w:top w:val="nil"/>
-                <w:left w:val="nil"/>
-                <w:bottom w:val="nil"/>
-                <w:right w:val="nil"/>
-                <w:between w:val="nil"/>
-              </w:pBdr>
-              <w:spacing w:after="0" w:line="240" w:lineRule="auto"/>
-              <w:rPr>
-                <w:rFonts w:ascii="Times New Roman" w:eastAsia="Times New Roman" w:hAnsi="Times New Roman" w:cs="Times New Roman"/>
-                <w:sz w:val="28"/>
-                <w:szCs w:val="28"/>
-                <w:lang w:val="en-US"/>
-              </w:rPr>
-            </w:pPr>
-            <w:r>
-              <w:rPr>
-                <w:rFonts w:ascii="Times New Roman" w:eastAsia="Times New Roman" w:hAnsi="Times New Roman" w:cs="Times New Roman"/>
-                <w:sz w:val="28"/>
-                <w:szCs w:val="28"/>
-                <w:lang w:val="en-US"/>
-              </w:rPr>
-              <w:t>0.0</w:t>
-            </w:r>
-          </w:p>
-        </w:tc>
-      </w:tr>
-      <w:tr>
-        <w:trPr>
-          <w:jc w:val="center"/>
-        </w:trPr>
-        <w:tc>
-          <w:tcPr>
-            <w:tcW w:w="2295" w:type="dxa"/>
-            <w:shd w:val="clear" w:color="auto" w:fill="auto"/>
-            <w:tcMar>
-              <w:top w:w="100" w:type="dxa"/>
-              <w:left w:w="100" w:type="dxa"/>
-              <w:bottom w:w="100" w:type="dxa"/>
-              <w:right w:w="100" w:type="dxa"/>
-            </w:tcMar>
-          </w:tcPr>
-          <w:p>
-            <w:pPr>
-              <w:widowControl w:val="0"/>
-              <w:pBdr>
-                <w:top w:val="nil"/>
-                <w:left w:val="nil"/>
-                <w:bottom w:val="nil"/>
-                <w:right w:val="nil"/>
-                <w:between w:val="nil"/>
-              </w:pBdr>
-              <w:spacing w:after="0" w:line="240" w:lineRule="auto"/>
-              <w:rPr>
-                <w:rFonts w:ascii="Times New Roman" w:eastAsia="Times New Roman" w:hAnsi="Times New Roman" w:cs="Times New Roman"/>
-                <w:sz w:val="28"/>
-                <w:szCs w:val="28"/>
-              </w:rPr>
-            </w:pPr>
-            <w:r>
-              <w:rPr>
-                <w:rFonts w:ascii="Times New Roman" w:eastAsia="Times New Roman" w:hAnsi="Times New Roman" w:cs="Times New Roman"/>
-                <w:bCs/>
-                <w:sz w:val="28"/>
-                <w:szCs w:val="28"/>
-              </w:rPr>
-              <w:t>π/2</w:t>
-            </w:r>
-          </w:p>
-        </w:tc>
-        <w:tc>
-          <w:tcPr>
-            <w:tcW w:w="1905" w:type="dxa"/>
-            <w:shd w:val="clear" w:color="auto" w:fill="auto"/>
-            <w:tcMar>
-              <w:top w:w="100" w:type="dxa"/>
-              <w:left w:w="100" w:type="dxa"/>
-              <w:bottom w:w="100" w:type="dxa"/>
-              <w:right w:w="100" w:type="dxa"/>
-            </w:tcMar>
-          </w:tcPr>
-          <w:p>
-            <w:pPr>
-              <w:widowControl w:val="0"/>
-              <w:pBdr>
-                <w:top w:val="nil"/>
-                <w:left w:val="nil"/>
-                <w:bottom w:val="nil"/>
-                <w:right w:val="nil"/>
-                <w:between w:val="nil"/>
-              </w:pBdr>
-              <w:spacing w:after="0" w:line="240" w:lineRule="auto"/>
-              <w:rPr>
-                <w:rFonts w:ascii="Times New Roman" w:eastAsia="Times New Roman" w:hAnsi="Times New Roman" w:cs="Times New Roman"/>
-                <w:sz w:val="28"/>
-                <w:szCs w:val="28"/>
-                <w:lang w:val="en-US"/>
-              </w:rPr>
-            </w:pPr>
-            <w:r>
-              <w:rPr>
-                <w:rFonts w:ascii="Times New Roman" w:eastAsia="Times New Roman" w:hAnsi="Times New Roman" w:cs="Times New Roman"/>
-                <w:sz w:val="28"/>
-                <w:szCs w:val="28"/>
-                <w:lang w:val="en-US"/>
-              </w:rPr>
-              <w:t>1</w:t>
-            </w:r>
-          </w:p>
-        </w:tc>
-      </w:tr>
-      <w:tr>
-        <w:trPr>
-          <w:jc w:val="center"/>
-        </w:trPr>
-        <w:tc>
-          <w:tcPr>
-            <w:tcW w:w="2295" w:type="dxa"/>
-            <w:shd w:val="clear" w:color="auto" w:fill="auto"/>
-            <w:tcMar>
-              <w:top w:w="100" w:type="dxa"/>
-              <w:left w:w="100" w:type="dxa"/>
-              <w:bottom w:w="100" w:type="dxa"/>
-              <w:right w:w="100" w:type="dxa"/>
-            </w:tcMar>
-          </w:tcPr>
-          <w:p>
-            <w:pPr>
-              <w:widowControl w:val="0"/>
-              <w:pBdr>
-                <w:top w:val="nil"/>
-                <w:left w:val="nil"/>
-                <w:bottom w:val="nil"/>
-                <w:right w:val="nil"/>
-                <w:between w:val="nil"/>
-              </w:pBdr>
-              <w:spacing w:after="0" w:line="240" w:lineRule="auto"/>
-              <w:rPr>
-                <w:rFonts w:ascii="Times New Roman" w:eastAsia="Times New Roman" w:hAnsi="Times New Roman" w:cs="Times New Roman"/>
-                <w:sz w:val="28"/>
-                <w:szCs w:val="28"/>
-              </w:rPr>
-            </w:pPr>
-            <w:r>
-              <w:rPr>
-                <w:rFonts w:ascii="Times New Roman" w:eastAsia="Times New Roman" w:hAnsi="Times New Roman" w:cs="Times New Roman"/>
-                <w:sz w:val="28"/>
-                <w:szCs w:val="28"/>
-              </w:rPr>
-              <w:t>-</w:t>
-            </w:r>
-            <w:r>
-              <w:rPr>
-                <w:rFonts w:ascii="Times New Roman" w:eastAsia="Times New Roman" w:hAnsi="Times New Roman" w:cs="Times New Roman"/>
-                <w:bCs/>
-                <w:sz w:val="28"/>
-                <w:szCs w:val="28"/>
-              </w:rPr>
-              <w:t>π/2</w:t>
-            </w:r>
-          </w:p>
-        </w:tc>
-        <w:tc>
-          <w:tcPr>
-            <w:tcW w:w="1905" w:type="dxa"/>
-            <w:shd w:val="clear" w:color="auto" w:fill="auto"/>
-            <w:tcMar>
-              <w:top w:w="100" w:type="dxa"/>
-              <w:left w:w="100" w:type="dxa"/>
-              <w:bottom w:w="100" w:type="dxa"/>
-              <w:right w:w="100" w:type="dxa"/>
-            </w:tcMar>
-          </w:tcPr>
-          <w:p>
-            <w:pPr>
-              <w:widowControl w:val="0"/>
-              <w:pBdr>
-                <w:top w:val="nil"/>
-                <w:left w:val="nil"/>
-                <w:bottom w:val="nil"/>
-                <w:right w:val="nil"/>
-                <w:between w:val="nil"/>
-              </w:pBdr>
-              <w:spacing w:after="0" w:line="240" w:lineRule="auto"/>
-              <w:rPr>
-                <w:rFonts w:ascii="Times New Roman" w:eastAsia="Times New Roman" w:hAnsi="Times New Roman" w:cs="Times New Roman"/>
-                <w:sz w:val="28"/>
-                <w:szCs w:val="28"/>
-                <w:lang w:val="en-US"/>
-              </w:rPr>
-            </w:pPr>
-            <w:r>
-              <w:rPr>
-                <w:rFonts w:ascii="Times New Roman" w:eastAsia="Times New Roman" w:hAnsi="Times New Roman" w:cs="Times New Roman"/>
-                <w:sz w:val="28"/>
-                <w:szCs w:val="28"/>
-              </w:rPr>
-              <w:t>-</w:t>
-            </w:r>
-            <w:r>
-              <w:rPr>
-                <w:rFonts w:ascii="Times New Roman" w:eastAsia="Times New Roman" w:hAnsi="Times New Roman" w:cs="Times New Roman"/>
-                <w:sz w:val="28"/>
-                <w:szCs w:val="28"/>
-                <w:lang w:val="en-US"/>
-              </w:rPr>
-              <w:t>1</w:t>
-            </w:r>
-          </w:p>
-        </w:tc>
-      </w:tr>
-      <w:tr>
-        <w:trPr>
-          <w:jc w:val="center"/>
-        </w:trPr>
-        <w:tc>
-          <w:tcPr>
-            <w:tcW w:w="2295" w:type="dxa"/>
-            <w:shd w:val="clear" w:color="auto" w:fill="auto"/>
-            <w:tcMar>
-              <w:top w:w="100" w:type="dxa"/>
-              <w:left w:w="100" w:type="dxa"/>
-              <w:bottom w:w="100" w:type="dxa"/>
-              <w:right w:w="100" w:type="dxa"/>
-            </w:tcMar>
-          </w:tcPr>
-          <w:p>
-            <w:pPr>
-              <w:widowControl w:val="0"/>
-              <w:pBdr>
-                <w:top w:val="nil"/>
-                <w:left w:val="nil"/>
-                <w:bottom w:val="nil"/>
-                <w:right w:val="nil"/>
-                <w:between w:val="nil"/>
-              </w:pBdr>
-              <w:spacing w:after="0" w:line="240" w:lineRule="auto"/>
-              <w:rPr>
-                <w:rFonts w:ascii="Times New Roman" w:eastAsia="Times New Roman" w:hAnsi="Times New Roman" w:cs="Times New Roman"/>
-                <w:sz w:val="28"/>
-                <w:szCs w:val="28"/>
-              </w:rPr>
-            </w:pPr>
-            <w:r>
-              <w:rPr>
-                <w:rFonts w:ascii="Times New Roman" w:eastAsia="Times New Roman" w:hAnsi="Times New Roman" w:cs="Times New Roman"/>
-                <w:bCs/>
-                <w:sz w:val="28"/>
-                <w:szCs w:val="28"/>
-              </w:rPr>
-              <w:t>π</w:t>
-            </w:r>
-          </w:p>
-        </w:tc>
-        <w:tc>
-          <w:tcPr>
-            <w:tcW w:w="1905" w:type="dxa"/>
-            <w:shd w:val="clear" w:color="auto" w:fill="auto"/>
-            <w:tcMar>
-              <w:top w:w="100" w:type="dxa"/>
-              <w:left w:w="100" w:type="dxa"/>
-              <w:bottom w:w="100" w:type="dxa"/>
-              <w:right w:w="100" w:type="dxa"/>
-            </w:tcMar>
-          </w:tcPr>
-          <w:p>
-            <w:pPr>
-              <w:widowControl w:val="0"/>
-              <w:pBdr>
-                <w:top w:val="nil"/>
-                <w:left w:val="nil"/>
-                <w:bottom w:val="nil"/>
-                <w:right w:val="nil"/>
-                <w:between w:val="nil"/>
-              </w:pBdr>
-              <w:spacing w:after="0" w:line="240" w:lineRule="auto"/>
-              <w:rPr>
-                <w:rFonts w:ascii="Times New Roman" w:eastAsia="Times New Roman" w:hAnsi="Times New Roman" w:cs="Times New Roman"/>
-                <w:sz w:val="28"/>
-                <w:szCs w:val="28"/>
-                <w:lang w:val="en-US"/>
-              </w:rPr>
-            </w:pPr>
-            <w:r>
-              <w:rPr>
-                <w:rFonts w:ascii="Times New Roman" w:eastAsia="Times New Roman" w:hAnsi="Times New Roman" w:cs="Times New Roman"/>
-                <w:sz w:val="28"/>
-                <w:szCs w:val="28"/>
-                <w:lang w:val="en-US"/>
-              </w:rPr>
-              <w:t>0.0</w:t>
-            </w:r>
-          </w:p>
-        </w:tc>
-      </w:tr>
-      <w:tr>
-        <w:trPr>
-          <w:jc w:val="center"/>
-        </w:trPr>
-        <w:tc>
-          <w:tcPr>
-            <w:tcW w:w="2295" w:type="dxa"/>
-            <w:shd w:val="clear" w:color="auto" w:fill="auto"/>
-            <w:tcMar>
-              <w:top w:w="100" w:type="dxa"/>
-              <w:left w:w="100" w:type="dxa"/>
-              <w:bottom w:w="100" w:type="dxa"/>
-              <w:right w:w="100" w:type="dxa"/>
-            </w:tcMar>
-          </w:tcPr>
-          <w:p>
-            <w:pPr>
-              <w:widowControl w:val="0"/>
-              <w:pBdr>
-                <w:top w:val="nil"/>
-                <w:left w:val="nil"/>
-                <w:bottom w:val="nil"/>
-                <w:right w:val="nil"/>
-                <w:between w:val="nil"/>
-              </w:pBdr>
-              <w:spacing w:after="0" w:line="240" w:lineRule="auto"/>
-              <w:rPr>
-                <w:rFonts w:ascii="Times New Roman" w:eastAsia="Times New Roman" w:hAnsi="Times New Roman" w:cs="Times New Roman"/>
-                <w:sz w:val="28"/>
-                <w:szCs w:val="28"/>
-              </w:rPr>
-            </w:pPr>
-            <w:r>
-              <w:rPr>
-                <w:rFonts w:ascii="Times New Roman" w:eastAsia="Times New Roman" w:hAnsi="Times New Roman" w:cs="Times New Roman"/>
-                <w:bCs/>
-                <w:sz w:val="28"/>
-                <w:szCs w:val="28"/>
-                <w:lang w:val="en-US"/>
-              </w:rPr>
-              <w:t>-</w:t>
-            </w:r>
-            <w:r>
-              <w:rPr>
-                <w:rFonts w:ascii="Times New Roman" w:eastAsia="Times New Roman" w:hAnsi="Times New Roman" w:cs="Times New Roman"/>
-                <w:bCs/>
-                <w:sz w:val="28"/>
-                <w:szCs w:val="28"/>
-              </w:rPr>
-              <w:t>π</w:t>
-            </w:r>
-          </w:p>
-        </w:tc>
-        <w:tc>
-          <w:tcPr>
-            <w:tcW w:w="1905" w:type="dxa"/>
-            <w:shd w:val="clear" w:color="auto" w:fill="auto"/>
-            <w:tcMar>
-              <w:top w:w="100" w:type="dxa"/>
-              <w:left w:w="100" w:type="dxa"/>
-              <w:bottom w:w="100" w:type="dxa"/>
-              <w:right w:w="100" w:type="dxa"/>
-            </w:tcMar>
-          </w:tcPr>
-          <w:p>
-            <w:pPr>
-              <w:widowControl w:val="0"/>
-              <w:pBdr>
-                <w:top w:val="nil"/>
-                <w:left w:val="nil"/>
-                <w:bottom w:val="nil"/>
-                <w:right w:val="nil"/>
-                <w:between w:val="nil"/>
-              </w:pBdr>
-              <w:spacing w:after="0" w:line="240" w:lineRule="auto"/>
-              <w:rPr>
-                <w:rFonts w:ascii="Times New Roman" w:eastAsia="Times New Roman" w:hAnsi="Times New Roman" w:cs="Times New Roman"/>
-                <w:sz w:val="28"/>
-                <w:szCs w:val="28"/>
-              </w:rPr>
-            </w:pPr>
-            <w:r>
-              <w:rPr>
-                <w:rFonts w:ascii="Times New Roman" w:eastAsia="Times New Roman" w:hAnsi="Times New Roman" w:cs="Times New Roman"/>
-                <w:sz w:val="28"/>
-                <w:szCs w:val="28"/>
-              </w:rPr>
-              <w:t>0.0</w:t>
-            </w:r>
-          </w:p>
-        </w:tc>
-      </w:tr>
-    </w:tbl>
-    <w:p>
-      <w:pPr>
-        <w:rPr>
-          <w:rFonts w:ascii="Times New Roman" w:eastAsia="Times New Roman" w:hAnsi="Times New Roman" w:cs="Times New Roman"/>
-          <w:sz w:val="28"/>
-          <w:szCs w:val="28"/>
-        </w:rPr>
-      </w:pPr>
-    </w:p>
-    <w:p>
-      <w:pPr>
+      </w:pPr>
+      <w:r>
+        <w:rPr>
+          <w:rFonts w:ascii="Times New Roman" w:eastAsia="Times New Roman" w:hAnsi="Times New Roman" w:cs="Times New Roman"/>
+          <w:b/>
+          <w:bCs/>
+          <w:sz w:val="28"/>
+          <w:szCs w:val="28"/>
+        </w:rPr>
+        <w:t>Логарифмические функции</w:t>
+      </w:r>
+    </w:p>
+    <w:p>
+      <w:pPr>
+        <w:rPr>
+          <w:rFonts w:ascii="Times New Roman" w:eastAsia="Times New Roman" w:hAnsi="Times New Roman" w:cs="Times New Roman"/>
+          <w:sz w:val="28"/>
+          <w:szCs w:val="28"/>
+        </w:rPr>
+      </w:pPr>
+      <w:r>
+        <w:rPr>
+          <w:rFonts w:ascii="Times New Roman" w:eastAsia="Times New Roman" w:hAnsi="Times New Roman" w:cs="Times New Roman"/>
+          <w:sz w:val="28"/>
+          <w:szCs w:val="28"/>
+        </w:rPr>
+        <w:t xml:space="preserve">При тестировании логарифмических функций учитывалось, что базовым модулем является </w:t>
+      </w:r>
+      <w:r>
         <w:rPr>
           <w:rFonts w:ascii="Times New Roman" w:eastAsia="Times New Roman" w:hAnsi="Times New Roman" w:cs="Times New Roman"/>
           <w:sz w:val="28"/>
           <w:szCs w:val="28"/>
           <w:lang w:val="en-US"/>
         </w:rPr>
-      </w:pPr>
+        <w:t>ln</w:t>
+      </w:r>
+      <w:r>
+        <w:rPr>
+          <w:rFonts w:ascii="Times New Roman" w:eastAsia="Times New Roman" w:hAnsi="Times New Roman" w:cs="Times New Roman"/>
+          <w:sz w:val="28"/>
+          <w:szCs w:val="28"/>
+        </w:rPr>
+        <w:t>(</w:t>
+      </w:r>
+      <w:r>
+        <w:rPr>
+          <w:rFonts w:ascii="Times New Roman" w:eastAsia="Times New Roman" w:hAnsi="Times New Roman" w:cs="Times New Roman"/>
+          <w:sz w:val="28"/>
+          <w:szCs w:val="28"/>
+          <w:lang w:val="en-US"/>
+        </w:rPr>
+        <w:t>x</w:t>
+      </w:r>
+      <w:r>
+        <w:rPr>
+          <w:rFonts w:ascii="Times New Roman" w:eastAsia="Times New Roman" w:hAnsi="Times New Roman" w:cs="Times New Roman"/>
+          <w:sz w:val="28"/>
+          <w:szCs w:val="28"/>
+        </w:rPr>
+        <w:t xml:space="preserve">), а функции </w:t>
+      </w:r>
+      <w:r>
+        <w:rPr>
+          <w:rFonts w:ascii="Times New Roman" w:eastAsia="Times New Roman" w:hAnsi="Times New Roman" w:cs="Times New Roman"/>
+          <w:sz w:val="28"/>
+          <w:szCs w:val="28"/>
+          <w:lang w:val="en-US"/>
+        </w:rPr>
+        <w:t>log</w:t>
+      </w:r>
+      <w:r>
+        <w:rPr>
+          <w:rFonts w:ascii="Times New Roman" w:eastAsia="Times New Roman" w:hAnsi="Times New Roman" w:cs="Times New Roman"/>
+          <w:sz w:val="28"/>
+          <w:szCs w:val="28"/>
+        </w:rPr>
+        <w:t>2(</w:t>
+      </w:r>
+      <w:r>
+        <w:rPr>
+          <w:rFonts w:ascii="Times New Roman" w:eastAsia="Times New Roman" w:hAnsi="Times New Roman" w:cs="Times New Roman"/>
+          <w:sz w:val="28"/>
+          <w:szCs w:val="28"/>
+          <w:lang w:val="en-US"/>
+        </w:rPr>
+        <w:t>x</w:t>
+      </w:r>
+      <w:r>
+        <w:rPr>
+          <w:rFonts w:ascii="Times New Roman" w:eastAsia="Times New Roman" w:hAnsi="Times New Roman" w:cs="Times New Roman"/>
+          <w:sz w:val="28"/>
+          <w:szCs w:val="28"/>
+        </w:rPr>
+        <w:t xml:space="preserve">), </w:t>
+      </w:r>
+      <w:r>
+        <w:rPr>
+          <w:rFonts w:ascii="Times New Roman" w:eastAsia="Times New Roman" w:hAnsi="Times New Roman" w:cs="Times New Roman"/>
+          <w:sz w:val="28"/>
+          <w:szCs w:val="28"/>
+          <w:lang w:val="en-US"/>
+        </w:rPr>
+        <w:t>log</w:t>
+      </w:r>
+      <w:r>
+        <w:rPr>
+          <w:rFonts w:ascii="Times New Roman" w:eastAsia="Times New Roman" w:hAnsi="Times New Roman" w:cs="Times New Roman"/>
+          <w:sz w:val="28"/>
+          <w:szCs w:val="28"/>
+        </w:rPr>
+        <w:t>5(</w:t>
+      </w:r>
+      <w:r>
+        <w:rPr>
+          <w:rFonts w:ascii="Times New Roman" w:eastAsia="Times New Roman" w:hAnsi="Times New Roman" w:cs="Times New Roman"/>
+          <w:sz w:val="28"/>
+          <w:szCs w:val="28"/>
+          <w:lang w:val="en-US"/>
+        </w:rPr>
+        <w:t>x</w:t>
+      </w:r>
+      <w:r>
+        <w:rPr>
+          <w:rFonts w:ascii="Times New Roman" w:eastAsia="Times New Roman" w:hAnsi="Times New Roman" w:cs="Times New Roman"/>
+          <w:sz w:val="28"/>
+          <w:szCs w:val="28"/>
+        </w:rPr>
+        <w:t xml:space="preserve">) и </w:t>
+      </w:r>
+      <w:r>
+        <w:rPr>
+          <w:rFonts w:ascii="Times New Roman" w:eastAsia="Times New Roman" w:hAnsi="Times New Roman" w:cs="Times New Roman"/>
+          <w:sz w:val="28"/>
+          <w:szCs w:val="28"/>
+          <w:lang w:val="en-US"/>
+        </w:rPr>
+        <w:t>log</w:t>
+      </w:r>
+      <w:r>
+        <w:rPr>
+          <w:rFonts w:ascii="Times New Roman" w:eastAsia="Times New Roman" w:hAnsi="Times New Roman" w:cs="Times New Roman"/>
+          <w:sz w:val="28"/>
+          <w:szCs w:val="28"/>
+        </w:rPr>
+        <w:t>10(</w:t>
+      </w:r>
+      <w:r>
+        <w:rPr>
+          <w:rFonts w:ascii="Times New Roman" w:eastAsia="Times New Roman" w:hAnsi="Times New Roman" w:cs="Times New Roman"/>
+          <w:sz w:val="28"/>
+          <w:szCs w:val="28"/>
+          <w:lang w:val="en-US"/>
+        </w:rPr>
+        <w:t>x</w:t>
+      </w:r>
+      <w:r>
+        <w:rPr>
+          <w:rFonts w:ascii="Times New Roman" w:eastAsia="Times New Roman" w:hAnsi="Times New Roman" w:cs="Times New Roman"/>
+          <w:sz w:val="28"/>
+          <w:szCs w:val="28"/>
+        </w:rPr>
+        <w:t>) выражаются через него. Проверялись корректные значения внутри области определения и значения вне неё.</w:t>
+      </w:r>
+    </w:p>
+    <w:p>
+      <w:pPr>
+        <w:rPr>
+          <w:rFonts w:ascii="Times New Roman" w:eastAsia="Times New Roman" w:hAnsi="Times New Roman" w:cs="Times New Roman"/>
+          <w:sz w:val="28"/>
+          <w:szCs w:val="28"/>
+        </w:rPr>
+      </w:pPr>
+      <w:r>
+        <w:rPr>
+          <w:rFonts w:ascii="Times New Roman" w:eastAsia="Times New Roman" w:hAnsi="Times New Roman" w:cs="Times New Roman"/>
+          <w:sz w:val="28"/>
+          <w:szCs w:val="28"/>
+        </w:rPr>
+        <w:t>Были выделены следующие классы входных значений:</w:t>
+      </w:r>
     </w:p>
     <w:p>
       <w:pPr>
         <w:numPr>
           <w:ilvl w:val="0"/>
-          <w:numId w:val="17"/>
+          <w:numId w:val="38"/>
         </w:numPr>
-        <w:spacing w:after="0"/>
-        <w:rPr>
-          <w:rFonts w:ascii="Times New Roman" w:eastAsia="Times New Roman" w:hAnsi="Times New Roman" w:cs="Times New Roman"/>
-          <w:sz w:val="28"/>
-          <w:szCs w:val="28"/>
-        </w:rPr>
-      </w:pPr>
-      <w:r>
-        <w:rPr>
-          <w:rFonts w:ascii="Times New Roman" w:eastAsia="Times New Roman" w:hAnsi="Times New Roman" w:cs="Times New Roman"/>
-          <w:sz w:val="28"/>
-          <w:szCs w:val="28"/>
-        </w:rPr>
-        <w:lastRenderedPageBreak/>
-        <w:t xml:space="preserve">Дополнительно проверяется набор точек </w:t>
-      </w:r>
+        <w:rPr>
+          <w:rFonts w:ascii="Times New Roman" w:eastAsia="Times New Roman" w:hAnsi="Times New Roman" w:cs="Times New Roman"/>
+          <w:sz w:val="28"/>
+          <w:szCs w:val="28"/>
+        </w:rPr>
+      </w:pPr>
       <w:r>
         <w:rPr>
           <w:rFonts w:ascii="Times New Roman" w:eastAsia="Times New Roman" w:hAnsi="Times New Roman" w:cs="Times New Roman"/>
           <w:b/>
-          <w:sz w:val="28"/>
-          <w:szCs w:val="28"/>
-        </w:rPr>
-        <w:t>{-3, -1, -0.1, 0.1, 1, 2, 3}</w:t>
-      </w:r>
-      <w:r>
-        <w:rPr>
-          <w:rFonts w:ascii="Times New Roman" w:eastAsia="Times New Roman" w:hAnsi="Times New Roman" w:cs="Times New Roman"/>
-          <w:sz w:val="28"/>
-          <w:szCs w:val="28"/>
-        </w:rPr>
-        <w:t>, где эталоном выступает Math.sin(x).</w:t>
+          <w:bCs/>
+          <w:sz w:val="28"/>
+          <w:szCs w:val="28"/>
+        </w:rPr>
+        <w:t>Обычные значения:</w:t>
+      </w:r>
+      <w:r>
+        <w:rPr>
+          <w:rFonts w:ascii="Times New Roman" w:eastAsia="Times New Roman" w:hAnsi="Times New Roman" w:cs="Times New Roman"/>
+          <w:sz w:val="28"/>
+          <w:szCs w:val="28"/>
+        </w:rPr>
+        <w:t xml:space="preserve"> положительные аргументы, например 0.5, 2, 4, 5, 10, 25, 100.</w:t>
       </w:r>
     </w:p>
     <w:p>
       <w:pPr>
         <w:numPr>
           <w:ilvl w:val="0"/>
-          <w:numId w:val="17"/>
+          <w:numId w:val="38"/>
         </w:numPr>
         <w:rPr>
           <w:rFonts w:ascii="Times New Roman" w:eastAsia="Times New Roman" w:hAnsi="Times New Roman" w:cs="Times New Roman"/>
@@ -1976,35 +2179,44 @@
       <w:r>
         <w:rPr>
           <w:rFonts w:ascii="Times New Roman" w:eastAsia="Times New Roman" w:hAnsi="Times New Roman" w:cs="Times New Roman"/>
-          <w:sz w:val="28"/>
-          <w:szCs w:val="28"/>
-        </w:rPr>
-        <w:t xml:space="preserve">Также будем проводить </w:t>
-      </w:r>
-      <w:r>
-        <w:rPr>
-          <w:rFonts w:ascii="Times New Roman" w:eastAsia="Times New Roman" w:hAnsi="Times New Roman" w:cs="Times New Roman"/>
           <w:b/>
-          <w:sz w:val="28"/>
-          <w:szCs w:val="28"/>
-        </w:rPr>
-        <w:t>property-based</w:t>
-      </w:r>
-      <w:r>
-        <w:rPr>
-          <w:rFonts w:ascii="Times New Roman" w:eastAsia="Times New Roman" w:hAnsi="Times New Roman" w:cs="Times New Roman"/>
-          <w:sz w:val="28"/>
-          <w:szCs w:val="28"/>
-        </w:rPr>
-        <w:t xml:space="preserve"> тестирование. </w:t>
-      </w:r>
-    </w:p>
-    <w:p>
-      <w:pPr>
-        <w:pStyle w:val="ListParagraph"/>
+          <w:bCs/>
+          <w:sz w:val="28"/>
+          <w:szCs w:val="28"/>
+        </w:rPr>
+        <w:t>Граничная точка:</w:t>
+      </w:r>
+      <w:r>
+        <w:rPr>
+          <w:rFonts w:ascii="Times New Roman" w:eastAsia="Times New Roman" w:hAnsi="Times New Roman" w:cs="Times New Roman"/>
+          <w:sz w:val="28"/>
+          <w:szCs w:val="28"/>
+        </w:rPr>
+        <w:t xml:space="preserve"> </w:t>
+      </w:r>
+      <w:r>
+        <w:rPr>
+          <w:rFonts w:ascii="Times New Roman" w:eastAsia="Times New Roman" w:hAnsi="Times New Roman" w:cs="Times New Roman"/>
+          <w:sz w:val="28"/>
+          <w:szCs w:val="28"/>
+          <w:lang w:val="en-US"/>
+        </w:rPr>
+        <w:t>x</w:t>
+      </w:r>
+      <w:r>
+        <w:rPr>
+          <w:rFonts w:ascii="Times New Roman" w:eastAsia="Times New Roman" w:hAnsi="Times New Roman" w:cs="Times New Roman"/>
+          <w:sz w:val="28"/>
+          <w:szCs w:val="28"/>
+        </w:rPr>
+        <w:t xml:space="preserve"> = 1, где логарифмы равны нулю, что особенно важно для логарифмической ветви системы.</w:t>
+      </w:r>
+    </w:p>
+    <w:p>
+      <w:pPr>
         <w:numPr>
           <w:ilvl w:val="0"/>
-          <w:numId w:val="24"/>
+          <w:numId w:val="38"/>
         </w:numPr>
         <w:rPr>
           <w:rFonts w:ascii="Times New Roman" w:eastAsia="Times New Roman" w:hAnsi="Times New Roman" w:cs="Times New Roman"/>
@@ -2015,18 +2227,118 @@
       <w:r>
         <w:rPr>
           <w:rFonts w:ascii="Times New Roman" w:eastAsia="Times New Roman" w:hAnsi="Times New Roman" w:cs="Times New Roman"/>
-          <w:sz w:val="28"/>
-          <w:szCs w:val="28"/>
-        </w:rPr>
-        <w:t>Нечётность: sin(−x)=−sin(x)</w:t>
-      </w:r>
-    </w:p>
-    <w:p>
-      <w:pPr>
-        <w:pStyle w:val="ListParagraph"/>
+          <w:b/>
+          <w:bCs/>
+          <w:sz w:val="28"/>
+          <w:szCs w:val="28"/>
+        </w:rPr>
+        <w:t>Недопустимые значения:</w:t>
+      </w:r>
+      <w:r>
+        <w:rPr>
+          <w:rFonts w:ascii="Times New Roman" w:eastAsia="Times New Roman" w:hAnsi="Times New Roman" w:cs="Times New Roman"/>
+          <w:sz w:val="28"/>
+          <w:szCs w:val="28"/>
+        </w:rPr>
+        <w:t xml:space="preserve"> </w:t>
+      </w:r>
+      <w:r>
+        <w:rPr>
+          <w:rFonts w:ascii="Times New Roman" w:eastAsia="Times New Roman" w:hAnsi="Times New Roman" w:cs="Times New Roman"/>
+          <w:sz w:val="28"/>
+          <w:szCs w:val="28"/>
+          <w:lang w:val="en-US"/>
+        </w:rPr>
+        <w:t>x</w:t>
+      </w:r>
+      <w:r>
+        <w:rPr>
+          <w:rFonts w:ascii="Times New Roman" w:eastAsia="Times New Roman" w:hAnsi="Times New Roman" w:cs="Times New Roman"/>
+          <w:sz w:val="28"/>
+          <w:szCs w:val="28"/>
+        </w:rPr>
+        <w:t xml:space="preserve"> = 0 и </w:t>
+      </w:r>
+      <w:r>
+        <w:rPr>
+          <w:rFonts w:ascii="Times New Roman" w:eastAsia="Times New Roman" w:hAnsi="Times New Roman" w:cs="Times New Roman"/>
+          <w:sz w:val="28"/>
+          <w:szCs w:val="28"/>
+          <w:lang w:val="en-US"/>
+        </w:rPr>
+        <w:t>x</w:t>
+      </w:r>
+      <w:r>
+        <w:rPr>
+          <w:rFonts w:ascii="Times New Roman" w:eastAsia="Times New Roman" w:hAnsi="Times New Roman" w:cs="Times New Roman"/>
+          <w:sz w:val="28"/>
+          <w:szCs w:val="28"/>
+        </w:rPr>
+        <w:t xml:space="preserve"> &lt; 0, где логарифмические функции не определены.</w:t>
+      </w:r>
+    </w:p>
+    <w:p>
+      <w:pPr>
+        <w:rPr>
+          <w:rFonts w:ascii="Times New Roman" w:eastAsia="Times New Roman" w:hAnsi="Times New Roman" w:cs="Times New Roman"/>
+          <w:b/>
+          <w:bCs/>
+          <w:sz w:val="28"/>
+          <w:szCs w:val="28"/>
+        </w:rPr>
+      </w:pPr>
+      <w:r>
+        <w:rPr>
+          <w:rFonts w:ascii="Times New Roman" w:eastAsia="Times New Roman" w:hAnsi="Times New Roman" w:cs="Times New Roman"/>
+          <w:b/>
+          <w:bCs/>
+          <w:sz w:val="28"/>
+          <w:szCs w:val="28"/>
+        </w:rPr>
+        <w:t>Система функций</w:t>
+      </w:r>
+    </w:p>
+    <w:p>
+      <w:pPr>
+        <w:rPr>
+          <w:rFonts w:ascii="Times New Roman" w:eastAsia="Times New Roman" w:hAnsi="Times New Roman" w:cs="Times New Roman"/>
+          <w:sz w:val="28"/>
+          <w:szCs w:val="28"/>
+        </w:rPr>
+      </w:pPr>
+      <w:r>
+        <w:rPr>
+          <w:rFonts w:ascii="Times New Roman" w:eastAsia="Times New Roman" w:hAnsi="Times New Roman" w:cs="Times New Roman"/>
+          <w:sz w:val="28"/>
+          <w:szCs w:val="28"/>
+        </w:rPr>
+        <w:t xml:space="preserve">Для </w:t>
+      </w:r>
+      <w:proofErr w:type="spellStart"/>
+      <w:r>
+        <w:rPr>
+          <w:rFonts w:ascii="Times New Roman" w:eastAsia="Times New Roman" w:hAnsi="Times New Roman" w:cs="Times New Roman"/>
+          <w:sz w:val="28"/>
+          <w:szCs w:val="28"/>
+          <w:lang w:val="en-US"/>
+        </w:rPr>
+        <w:t>FunctionSystem</w:t>
+      </w:r>
+      <w:proofErr w:type="spellEnd"/>
+      <w:r>
+        <w:rPr>
+          <w:rFonts w:ascii="Times New Roman" w:eastAsia="Times New Roman" w:hAnsi="Times New Roman" w:cs="Times New Roman"/>
+          <w:sz w:val="28"/>
+          <w:szCs w:val="28"/>
+        </w:rPr>
+        <w:t xml:space="preserve"> тестирование строилось с учётом кусочной структуры функции:</w:t>
+      </w:r>
+    </w:p>
+    <w:p>
+      <w:pPr>
         <w:numPr>
           <w:ilvl w:val="0"/>
-          <w:numId w:val="24"/>
+          <w:numId w:val="39"/>
         </w:numPr>
         <w:rPr>
           <w:rFonts w:ascii="Times New Roman" w:eastAsia="Times New Roman" w:hAnsi="Times New Roman" w:cs="Times New Roman"/>
@@ -2040,14 +2352,31 @@
           <w:sz w:val="28"/>
           <w:szCs w:val="28"/>
         </w:rPr>
-        <w:t>Периодичность: sin(x+2π)=sin(x)</w:t>
+        <w:t xml:space="preserve">при </w:t>
+      </w:r>
+      <w:r>
+        <w:rPr>
+          <w:rFonts w:ascii="Times New Roman" w:eastAsia="Times New Roman" w:hAnsi="Times New Roman" w:cs="Times New Roman"/>
+          <w:sz w:val="28"/>
+          <w:szCs w:val="28"/>
+          <w:lang w:val="en-US"/>
+        </w:rPr>
+        <w:t>x</w:t>
+      </w:r>
+      <w:r>
+        <w:rPr>
+          <w:rFonts w:ascii="Times New Roman" w:eastAsia="Times New Roman" w:hAnsi="Times New Roman" w:cs="Times New Roman"/>
+          <w:sz w:val="28"/>
+          <w:szCs w:val="28"/>
+        </w:rPr>
+        <w:t xml:space="preserve"> &lt;= 0 проверялась тригонометрическая ветвь;</w:t>
       </w:r>
     </w:p>
     <w:p>
       <w:pPr>
         <w:numPr>
           <w:ilvl w:val="0"/>
-          <w:numId w:val="17"/>
+          <w:numId w:val="39"/>
         </w:numPr>
         <w:rPr>
           <w:rFonts w:ascii="Times New Roman" w:eastAsia="Times New Roman" w:hAnsi="Times New Roman" w:cs="Times New Roman"/>
@@ -2061,22 +2390,121 @@
           <w:sz w:val="28"/>
           <w:szCs w:val="28"/>
         </w:rPr>
-        <w:t>П</w:t>
-      </w:r>
-      <w:r>
-        <w:rPr>
-          <w:rFonts w:ascii="Times New Roman" w:eastAsia="Times New Roman" w:hAnsi="Times New Roman" w:cs="Times New Roman"/>
-          <w:sz w:val="28"/>
-          <w:szCs w:val="28"/>
-        </w:rPr>
-        <w:t>роверяется параметра точности eps</w:t>
+        <w:t xml:space="preserve">при </w:t>
+      </w:r>
+      <w:r>
+        <w:rPr>
+          <w:rFonts w:ascii="Times New Roman" w:eastAsia="Times New Roman" w:hAnsi="Times New Roman" w:cs="Times New Roman"/>
+          <w:sz w:val="28"/>
+          <w:szCs w:val="28"/>
+          <w:lang w:val="en-US"/>
+        </w:rPr>
+        <w:t>x</w:t>
+      </w:r>
+      <w:r>
+        <w:rPr>
+          <w:rFonts w:ascii="Times New Roman" w:eastAsia="Times New Roman" w:hAnsi="Times New Roman" w:cs="Times New Roman"/>
+          <w:sz w:val="28"/>
+          <w:szCs w:val="28"/>
+        </w:rPr>
+        <w:t xml:space="preserve"> &gt; 0 проверялась логарифмическая ветвь.</w:t>
+      </w:r>
+    </w:p>
+    <w:p>
+      <w:pPr>
+        <w:rPr>
+          <w:rFonts w:ascii="Times New Roman" w:eastAsia="Times New Roman" w:hAnsi="Times New Roman" w:cs="Times New Roman"/>
+          <w:sz w:val="28"/>
+          <w:szCs w:val="28"/>
+          <w:lang w:val="en-US"/>
+        </w:rPr>
+      </w:pPr>
+      <w:proofErr w:type="spellStart"/>
+      <w:r>
+        <w:rPr>
+          <w:rFonts w:ascii="Times New Roman" w:eastAsia="Times New Roman" w:hAnsi="Times New Roman" w:cs="Times New Roman"/>
+          <w:sz w:val="28"/>
+          <w:szCs w:val="28"/>
+          <w:lang w:val="en-US"/>
+        </w:rPr>
+        <w:t>Для</w:t>
+      </w:r>
+      <w:proofErr w:type="spellEnd"/>
+      <w:r>
+        <w:rPr>
+          <w:rFonts w:ascii="Times New Roman" w:eastAsia="Times New Roman" w:hAnsi="Times New Roman" w:cs="Times New Roman"/>
+          <w:sz w:val="28"/>
+          <w:szCs w:val="28"/>
+          <w:lang w:val="en-US"/>
+        </w:rPr>
+        <w:t xml:space="preserve"> </w:t>
+      </w:r>
+      <w:proofErr w:type="spellStart"/>
+      <w:r>
+        <w:rPr>
+          <w:rFonts w:ascii="Times New Roman" w:eastAsia="Times New Roman" w:hAnsi="Times New Roman" w:cs="Times New Roman"/>
+          <w:sz w:val="28"/>
+          <w:szCs w:val="28"/>
+          <w:lang w:val="en-US"/>
+        </w:rPr>
+        <w:t>системы</w:t>
+      </w:r>
+      <w:proofErr w:type="spellEnd"/>
+      <w:r>
+        <w:rPr>
+          <w:rFonts w:ascii="Times New Roman" w:eastAsia="Times New Roman" w:hAnsi="Times New Roman" w:cs="Times New Roman"/>
+          <w:sz w:val="28"/>
+          <w:szCs w:val="28"/>
+          <w:lang w:val="en-US"/>
+        </w:rPr>
+        <w:t xml:space="preserve"> </w:t>
+      </w:r>
+      <w:proofErr w:type="spellStart"/>
+      <w:r>
+        <w:rPr>
+          <w:rFonts w:ascii="Times New Roman" w:eastAsia="Times New Roman" w:hAnsi="Times New Roman" w:cs="Times New Roman"/>
+          <w:sz w:val="28"/>
+          <w:szCs w:val="28"/>
+          <w:lang w:val="en-US"/>
+        </w:rPr>
+        <w:t>были</w:t>
+      </w:r>
+      <w:proofErr w:type="spellEnd"/>
+      <w:r>
+        <w:rPr>
+          <w:rFonts w:ascii="Times New Roman" w:eastAsia="Times New Roman" w:hAnsi="Times New Roman" w:cs="Times New Roman"/>
+          <w:sz w:val="28"/>
+          <w:szCs w:val="28"/>
+          <w:lang w:val="en-US"/>
+        </w:rPr>
+        <w:t xml:space="preserve"> </w:t>
+      </w:r>
+      <w:proofErr w:type="spellStart"/>
+      <w:r>
+        <w:rPr>
+          <w:rFonts w:ascii="Times New Roman" w:eastAsia="Times New Roman" w:hAnsi="Times New Roman" w:cs="Times New Roman"/>
+          <w:sz w:val="28"/>
+          <w:szCs w:val="28"/>
+          <w:lang w:val="en-US"/>
+        </w:rPr>
+        <w:t>рассмотрены</w:t>
+      </w:r>
+      <w:proofErr w:type="spellEnd"/>
+      <w:r>
+        <w:rPr>
+          <w:rFonts w:ascii="Times New Roman" w:eastAsia="Times New Roman" w:hAnsi="Times New Roman" w:cs="Times New Roman"/>
+          <w:sz w:val="28"/>
+          <w:szCs w:val="28"/>
+          <w:lang w:val="en-US"/>
+        </w:rPr>
+        <w:t>:</w:t>
       </w:r>
     </w:p>
     <w:p>
       <w:pPr>
         <w:numPr>
-          <w:ilvl w:val="1"/>
-          <w:numId w:val="17"/>
+          <w:ilvl w:val="0"/>
+          <w:numId w:val="40"/>
         </w:numPr>
         <w:rPr>
           <w:rFonts w:ascii="Times New Roman" w:eastAsia="Times New Roman" w:hAnsi="Times New Roman" w:cs="Times New Roman"/>
@@ -2087,10 +2515,52 @@
       <w:r>
         <w:rPr>
           <w:rFonts w:ascii="Times New Roman" w:eastAsia="Times New Roman" w:hAnsi="Times New Roman" w:cs="Times New Roman"/>
-          <w:sz w:val="28"/>
-          <w:szCs w:val="28"/>
-        </w:rPr>
-        <w:t xml:space="preserve">Некорректный eps: </w:t>
+          <w:b/>
+          <w:bCs/>
+          <w:sz w:val="28"/>
+          <w:szCs w:val="28"/>
+        </w:rPr>
+        <w:lastRenderedPageBreak/>
+        <w:t>Обычные значения:</w:t>
+      </w:r>
+      <w:r>
+        <w:rPr>
+          <w:rFonts w:ascii="Times New Roman" w:eastAsia="Times New Roman" w:hAnsi="Times New Roman" w:cs="Times New Roman"/>
+          <w:sz w:val="28"/>
+          <w:szCs w:val="28"/>
+        </w:rPr>
+        <w:t xml:space="preserve"> точки, в которых все используемые функции определены;</w:t>
+      </w:r>
+    </w:p>
+    <w:p>
+      <w:pPr>
+        <w:numPr>
+          <w:ilvl w:val="0"/>
+          <w:numId w:val="40"/>
+        </w:numPr>
+        <w:rPr>
+          <w:rFonts w:ascii="Times New Roman" w:eastAsia="Times New Roman" w:hAnsi="Times New Roman" w:cs="Times New Roman"/>
+          <w:sz w:val="28"/>
+          <w:szCs w:val="28"/>
+        </w:rPr>
+      </w:pPr>
+      <w:r>
+        <w:rPr>
+          <w:rFonts w:ascii="Times New Roman" w:eastAsia="Times New Roman" w:hAnsi="Times New Roman" w:cs="Times New Roman"/>
+          <w:b/>
+          <w:bCs/>
+          <w:sz w:val="28"/>
+          <w:szCs w:val="28"/>
+        </w:rPr>
+        <w:t>Особые точки:</w:t>
+      </w:r>
+      <w:r>
+        <w:rPr>
+          <w:rFonts w:ascii="Times New Roman" w:eastAsia="Times New Roman" w:hAnsi="Times New Roman" w:cs="Times New Roman"/>
+          <w:sz w:val="28"/>
+          <w:szCs w:val="28"/>
+        </w:rPr>
+        <w:t xml:space="preserve"> значения, в которых выражение системы не определено, например </w:t>
       </w:r>
       <w:r>
         <w:rPr>
@@ -2099,15 +2569,15 @@
           <w:szCs w:val="28"/>
           <w:lang w:val="en-US"/>
         </w:rPr>
-        <w:t>eps</w:t>
-      </w:r>
-      <w:r>
-        <w:rPr>
-          <w:rFonts w:ascii="Times New Roman" w:eastAsia="Times New Roman" w:hAnsi="Times New Roman" w:cs="Times New Roman"/>
-          <w:sz w:val="28"/>
-          <w:szCs w:val="28"/>
-        </w:rPr>
-        <w:t xml:space="preserve"> = -1</w:t>
+        <w:t>x</w:t>
+      </w:r>
+      <w:r>
+        <w:rPr>
+          <w:rFonts w:ascii="Times New Roman" w:eastAsia="Times New Roman" w:hAnsi="Times New Roman" w:cs="Times New Roman"/>
+          <w:sz w:val="28"/>
+          <w:szCs w:val="28"/>
+        </w:rPr>
+        <w:t xml:space="preserve"> = -</w:t>
       </w:r>
       <w:r>
         <w:rPr>
@@ -2116,23 +2586,15 @@
           <w:szCs w:val="28"/>
           <w:lang w:val="en-US"/>
         </w:rPr>
-        <w:t>e</w:t>
-      </w:r>
-      <w:r>
-        <w:rPr>
-          <w:rFonts w:ascii="Times New Roman" w:eastAsia="Times New Roman" w:hAnsi="Times New Roman" w:cs="Times New Roman"/>
-          <w:sz w:val="28"/>
-          <w:szCs w:val="28"/>
-        </w:rPr>
-        <w:t xml:space="preserve">-3 &lt; 0 </w:t>
-      </w:r>
-      <w:r>
-        <w:rPr>
-          <w:rFonts w:ascii="Times New Roman" w:eastAsia="Times New Roman" w:hAnsi="Times New Roman" w:cs="Times New Roman"/>
-          <w:sz w:val="28"/>
-          <w:szCs w:val="28"/>
-        </w:rPr>
-        <w:t xml:space="preserve">или </w:t>
+        <w:t>π</w:t>
+      </w:r>
+      <w:r>
+        <w:rPr>
+          <w:rFonts w:ascii="Times New Roman" w:eastAsia="Times New Roman" w:hAnsi="Times New Roman" w:cs="Times New Roman"/>
+          <w:sz w:val="28"/>
+          <w:szCs w:val="28"/>
+        </w:rPr>
+        <w:t xml:space="preserve">, </w:t>
       </w:r>
       <w:r>
         <w:rPr>
@@ -2141,53 +2603,189 @@
           <w:szCs w:val="28"/>
           <w:lang w:val="en-US"/>
         </w:rPr>
-        <w:t>eps</w:t>
-      </w:r>
-      <w:r>
-        <w:rPr>
-          <w:rFonts w:ascii="Times New Roman" w:eastAsia="Times New Roman" w:hAnsi="Times New Roman" w:cs="Times New Roman"/>
-          <w:sz w:val="28"/>
-          <w:szCs w:val="28"/>
-        </w:rPr>
-        <w:t xml:space="preserve"> = 0.0</w:t>
-      </w:r>
-    </w:p>
-    <w:p>
-      <w:pPr>
-        <w:numPr>
-          <w:ilvl w:val="1"/>
-          <w:numId w:val="17"/>
-        </w:numPr>
-        <w:rPr>
-          <w:rFonts w:ascii="Times New Roman" w:eastAsia="Times New Roman" w:hAnsi="Times New Roman" w:cs="Times New Roman"/>
-          <w:sz w:val="28"/>
-          <w:szCs w:val="28"/>
-        </w:rPr>
-      </w:pPr>
-      <w:r>
-        <w:rPr>
-          <w:rFonts w:ascii="Times New Roman" w:eastAsia="Times New Roman" w:hAnsi="Times New Roman" w:cs="Times New Roman"/>
-          <w:sz w:val="28"/>
-          <w:szCs w:val="28"/>
-        </w:rPr>
-        <w:t xml:space="preserve">При большем eps = </w:t>
-      </w:r>
-      <w:r>
-        <w:rPr>
-          <w:rFonts w:ascii="Times New Roman" w:eastAsia="Times New Roman" w:hAnsi="Times New Roman" w:cs="Times New Roman"/>
-          <w:sz w:val="28"/>
-          <w:szCs w:val="28"/>
-          <w:lang w:val="vi-VN"/>
-        </w:rPr>
-        <w:t>1e-3</w:t>
-      </w:r>
-      <w:r>
-        <w:rPr>
-          <w:rFonts w:ascii="Times New Roman" w:eastAsia="Times New Roman" w:hAnsi="Times New Roman" w:cs="Times New Roman"/>
-          <w:sz w:val="28"/>
-          <w:szCs w:val="28"/>
-        </w:rPr>
-        <w:t xml:space="preserve"> ряд суммируется меньшим количеством членов, поэтому результат должен быть менее точным, но в пределах ожидаемой погрешности. </w:t>
+        <w:t>x</w:t>
+      </w:r>
+      <w:r>
+        <w:rPr>
+          <w:rFonts w:ascii="Times New Roman" w:eastAsia="Times New Roman" w:hAnsi="Times New Roman" w:cs="Times New Roman"/>
+          <w:sz w:val="28"/>
+          <w:szCs w:val="28"/>
+        </w:rPr>
+        <w:t xml:space="preserve"> = -</w:t>
+      </w:r>
+      <w:r>
+        <w:rPr>
+          <w:rFonts w:ascii="Times New Roman" w:eastAsia="Times New Roman" w:hAnsi="Times New Roman" w:cs="Times New Roman"/>
+          <w:sz w:val="28"/>
+          <w:szCs w:val="28"/>
+          <w:lang w:val="en-US"/>
+        </w:rPr>
+        <w:t>π</w:t>
+      </w:r>
+      <w:r>
+        <w:rPr>
+          <w:rFonts w:ascii="Times New Roman" w:eastAsia="Times New Roman" w:hAnsi="Times New Roman" w:cs="Times New Roman"/>
+          <w:sz w:val="28"/>
+          <w:szCs w:val="28"/>
+        </w:rPr>
+        <w:t xml:space="preserve">/2, </w:t>
+      </w:r>
+      <w:r>
+        <w:rPr>
+          <w:rFonts w:ascii="Times New Roman" w:eastAsia="Times New Roman" w:hAnsi="Times New Roman" w:cs="Times New Roman"/>
+          <w:sz w:val="28"/>
+          <w:szCs w:val="28"/>
+          <w:lang w:val="en-US"/>
+        </w:rPr>
+        <w:t>x</w:t>
+      </w:r>
+      <w:r>
+        <w:rPr>
+          <w:rFonts w:ascii="Times New Roman" w:eastAsia="Times New Roman" w:hAnsi="Times New Roman" w:cs="Times New Roman"/>
+          <w:sz w:val="28"/>
+          <w:szCs w:val="28"/>
+        </w:rPr>
+        <w:t xml:space="preserve"> = 1, а также </w:t>
+      </w:r>
+      <w:r>
+        <w:rPr>
+          <w:rFonts w:ascii="Times New Roman" w:eastAsia="Times New Roman" w:hAnsi="Times New Roman" w:cs="Times New Roman"/>
+          <w:sz w:val="28"/>
+          <w:szCs w:val="28"/>
+          <w:lang w:val="en-US"/>
+        </w:rPr>
+        <w:t>x</w:t>
+      </w:r>
+      <w:r>
+        <w:rPr>
+          <w:rFonts w:ascii="Times New Roman" w:eastAsia="Times New Roman" w:hAnsi="Times New Roman" w:cs="Times New Roman"/>
+          <w:sz w:val="28"/>
+          <w:szCs w:val="28"/>
+        </w:rPr>
+        <w:t xml:space="preserve"> &lt;= 0 для логарифмической части.</w:t>
+      </w:r>
+    </w:p>
+    <w:p>
+      <w:pPr>
+        <w:rPr>
+          <w:rFonts w:ascii="Times New Roman" w:eastAsia="Times New Roman" w:hAnsi="Times New Roman" w:cs="Times New Roman"/>
+          <w:b/>
+          <w:bCs/>
+          <w:sz w:val="28"/>
+          <w:szCs w:val="28"/>
+        </w:rPr>
+      </w:pPr>
+      <w:r>
+        <w:rPr>
+          <w:rFonts w:ascii="Times New Roman" w:eastAsia="Times New Roman" w:hAnsi="Times New Roman" w:cs="Times New Roman"/>
+          <w:b/>
+          <w:bCs/>
+          <w:sz w:val="28"/>
+          <w:szCs w:val="28"/>
+        </w:rPr>
+        <w:t>Интеграционное покрытие</w:t>
+      </w:r>
+    </w:p>
+    <w:p>
+      <w:pPr>
+        <w:rPr>
+          <w:rFonts w:ascii="Times New Roman" w:eastAsia="Times New Roman" w:hAnsi="Times New Roman" w:cs="Times New Roman"/>
+          <w:sz w:val="28"/>
+          <w:szCs w:val="28"/>
+        </w:rPr>
+      </w:pPr>
+      <w:r>
+        <w:rPr>
+          <w:rFonts w:ascii="Times New Roman" w:eastAsia="Times New Roman" w:hAnsi="Times New Roman" w:cs="Times New Roman"/>
+          <w:sz w:val="28"/>
+          <w:szCs w:val="28"/>
+        </w:rPr>
+        <w:t xml:space="preserve">Кроме модульных тестов, были проведены интеграционные тесты. Сначала проверялись базовые модули </w:t>
+      </w:r>
+      <w:r>
+        <w:rPr>
+          <w:rFonts w:ascii="Times New Roman" w:eastAsia="Times New Roman" w:hAnsi="Times New Roman" w:cs="Times New Roman"/>
+          <w:sz w:val="28"/>
+          <w:szCs w:val="28"/>
+          <w:lang w:val="en-US"/>
+        </w:rPr>
+        <w:t>sin</w:t>
+      </w:r>
+      <w:r>
+        <w:rPr>
+          <w:rFonts w:ascii="Times New Roman" w:eastAsia="Times New Roman" w:hAnsi="Times New Roman" w:cs="Times New Roman"/>
+          <w:sz w:val="28"/>
+          <w:szCs w:val="28"/>
+        </w:rPr>
+        <w:t>(</w:t>
+      </w:r>
+      <w:r>
+        <w:rPr>
+          <w:rFonts w:ascii="Times New Roman" w:eastAsia="Times New Roman" w:hAnsi="Times New Roman" w:cs="Times New Roman"/>
+          <w:sz w:val="28"/>
+          <w:szCs w:val="28"/>
+          <w:lang w:val="en-US"/>
+        </w:rPr>
+        <w:t>x</w:t>
+      </w:r>
+      <w:r>
+        <w:rPr>
+          <w:rFonts w:ascii="Times New Roman" w:eastAsia="Times New Roman" w:hAnsi="Times New Roman" w:cs="Times New Roman"/>
+          <w:sz w:val="28"/>
+          <w:szCs w:val="28"/>
+        </w:rPr>
+        <w:t xml:space="preserve">) и </w:t>
+      </w:r>
+      <w:r>
+        <w:rPr>
+          <w:rFonts w:ascii="Times New Roman" w:eastAsia="Times New Roman" w:hAnsi="Times New Roman" w:cs="Times New Roman"/>
+          <w:sz w:val="28"/>
+          <w:szCs w:val="28"/>
+          <w:lang w:val="en-US"/>
+        </w:rPr>
+        <w:t>ln</w:t>
+      </w:r>
+      <w:r>
+        <w:rPr>
+          <w:rFonts w:ascii="Times New Roman" w:eastAsia="Times New Roman" w:hAnsi="Times New Roman" w:cs="Times New Roman"/>
+          <w:sz w:val="28"/>
+          <w:szCs w:val="28"/>
+        </w:rPr>
+        <w:t>(</w:t>
+      </w:r>
+      <w:r>
+        <w:rPr>
+          <w:rFonts w:ascii="Times New Roman" w:eastAsia="Times New Roman" w:hAnsi="Times New Roman" w:cs="Times New Roman"/>
+          <w:sz w:val="28"/>
+          <w:szCs w:val="28"/>
+          <w:lang w:val="en-US"/>
+        </w:rPr>
+        <w:t>x</w:t>
+      </w:r>
+      <w:r>
+        <w:rPr>
+          <w:rFonts w:ascii="Times New Roman" w:eastAsia="Times New Roman" w:hAnsi="Times New Roman" w:cs="Times New Roman"/>
+          <w:sz w:val="28"/>
+          <w:szCs w:val="28"/>
+        </w:rPr>
+        <w:t>), затем зависимые функции, после чего тестировалась интеграция тригонометрической ветви, логарифмической ветви и полной системы.</w:t>
+      </w:r>
+    </w:p>
+    <w:p>
+      <w:pPr>
+        <w:rPr>
+          <w:rFonts w:ascii="Times New Roman" w:eastAsia="Times New Roman" w:hAnsi="Times New Roman" w:cs="Times New Roman"/>
+          <w:sz w:val="28"/>
+          <w:szCs w:val="28"/>
+        </w:rPr>
+      </w:pPr>
+      <w:r>
+        <w:rPr>
+          <w:rFonts w:ascii="Times New Roman" w:eastAsia="Times New Roman" w:hAnsi="Times New Roman" w:cs="Times New Roman"/>
+          <w:sz w:val="28"/>
+          <w:szCs w:val="28"/>
+        </w:rPr>
+        <w:t>Для изоляции модулей использовались табличные заглушки, позволяющие задавать заранее известные значения функций в выбранных точках.</w:t>
       </w:r>
     </w:p>
     <w:p>
@@ -2199,27 +2797,37 @@
           <w:szCs w:val="28"/>
         </w:rPr>
       </w:pPr>
-      <w:r>
-        <w:rPr>
-          <w:rFonts w:ascii="Times New Roman" w:eastAsia="Times New Roman" w:hAnsi="Times New Roman" w:cs="Times New Roman"/>
-          <w:noProof/>
-          <w:sz w:val="28"/>
-          <w:szCs w:val="28"/>
-          <w:lang w:val="en-US"/>
+    </w:p>
+    <w:p>
+      <w:pPr>
+        <w:ind w:left="-360"/>
+        <w:rPr>
+          <w:rFonts w:ascii="Times New Roman" w:eastAsia="Times New Roman" w:hAnsi="Times New Roman" w:cs="Times New Roman"/>
+          <w:b/>
+          <w:sz w:val="36"/>
+          <w:szCs w:val="36"/>
+        </w:rPr>
+      </w:pPr>
+      <w:r>
+        <w:rPr>
+          <w:rFonts w:ascii="Times New Roman" w:eastAsia="Times New Roman" w:hAnsi="Times New Roman" w:cs="Times New Roman"/>
+          <w:b/>
+          <w:sz w:val="36"/>
+          <w:szCs w:val="36"/>
         </w:rPr>
         <w:drawing>
-          <wp:anchor distT="0" distB="0" distL="114300" distR="114300" simplePos="0" relativeHeight="251658240" behindDoc="0" locked="0" layoutInCell="1" allowOverlap="1">
+          <wp:anchor distT="0" distB="0" distL="114300" distR="114300" simplePos="0" relativeHeight="251662336" behindDoc="0" locked="0" layoutInCell="1" allowOverlap="1" wp14:anchorId="35EC4DE3" wp14:editId="4574CB2A">
             <wp:simplePos x="0" y="0"/>
             <wp:positionH relativeFrom="column">
-              <wp:posOffset>-115570</wp:posOffset>
+              <wp:posOffset>-280035</wp:posOffset>
             </wp:positionH>
             <wp:positionV relativeFrom="paragraph">
-              <wp:posOffset>278130</wp:posOffset>
+              <wp:posOffset>484505</wp:posOffset>
             </wp:positionV>
-            <wp:extent cx="6155690" cy="1303020"/>
-            <wp:effectExtent l="0" t="0" r="0" b="0"/>
+            <wp:extent cx="6517005" cy="1325880"/>
+            <wp:effectExtent l="0" t="0" r="0" b="7620"/>
             <wp:wrapTopAndBottom/>
-            <wp:docPr id="12" name="Picture 12"/>
+            <wp:docPr id="1" name="Picture 1"/>
             <wp:cNvGraphicFramePr>
               <a:graphicFrameLocks xmlns:a="http://schemas.openxmlformats.org/drawingml/2006/main" noChangeAspect="1"/>
             </wp:cNvGraphicFramePr>
@@ -2245,7 +2853,7 @@
                   <pic:spPr>
                     <a:xfrm>
                       <a:off x="0" y="0"/>
-                      <a:ext cx="6155690" cy="1303020"/>
+                      <a:ext cx="6517005" cy="1325880"/>
                     </a:xfrm>
                     <a:prstGeom prst="rect">
                       <a:avLst/>
@@ -2263,6 +2871,24 @@
           </wp:anchor>
         </w:drawing>
       </w:r>
+      <w:r>
+        <w:rPr>
+          <w:rFonts w:ascii="Times New Roman" w:eastAsia="Times New Roman" w:hAnsi="Times New Roman" w:cs="Times New Roman"/>
+          <w:b/>
+          <w:sz w:val="36"/>
+          <w:szCs w:val="36"/>
+        </w:rPr>
+        <w:t>Отчеты тестового покрытия</w:t>
+      </w:r>
+      <w:r>
+        <w:rPr>
+          <w:rFonts w:ascii="Times New Roman" w:eastAsia="Times New Roman" w:hAnsi="Times New Roman" w:cs="Times New Roman"/>
+          <w:b/>
+          <w:sz w:val="36"/>
+          <w:szCs w:val="36"/>
+        </w:rPr>
+        <w:t xml:space="preserve"> </w:t>
+      </w:r>
     </w:p>
     <w:p>
       <w:pPr>
@@ -2283,6 +2909,16 @@
           <w:sz w:val="28"/>
           <w:szCs w:val="28"/>
         </w:rPr>
+        <w:t xml:space="preserve">Рисунок 1. </w:t>
+      </w:r>
+      <w:r>
+        <w:rPr>
+          <w:rFonts w:ascii="Times New Roman" w:eastAsia="Times New Roman" w:hAnsi="Times New Roman" w:cs="Times New Roman"/>
+          <w:i/>
+          <w:color w:val="666666"/>
+          <w:sz w:val="28"/>
+          <w:szCs w:val="28"/>
+        </w:rPr>
         <w:t>Тесты успешно проходятся.</w:t>
       </w:r>
     </w:p>
@@ -2297,24 +2933,22 @@
       <w:r>
         <w:rPr>
           <w:rFonts w:ascii="Times New Roman" w:eastAsia="Times New Roman" w:hAnsi="Times New Roman" w:cs="Times New Roman"/>
-          <w:noProof/>
-          <w:sz w:val="28"/>
-          <w:szCs w:val="28"/>
-          <w:lang w:val="en-US"/>
+          <w:sz w:val="28"/>
+          <w:szCs w:val="28"/>
         </w:rPr>
         <w:drawing>
-          <wp:anchor distT="0" distB="0" distL="114300" distR="114300" simplePos="0" relativeHeight="251659264" behindDoc="0" locked="0" layoutInCell="1" allowOverlap="1" wp14:anchorId="3E88A268" wp14:editId="1ACB4EB8">
+          <wp:anchor distT="0" distB="0" distL="114300" distR="114300" simplePos="0" relativeHeight="251663360" behindDoc="0" locked="0" layoutInCell="1" allowOverlap="1" wp14:anchorId="31FE729B" wp14:editId="097F6D4B">
             <wp:simplePos x="0" y="0"/>
             <wp:positionH relativeFrom="column">
-              <wp:posOffset>-53975</wp:posOffset>
+              <wp:posOffset>1905</wp:posOffset>
             </wp:positionH>
             <wp:positionV relativeFrom="paragraph">
-              <wp:posOffset>325755</wp:posOffset>
+              <wp:posOffset>-2540</wp:posOffset>
             </wp:positionV>
-            <wp:extent cx="6527800" cy="802640"/>
-            <wp:effectExtent l="0" t="0" r="6350" b="0"/>
+            <wp:extent cx="5939790" cy="1304290"/>
+            <wp:effectExtent l="0" t="0" r="3810" b="0"/>
             <wp:wrapTopAndBottom/>
-            <wp:docPr id="14" name="Picture 14"/>
+            <wp:docPr id="13" name="Picture 13"/>
             <wp:cNvGraphicFramePr>
               <a:graphicFrameLocks xmlns:a="http://schemas.openxmlformats.org/drawingml/2006/main" noChangeAspect="1"/>
             </wp:cNvGraphicFramePr>
@@ -2322,10 +2956,8 @@
               <a:graphicData uri="http://schemas.openxmlformats.org/drawingml/2006/picture">
                 <pic:pic xmlns:pic="http://schemas.openxmlformats.org/drawingml/2006/picture">
                   <pic:nvPicPr>
-                    <pic:cNvPr id="0" name="Picture 2"/>
-                    <pic:cNvPicPr>
-                      <a:picLocks noChangeAspect="1" noChangeArrowheads="1"/>
-                    </pic:cNvPicPr>
+                    <pic:cNvPr id="1" name=""/>
+                    <pic:cNvPicPr/>
                   </pic:nvPicPr>
                   <pic:blipFill>
                     <a:blip r:embed="rId13">
@@ -2335,45 +2967,28 @@
                         </a:ext>
                       </a:extLst>
                     </a:blip>
-                    <a:srcRect/>
                     <a:stretch>
                       <a:fillRect/>
                     </a:stretch>
                   </pic:blipFill>
-                  <pic:spPr bwMode="auto">
+                  <pic:spPr>
                     <a:xfrm>
                       <a:off x="0" y="0"/>
-                      <a:ext cx="6527800" cy="802640"/>
+                      <a:ext cx="5939790" cy="1304290"/>
                     </a:xfrm>
                     <a:prstGeom prst="rect">
                       <a:avLst/>
                     </a:prstGeom>
-                    <a:noFill/>
                   </pic:spPr>
                 </pic:pic>
               </a:graphicData>
             </a:graphic>
-            <wp14:sizeRelH relativeFrom="margin">
-              <wp14:pctWidth>0</wp14:pctWidth>
-            </wp14:sizeRelH>
-            <wp14:sizeRelV relativeFrom="margin">
-              <wp14:pctHeight>0</wp14:pctHeight>
-            </wp14:sizeRelV>
           </wp:anchor>
         </w:drawing>
       </w:r>
     </w:p>
     <w:p>
       <w:pPr>
-        <w:rPr>
-          <w:rFonts w:ascii="Times New Roman" w:eastAsia="Times New Roman" w:hAnsi="Times New Roman" w:cs="Times New Roman"/>
-          <w:sz w:val="28"/>
-          <w:szCs w:val="28"/>
-        </w:rPr>
-      </w:pPr>
-    </w:p>
-    <w:p>
-      <w:pPr>
         <w:jc w:val="center"/>
         <w:rPr>
           <w:rFonts w:ascii="Times New Roman" w:eastAsia="Times New Roman" w:hAnsi="Times New Roman" w:cs="Times New Roman"/>
@@ -2391,6 +3006,16 @@
           <w:sz w:val="28"/>
           <w:szCs w:val="28"/>
         </w:rPr>
+        <w:t xml:space="preserve">Рисунок 2. </w:t>
+      </w:r>
+      <w:r>
+        <w:rPr>
+          <w:rFonts w:ascii="Times New Roman" w:eastAsia="Times New Roman" w:hAnsi="Times New Roman" w:cs="Times New Roman"/>
+          <w:i/>
+          <w:color w:val="666666"/>
+          <w:sz w:val="28"/>
+          <w:szCs w:val="28"/>
+        </w:rPr>
         <w:t>Итоговое тестовое покрытие.</w:t>
       </w:r>
     </w:p>
@@ -2402,1560 +3027,167 @@
           <w:szCs w:val="28"/>
         </w:rPr>
       </w:pPr>
-      <w:r>
-        <w:rPr>
-          <w:rFonts w:ascii="Times New Roman" w:eastAsia="Times New Roman" w:hAnsi="Times New Roman" w:cs="Times New Roman"/>
-          <w:sz w:val="28"/>
-          <w:szCs w:val="28"/>
-        </w:rPr>
-        <w:t xml:space="preserve">Функция </w:t>
-      </w:r>
-      <w:r>
+    </w:p>
+    <w:p>
+      <w:pPr>
+        <w:rPr>
+          <w:rFonts w:ascii="Times New Roman" w:eastAsia="Times New Roman" w:hAnsi="Times New Roman" w:cs="Times New Roman"/>
+          <w:sz w:val="28"/>
+          <w:szCs w:val="28"/>
+        </w:rPr>
+      </w:pPr>
+      <w:r>
+        <w:br w:type="page"/>
+      </w:r>
+    </w:p>
+    <w:p>
+      <w:pPr>
         <w:rPr>
           <w:rFonts w:ascii="Times New Roman" w:eastAsia="Times New Roman" w:hAnsi="Times New Roman" w:cs="Times New Roman"/>
           <w:b/>
-          <w:sz w:val="28"/>
-          <w:szCs w:val="28"/>
-        </w:rPr>
-        <w:t>sin(x)</w:t>
-      </w:r>
-      <w:r>
-        <w:rPr>
-          <w:rFonts w:ascii="Times New Roman" w:eastAsia="Times New Roman" w:hAnsi="Times New Roman" w:cs="Times New Roman"/>
-          <w:sz w:val="28"/>
-          <w:szCs w:val="28"/>
-        </w:rPr>
-        <w:t xml:space="preserve"> корректно обрабатывает все тестовые случаи. Все результаты совпадают с эталонной реализацией </w:t>
-      </w:r>
+          <w:sz w:val="36"/>
+          <w:szCs w:val="36"/>
+        </w:rPr>
+      </w:pPr>
       <w:r>
         <w:rPr>
           <w:rFonts w:ascii="Times New Roman" w:eastAsia="Times New Roman" w:hAnsi="Times New Roman" w:cs="Times New Roman"/>
           <w:b/>
-          <w:sz w:val="28"/>
-          <w:szCs w:val="28"/>
-        </w:rPr>
-        <w:t>Math.</w:t>
-      </w:r>
-      <w:r>
+          <w:sz w:val="36"/>
+          <w:szCs w:val="36"/>
+        </w:rPr>
+        <w:lastRenderedPageBreak/>
+        <w:t>Графики</w:t>
+      </w:r>
+    </w:p>
+    <w:p>
+      <w:pPr>
         <w:rPr>
           <w:rFonts w:ascii="Times New Roman" w:eastAsia="Times New Roman" w:hAnsi="Times New Roman" w:cs="Times New Roman"/>
           <w:b/>
-          <w:sz w:val="28"/>
-          <w:szCs w:val="28"/>
-        </w:rPr>
-        <w:t>sin</w:t>
-      </w:r>
-      <w:r>
-        <w:rPr>
-          <w:rFonts w:ascii="Times New Roman" w:eastAsia="Times New Roman" w:hAnsi="Times New Roman" w:cs="Times New Roman"/>
-          <w:sz w:val="28"/>
-          <w:szCs w:val="28"/>
-        </w:rPr>
-        <w:t>.</w:t>
-      </w:r>
-    </w:p>
-    <w:p>
-      <w:pPr>
-        <w:rPr>
-          <w:rFonts w:ascii="Times New Roman" w:eastAsia="Times New Roman" w:hAnsi="Times New Roman" w:cs="Times New Roman"/>
-          <w:sz w:val="28"/>
-          <w:szCs w:val="28"/>
-        </w:rPr>
-      </w:pPr>
-    </w:p>
-    <w:p>
-      <w:pPr>
-        <w:rPr>
-          <w:rFonts w:ascii="Times New Roman" w:eastAsia="Times New Roman" w:hAnsi="Times New Roman" w:cs="Times New Roman"/>
-          <w:sz w:val="28"/>
-          <w:szCs w:val="28"/>
-        </w:rPr>
-      </w:pPr>
-      <w:r>
-        <w:br w:type="page"/>
-      </w:r>
-    </w:p>
-    <w:p>
-      <w:pPr>
+          <w:sz w:val="36"/>
+          <w:szCs w:val="36"/>
+          <w:lang w:val="en-US"/>
+        </w:rPr>
+      </w:pPr>
+      <w:r>
+        <w:rPr>
+          <w:rFonts w:ascii="Times New Roman" w:eastAsia="Times New Roman" w:hAnsi="Times New Roman" w:cs="Times New Roman"/>
+          <w:b/>
+          <w:sz w:val="36"/>
+          <w:szCs w:val="36"/>
+          <w:lang w:val="en-US"/>
+        </w:rPr>
+        <w:drawing>
+          <wp:inline distT="0" distB="0" distL="0" distR="0" wp14:anchorId="07809AD7" wp14:editId="01C5836C">
+            <wp:extent cx="5323263" cy="3193730"/>
+            <wp:effectExtent l="0" t="0" r="0" b="6985"/>
+            <wp:docPr id="15" name="Picture 15"/>
+            <wp:cNvGraphicFramePr>
+              <a:graphicFrameLocks xmlns:a="http://schemas.openxmlformats.org/drawingml/2006/main" noChangeAspect="1"/>
+            </wp:cNvGraphicFramePr>
+            <a:graphic xmlns:a="http://schemas.openxmlformats.org/drawingml/2006/main">
+              <a:graphicData uri="http://schemas.openxmlformats.org/drawingml/2006/picture">
+                <pic:pic xmlns:pic="http://schemas.openxmlformats.org/drawingml/2006/picture">
+                  <pic:nvPicPr>
+                    <pic:cNvPr id="1" name=""/>
+                    <pic:cNvPicPr/>
+                  </pic:nvPicPr>
+                  <pic:blipFill>
+                    <a:blip r:embed="rId14"/>
+                    <a:stretch>
+                      <a:fillRect/>
+                    </a:stretch>
+                  </pic:blipFill>
+                  <pic:spPr>
+                    <a:xfrm>
+                      <a:off x="0" y="0"/>
+                      <a:ext cx="5345747" cy="3207219"/>
+                    </a:xfrm>
+                    <a:prstGeom prst="rect">
+                      <a:avLst/>
+                    </a:prstGeom>
+                  </pic:spPr>
+                </pic:pic>
+              </a:graphicData>
+            </a:graphic>
+          </wp:inline>
+        </w:drawing>
+      </w:r>
+    </w:p>
+    <w:p>
+      <w:pPr>
+        <w:jc w:val="center"/>
         <w:rPr>
           <w:rFonts w:ascii="Times New Roman" w:eastAsia="Times New Roman" w:hAnsi="Times New Roman" w:cs="Times New Roman"/>
           <w:i/>
-          <w:sz w:val="38"/>
-          <w:szCs w:val="38"/>
-        </w:rPr>
-      </w:pPr>
-      <w:r>
+          <w:color w:val="666666"/>
+          <w:sz w:val="28"/>
+          <w:szCs w:val="28"/>
+        </w:rPr>
+      </w:pPr>
+      <w:r>
+        <w:rPr>
+          <w:rFonts w:ascii="Times New Roman" w:eastAsia="Times New Roman" w:hAnsi="Times New Roman" w:cs="Times New Roman"/>
+          <w:i/>
+          <w:color w:val="666666"/>
+          <w:sz w:val="28"/>
+          <w:szCs w:val="28"/>
+        </w:rPr>
+        <w:t xml:space="preserve">Рисунок </w:t>
+      </w:r>
+      <w:r>
+        <w:rPr>
+          <w:rFonts w:ascii="Times New Roman" w:eastAsia="Times New Roman" w:hAnsi="Times New Roman" w:cs="Times New Roman"/>
+          <w:i/>
+          <w:color w:val="666666"/>
+          <w:sz w:val="28"/>
+          <w:szCs w:val="28"/>
+        </w:rPr>
+        <w:t>3</w:t>
+      </w:r>
+      <w:r>
+        <w:rPr>
+          <w:rFonts w:ascii="Times New Roman" w:eastAsia="Times New Roman" w:hAnsi="Times New Roman" w:cs="Times New Roman"/>
+          <w:i/>
+          <w:color w:val="666666"/>
+          <w:sz w:val="28"/>
+          <w:szCs w:val="28"/>
+        </w:rPr>
+        <w:t xml:space="preserve">. </w:t>
+      </w:r>
+      <w:r>
+        <w:rPr>
+          <w:rFonts w:ascii="Times New Roman" w:eastAsia="Times New Roman" w:hAnsi="Times New Roman" w:cs="Times New Roman"/>
+          <w:i/>
+          <w:color w:val="666666"/>
+          <w:sz w:val="28"/>
+          <w:szCs w:val="28"/>
+        </w:rPr>
+        <w:t>График,полученный в процессе интеграции тригонометрической ветви</w:t>
+      </w:r>
+    </w:p>
+    <w:p>
+      <w:pPr>
         <w:rPr>
           <w:rFonts w:ascii="Times New Roman" w:eastAsia="Times New Roman" w:hAnsi="Times New Roman" w:cs="Times New Roman"/>
           <w:b/>
-          <w:sz w:val="30"/>
-          <w:szCs w:val="30"/>
-        </w:rPr>
-        <w:lastRenderedPageBreak/>
-        <w:t xml:space="preserve">Задание 2: </w:t>
-      </w:r>
-      <w:r>
-        <w:rPr>
-          <w:rFonts w:ascii="Times New Roman" w:eastAsia="Times New Roman" w:hAnsi="Times New Roman" w:cs="Times New Roman"/>
-          <w:i/>
-          <w:sz w:val="30"/>
-          <w:szCs w:val="30"/>
-        </w:rPr>
-        <w:t>Автоматически регулируемая куча (Skew Heap)</w:t>
-      </w:r>
-    </w:p>
-    <w:p>
-      <w:pPr>
-        <w:spacing w:before="200"/>
-      </w:pPr>
-      <w:r>
-        <w:rPr>
-          <w:rFonts w:ascii="Times New Roman" w:eastAsia="Times New Roman" w:hAnsi="Times New Roman" w:cs="Times New Roman"/>
-          <w:sz w:val="28"/>
-          <w:szCs w:val="28"/>
-        </w:rPr>
-        <w:t xml:space="preserve">Эталонная реализация по варианту: </w:t>
-      </w:r>
-    </w:p>
-    <w:p>
-      <w:pPr>
-        <w:spacing w:before="200"/>
-        <w:rPr>
-          <w:rFonts w:ascii="Times New Roman" w:eastAsia="Times New Roman" w:hAnsi="Times New Roman" w:cs="Times New Roman"/>
-          <w:sz w:val="28"/>
-          <w:szCs w:val="28"/>
-        </w:rPr>
-      </w:pPr>
-      <w:hyperlink r:id="rId14" w:history="1">
-        <w:r>
-          <w:rPr>
-            <w:rStyle w:val="Hyperlink"/>
-            <w:rFonts w:ascii="Times New Roman" w:eastAsia="Times New Roman" w:hAnsi="Times New Roman" w:cs="Times New Roman"/>
-            <w:sz w:val="28"/>
-            <w:szCs w:val="28"/>
-          </w:rPr>
-          <w:t>http://www.cs.usfca.edu/~galles/visualization/SkewHeap.html</w:t>
-        </w:r>
-      </w:hyperlink>
-    </w:p>
-    <w:p>
-      <w:pPr>
-        <w:rPr>
-          <w:rFonts w:ascii="Times New Roman" w:eastAsia="Times New Roman" w:hAnsi="Times New Roman" w:cs="Times New Roman"/>
-          <w:sz w:val="28"/>
-          <w:szCs w:val="28"/>
+          <w:sz w:val="36"/>
+          <w:szCs w:val="36"/>
         </w:rPr>
       </w:pPr>
       <w:r>
         <w:rPr>
           <w:rFonts w:ascii="Times New Roman" w:eastAsia="Times New Roman" w:hAnsi="Times New Roman" w:cs="Times New Roman"/>
           <w:b/>
-          <w:bCs/>
-          <w:sz w:val="28"/>
-          <w:szCs w:val="28"/>
-        </w:rPr>
-        <w:t>Skew Heap (косая куча)</w:t>
-      </w:r>
-      <w:r>
-        <w:rPr>
-          <w:rFonts w:ascii="Times New Roman" w:eastAsia="Times New Roman" w:hAnsi="Times New Roman" w:cs="Times New Roman"/>
-          <w:sz w:val="28"/>
-          <w:szCs w:val="28"/>
-        </w:rPr>
-        <w:t xml:space="preserve"> — это самонастраивающаяся куча (min-heap), в которой основная операция — </w:t>
-      </w:r>
-      <w:r>
-        <w:rPr>
-          <w:rFonts w:ascii="Times New Roman" w:eastAsia="Times New Roman" w:hAnsi="Times New Roman" w:cs="Times New Roman"/>
-          <w:b/>
-          <w:bCs/>
-          <w:sz w:val="28"/>
-          <w:szCs w:val="28"/>
-        </w:rPr>
-        <w:t>слияние (merge)</w:t>
-      </w:r>
-      <w:r>
-        <w:rPr>
-          <w:rFonts w:ascii="Times New Roman" w:eastAsia="Times New Roman" w:hAnsi="Times New Roman" w:cs="Times New Roman"/>
-          <w:sz w:val="28"/>
-          <w:szCs w:val="28"/>
-        </w:rPr>
-        <w:t xml:space="preserve"> двух куч. Балансировка достигается не хранением дополнительных параметров (как высота/ранг), а регулярным </w:t>
-      </w:r>
-      <w:r>
-        <w:rPr>
-          <w:rFonts w:ascii="Times New Roman" w:eastAsia="Times New Roman" w:hAnsi="Times New Roman" w:cs="Times New Roman"/>
-          <w:b/>
-          <w:bCs/>
-          <w:sz w:val="28"/>
-          <w:szCs w:val="28"/>
-        </w:rPr>
-        <w:t>обменом левого и правого поддеревьев</w:t>
-      </w:r>
-      <w:r>
-        <w:rPr>
-          <w:rFonts w:ascii="Times New Roman" w:eastAsia="Times New Roman" w:hAnsi="Times New Roman" w:cs="Times New Roman"/>
-          <w:sz w:val="28"/>
-          <w:szCs w:val="28"/>
-        </w:rPr>
-        <w:t xml:space="preserve"> в процессе слияния.</w:t>
-      </w:r>
-      <w:r>
-        <w:rPr>
-          <w:rFonts w:ascii="Times New Roman" w:eastAsia="Times New Roman" w:hAnsi="Times New Roman" w:cs="Times New Roman"/>
-          <w:sz w:val="28"/>
-          <w:szCs w:val="28"/>
-        </w:rPr>
-        <w:br/>
-        <w:t>Операции:</w:t>
-      </w:r>
-    </w:p>
-    <w:p>
-      <w:pPr>
-        <w:numPr>
-          <w:ilvl w:val="0"/>
-          <w:numId w:val="9"/>
-        </w:numPr>
-        <w:spacing w:after="0"/>
-        <w:rPr>
-          <w:rFonts w:ascii="Times New Roman" w:eastAsia="Times New Roman" w:hAnsi="Times New Roman" w:cs="Times New Roman"/>
-          <w:sz w:val="28"/>
-          <w:szCs w:val="28"/>
-        </w:rPr>
-      </w:pPr>
-      <w:r>
-        <w:rPr>
-          <w:rFonts w:ascii="Times New Roman" w:eastAsia="Times New Roman" w:hAnsi="Times New Roman" w:cs="Times New Roman"/>
-          <w:b/>
-          <w:sz w:val="28"/>
-          <w:szCs w:val="28"/>
-        </w:rPr>
-        <w:t>merge(h1, h2)</w:t>
-      </w:r>
-      <w:r>
-        <w:rPr>
-          <w:rFonts w:ascii="Times New Roman" w:eastAsia="Times New Roman" w:hAnsi="Times New Roman" w:cs="Times New Roman"/>
-          <w:sz w:val="28"/>
-          <w:szCs w:val="28"/>
-        </w:rPr>
-        <w:t xml:space="preserve"> — базовая операция;</w:t>
-      </w:r>
-    </w:p>
-    <w:p>
-      <w:pPr>
-        <w:numPr>
-          <w:ilvl w:val="0"/>
-          <w:numId w:val="9"/>
-        </w:numPr>
-        <w:spacing w:after="0"/>
-        <w:rPr>
-          <w:rFonts w:ascii="Times New Roman" w:eastAsia="Times New Roman" w:hAnsi="Times New Roman" w:cs="Times New Roman"/>
-          <w:sz w:val="28"/>
-          <w:szCs w:val="28"/>
-          <w:lang w:val="en-US"/>
-        </w:rPr>
-      </w:pPr>
-      <w:r>
-        <w:rPr>
-          <w:rFonts w:ascii="Times New Roman" w:eastAsia="Times New Roman" w:hAnsi="Times New Roman" w:cs="Times New Roman"/>
-          <w:b/>
-          <w:sz w:val="28"/>
-          <w:szCs w:val="28"/>
-          <w:lang w:val="en-US"/>
-        </w:rPr>
-        <w:t>insert(x)</w:t>
-      </w:r>
-      <w:r>
-        <w:rPr>
-          <w:rFonts w:ascii="Times New Roman" w:eastAsia="Times New Roman" w:hAnsi="Times New Roman" w:cs="Times New Roman"/>
-          <w:sz w:val="28"/>
-          <w:szCs w:val="28"/>
-          <w:lang w:val="en-US"/>
-        </w:rPr>
-        <w:t xml:space="preserve"> </w:t>
-      </w:r>
-      <w:r>
-        <w:rPr>
-          <w:rFonts w:ascii="Times New Roman" w:eastAsia="Times New Roman" w:hAnsi="Times New Roman" w:cs="Times New Roman"/>
-          <w:sz w:val="28"/>
-          <w:szCs w:val="28"/>
-        </w:rPr>
-        <w:t>реализуется</w:t>
-      </w:r>
-      <w:r>
-        <w:rPr>
-          <w:rFonts w:ascii="Times New Roman" w:eastAsia="Times New Roman" w:hAnsi="Times New Roman" w:cs="Times New Roman"/>
-          <w:sz w:val="28"/>
-          <w:szCs w:val="28"/>
-          <w:lang w:val="en-US"/>
-        </w:rPr>
-        <w:t xml:space="preserve"> </w:t>
-      </w:r>
-      <w:r>
-        <w:rPr>
-          <w:rFonts w:ascii="Times New Roman" w:eastAsia="Times New Roman" w:hAnsi="Times New Roman" w:cs="Times New Roman"/>
-          <w:sz w:val="28"/>
-          <w:szCs w:val="28"/>
-        </w:rPr>
-        <w:t>как</w:t>
-      </w:r>
-      <w:r>
-        <w:rPr>
-          <w:rFonts w:ascii="Times New Roman" w:eastAsia="Times New Roman" w:hAnsi="Times New Roman" w:cs="Times New Roman"/>
-          <w:sz w:val="28"/>
-          <w:szCs w:val="28"/>
-          <w:lang w:val="en-US"/>
-        </w:rPr>
-        <w:t xml:space="preserve"> </w:t>
-      </w:r>
-      <w:proofErr w:type="gramStart"/>
-      <w:r>
-        <w:rPr>
-          <w:rFonts w:ascii="Times New Roman" w:eastAsia="Times New Roman" w:hAnsi="Times New Roman" w:cs="Times New Roman"/>
-          <w:b/>
-          <w:sz w:val="28"/>
-          <w:szCs w:val="28"/>
-          <w:lang w:val="en-US"/>
-        </w:rPr>
-        <w:t>merge(</w:t>
-      </w:r>
-      <w:proofErr w:type="gramEnd"/>
-      <w:r>
-        <w:rPr>
-          <w:rFonts w:ascii="Times New Roman" w:eastAsia="Times New Roman" w:hAnsi="Times New Roman" w:cs="Times New Roman"/>
-          <w:b/>
-          <w:sz w:val="28"/>
-          <w:szCs w:val="28"/>
-          <w:lang w:val="en-US"/>
-        </w:rPr>
-        <w:t>root, new Node(x))</w:t>
-      </w:r>
-      <w:r>
-        <w:rPr>
-          <w:rFonts w:ascii="Times New Roman" w:eastAsia="Times New Roman" w:hAnsi="Times New Roman" w:cs="Times New Roman"/>
-          <w:sz w:val="28"/>
-          <w:szCs w:val="28"/>
-          <w:lang w:val="en-US"/>
-        </w:rPr>
-        <w:t>;</w:t>
-      </w:r>
-    </w:p>
-    <w:p>
-      <w:pPr>
-        <w:numPr>
-          <w:ilvl w:val="0"/>
-          <w:numId w:val="9"/>
-        </w:numPr>
-        <w:spacing w:after="0"/>
-        <w:rPr>
-          <w:rFonts w:ascii="Times New Roman" w:eastAsia="Times New Roman" w:hAnsi="Times New Roman" w:cs="Times New Roman"/>
-          <w:sz w:val="28"/>
-          <w:szCs w:val="28"/>
-          <w:lang w:val="en-US"/>
-        </w:rPr>
-      </w:pPr>
-      <w:proofErr w:type="spellStart"/>
-      <w:proofErr w:type="gramStart"/>
-      <w:r>
-        <w:rPr>
-          <w:rFonts w:ascii="Times New Roman" w:eastAsia="Times New Roman" w:hAnsi="Times New Roman" w:cs="Times New Roman"/>
-          <w:b/>
-          <w:sz w:val="28"/>
-          <w:szCs w:val="28"/>
-          <w:lang w:val="en-US"/>
-        </w:rPr>
-        <w:t>removeMin</w:t>
-      </w:r>
-      <w:proofErr w:type="spellEnd"/>
-      <w:r>
-        <w:rPr>
-          <w:rFonts w:ascii="Times New Roman" w:eastAsia="Times New Roman" w:hAnsi="Times New Roman" w:cs="Times New Roman"/>
-          <w:b/>
-          <w:sz w:val="28"/>
-          <w:szCs w:val="28"/>
-          <w:lang w:val="en-US"/>
-        </w:rPr>
-        <w:t>(</w:t>
-      </w:r>
-      <w:proofErr w:type="gramEnd"/>
-      <w:r>
-        <w:rPr>
-          <w:rFonts w:ascii="Times New Roman" w:eastAsia="Times New Roman" w:hAnsi="Times New Roman" w:cs="Times New Roman"/>
-          <w:b/>
-          <w:sz w:val="28"/>
-          <w:szCs w:val="28"/>
-          <w:lang w:val="en-US"/>
-        </w:rPr>
-        <w:t>)</w:t>
-      </w:r>
-      <w:r>
-        <w:rPr>
-          <w:rFonts w:ascii="Times New Roman" w:eastAsia="Times New Roman" w:hAnsi="Times New Roman" w:cs="Times New Roman"/>
-          <w:sz w:val="28"/>
-          <w:szCs w:val="28"/>
-          <w:lang w:val="en-US"/>
-        </w:rPr>
-        <w:t xml:space="preserve"> </w:t>
-      </w:r>
-      <w:r>
-        <w:rPr>
-          <w:rFonts w:ascii="Times New Roman" w:eastAsia="Times New Roman" w:hAnsi="Times New Roman" w:cs="Times New Roman"/>
-          <w:sz w:val="28"/>
-          <w:szCs w:val="28"/>
-        </w:rPr>
-        <w:t>реализуется</w:t>
-      </w:r>
-      <w:r>
-        <w:rPr>
-          <w:rFonts w:ascii="Times New Roman" w:eastAsia="Times New Roman" w:hAnsi="Times New Roman" w:cs="Times New Roman"/>
-          <w:sz w:val="28"/>
-          <w:szCs w:val="28"/>
-          <w:lang w:val="en-US"/>
-        </w:rPr>
-        <w:t xml:space="preserve"> </w:t>
-      </w:r>
-      <w:r>
-        <w:rPr>
-          <w:rFonts w:ascii="Times New Roman" w:eastAsia="Times New Roman" w:hAnsi="Times New Roman" w:cs="Times New Roman"/>
-          <w:sz w:val="28"/>
-          <w:szCs w:val="28"/>
-        </w:rPr>
-        <w:t>как</w:t>
-      </w:r>
-      <w:r>
-        <w:rPr>
-          <w:rFonts w:ascii="Times New Roman" w:eastAsia="Times New Roman" w:hAnsi="Times New Roman" w:cs="Times New Roman"/>
-          <w:sz w:val="28"/>
-          <w:szCs w:val="28"/>
-          <w:lang w:val="en-US"/>
-        </w:rPr>
-        <w:t xml:space="preserve"> </w:t>
-      </w:r>
-      <w:r>
-        <w:rPr>
-          <w:rFonts w:ascii="Times New Roman" w:eastAsia="Times New Roman" w:hAnsi="Times New Roman" w:cs="Times New Roman"/>
-          <w:b/>
-          <w:sz w:val="28"/>
-          <w:szCs w:val="28"/>
-          <w:lang w:val="en-US"/>
-        </w:rPr>
-        <w:t>merge(</w:t>
-      </w:r>
-      <w:proofErr w:type="spellStart"/>
-      <w:r>
-        <w:rPr>
-          <w:rFonts w:ascii="Times New Roman" w:eastAsia="Times New Roman" w:hAnsi="Times New Roman" w:cs="Times New Roman"/>
-          <w:b/>
-          <w:sz w:val="28"/>
-          <w:szCs w:val="28"/>
-          <w:lang w:val="en-US"/>
-        </w:rPr>
-        <w:t>root.left</w:t>
-      </w:r>
-      <w:proofErr w:type="spellEnd"/>
-      <w:r>
-        <w:rPr>
-          <w:rFonts w:ascii="Times New Roman" w:eastAsia="Times New Roman" w:hAnsi="Times New Roman" w:cs="Times New Roman"/>
-          <w:b/>
-          <w:sz w:val="28"/>
-          <w:szCs w:val="28"/>
-          <w:lang w:val="en-US"/>
-        </w:rPr>
-        <w:t xml:space="preserve">, </w:t>
-      </w:r>
-      <w:proofErr w:type="spellStart"/>
-      <w:r>
-        <w:rPr>
-          <w:rFonts w:ascii="Times New Roman" w:eastAsia="Times New Roman" w:hAnsi="Times New Roman" w:cs="Times New Roman"/>
-          <w:b/>
-          <w:sz w:val="28"/>
-          <w:szCs w:val="28"/>
-          <w:lang w:val="en-US"/>
-        </w:rPr>
-        <w:t>root.right</w:t>
-      </w:r>
-      <w:proofErr w:type="spellEnd"/>
-      <w:r>
-        <w:rPr>
-          <w:rFonts w:ascii="Times New Roman" w:eastAsia="Times New Roman" w:hAnsi="Times New Roman" w:cs="Times New Roman"/>
-          <w:b/>
-          <w:sz w:val="28"/>
-          <w:szCs w:val="28"/>
-          <w:lang w:val="en-US"/>
-        </w:rPr>
-        <w:t>)</w:t>
-      </w:r>
-      <w:r>
-        <w:rPr>
-          <w:rFonts w:ascii="Times New Roman" w:eastAsia="Times New Roman" w:hAnsi="Times New Roman" w:cs="Times New Roman"/>
-          <w:sz w:val="28"/>
-          <w:szCs w:val="28"/>
-          <w:lang w:val="en-US"/>
-        </w:rPr>
-        <w:t xml:space="preserve"> </w:t>
-      </w:r>
-      <w:r>
-        <w:rPr>
-          <w:rFonts w:ascii="Times New Roman" w:eastAsia="Times New Roman" w:hAnsi="Times New Roman" w:cs="Times New Roman"/>
-          <w:sz w:val="28"/>
-          <w:szCs w:val="28"/>
-        </w:rPr>
-        <w:t>после</w:t>
-      </w:r>
-      <w:r>
-        <w:rPr>
-          <w:rFonts w:ascii="Times New Roman" w:eastAsia="Times New Roman" w:hAnsi="Times New Roman" w:cs="Times New Roman"/>
-          <w:sz w:val="28"/>
-          <w:szCs w:val="28"/>
-          <w:lang w:val="en-US"/>
-        </w:rPr>
-        <w:t xml:space="preserve"> </w:t>
-      </w:r>
-      <w:r>
-        <w:rPr>
-          <w:rFonts w:ascii="Times New Roman" w:eastAsia="Times New Roman" w:hAnsi="Times New Roman" w:cs="Times New Roman"/>
-          <w:sz w:val="28"/>
-          <w:szCs w:val="28"/>
-        </w:rPr>
-        <w:t>удаления</w:t>
-      </w:r>
-      <w:r>
-        <w:rPr>
-          <w:rFonts w:ascii="Times New Roman" w:eastAsia="Times New Roman" w:hAnsi="Times New Roman" w:cs="Times New Roman"/>
-          <w:sz w:val="28"/>
-          <w:szCs w:val="28"/>
-          <w:lang w:val="en-US"/>
-        </w:rPr>
-        <w:t xml:space="preserve"> </w:t>
-      </w:r>
-      <w:r>
-        <w:rPr>
-          <w:rFonts w:ascii="Times New Roman" w:eastAsia="Times New Roman" w:hAnsi="Times New Roman" w:cs="Times New Roman"/>
-          <w:sz w:val="28"/>
-          <w:szCs w:val="28"/>
-        </w:rPr>
-        <w:t>корня</w:t>
-      </w:r>
-      <w:r>
-        <w:rPr>
-          <w:rFonts w:ascii="Times New Roman" w:eastAsia="Times New Roman" w:hAnsi="Times New Roman" w:cs="Times New Roman"/>
-          <w:sz w:val="28"/>
-          <w:szCs w:val="28"/>
-          <w:lang w:val="en-US"/>
-        </w:rPr>
-        <w:t>.</w:t>
-      </w:r>
-    </w:p>
-    <w:p>
-      <w:pPr>
-        <w:rPr>
-          <w:rFonts w:ascii="Times New Roman" w:eastAsia="Times New Roman" w:hAnsi="Times New Roman" w:cs="Times New Roman"/>
-          <w:sz w:val="28"/>
-          <w:szCs w:val="28"/>
-        </w:rPr>
-      </w:pPr>
-      <w:r>
-        <w:rPr>
-          <w:rFonts w:ascii="Times New Roman" w:eastAsia="Times New Roman" w:hAnsi="Times New Roman" w:cs="Times New Roman"/>
-          <w:sz w:val="28"/>
-          <w:szCs w:val="28"/>
-        </w:rPr>
-        <w:t xml:space="preserve">Цель тестирования — убедиться, что </w:t>
-      </w:r>
-      <w:r>
-        <w:rPr>
-          <w:rFonts w:ascii="Times New Roman" w:eastAsia="Times New Roman" w:hAnsi="Times New Roman" w:cs="Times New Roman"/>
-          <w:sz w:val="28"/>
-          <w:szCs w:val="28"/>
-        </w:rPr>
-        <w:t xml:space="preserve">куча </w:t>
-      </w:r>
-      <w:r>
-        <w:rPr>
-          <w:rFonts w:ascii="Times New Roman" w:eastAsia="Times New Roman" w:hAnsi="Times New Roman" w:cs="Times New Roman"/>
-          <w:sz w:val="28"/>
-          <w:szCs w:val="28"/>
-        </w:rPr>
-        <w:t>корректно выполняет все операции и сохраняет свои свойства после каждой операции.</w:t>
-      </w:r>
-    </w:p>
-    <w:p>
-      <w:pPr>
-        <w:rPr>
-          <w:rFonts w:ascii="Times New Roman" w:eastAsia="Times New Roman" w:hAnsi="Times New Roman" w:cs="Times New Roman"/>
-          <w:sz w:val="28"/>
-          <w:szCs w:val="28"/>
-        </w:rPr>
-      </w:pPr>
-    </w:p>
-    <w:p>
-      <w:pPr>
-        <w:rPr>
-          <w:rFonts w:ascii="Times New Roman" w:eastAsia="Times New Roman" w:hAnsi="Times New Roman" w:cs="Times New Roman"/>
-          <w:b/>
-          <w:sz w:val="28"/>
-          <w:szCs w:val="28"/>
-        </w:rPr>
-      </w:pPr>
-      <w:r>
-        <w:rPr>
-          <w:rFonts w:ascii="Times New Roman" w:eastAsia="Times New Roman" w:hAnsi="Times New Roman" w:cs="Times New Roman"/>
-          <w:b/>
-          <w:sz w:val="28"/>
-          <w:szCs w:val="28"/>
-        </w:rPr>
-        <w:t>Подход к тестированию</w:t>
-      </w:r>
-    </w:p>
-    <w:p>
-      <w:pPr>
-        <w:rPr>
-          <w:rFonts w:ascii="Times New Roman" w:eastAsia="Times New Roman" w:hAnsi="Times New Roman" w:cs="Times New Roman"/>
-          <w:sz w:val="28"/>
-          <w:szCs w:val="28"/>
-        </w:rPr>
-      </w:pPr>
-      <w:r>
-        <w:rPr>
-          <w:rFonts w:ascii="Times New Roman" w:eastAsia="Times New Roman" w:hAnsi="Times New Roman" w:cs="Times New Roman"/>
-          <w:sz w:val="28"/>
-          <w:szCs w:val="28"/>
-        </w:rPr>
-        <w:t xml:space="preserve">Внутри метода merge(Node a, Node b, Tracer t) были выбраны </w:t>
-      </w:r>
-      <w:r>
-        <w:rPr>
-          <w:rFonts w:ascii="Times New Roman" w:eastAsia="Times New Roman" w:hAnsi="Times New Roman" w:cs="Times New Roman"/>
-          <w:b/>
-          <w:bCs/>
-          <w:sz w:val="28"/>
-          <w:szCs w:val="28"/>
-        </w:rPr>
-        <w:t>характерные точки</w:t>
-      </w:r>
-      <w:r>
-        <w:rPr>
-          <w:rFonts w:ascii="Times New Roman" w:eastAsia="Times New Roman" w:hAnsi="Times New Roman" w:cs="Times New Roman"/>
-          <w:sz w:val="28"/>
-          <w:szCs w:val="28"/>
-        </w:rPr>
-        <w:t xml:space="preserve"> — места, соответствующие ключевым ветвлениям и этапам алгоритма. Для фиксации прохождения алгоритма используется класс Tracer, который сохраняет последовательность посещённых точек (строки "P1", "P2" …).</w:t>
-      </w:r>
-    </w:p>
-    <w:p>
-      <w:pPr>
-        <w:pStyle w:val="Heading2"/>
-        <w:rPr>
-          <w:rFonts w:ascii="Times New Roman" w:hAnsi="Times New Roman" w:cs="Times New Roman"/>
-          <w:sz w:val="28"/>
-          <w:szCs w:val="28"/>
-        </w:rPr>
-      </w:pPr>
-      <w:r>
-        <w:rPr>
-          <w:rFonts w:ascii="Times New Roman" w:hAnsi="Times New Roman" w:cs="Times New Roman"/>
-          <w:sz w:val="28"/>
-          <w:szCs w:val="28"/>
-        </w:rPr>
-        <w:t>Характерные точки в алгоритме merge</w:t>
-      </w:r>
-    </w:p>
-    <w:p>
-      <w:pPr>
-        <w:pStyle w:val="NormalWeb"/>
-        <w:rPr>
-          <w:sz w:val="28"/>
-          <w:szCs w:val="28"/>
-          <w:lang w:val="ru-RU"/>
-        </w:rPr>
-      </w:pPr>
-      <w:r>
-        <w:rPr>
-          <w:sz w:val="28"/>
-          <w:szCs w:val="28"/>
-          <w:lang w:val="ru-RU"/>
-        </w:rPr>
-        <w:t>В реализации используются следующие точки:</w:t>
-      </w:r>
-    </w:p>
-    <w:p>
-      <w:pPr>
-        <w:pStyle w:val="NormalWeb"/>
-        <w:numPr>
-          <w:ilvl w:val="0"/>
-          <w:numId w:val="27"/>
-        </w:numPr>
-        <w:rPr>
-          <w:sz w:val="28"/>
-          <w:szCs w:val="28"/>
-          <w:lang w:val="ru-RU"/>
-        </w:rPr>
-      </w:pPr>
-      <w:r>
-        <w:rPr>
-          <w:rStyle w:val="Strong"/>
-          <w:sz w:val="28"/>
-          <w:szCs w:val="28"/>
-        </w:rPr>
-        <w:t>P</w:t>
-      </w:r>
-      <w:r>
-        <w:rPr>
-          <w:rStyle w:val="Strong"/>
-          <w:sz w:val="28"/>
-          <w:szCs w:val="28"/>
-          <w:lang w:val="ru-RU"/>
-        </w:rPr>
-        <w:t>1</w:t>
-      </w:r>
-      <w:r>
-        <w:rPr>
-          <w:sz w:val="28"/>
-          <w:szCs w:val="28"/>
-          <w:lang w:val="ru-RU"/>
-        </w:rPr>
-        <w:t xml:space="preserve">: случай </w:t>
-      </w:r>
-      <w:r>
-        <w:rPr>
-          <w:rStyle w:val="HTMLCode"/>
-          <w:rFonts w:ascii="Times New Roman" w:hAnsi="Times New Roman" w:cs="Times New Roman"/>
-          <w:sz w:val="28"/>
-          <w:szCs w:val="28"/>
-        </w:rPr>
-        <w:t>a</w:t>
-      </w:r>
-      <w:r>
-        <w:rPr>
-          <w:rStyle w:val="HTMLCode"/>
-          <w:rFonts w:ascii="Times New Roman" w:hAnsi="Times New Roman" w:cs="Times New Roman"/>
-          <w:sz w:val="28"/>
-          <w:szCs w:val="28"/>
-          <w:lang w:val="ru-RU"/>
-        </w:rPr>
-        <w:t xml:space="preserve"> == </w:t>
-      </w:r>
-      <w:r>
-        <w:rPr>
-          <w:rStyle w:val="HTMLCode"/>
-          <w:rFonts w:ascii="Times New Roman" w:hAnsi="Times New Roman" w:cs="Times New Roman"/>
-          <w:sz w:val="28"/>
-          <w:szCs w:val="28"/>
-        </w:rPr>
-        <w:t>null</w:t>
-      </w:r>
-      <w:r>
-        <w:rPr>
-          <w:sz w:val="28"/>
-          <w:szCs w:val="28"/>
-          <w:lang w:val="ru-RU"/>
-        </w:rPr>
-        <w:t xml:space="preserve"> → возврат </w:t>
-      </w:r>
-      <w:r>
-        <w:rPr>
-          <w:rStyle w:val="HTMLCode"/>
-          <w:rFonts w:ascii="Times New Roman" w:hAnsi="Times New Roman" w:cs="Times New Roman"/>
-          <w:sz w:val="28"/>
-          <w:szCs w:val="28"/>
-        </w:rPr>
-        <w:t>b</w:t>
-      </w:r>
-    </w:p>
-    <w:p>
-      <w:pPr>
-        <w:pStyle w:val="NormalWeb"/>
-        <w:numPr>
-          <w:ilvl w:val="0"/>
-          <w:numId w:val="27"/>
-        </w:numPr>
-        <w:rPr>
-          <w:sz w:val="28"/>
-          <w:szCs w:val="28"/>
-          <w:lang w:val="ru-RU"/>
-        </w:rPr>
-      </w:pPr>
-      <w:r>
-        <w:rPr>
-          <w:rStyle w:val="Strong"/>
-          <w:sz w:val="28"/>
-          <w:szCs w:val="28"/>
-        </w:rPr>
-        <w:t>P</w:t>
-      </w:r>
-      <w:r>
-        <w:rPr>
-          <w:rStyle w:val="Strong"/>
-          <w:sz w:val="28"/>
-          <w:szCs w:val="28"/>
-          <w:lang w:val="ru-RU"/>
-        </w:rPr>
-        <w:t>2</w:t>
-      </w:r>
-      <w:r>
-        <w:rPr>
-          <w:sz w:val="28"/>
-          <w:szCs w:val="28"/>
-          <w:lang w:val="ru-RU"/>
-        </w:rPr>
-        <w:t xml:space="preserve">: случай </w:t>
-      </w:r>
-      <w:r>
-        <w:rPr>
-          <w:rStyle w:val="HTMLCode"/>
-          <w:rFonts w:ascii="Times New Roman" w:hAnsi="Times New Roman" w:cs="Times New Roman"/>
-          <w:sz w:val="28"/>
-          <w:szCs w:val="28"/>
-        </w:rPr>
-        <w:t>b</w:t>
-      </w:r>
-      <w:r>
-        <w:rPr>
-          <w:rStyle w:val="HTMLCode"/>
-          <w:rFonts w:ascii="Times New Roman" w:hAnsi="Times New Roman" w:cs="Times New Roman"/>
-          <w:sz w:val="28"/>
-          <w:szCs w:val="28"/>
-          <w:lang w:val="ru-RU"/>
-        </w:rPr>
-        <w:t xml:space="preserve"> == </w:t>
-      </w:r>
-      <w:r>
-        <w:rPr>
-          <w:rStyle w:val="HTMLCode"/>
-          <w:rFonts w:ascii="Times New Roman" w:hAnsi="Times New Roman" w:cs="Times New Roman"/>
-          <w:sz w:val="28"/>
-          <w:szCs w:val="28"/>
-        </w:rPr>
-        <w:t>null</w:t>
-      </w:r>
-      <w:r>
-        <w:rPr>
-          <w:sz w:val="28"/>
-          <w:szCs w:val="28"/>
-          <w:lang w:val="ru-RU"/>
-        </w:rPr>
-        <w:t xml:space="preserve"> → возврат </w:t>
-      </w:r>
-      <w:r>
-        <w:rPr>
-          <w:rStyle w:val="HTMLCode"/>
-          <w:rFonts w:ascii="Times New Roman" w:hAnsi="Times New Roman" w:cs="Times New Roman"/>
-          <w:sz w:val="28"/>
-          <w:szCs w:val="28"/>
-        </w:rPr>
-        <w:t>a</w:t>
-      </w:r>
-    </w:p>
-    <w:p>
-      <w:pPr>
-        <w:pStyle w:val="NormalWeb"/>
-        <w:numPr>
-          <w:ilvl w:val="0"/>
-          <w:numId w:val="27"/>
-        </w:numPr>
-        <w:rPr>
-          <w:sz w:val="28"/>
-          <w:szCs w:val="28"/>
-          <w:lang w:val="ru-RU"/>
-        </w:rPr>
-      </w:pPr>
-      <w:r>
-        <w:rPr>
-          <w:rStyle w:val="Strong"/>
-          <w:sz w:val="28"/>
-          <w:szCs w:val="28"/>
-        </w:rPr>
-        <w:t>P</w:t>
-      </w:r>
-      <w:r>
-        <w:rPr>
-          <w:rStyle w:val="Strong"/>
-          <w:sz w:val="28"/>
-          <w:szCs w:val="28"/>
-          <w:lang w:val="ru-RU"/>
-        </w:rPr>
-        <w:t>3</w:t>
-      </w:r>
-      <w:r>
-        <w:rPr>
-          <w:sz w:val="28"/>
-          <w:szCs w:val="28"/>
-          <w:lang w:val="ru-RU"/>
-        </w:rPr>
-        <w:t xml:space="preserve">: условие </w:t>
-      </w:r>
-      <w:r>
-        <w:rPr>
-          <w:rStyle w:val="HTMLCode"/>
-          <w:rFonts w:ascii="Times New Roman" w:hAnsi="Times New Roman" w:cs="Times New Roman"/>
-          <w:sz w:val="28"/>
-          <w:szCs w:val="28"/>
-        </w:rPr>
-        <w:t>a</w:t>
-      </w:r>
-      <w:r>
-        <w:rPr>
-          <w:rStyle w:val="HTMLCode"/>
-          <w:rFonts w:ascii="Times New Roman" w:hAnsi="Times New Roman" w:cs="Times New Roman"/>
-          <w:sz w:val="28"/>
-          <w:szCs w:val="28"/>
-          <w:lang w:val="ru-RU"/>
-        </w:rPr>
-        <w:t>.</w:t>
-      </w:r>
-      <w:r>
-        <w:rPr>
-          <w:rStyle w:val="HTMLCode"/>
-          <w:rFonts w:ascii="Times New Roman" w:hAnsi="Times New Roman" w:cs="Times New Roman"/>
-          <w:sz w:val="28"/>
-          <w:szCs w:val="28"/>
-        </w:rPr>
-        <w:t>key</w:t>
-      </w:r>
-      <w:r>
-        <w:rPr>
-          <w:rStyle w:val="HTMLCode"/>
-          <w:rFonts w:ascii="Times New Roman" w:hAnsi="Times New Roman" w:cs="Times New Roman"/>
-          <w:sz w:val="28"/>
-          <w:szCs w:val="28"/>
-          <w:lang w:val="ru-RU"/>
-        </w:rPr>
-        <w:t xml:space="preserve"> &gt; </w:t>
-      </w:r>
-      <w:r>
-        <w:rPr>
-          <w:rStyle w:val="HTMLCode"/>
-          <w:rFonts w:ascii="Times New Roman" w:hAnsi="Times New Roman" w:cs="Times New Roman"/>
-          <w:sz w:val="28"/>
-          <w:szCs w:val="28"/>
-        </w:rPr>
-        <w:t>b</w:t>
-      </w:r>
-      <w:r>
-        <w:rPr>
-          <w:rStyle w:val="HTMLCode"/>
-          <w:rFonts w:ascii="Times New Roman" w:hAnsi="Times New Roman" w:cs="Times New Roman"/>
-          <w:sz w:val="28"/>
-          <w:szCs w:val="28"/>
-          <w:lang w:val="ru-RU"/>
-        </w:rPr>
-        <w:t>.</w:t>
-      </w:r>
-      <w:r>
-        <w:rPr>
-          <w:rStyle w:val="HTMLCode"/>
-          <w:rFonts w:ascii="Times New Roman" w:hAnsi="Times New Roman" w:cs="Times New Roman"/>
-          <w:sz w:val="28"/>
-          <w:szCs w:val="28"/>
-        </w:rPr>
-        <w:t>key</w:t>
-      </w:r>
-      <w:r>
-        <w:rPr>
-          <w:sz w:val="28"/>
-          <w:szCs w:val="28"/>
-          <w:lang w:val="ru-RU"/>
-        </w:rPr>
-        <w:t xml:space="preserve"> → выполняется </w:t>
-      </w:r>
-      <w:r>
-        <w:rPr>
-          <w:sz w:val="28"/>
-          <w:szCs w:val="28"/>
-        </w:rPr>
-        <w:t>swap</w:t>
-      </w:r>
-      <w:r>
-        <w:rPr>
-          <w:sz w:val="28"/>
-          <w:szCs w:val="28"/>
-          <w:lang w:val="ru-RU"/>
-        </w:rPr>
-        <w:t xml:space="preserve"> корней (</w:t>
-      </w:r>
-      <w:r>
-        <w:rPr>
-          <w:rStyle w:val="HTMLCode"/>
-          <w:rFonts w:ascii="Times New Roman" w:hAnsi="Times New Roman" w:cs="Times New Roman"/>
-          <w:sz w:val="28"/>
-          <w:szCs w:val="28"/>
-        </w:rPr>
-        <w:t>a</w:t>
-      </w:r>
-      <w:r>
-        <w:rPr>
-          <w:sz w:val="28"/>
-          <w:szCs w:val="28"/>
-          <w:lang w:val="ru-RU"/>
-        </w:rPr>
-        <w:t xml:space="preserve"> и </w:t>
-      </w:r>
-      <w:r>
-        <w:rPr>
-          <w:rStyle w:val="HTMLCode"/>
-          <w:rFonts w:ascii="Times New Roman" w:hAnsi="Times New Roman" w:cs="Times New Roman"/>
-          <w:sz w:val="28"/>
-          <w:szCs w:val="28"/>
-        </w:rPr>
-        <w:t>b</w:t>
-      </w:r>
-      <w:r>
-        <w:rPr>
-          <w:sz w:val="28"/>
-          <w:szCs w:val="28"/>
-          <w:lang w:val="ru-RU"/>
-        </w:rPr>
-        <w:t xml:space="preserve"> меняются местами)</w:t>
-      </w:r>
-    </w:p>
-    <w:p>
-      <w:pPr>
-        <w:pStyle w:val="NormalWeb"/>
-        <w:numPr>
-          <w:ilvl w:val="0"/>
-          <w:numId w:val="27"/>
-        </w:numPr>
-        <w:rPr>
-          <w:sz w:val="28"/>
-          <w:szCs w:val="28"/>
-          <w:lang w:val="ru-RU"/>
-        </w:rPr>
-      </w:pPr>
-      <w:r>
-        <w:rPr>
-          <w:rStyle w:val="Strong"/>
-          <w:sz w:val="28"/>
-          <w:szCs w:val="28"/>
-        </w:rPr>
-        <w:t>P</w:t>
-      </w:r>
-      <w:r>
-        <w:rPr>
-          <w:rStyle w:val="Strong"/>
-          <w:sz w:val="28"/>
-          <w:szCs w:val="28"/>
-          <w:lang w:val="ru-RU"/>
-        </w:rPr>
-        <w:t>3</w:t>
-      </w:r>
-      <w:r>
-        <w:rPr>
-          <w:rStyle w:val="Strong"/>
-          <w:sz w:val="28"/>
-          <w:szCs w:val="28"/>
-        </w:rPr>
-        <w:t>N</w:t>
-      </w:r>
-      <w:r>
-        <w:rPr>
-          <w:sz w:val="28"/>
-          <w:szCs w:val="28"/>
-          <w:lang w:val="ru-RU"/>
-        </w:rPr>
-        <w:t xml:space="preserve">: ветка “без </w:t>
-      </w:r>
-      <w:r>
-        <w:rPr>
-          <w:sz w:val="28"/>
-          <w:szCs w:val="28"/>
-        </w:rPr>
-        <w:t>swap</w:t>
-      </w:r>
-      <w:r>
-        <w:rPr>
-          <w:sz w:val="28"/>
-          <w:szCs w:val="28"/>
-          <w:lang w:val="ru-RU"/>
-        </w:rPr>
-        <w:t xml:space="preserve">” при </w:t>
-      </w:r>
-      <w:r>
-        <w:rPr>
-          <w:rStyle w:val="HTMLCode"/>
-          <w:rFonts w:ascii="Times New Roman" w:hAnsi="Times New Roman" w:cs="Times New Roman"/>
-          <w:sz w:val="28"/>
-          <w:szCs w:val="28"/>
-        </w:rPr>
-        <w:t>a</w:t>
-      </w:r>
-      <w:r>
-        <w:rPr>
-          <w:rStyle w:val="HTMLCode"/>
-          <w:rFonts w:ascii="Times New Roman" w:hAnsi="Times New Roman" w:cs="Times New Roman"/>
-          <w:sz w:val="28"/>
-          <w:szCs w:val="28"/>
-          <w:lang w:val="ru-RU"/>
-        </w:rPr>
-        <w:t>.</w:t>
-      </w:r>
-      <w:r>
-        <w:rPr>
-          <w:rStyle w:val="HTMLCode"/>
-          <w:rFonts w:ascii="Times New Roman" w:hAnsi="Times New Roman" w:cs="Times New Roman"/>
-          <w:sz w:val="28"/>
-          <w:szCs w:val="28"/>
-        </w:rPr>
-        <w:t>key</w:t>
-      </w:r>
-      <w:r>
-        <w:rPr>
-          <w:rStyle w:val="HTMLCode"/>
-          <w:rFonts w:ascii="Times New Roman" w:hAnsi="Times New Roman" w:cs="Times New Roman"/>
-          <w:sz w:val="28"/>
-          <w:szCs w:val="28"/>
-          <w:lang w:val="ru-RU"/>
-        </w:rPr>
-        <w:t xml:space="preserve"> &lt;= </w:t>
-      </w:r>
-      <w:r>
-        <w:rPr>
-          <w:rStyle w:val="HTMLCode"/>
-          <w:rFonts w:ascii="Times New Roman" w:hAnsi="Times New Roman" w:cs="Times New Roman"/>
-          <w:sz w:val="28"/>
-          <w:szCs w:val="28"/>
-        </w:rPr>
-        <w:t>b</w:t>
-      </w:r>
-      <w:r>
-        <w:rPr>
-          <w:rStyle w:val="HTMLCode"/>
-          <w:rFonts w:ascii="Times New Roman" w:hAnsi="Times New Roman" w:cs="Times New Roman"/>
-          <w:sz w:val="28"/>
-          <w:szCs w:val="28"/>
-          <w:lang w:val="ru-RU"/>
-        </w:rPr>
-        <w:t>.</w:t>
-      </w:r>
-      <w:r>
-        <w:rPr>
-          <w:rStyle w:val="HTMLCode"/>
-          <w:rFonts w:ascii="Times New Roman" w:hAnsi="Times New Roman" w:cs="Times New Roman"/>
-          <w:sz w:val="28"/>
-          <w:szCs w:val="28"/>
-        </w:rPr>
-        <w:t>key</w:t>
-      </w:r>
-    </w:p>
-    <w:p>
-      <w:pPr>
-        <w:pStyle w:val="NormalWeb"/>
-        <w:numPr>
-          <w:ilvl w:val="0"/>
-          <w:numId w:val="27"/>
-        </w:numPr>
-        <w:rPr>
-          <w:sz w:val="28"/>
-          <w:szCs w:val="28"/>
-          <w:lang w:val="ru-RU"/>
-        </w:rPr>
-      </w:pPr>
-      <w:r>
-        <w:rPr>
-          <w:rStyle w:val="Strong"/>
-          <w:sz w:val="28"/>
-          <w:szCs w:val="28"/>
-        </w:rPr>
-        <w:t>P</w:t>
-      </w:r>
-      <w:r>
-        <w:rPr>
-          <w:rStyle w:val="Strong"/>
-          <w:sz w:val="28"/>
-          <w:szCs w:val="28"/>
-          <w:lang w:val="ru-RU"/>
-        </w:rPr>
-        <w:t>4</w:t>
-      </w:r>
-      <w:r>
-        <w:rPr>
-          <w:sz w:val="28"/>
-          <w:szCs w:val="28"/>
-          <w:lang w:val="ru-RU"/>
-        </w:rPr>
-        <w:t xml:space="preserve">: рекурсивное слияние в правое поддерево: </w:t>
-      </w:r>
-      <w:proofErr w:type="gramStart"/>
-      <w:r>
-        <w:rPr>
-          <w:rStyle w:val="HTMLCode"/>
-          <w:rFonts w:ascii="Times New Roman" w:hAnsi="Times New Roman" w:cs="Times New Roman"/>
-          <w:sz w:val="28"/>
-          <w:szCs w:val="28"/>
-        </w:rPr>
-        <w:t>a</w:t>
-      </w:r>
-      <w:r>
-        <w:rPr>
-          <w:rStyle w:val="HTMLCode"/>
-          <w:rFonts w:ascii="Times New Roman" w:hAnsi="Times New Roman" w:cs="Times New Roman"/>
-          <w:sz w:val="28"/>
-          <w:szCs w:val="28"/>
-          <w:lang w:val="ru-RU"/>
-        </w:rPr>
-        <w:t>.</w:t>
-      </w:r>
-      <w:r>
-        <w:rPr>
-          <w:rStyle w:val="HTMLCode"/>
-          <w:rFonts w:ascii="Times New Roman" w:hAnsi="Times New Roman" w:cs="Times New Roman"/>
-          <w:sz w:val="28"/>
-          <w:szCs w:val="28"/>
-        </w:rPr>
-        <w:t>right</w:t>
-      </w:r>
-      <w:proofErr w:type="gramEnd"/>
-      <w:r>
-        <w:rPr>
-          <w:rStyle w:val="HTMLCode"/>
-          <w:rFonts w:ascii="Times New Roman" w:hAnsi="Times New Roman" w:cs="Times New Roman"/>
-          <w:sz w:val="28"/>
-          <w:szCs w:val="28"/>
-          <w:lang w:val="ru-RU"/>
-        </w:rPr>
-        <w:t xml:space="preserve"> = </w:t>
-      </w:r>
-      <w:r>
-        <w:rPr>
-          <w:rStyle w:val="HTMLCode"/>
-          <w:rFonts w:ascii="Times New Roman" w:hAnsi="Times New Roman" w:cs="Times New Roman"/>
-          <w:sz w:val="28"/>
-          <w:szCs w:val="28"/>
-        </w:rPr>
-        <w:t>merge</w:t>
-      </w:r>
-      <w:r>
-        <w:rPr>
-          <w:rStyle w:val="HTMLCode"/>
-          <w:rFonts w:ascii="Times New Roman" w:hAnsi="Times New Roman" w:cs="Times New Roman"/>
-          <w:sz w:val="28"/>
-          <w:szCs w:val="28"/>
-          <w:lang w:val="ru-RU"/>
-        </w:rPr>
-        <w:t>(</w:t>
-      </w:r>
-      <w:r>
-        <w:rPr>
-          <w:rStyle w:val="HTMLCode"/>
-          <w:rFonts w:ascii="Times New Roman" w:hAnsi="Times New Roman" w:cs="Times New Roman"/>
-          <w:sz w:val="28"/>
-          <w:szCs w:val="28"/>
-        </w:rPr>
-        <w:t>a</w:t>
-      </w:r>
-      <w:r>
-        <w:rPr>
-          <w:rStyle w:val="HTMLCode"/>
-          <w:rFonts w:ascii="Times New Roman" w:hAnsi="Times New Roman" w:cs="Times New Roman"/>
-          <w:sz w:val="28"/>
-          <w:szCs w:val="28"/>
-          <w:lang w:val="ru-RU"/>
-        </w:rPr>
-        <w:t>.</w:t>
-      </w:r>
-      <w:r>
-        <w:rPr>
-          <w:rStyle w:val="HTMLCode"/>
-          <w:rFonts w:ascii="Times New Roman" w:hAnsi="Times New Roman" w:cs="Times New Roman"/>
-          <w:sz w:val="28"/>
-          <w:szCs w:val="28"/>
-        </w:rPr>
-        <w:t>right</w:t>
-      </w:r>
-      <w:r>
-        <w:rPr>
-          <w:rStyle w:val="HTMLCode"/>
-          <w:rFonts w:ascii="Times New Roman" w:hAnsi="Times New Roman" w:cs="Times New Roman"/>
-          <w:sz w:val="28"/>
-          <w:szCs w:val="28"/>
-          <w:lang w:val="ru-RU"/>
-        </w:rPr>
-        <w:t xml:space="preserve">, </w:t>
-      </w:r>
-      <w:r>
-        <w:rPr>
-          <w:rStyle w:val="HTMLCode"/>
-          <w:rFonts w:ascii="Times New Roman" w:hAnsi="Times New Roman" w:cs="Times New Roman"/>
-          <w:sz w:val="28"/>
-          <w:szCs w:val="28"/>
-        </w:rPr>
-        <w:t>b</w:t>
-      </w:r>
-      <w:r>
-        <w:rPr>
-          <w:rStyle w:val="HTMLCode"/>
-          <w:rFonts w:ascii="Times New Roman" w:hAnsi="Times New Roman" w:cs="Times New Roman"/>
-          <w:sz w:val="28"/>
-          <w:szCs w:val="28"/>
-          <w:lang w:val="ru-RU"/>
-        </w:rPr>
-        <w:t xml:space="preserve">, </w:t>
-      </w:r>
-      <w:r>
-        <w:rPr>
-          <w:rStyle w:val="HTMLCode"/>
-          <w:rFonts w:ascii="Times New Roman" w:hAnsi="Times New Roman" w:cs="Times New Roman"/>
-          <w:sz w:val="28"/>
-          <w:szCs w:val="28"/>
-        </w:rPr>
-        <w:t>t</w:t>
-      </w:r>
-      <w:r>
-        <w:rPr>
-          <w:rStyle w:val="HTMLCode"/>
-          <w:rFonts w:ascii="Times New Roman" w:hAnsi="Times New Roman" w:cs="Times New Roman"/>
-          <w:sz w:val="28"/>
-          <w:szCs w:val="28"/>
-          <w:lang w:val="ru-RU"/>
-        </w:rPr>
-        <w:t>)</w:t>
-      </w:r>
-    </w:p>
-    <w:p>
-      <w:pPr>
-        <w:pStyle w:val="NormalWeb"/>
-        <w:numPr>
-          <w:ilvl w:val="0"/>
-          <w:numId w:val="27"/>
-        </w:numPr>
-        <w:rPr>
-          <w:sz w:val="28"/>
-          <w:szCs w:val="28"/>
-        </w:rPr>
-      </w:pPr>
-      <w:r>
-        <w:rPr>
-          <w:rStyle w:val="Strong"/>
-          <w:sz w:val="28"/>
-          <w:szCs w:val="28"/>
-        </w:rPr>
-        <w:t>P5</w:t>
-      </w:r>
-      <w:r>
-        <w:rPr>
-          <w:sz w:val="28"/>
-          <w:szCs w:val="28"/>
-        </w:rPr>
-        <w:t xml:space="preserve">: “skew step” — </w:t>
-      </w:r>
-      <w:proofErr w:type="spellStart"/>
-      <w:r>
-        <w:rPr>
-          <w:sz w:val="28"/>
-          <w:szCs w:val="28"/>
-        </w:rPr>
-        <w:t>обмен</w:t>
-      </w:r>
-      <w:proofErr w:type="spellEnd"/>
-      <w:r>
-        <w:rPr>
-          <w:sz w:val="28"/>
-          <w:szCs w:val="28"/>
-        </w:rPr>
-        <w:t xml:space="preserve"> </w:t>
-      </w:r>
-      <w:proofErr w:type="spellStart"/>
-      <w:r>
-        <w:rPr>
-          <w:sz w:val="28"/>
-          <w:szCs w:val="28"/>
-        </w:rPr>
-        <w:t>детей</w:t>
-      </w:r>
-      <w:proofErr w:type="spellEnd"/>
-      <w:r>
-        <w:rPr>
-          <w:sz w:val="28"/>
-          <w:szCs w:val="28"/>
-        </w:rPr>
-        <w:t xml:space="preserve">: </w:t>
-      </w:r>
-      <w:proofErr w:type="gramStart"/>
-      <w:r>
-        <w:rPr>
-          <w:rStyle w:val="HTMLCode"/>
-          <w:rFonts w:ascii="Times New Roman" w:hAnsi="Times New Roman" w:cs="Times New Roman"/>
-          <w:sz w:val="28"/>
-          <w:szCs w:val="28"/>
-        </w:rPr>
-        <w:t>swap(</w:t>
-      </w:r>
-      <w:proofErr w:type="spellStart"/>
-      <w:proofErr w:type="gramEnd"/>
-      <w:r>
-        <w:rPr>
-          <w:rStyle w:val="HTMLCode"/>
-          <w:rFonts w:ascii="Times New Roman" w:hAnsi="Times New Roman" w:cs="Times New Roman"/>
-          <w:sz w:val="28"/>
-          <w:szCs w:val="28"/>
-        </w:rPr>
-        <w:t>a.left</w:t>
-      </w:r>
-      <w:proofErr w:type="spellEnd"/>
-      <w:r>
-        <w:rPr>
-          <w:rStyle w:val="HTMLCode"/>
-          <w:rFonts w:ascii="Times New Roman" w:hAnsi="Times New Roman" w:cs="Times New Roman"/>
-          <w:sz w:val="28"/>
-          <w:szCs w:val="28"/>
-        </w:rPr>
-        <w:t xml:space="preserve">, </w:t>
-      </w:r>
-      <w:proofErr w:type="spellStart"/>
-      <w:r>
-        <w:rPr>
-          <w:rStyle w:val="HTMLCode"/>
-          <w:rFonts w:ascii="Times New Roman" w:hAnsi="Times New Roman" w:cs="Times New Roman"/>
-          <w:sz w:val="28"/>
-          <w:szCs w:val="28"/>
-        </w:rPr>
-        <w:t>a.right</w:t>
-      </w:r>
-      <w:proofErr w:type="spellEnd"/>
-      <w:r>
-        <w:rPr>
-          <w:rStyle w:val="HTMLCode"/>
-          <w:rFonts w:ascii="Times New Roman" w:hAnsi="Times New Roman" w:cs="Times New Roman"/>
-          <w:sz w:val="28"/>
-          <w:szCs w:val="28"/>
-        </w:rPr>
-        <w:t>)</w:t>
-      </w:r>
-    </w:p>
-    <w:p>
-      <w:pPr>
-        <w:pStyle w:val="NormalWeb"/>
-        <w:numPr>
-          <w:ilvl w:val="0"/>
-          <w:numId w:val="27"/>
-        </w:numPr>
-        <w:rPr>
-          <w:sz w:val="28"/>
-          <w:szCs w:val="28"/>
-        </w:rPr>
-      </w:pPr>
-      <w:r>
-        <w:rPr>
-          <w:rStyle w:val="Strong"/>
-          <w:sz w:val="28"/>
-          <w:szCs w:val="28"/>
-        </w:rPr>
-        <w:t>P6</w:t>
-      </w:r>
-      <w:r>
-        <w:rPr>
-          <w:sz w:val="28"/>
-          <w:szCs w:val="28"/>
-        </w:rPr>
-        <w:t xml:space="preserve">: </w:t>
-      </w:r>
-      <w:proofErr w:type="spellStart"/>
-      <w:r>
-        <w:rPr>
-          <w:sz w:val="28"/>
-          <w:szCs w:val="28"/>
-        </w:rPr>
-        <w:t>возврат</w:t>
-      </w:r>
-      <w:proofErr w:type="spellEnd"/>
-      <w:r>
-        <w:rPr>
-          <w:sz w:val="28"/>
-          <w:szCs w:val="28"/>
-        </w:rPr>
-        <w:t xml:space="preserve"> </w:t>
-      </w:r>
-      <w:proofErr w:type="spellStart"/>
-      <w:r>
-        <w:rPr>
-          <w:sz w:val="28"/>
-          <w:szCs w:val="28"/>
-        </w:rPr>
-        <w:t>результата</w:t>
-      </w:r>
-      <w:proofErr w:type="spellEnd"/>
-      <w:r>
-        <w:rPr>
-          <w:sz w:val="28"/>
-          <w:szCs w:val="28"/>
-        </w:rPr>
-        <w:t xml:space="preserve"> </w:t>
-      </w:r>
-      <w:r>
-        <w:rPr>
-          <w:rStyle w:val="HTMLCode"/>
-          <w:rFonts w:ascii="Times New Roman" w:hAnsi="Times New Roman" w:cs="Times New Roman"/>
-          <w:sz w:val="28"/>
-          <w:szCs w:val="28"/>
-        </w:rPr>
-        <w:t>return a</w:t>
-      </w:r>
-    </w:p>
-    <w:p>
-      <w:pPr>
-        <w:rPr>
-          <w:rFonts w:ascii="Times New Roman" w:eastAsia="Times New Roman" w:hAnsi="Times New Roman" w:cs="Times New Roman"/>
-          <w:sz w:val="28"/>
-          <w:szCs w:val="28"/>
-        </w:rPr>
-      </w:pPr>
-    </w:p>
-    <w:p>
-      <w:pPr>
-        <w:rPr>
-          <w:rFonts w:ascii="Times New Roman" w:eastAsia="Times New Roman" w:hAnsi="Times New Roman" w:cs="Times New Roman"/>
-          <w:sz w:val="28"/>
-          <w:szCs w:val="28"/>
-        </w:rPr>
-      </w:pPr>
-    </w:p>
-    <w:p>
-      <w:pPr>
-        <w:rPr>
-          <w:rFonts w:ascii="Times New Roman" w:eastAsia="Times New Roman" w:hAnsi="Times New Roman" w:cs="Times New Roman"/>
-          <w:sz w:val="28"/>
-          <w:szCs w:val="28"/>
-        </w:rPr>
-      </w:pPr>
-    </w:p>
-    <w:p>
-      <w:pPr>
-        <w:rPr>
-          <w:rFonts w:ascii="Times New Roman" w:eastAsia="Times New Roman" w:hAnsi="Times New Roman" w:cs="Times New Roman"/>
-          <w:sz w:val="28"/>
-          <w:szCs w:val="28"/>
-        </w:rPr>
-      </w:pPr>
-      <w:r>
-        <w:rPr>
-          <w:rFonts w:ascii="Times New Roman" w:eastAsia="Times New Roman" w:hAnsi="Times New Roman" w:cs="Times New Roman"/>
-          <w:sz w:val="28"/>
-          <w:szCs w:val="28"/>
-        </w:rPr>
-        <w:lastRenderedPageBreak/>
-        <w:t>Как мы можем видеть, все работает корректно:</w:t>
-      </w:r>
-    </w:p>
-    <w:p>
-      <w:pPr>
-        <w:rPr>
-          <w:rFonts w:ascii="Times New Roman" w:eastAsia="Times New Roman" w:hAnsi="Times New Roman" w:cs="Times New Roman"/>
-          <w:sz w:val="28"/>
-          <w:szCs w:val="28"/>
-        </w:rPr>
-      </w:pPr>
-      <w:r>
-        <w:rPr>
-          <w:rFonts w:ascii="Times New Roman" w:eastAsia="Times New Roman" w:hAnsi="Times New Roman" w:cs="Times New Roman"/>
-          <w:noProof/>
-          <w:sz w:val="28"/>
-          <w:szCs w:val="28"/>
-          <w:lang w:val="en-US"/>
+          <w:sz w:val="36"/>
+          <w:szCs w:val="36"/>
         </w:rPr>
         <w:drawing>
-          <wp:inline distT="0" distB="0" distL="0" distR="0" wp14:anchorId="16F9E682" wp14:editId="797D926E">
-            <wp:extent cx="5939790" cy="1210310"/>
-            <wp:effectExtent l="0" t="0" r="3810" b="8890"/>
-            <wp:docPr id="17" name="Picture 17"/>
+          <wp:inline distT="0" distB="0" distL="0" distR="0" wp14:anchorId="088EDB21" wp14:editId="22D85D06">
+            <wp:extent cx="5323263" cy="3193730"/>
+            <wp:effectExtent l="0" t="0" r="0" b="6985"/>
+            <wp:docPr id="20" name="Picture 20"/>
             <wp:cNvGraphicFramePr>
               <a:graphicFrameLocks xmlns:a="http://schemas.openxmlformats.org/drawingml/2006/main" noChangeAspect="1"/>
             </wp:cNvGraphicFramePr>
@@ -3975,7 +3207,7 @@
                   <pic:spPr>
                     <a:xfrm>
                       <a:off x="0" y="0"/>
-                      <a:ext cx="5939790" cy="1210310"/>
+                      <a:ext cx="5346589" cy="3207724"/>
                     </a:xfrm>
                     <a:prstGeom prst="rect">
                       <a:avLst/>
@@ -4007,39 +3239,91 @@
           <w:sz w:val="28"/>
           <w:szCs w:val="28"/>
         </w:rPr>
-        <w:t>Тесты успешно проходятся.</w:t>
-      </w:r>
-    </w:p>
-    <w:p>
-      <w:pPr>
-        <w:rPr>
-          <w:rFonts w:ascii="Times New Roman" w:eastAsia="Times New Roman" w:hAnsi="Times New Roman" w:cs="Times New Roman"/>
-          <w:sz w:val="28"/>
-          <w:szCs w:val="28"/>
-        </w:rPr>
-      </w:pPr>
-    </w:p>
-    <w:p>
-      <w:pPr>
-        <w:rPr>
-          <w:rFonts w:ascii="Times New Roman" w:eastAsia="Times New Roman" w:hAnsi="Times New Roman" w:cs="Times New Roman"/>
-          <w:sz w:val="28"/>
-          <w:szCs w:val="28"/>
-        </w:rPr>
-      </w:pPr>
-      <w:r>
-        <w:rPr>
-          <w:rFonts w:ascii="Times New Roman" w:eastAsia="Times New Roman" w:hAnsi="Times New Roman" w:cs="Times New Roman"/>
-          <w:noProof/>
-          <w:sz w:val="28"/>
-          <w:szCs w:val="28"/>
-          <w:lang w:val="en-US"/>
-        </w:rPr>
+        <w:t xml:space="preserve">Рисунок </w:t>
+      </w:r>
+      <w:r>
+        <w:rPr>
+          <w:rFonts w:ascii="Times New Roman" w:eastAsia="Times New Roman" w:hAnsi="Times New Roman" w:cs="Times New Roman"/>
+          <w:i/>
+          <w:color w:val="666666"/>
+          <w:sz w:val="28"/>
+          <w:szCs w:val="28"/>
+        </w:rPr>
+        <w:t>4</w:t>
+      </w:r>
+      <w:r>
+        <w:rPr>
+          <w:rFonts w:ascii="Times New Roman" w:eastAsia="Times New Roman" w:hAnsi="Times New Roman" w:cs="Times New Roman"/>
+          <w:i/>
+          <w:color w:val="666666"/>
+          <w:sz w:val="28"/>
+          <w:szCs w:val="28"/>
+        </w:rPr>
+        <w:t xml:space="preserve">. </w:t>
+      </w:r>
+      <w:r>
+        <w:rPr>
+          <w:rFonts w:ascii="Times New Roman" w:eastAsia="Times New Roman" w:hAnsi="Times New Roman" w:cs="Times New Roman"/>
+          <w:i/>
+          <w:color w:val="666666"/>
+          <w:sz w:val="28"/>
+          <w:szCs w:val="28"/>
+        </w:rPr>
+        <w:t xml:space="preserve">График,полученный в процессе интеграции </w:t>
+      </w:r>
+      <w:r>
+        <w:rPr>
+          <w:rFonts w:ascii="Times New Roman" w:eastAsia="Times New Roman" w:hAnsi="Times New Roman" w:cs="Times New Roman"/>
+          <w:i/>
+          <w:color w:val="666666"/>
+          <w:sz w:val="28"/>
+          <w:szCs w:val="28"/>
+        </w:rPr>
+        <w:t>логарифмической</w:t>
+      </w:r>
+      <w:r>
+        <w:rPr>
+          <w:rFonts w:ascii="Times New Roman" w:eastAsia="Times New Roman" w:hAnsi="Times New Roman" w:cs="Times New Roman"/>
+          <w:i/>
+          <w:color w:val="666666"/>
+          <w:sz w:val="28"/>
+          <w:szCs w:val="28"/>
+        </w:rPr>
+        <w:t xml:space="preserve"> </w:t>
+      </w:r>
+      <w:r>
+        <w:rPr>
+          <w:rFonts w:ascii="Times New Roman" w:eastAsia="Times New Roman" w:hAnsi="Times New Roman" w:cs="Times New Roman"/>
+          <w:i/>
+          <w:color w:val="666666"/>
+          <w:sz w:val="28"/>
+          <w:szCs w:val="28"/>
+        </w:rPr>
+        <w:t>ветви</w:t>
+      </w:r>
+    </w:p>
+    <w:p>
+      <w:pPr>
+        <w:rPr>
+          <w:rFonts w:ascii="Times New Roman" w:eastAsia="Times New Roman" w:hAnsi="Times New Roman" w:cs="Times New Roman"/>
+          <w:b/>
+          <w:sz w:val="36"/>
+          <w:szCs w:val="36"/>
+        </w:rPr>
+      </w:pPr>
+      <w:r>
+        <w:rPr>
+          <w:rFonts w:ascii="Times New Roman" w:eastAsia="Times New Roman" w:hAnsi="Times New Roman" w:cs="Times New Roman"/>
+          <w:b/>
+          <w:sz w:val="36"/>
+          <w:szCs w:val="36"/>
+        </w:rPr>
+        <w:lastRenderedPageBreak/>
         <w:drawing>
-          <wp:inline distT="0" distB="0" distL="0" distR="0" wp14:anchorId="7A3BB1FA" wp14:editId="5ADFEC3B">
-            <wp:extent cx="5939790" cy="1798955"/>
+          <wp:inline distT="0" distB="0" distL="0" distR="0" wp14:anchorId="2C1CE8FF" wp14:editId="2BA2BE5A">
+            <wp:extent cx="5939790" cy="3563620"/>
             <wp:effectExtent l="0" t="0" r="3810" b="0"/>
-            <wp:docPr id="16" name="Picture 16"/>
+            <wp:docPr id="21" name="Picture 21"/>
             <wp:cNvGraphicFramePr>
               <a:graphicFrameLocks xmlns:a="http://schemas.openxmlformats.org/drawingml/2006/main" noChangeAspect="1"/>
             </wp:cNvGraphicFramePr>
@@ -4059,7 +3343,7 @@
                   <pic:spPr>
                     <a:xfrm>
                       <a:off x="0" y="0"/>
-                      <a:ext cx="5939790" cy="1798955"/>
+                      <a:ext cx="5939790" cy="3563620"/>
                     </a:xfrm>
                     <a:prstGeom prst="rect">
                       <a:avLst/>
@@ -4091,9 +3375,8 @@
           <w:sz w:val="28"/>
           <w:szCs w:val="28"/>
         </w:rPr>
-        <w:t xml:space="preserve">Итоговое тестовое покрытие методов класса </w:t>
-      </w:r>
-      <w:proofErr w:type="spellStart"/>
+        <w:t xml:space="preserve">Рисунок </w:t>
+      </w:r>
       <w:r>
         <w:rPr>
           <w:rFonts w:ascii="Times New Roman" w:eastAsia="Times New Roman" w:hAnsi="Times New Roman" w:cs="Times New Roman"/>
@@ -4101,11 +3384,9 @@
           <w:color w:val="666666"/>
           <w:sz w:val="28"/>
           <w:szCs w:val="28"/>
-          <w:lang w:val="en-US"/>
-        </w:rPr>
-        <w:t>SkewHeap</w:t>
-      </w:r>
-      <w:proofErr w:type="spellEnd"/>
+        </w:rPr>
+        <w:t>5</w:t>
+      </w:r>
       <w:r>
         <w:rPr>
           <w:rFonts w:ascii="Times New Roman" w:eastAsia="Times New Roman" w:hAnsi="Times New Roman" w:cs="Times New Roman"/>
@@ -4114,215 +3395,52 @@
           <w:sz w:val="28"/>
           <w:szCs w:val="28"/>
         </w:rPr>
-        <w:t>.</w:t>
-      </w:r>
-    </w:p>
-    <w:p>
-      <w:pPr>
-        <w:rPr>
-          <w:rFonts w:ascii="Times New Roman" w:eastAsia="Times New Roman" w:hAnsi="Times New Roman" w:cs="Times New Roman"/>
-          <w:sz w:val="28"/>
-          <w:szCs w:val="28"/>
-        </w:rPr>
-      </w:pPr>
-    </w:p>
-    <w:p>
-      <w:pPr>
-        <w:rPr>
-          <w:rFonts w:ascii="Times New Roman" w:eastAsia="Times New Roman" w:hAnsi="Times New Roman" w:cs="Times New Roman"/>
-          <w:sz w:val="28"/>
-          <w:szCs w:val="28"/>
+        <w:t xml:space="preserve">. </w:t>
+      </w:r>
+      <w:r>
+        <w:rPr>
+          <w:rFonts w:ascii="Times New Roman" w:eastAsia="Times New Roman" w:hAnsi="Times New Roman" w:cs="Times New Roman"/>
+          <w:i/>
+          <w:color w:val="666666"/>
+          <w:sz w:val="28"/>
+          <w:szCs w:val="28"/>
+        </w:rPr>
+        <w:t xml:space="preserve">График,полученный в процессе интеграции </w:t>
+      </w:r>
+      <w:r>
+        <w:rPr>
+          <w:rFonts w:ascii="Times New Roman" w:eastAsia="Times New Roman" w:hAnsi="Times New Roman" w:cs="Times New Roman"/>
+          <w:i/>
+          <w:color w:val="666666"/>
+          <w:sz w:val="28"/>
+          <w:szCs w:val="28"/>
+        </w:rPr>
+        <w:t>всей системы</w:t>
+      </w:r>
+    </w:p>
+    <w:p>
+      <w:pPr>
+        <w:rPr>
+          <w:rFonts w:ascii="Times New Roman" w:eastAsia="Times New Roman" w:hAnsi="Times New Roman" w:cs="Times New Roman"/>
+          <w:b/>
+          <w:sz w:val="36"/>
+          <w:szCs w:val="36"/>
+        </w:rPr>
+      </w:pPr>
+      <w:r>
+        <w:rPr>
+          <w:rFonts w:ascii="Times New Roman" w:eastAsia="Times New Roman" w:hAnsi="Times New Roman" w:cs="Times New Roman"/>
+          <w:b/>
+          <w:noProof/>
+          <w:sz w:val="36"/>
+          <w:szCs w:val="36"/>
           <w:lang w:val="en-US"/>
         </w:rPr>
-      </w:pPr>
-      <w:r>
-        <w:rPr>
-          <w:rFonts w:ascii="Times New Roman" w:eastAsia="Times New Roman" w:hAnsi="Times New Roman" w:cs="Times New Roman"/>
-          <w:sz w:val="28"/>
-          <w:szCs w:val="28"/>
-        </w:rPr>
-        <w:t>Результаты тестирования:</w:t>
-      </w:r>
-      <w:r>
-        <w:rPr>
-          <w:rFonts w:ascii="Times New Roman" w:eastAsia="Times New Roman" w:hAnsi="Times New Roman" w:cs="Times New Roman"/>
-          <w:sz w:val="28"/>
-          <w:szCs w:val="28"/>
-          <w:lang w:val="en-US"/>
-        </w:rPr>
-        <w:t xml:space="preserve"> </w:t>
-      </w:r>
-    </w:p>
-    <w:p>
-      <w:pPr>
-        <w:numPr>
-          <w:ilvl w:val="0"/>
-          <w:numId w:val="12"/>
-        </w:numPr>
-        <w:spacing w:after="0"/>
-        <w:rPr>
-          <w:rFonts w:ascii="Times New Roman" w:eastAsia="Times New Roman" w:hAnsi="Times New Roman" w:cs="Times New Roman"/>
-          <w:sz w:val="28"/>
-          <w:szCs w:val="28"/>
-        </w:rPr>
-      </w:pPr>
-      <w:r>
-        <w:rPr>
-          <w:rFonts w:ascii="Times New Roman" w:eastAsia="Times New Roman" w:hAnsi="Times New Roman" w:cs="Times New Roman"/>
-          <w:sz w:val="28"/>
-          <w:szCs w:val="28"/>
-        </w:rPr>
-        <w:t xml:space="preserve">SkewHeap </w:t>
-      </w:r>
-      <w:r>
-        <w:rPr>
-          <w:rFonts w:ascii="Times New Roman" w:eastAsia="Times New Roman" w:hAnsi="Times New Roman" w:cs="Times New Roman"/>
-          <w:sz w:val="28"/>
-          <w:szCs w:val="28"/>
-        </w:rPr>
-        <w:t>реализовано корректно и проходит все тесты.</w:t>
-      </w:r>
-    </w:p>
-    <w:p>
-      <w:pPr>
-        <w:numPr>
-          <w:ilvl w:val="0"/>
-          <w:numId w:val="12"/>
-        </w:numPr>
-        <w:spacing w:after="0"/>
-        <w:rPr>
-          <w:rFonts w:ascii="Times New Roman" w:eastAsia="Times New Roman" w:hAnsi="Times New Roman" w:cs="Times New Roman"/>
-          <w:sz w:val="28"/>
-          <w:szCs w:val="28"/>
-        </w:rPr>
-      </w:pPr>
-      <w:r>
-        <w:rPr>
-          <w:rFonts w:ascii="Times New Roman" w:eastAsia="Times New Roman" w:hAnsi="Times New Roman" w:cs="Times New Roman"/>
-          <w:sz w:val="28"/>
-          <w:szCs w:val="28"/>
-        </w:rPr>
-        <w:t>Код покрыт модульными тестами.</w:t>
-      </w:r>
-    </w:p>
-    <w:p>
-      <w:pPr>
-        <w:numPr>
-          <w:ilvl w:val="0"/>
-          <w:numId w:val="12"/>
-        </w:numPr>
-        <w:rPr>
-          <w:rFonts w:ascii="Times New Roman" w:eastAsia="Times New Roman" w:hAnsi="Times New Roman" w:cs="Times New Roman"/>
-          <w:sz w:val="28"/>
-          <w:szCs w:val="28"/>
-        </w:rPr>
-      </w:pPr>
-      <w:r>
-        <w:rPr>
-          <w:rFonts w:ascii="Times New Roman" w:eastAsia="Times New Roman" w:hAnsi="Times New Roman" w:cs="Times New Roman"/>
-          <w:sz w:val="28"/>
-          <w:szCs w:val="28"/>
-        </w:rPr>
-        <w:t xml:space="preserve">Тестирование подтвердило, что </w:t>
-      </w:r>
-      <w:r>
-        <w:rPr>
-          <w:rFonts w:ascii="Times New Roman" w:eastAsia="Times New Roman" w:hAnsi="Times New Roman" w:cs="Times New Roman"/>
-          <w:sz w:val="28"/>
-          <w:szCs w:val="28"/>
-        </w:rPr>
-        <w:t>куча</w:t>
-      </w:r>
-      <w:r>
-        <w:rPr>
-          <w:rFonts w:ascii="Times New Roman" w:eastAsia="Times New Roman" w:hAnsi="Times New Roman" w:cs="Times New Roman"/>
-          <w:sz w:val="28"/>
-          <w:szCs w:val="28"/>
-        </w:rPr>
-        <w:t xml:space="preserve"> корректно выполняет все основные операции. </w:t>
-      </w:r>
-    </w:p>
-    <w:p>
-      <w:pPr>
-        <w:rPr>
-          <w:rFonts w:ascii="Times New Roman" w:eastAsia="Times New Roman" w:hAnsi="Times New Roman" w:cs="Times New Roman"/>
-          <w:sz w:val="28"/>
-          <w:szCs w:val="28"/>
-        </w:rPr>
-      </w:pPr>
-      <w:r>
-        <w:br w:type="page"/>
-      </w:r>
-    </w:p>
-    <w:p>
-      <w:pPr>
-        <w:rPr>
-          <w:rFonts w:ascii="Times New Roman" w:eastAsia="Times New Roman" w:hAnsi="Times New Roman" w:cs="Times New Roman"/>
-          <w:sz w:val="28"/>
-          <w:szCs w:val="28"/>
-        </w:rPr>
-      </w:pPr>
-      <w:r>
-        <w:rPr>
-          <w:rFonts w:ascii="Times New Roman" w:eastAsia="Times New Roman" w:hAnsi="Times New Roman" w:cs="Times New Roman"/>
-          <w:b/>
-          <w:sz w:val="30"/>
-          <w:szCs w:val="30"/>
-        </w:rPr>
-        <w:lastRenderedPageBreak/>
-        <w:t xml:space="preserve">Задание 3: </w:t>
-      </w:r>
-      <w:r>
-        <w:rPr>
-          <w:rFonts w:ascii="Times New Roman" w:eastAsia="Times New Roman" w:hAnsi="Times New Roman" w:cs="Times New Roman"/>
-          <w:i/>
-          <w:sz w:val="30"/>
-          <w:szCs w:val="30"/>
-        </w:rPr>
-        <w:t>Описание предметной области</w:t>
-      </w:r>
-    </w:p>
-    <w:p>
-      <w:pPr>
-        <w:spacing w:before="200"/>
-        <w:rPr>
-          <w:rFonts w:ascii="Times New Roman" w:eastAsia="Times New Roman" w:hAnsi="Times New Roman" w:cs="Times New Roman"/>
-          <w:sz w:val="28"/>
-          <w:szCs w:val="28"/>
-        </w:rPr>
-      </w:pPr>
-      <w:r>
-        <w:rPr>
-          <w:rFonts w:ascii="Times New Roman" w:eastAsia="Times New Roman" w:hAnsi="Times New Roman" w:cs="Times New Roman"/>
-          <w:sz w:val="28"/>
-          <w:szCs w:val="28"/>
-        </w:rPr>
-        <w:t>Для начала, спроектируем нашу доменную область в соответствии с заданным текстом.</w:t>
-      </w:r>
-    </w:p>
-    <w:p>
-      <w:pPr>
-        <w:spacing w:before="200"/>
-        <w:rPr>
-          <w:rFonts w:ascii="Times New Roman" w:eastAsia="Times New Roman" w:hAnsi="Times New Roman" w:cs="Times New Roman"/>
-          <w:sz w:val="28"/>
-          <w:szCs w:val="28"/>
-          <w:lang w:val="vi-VN"/>
-        </w:rPr>
-      </w:pPr>
-      <w:r>
-        <w:rPr>
-          <w:rFonts w:ascii="Times New Roman" w:eastAsia="Times New Roman" w:hAnsi="Times New Roman" w:cs="Times New Roman"/>
-          <w:noProof/>
-          <w:sz w:val="28"/>
-          <w:szCs w:val="28"/>
-          <w:lang w:val="en-US"/>
-        </w:rPr>
         <w:drawing>
-          <wp:inline distT="0" distB="0" distL="0" distR="0" wp14:anchorId="3303B8F4" wp14:editId="2E6B20CC">
-            <wp:extent cx="5939790" cy="3096895"/>
-            <wp:effectExtent l="0" t="0" r="3810" b="8255"/>
-            <wp:docPr id="18" name="Picture 18"/>
+          <wp:inline distT="0" distB="0" distL="0" distR="0">
+            <wp:extent cx="5939790" cy="3428365"/>
+            <wp:effectExtent l="0" t="0" r="3810" b="635"/>
+            <wp:docPr id="22" name="Picture 22"/>
             <wp:cNvGraphicFramePr>
               <a:graphicFrameLocks xmlns:a="http://schemas.openxmlformats.org/drawingml/2006/main" noChangeAspect="1"/>
             </wp:cNvGraphicFramePr>
@@ -4330,11 +3448,17 @@
               <a:graphicData uri="http://schemas.openxmlformats.org/drawingml/2006/picture">
                 <pic:pic xmlns:pic="http://schemas.openxmlformats.org/drawingml/2006/picture">
                   <pic:nvPicPr>
-                    <pic:cNvPr id="1" name=""/>
+                    <pic:cNvPr id="22" name="desmos_graphic.png"/>
                     <pic:cNvPicPr/>
                   </pic:nvPicPr>
                   <pic:blipFill>
-                    <a:blip r:embed="rId17"/>
+                    <a:blip r:embed="rId17">
+                      <a:extLst>
+                        <a:ext uri="{28A0092B-C50C-407E-A947-70E740481C1C}">
+                          <a14:useLocalDpi xmlns:a14="http://schemas.microsoft.com/office/drawing/2010/main" val="0"/>
+                        </a:ext>
+                      </a:extLst>
+                    </a:blip>
                     <a:stretch>
                       <a:fillRect/>
                     </a:stretch>
@@ -4342,7 +3466,7 @@
                   <pic:spPr>
                     <a:xfrm>
                       <a:off x="0" y="0"/>
-                      <a:ext cx="5939790" cy="3096895"/>
+                      <a:ext cx="5939790" cy="3428365"/>
                     </a:xfrm>
                     <a:prstGeom prst="rect">
                       <a:avLst/>
@@ -4374,2082 +3498,9 @@
           <w:sz w:val="28"/>
           <w:szCs w:val="28"/>
         </w:rPr>
-        <w:t>Спроектированная UML диаграмма предметной области.</w:t>
-      </w:r>
-    </w:p>
-    <w:p>
-      <w:pPr>
-        <w:rPr>
-          <w:rFonts w:ascii="Times New Roman" w:eastAsia="Times New Roman" w:hAnsi="Times New Roman" w:cs="Times New Roman"/>
-          <w:sz w:val="28"/>
-          <w:szCs w:val="28"/>
-        </w:rPr>
-      </w:pPr>
-    </w:p>
-    <w:p>
-      <w:pPr>
-        <w:rPr>
-          <w:rFonts w:ascii="Times New Roman" w:eastAsia="Times New Roman" w:hAnsi="Times New Roman" w:cs="Times New Roman"/>
-          <w:sz w:val="28"/>
-          <w:szCs w:val="28"/>
-        </w:rPr>
-      </w:pPr>
-      <w:r>
-        <w:rPr>
-          <w:rFonts w:ascii="Times New Roman" w:eastAsia="Times New Roman" w:hAnsi="Times New Roman" w:cs="Times New Roman"/>
-          <w:sz w:val="28"/>
-          <w:szCs w:val="28"/>
-        </w:rPr>
-        <w:t>Предметная область описывает ситуацию управления автомобилем и реакцию персонажей на удачное/неудачное переключение передач.</w:t>
-      </w:r>
-    </w:p>
-    <w:p>
-      <w:pPr>
-        <w:rPr>
-          <w:rFonts w:ascii="Times New Roman" w:eastAsia="Times New Roman" w:hAnsi="Times New Roman" w:cs="Times New Roman"/>
-          <w:sz w:val="28"/>
-          <w:szCs w:val="28"/>
-        </w:rPr>
-      </w:pPr>
-      <w:r>
-        <w:rPr>
-          <w:rFonts w:ascii="Times New Roman" w:eastAsia="Times New Roman" w:hAnsi="Times New Roman" w:cs="Times New Roman"/>
-          <w:sz w:val="28"/>
-          <w:szCs w:val="28"/>
-        </w:rPr>
-        <w:t>Предметная область включает в себя:</w:t>
-      </w:r>
-    </w:p>
-    <w:p>
-      <w:pPr>
-        <w:ind w:left="720"/>
-        <w:rPr>
-          <w:rFonts w:ascii="Times New Roman" w:eastAsia="Times New Roman" w:hAnsi="Times New Roman" w:cs="Times New Roman"/>
-          <w:b/>
-          <w:sz w:val="28"/>
-          <w:szCs w:val="28"/>
-        </w:rPr>
-      </w:pPr>
-      <w:r>
-        <w:rPr>
-          <w:rFonts w:ascii="Times New Roman" w:eastAsia="Times New Roman" w:hAnsi="Times New Roman" w:cs="Times New Roman"/>
-          <w:b/>
-          <w:sz w:val="28"/>
-          <w:szCs w:val="28"/>
-        </w:rPr>
-        <w:t>Персонажи</w:t>
-      </w:r>
-    </w:p>
-    <w:p>
-      <w:pPr>
-        <w:numPr>
-          <w:ilvl w:val="0"/>
-          <w:numId w:val="1"/>
-        </w:numPr>
-        <w:spacing w:after="0"/>
-        <w:rPr>
-          <w:rFonts w:ascii="Times New Roman" w:eastAsia="Times New Roman" w:hAnsi="Times New Roman" w:cs="Times New Roman"/>
-          <w:sz w:val="28"/>
-          <w:szCs w:val="28"/>
-        </w:rPr>
-      </w:pPr>
-      <w:r>
-        <w:rPr>
-          <w:rFonts w:ascii="Times New Roman" w:eastAsia="Times New Roman" w:hAnsi="Times New Roman" w:cs="Times New Roman"/>
-          <w:sz w:val="28"/>
-          <w:szCs w:val="28"/>
-        </w:rPr>
-        <w:t>Driver — водитель, выполняющий переключение передач и имеющий эмоциональное состояние.</w:t>
-      </w:r>
-    </w:p>
-    <w:p>
-      <w:pPr>
-        <w:numPr>
-          <w:ilvl w:val="0"/>
-          <w:numId w:val="1"/>
-        </w:numPr>
-        <w:spacing w:after="0"/>
-        <w:rPr>
-          <w:rFonts w:ascii="Times New Roman" w:eastAsia="Times New Roman" w:hAnsi="Times New Roman" w:cs="Times New Roman"/>
-          <w:sz w:val="28"/>
-          <w:szCs w:val="28"/>
-        </w:rPr>
-      </w:pPr>
-      <w:r>
-        <w:rPr>
-          <w:rFonts w:ascii="Times New Roman" w:eastAsia="Times New Roman" w:hAnsi="Times New Roman" w:cs="Times New Roman"/>
-          <w:sz w:val="28"/>
-          <w:szCs w:val="28"/>
-        </w:rPr>
-        <w:t>FordPrefect — наблюдатель, который “слышит” замечания (Remark) и формирует собственное впечатление (Experience).</w:t>
-      </w:r>
-    </w:p>
-    <w:p>
-      <w:pPr>
-        <w:spacing w:after="0"/>
-        <w:ind w:left="720"/>
-        <w:rPr>
-          <w:rFonts w:ascii="Times New Roman" w:eastAsia="Times New Roman" w:hAnsi="Times New Roman" w:cs="Times New Roman"/>
-          <w:sz w:val="28"/>
-          <w:szCs w:val="28"/>
-        </w:rPr>
-      </w:pPr>
-    </w:p>
-    <w:p>
-      <w:pPr>
-        <w:spacing w:after="0"/>
-        <w:ind w:left="720"/>
-        <w:rPr>
-          <w:rFonts w:ascii="Times New Roman" w:eastAsia="Times New Roman" w:hAnsi="Times New Roman" w:cs="Times New Roman"/>
-          <w:b/>
-          <w:sz w:val="28"/>
-          <w:szCs w:val="28"/>
-        </w:rPr>
-      </w:pPr>
-      <w:r>
-        <w:rPr>
-          <w:rFonts w:ascii="Times New Roman" w:eastAsia="Times New Roman" w:hAnsi="Times New Roman" w:cs="Times New Roman"/>
-          <w:b/>
-          <w:sz w:val="28"/>
-          <w:szCs w:val="28"/>
-        </w:rPr>
-        <w:t>Объекты</w:t>
-      </w:r>
-    </w:p>
-    <w:p>
-      <w:pPr>
-        <w:spacing w:after="0"/>
-        <w:ind w:left="720"/>
-        <w:rPr>
-          <w:rFonts w:ascii="Times New Roman" w:eastAsia="Times New Roman" w:hAnsi="Times New Roman" w:cs="Times New Roman"/>
-          <w:sz w:val="28"/>
-          <w:szCs w:val="28"/>
-        </w:rPr>
-      </w:pPr>
-    </w:p>
-    <w:p>
-      <w:pPr>
-        <w:pStyle w:val="ListParagraph"/>
-        <w:numPr>
-          <w:ilvl w:val="1"/>
-          <w:numId w:val="28"/>
-        </w:numPr>
-        <w:spacing w:after="0"/>
-        <w:ind w:left="720"/>
-        <w:rPr>
-          <w:rFonts w:ascii="Times New Roman" w:eastAsia="Times New Roman" w:hAnsi="Times New Roman" w:cs="Times New Roman"/>
-          <w:sz w:val="28"/>
-          <w:szCs w:val="28"/>
-        </w:rPr>
-      </w:pPr>
-      <w:r>
-        <w:rPr>
-          <w:rFonts w:ascii="Times New Roman" w:eastAsia="Times New Roman" w:hAnsi="Times New Roman" w:cs="Times New Roman"/>
-          <w:sz w:val="28"/>
-          <w:szCs w:val="28"/>
-        </w:rPr>
-        <w:t>Car — автомобиль с текущей передачей и состоянием двигателя.</w:t>
-      </w:r>
-    </w:p>
-    <w:p>
-      <w:pPr>
-        <w:pStyle w:val="ListParagraph"/>
-        <w:numPr>
-          <w:ilvl w:val="1"/>
-          <w:numId w:val="28"/>
-        </w:numPr>
-        <w:spacing w:after="0"/>
-        <w:ind w:left="720"/>
-        <w:rPr>
-          <w:rFonts w:ascii="Times New Roman" w:eastAsia="Times New Roman" w:hAnsi="Times New Roman" w:cs="Times New Roman"/>
-          <w:sz w:val="28"/>
-          <w:szCs w:val="28"/>
-        </w:rPr>
-      </w:pPr>
-      <w:r>
-        <w:rPr>
-          <w:rFonts w:ascii="Times New Roman" w:eastAsia="Times New Roman" w:hAnsi="Times New Roman" w:cs="Times New Roman"/>
-          <w:sz w:val="28"/>
-          <w:szCs w:val="28"/>
-        </w:rPr>
-        <w:t>GearShift — действие переключения с одной передачи на другую с учётом “ожидаемой” передачи.</w:t>
-      </w:r>
-    </w:p>
-    <w:p>
-      <w:pPr>
-        <w:pStyle w:val="ListParagraph"/>
-        <w:numPr>
-          <w:ilvl w:val="1"/>
-          <w:numId w:val="28"/>
-        </w:numPr>
-        <w:spacing w:after="0"/>
-        <w:ind w:left="720"/>
-        <w:rPr>
-          <w:rFonts w:ascii="Times New Roman" w:eastAsia="Times New Roman" w:hAnsi="Times New Roman" w:cs="Times New Roman"/>
-          <w:sz w:val="28"/>
-          <w:szCs w:val="28"/>
-        </w:rPr>
-      </w:pPr>
-      <w:r>
-        <w:rPr>
-          <w:rFonts w:ascii="Times New Roman" w:eastAsia="Times New Roman" w:hAnsi="Times New Roman" w:cs="Times New Roman"/>
-          <w:sz w:val="28"/>
-          <w:szCs w:val="28"/>
-        </w:rPr>
-        <w:t>Remark — замечание с некоторой “силой воздействия” (impact).</w:t>
-      </w:r>
-    </w:p>
-    <w:p>
-      <w:pPr>
-        <w:pStyle w:val="ListParagraph"/>
-        <w:numPr>
-          <w:ilvl w:val="1"/>
-          <w:numId w:val="28"/>
-        </w:numPr>
-        <w:spacing w:after="0"/>
-        <w:ind w:left="720"/>
-        <w:rPr>
-          <w:rFonts w:ascii="Times New Roman" w:eastAsia="Times New Roman" w:hAnsi="Times New Roman" w:cs="Times New Roman"/>
-          <w:sz w:val="28"/>
-          <w:szCs w:val="28"/>
-        </w:rPr>
-      </w:pPr>
-      <w:r>
-        <w:rPr>
-          <w:rFonts w:ascii="Times New Roman" w:eastAsia="Times New Roman" w:hAnsi="Times New Roman" w:cs="Times New Roman"/>
-          <w:sz w:val="28"/>
-          <w:szCs w:val="28"/>
-        </w:rPr>
-        <w:t>Experience —переживание: эмоциональное состояние и уровень “шока”.</w:t>
-      </w:r>
-    </w:p>
-    <w:p>
-      <w:pPr>
-        <w:spacing w:after="0"/>
-        <w:ind w:left="720"/>
-        <w:rPr>
-          <w:rFonts w:ascii="Times New Roman" w:eastAsia="Times New Roman" w:hAnsi="Times New Roman" w:cs="Times New Roman"/>
-          <w:sz w:val="28"/>
-          <w:szCs w:val="28"/>
-        </w:rPr>
-      </w:pPr>
-    </w:p>
-    <w:p>
-      <w:pPr>
-        <w:spacing w:after="0"/>
-        <w:ind w:left="720"/>
-        <w:rPr>
-          <w:rFonts w:ascii="Times New Roman" w:eastAsia="Times New Roman" w:hAnsi="Times New Roman" w:cs="Times New Roman"/>
-          <w:sz w:val="28"/>
-          <w:szCs w:val="28"/>
-        </w:rPr>
-      </w:pPr>
-    </w:p>
-    <w:p>
-      <w:pPr>
-        <w:spacing w:after="0"/>
-        <w:ind w:left="720"/>
-        <w:rPr>
-          <w:rFonts w:ascii="Times New Roman" w:eastAsia="Times New Roman" w:hAnsi="Times New Roman" w:cs="Times New Roman"/>
-          <w:sz w:val="28"/>
-          <w:szCs w:val="28"/>
-        </w:rPr>
-      </w:pPr>
-    </w:p>
-    <w:p>
-      <w:pPr>
-        <w:spacing w:after="0"/>
-        <w:ind w:left="720"/>
-        <w:rPr>
-          <w:rFonts w:ascii="Times New Roman" w:eastAsia="Times New Roman" w:hAnsi="Times New Roman" w:cs="Times New Roman"/>
-          <w:sz w:val="28"/>
-          <w:szCs w:val="28"/>
-        </w:rPr>
-      </w:pPr>
-      <w:r>
-        <w:rPr>
-          <w:rFonts w:ascii="Times New Roman" w:eastAsia="Times New Roman" w:hAnsi="Times New Roman" w:cs="Times New Roman"/>
-          <w:b/>
-          <w:sz w:val="28"/>
-          <w:szCs w:val="28"/>
-        </w:rPr>
-        <w:lastRenderedPageBreak/>
-        <w:t>Сценарии</w:t>
-      </w:r>
-      <w:r>
-        <w:rPr>
-          <w:rFonts w:ascii="Times New Roman" w:eastAsia="Times New Roman" w:hAnsi="Times New Roman" w:cs="Times New Roman"/>
-          <w:sz w:val="28"/>
-          <w:szCs w:val="28"/>
-        </w:rPr>
-        <w:t xml:space="preserve"> (последовательности действий)</w:t>
-      </w:r>
-    </w:p>
-    <w:p>
-      <w:pPr>
-        <w:pStyle w:val="ListParagraph"/>
-        <w:numPr>
-          <w:ilvl w:val="1"/>
-          <w:numId w:val="28"/>
-        </w:numPr>
-        <w:tabs>
-          <w:tab w:val="left" w:pos="1530"/>
-        </w:tabs>
-        <w:spacing w:after="0"/>
-        <w:ind w:left="720" w:hanging="270"/>
-        <w:rPr>
-          <w:rFonts w:ascii="Times New Roman" w:eastAsia="Times New Roman" w:hAnsi="Times New Roman" w:cs="Times New Roman"/>
-          <w:sz w:val="28"/>
-          <w:szCs w:val="28"/>
-        </w:rPr>
-      </w:pPr>
-      <w:r>
-        <w:rPr>
-          <w:rFonts w:ascii="Times New Roman" w:eastAsia="Times New Roman" w:hAnsi="Times New Roman" w:cs="Times New Roman"/>
-          <w:sz w:val="28"/>
-          <w:szCs w:val="28"/>
-        </w:rPr>
-        <w:t>Водитель пытается переключить передачу → автомобиль меняет состояние → формируется опыт (Experience) → при необходимости другой персонаж интерпретирует замечание (Remark) и также получает опыт.</w:t>
-      </w:r>
-    </w:p>
-    <w:p>
-      <w:pPr>
-        <w:rPr>
-          <w:rFonts w:ascii="Times New Roman" w:eastAsia="Times New Roman" w:hAnsi="Times New Roman" w:cs="Times New Roman"/>
-          <w:sz w:val="28"/>
-          <w:szCs w:val="28"/>
-        </w:rPr>
-      </w:pPr>
-    </w:p>
-    <w:p>
-      <w:pPr>
-        <w:rPr>
-          <w:rFonts w:ascii="Times New Roman" w:eastAsia="Times New Roman" w:hAnsi="Times New Roman" w:cs="Times New Roman"/>
-          <w:sz w:val="28"/>
-          <w:szCs w:val="28"/>
-        </w:rPr>
-      </w:pPr>
-      <w:r>
-        <w:rPr>
-          <w:rFonts w:ascii="Times New Roman" w:eastAsia="Times New Roman" w:hAnsi="Times New Roman" w:cs="Times New Roman"/>
-          <w:sz w:val="28"/>
-          <w:szCs w:val="28"/>
-        </w:rPr>
-        <w:t>Далее, в соответствии с TDD напишем тесты по спроектированной модели.</w:t>
-      </w:r>
-    </w:p>
-    <w:p>
-      <w:pPr>
-        <w:rPr>
-          <w:rFonts w:ascii="Times New Roman" w:eastAsia="Times New Roman" w:hAnsi="Times New Roman" w:cs="Times New Roman"/>
-          <w:sz w:val="28"/>
-          <w:szCs w:val="28"/>
-          <w:lang w:val="en-US"/>
-        </w:rPr>
-      </w:pPr>
-      <w:proofErr w:type="spellStart"/>
-      <w:r>
-        <w:rPr>
-          <w:rFonts w:ascii="Times New Roman" w:eastAsia="Times New Roman" w:hAnsi="Times New Roman" w:cs="Times New Roman"/>
-          <w:sz w:val="28"/>
-          <w:szCs w:val="28"/>
-          <w:lang w:val="en-US"/>
-        </w:rPr>
-        <w:t>Цель</w:t>
-      </w:r>
-      <w:proofErr w:type="spellEnd"/>
-      <w:r>
-        <w:rPr>
-          <w:rFonts w:ascii="Times New Roman" w:eastAsia="Times New Roman" w:hAnsi="Times New Roman" w:cs="Times New Roman"/>
-          <w:sz w:val="28"/>
-          <w:szCs w:val="28"/>
-          <w:lang w:val="en-US"/>
-        </w:rPr>
-        <w:t xml:space="preserve"> </w:t>
-      </w:r>
-      <w:proofErr w:type="spellStart"/>
-      <w:r>
-        <w:rPr>
-          <w:rFonts w:ascii="Times New Roman" w:eastAsia="Times New Roman" w:hAnsi="Times New Roman" w:cs="Times New Roman"/>
-          <w:sz w:val="28"/>
-          <w:szCs w:val="28"/>
-          <w:lang w:val="en-US"/>
-        </w:rPr>
-        <w:t>тестирования</w:t>
-      </w:r>
-      <w:proofErr w:type="spellEnd"/>
-      <w:r>
-        <w:rPr>
-          <w:rFonts w:ascii="Times New Roman" w:eastAsia="Times New Roman" w:hAnsi="Times New Roman" w:cs="Times New Roman"/>
-          <w:sz w:val="28"/>
-          <w:szCs w:val="28"/>
-          <w:lang w:val="en-US"/>
-        </w:rPr>
-        <w:t xml:space="preserve"> — </w:t>
-      </w:r>
-      <w:proofErr w:type="spellStart"/>
-      <w:r>
-        <w:rPr>
-          <w:rFonts w:ascii="Times New Roman" w:eastAsia="Times New Roman" w:hAnsi="Times New Roman" w:cs="Times New Roman"/>
-          <w:sz w:val="28"/>
-          <w:szCs w:val="28"/>
-          <w:lang w:val="en-US"/>
-        </w:rPr>
-        <w:t>убедиться</w:t>
-      </w:r>
-      <w:proofErr w:type="spellEnd"/>
-      <w:r>
-        <w:rPr>
-          <w:rFonts w:ascii="Times New Roman" w:eastAsia="Times New Roman" w:hAnsi="Times New Roman" w:cs="Times New Roman"/>
-          <w:sz w:val="28"/>
-          <w:szCs w:val="28"/>
-          <w:lang w:val="en-US"/>
-        </w:rPr>
-        <w:t xml:space="preserve">, </w:t>
-      </w:r>
-      <w:proofErr w:type="spellStart"/>
-      <w:r>
-        <w:rPr>
-          <w:rFonts w:ascii="Times New Roman" w:eastAsia="Times New Roman" w:hAnsi="Times New Roman" w:cs="Times New Roman"/>
-          <w:sz w:val="28"/>
-          <w:szCs w:val="28"/>
-          <w:lang w:val="en-US"/>
-        </w:rPr>
-        <w:t>что</w:t>
-      </w:r>
-      <w:proofErr w:type="spellEnd"/>
-      <w:r>
-        <w:rPr>
-          <w:rFonts w:ascii="Times New Roman" w:eastAsia="Times New Roman" w:hAnsi="Times New Roman" w:cs="Times New Roman"/>
-          <w:sz w:val="28"/>
-          <w:szCs w:val="28"/>
-          <w:lang w:val="en-US"/>
-        </w:rPr>
-        <w:t>:</w:t>
-      </w:r>
-    </w:p>
-    <w:p>
-      <w:pPr>
-        <w:numPr>
-          <w:ilvl w:val="0"/>
-          <w:numId w:val="29"/>
-        </w:numPr>
-        <w:rPr>
-          <w:rFonts w:ascii="Times New Roman" w:eastAsia="Times New Roman" w:hAnsi="Times New Roman" w:cs="Times New Roman"/>
-          <w:sz w:val="28"/>
-          <w:szCs w:val="28"/>
-        </w:rPr>
-      </w:pPr>
-      <w:r>
-        <w:rPr>
-          <w:rFonts w:ascii="Times New Roman" w:eastAsia="Times New Roman" w:hAnsi="Times New Roman" w:cs="Times New Roman"/>
-          <w:sz w:val="28"/>
-          <w:szCs w:val="28"/>
-        </w:rPr>
-        <w:t>Переключения передач выполняются корректно и приводят к ожидаемому состоянию автомобиля.</w:t>
-      </w:r>
-    </w:p>
-    <w:p>
-      <w:pPr>
-        <w:numPr>
-          <w:ilvl w:val="0"/>
-          <w:numId w:val="29"/>
-        </w:numPr>
-        <w:rPr>
-          <w:rFonts w:ascii="Times New Roman" w:eastAsia="Times New Roman" w:hAnsi="Times New Roman" w:cs="Times New Roman"/>
-          <w:sz w:val="28"/>
-          <w:szCs w:val="28"/>
-        </w:rPr>
-      </w:pPr>
-      <w:r>
-        <w:rPr>
-          <w:rFonts w:ascii="Times New Roman" w:eastAsia="Times New Roman" w:hAnsi="Times New Roman" w:cs="Times New Roman"/>
-          <w:sz w:val="28"/>
-          <w:szCs w:val="28"/>
-        </w:rPr>
-        <w:t>Эмоции и уровень “шока” корректно отражают результат действий (ошибка/успех).</w:t>
-      </w:r>
-    </w:p>
-    <w:p>
-      <w:pPr>
-        <w:numPr>
-          <w:ilvl w:val="0"/>
-          <w:numId w:val="29"/>
-        </w:numPr>
-        <w:rPr>
-          <w:rFonts w:ascii="Times New Roman" w:eastAsia="Times New Roman" w:hAnsi="Times New Roman" w:cs="Times New Roman"/>
-          <w:sz w:val="28"/>
-          <w:szCs w:val="28"/>
-        </w:rPr>
-      </w:pPr>
-      <w:r>
-        <w:rPr>
-          <w:rFonts w:ascii="Times New Roman" w:eastAsia="Times New Roman" w:hAnsi="Times New Roman" w:cs="Times New Roman"/>
-          <w:sz w:val="28"/>
-          <w:szCs w:val="28"/>
-        </w:rPr>
-        <w:t>Замечания (</w:t>
-      </w:r>
-      <w:r>
-        <w:rPr>
-          <w:rFonts w:ascii="Times New Roman" w:eastAsia="Times New Roman" w:hAnsi="Times New Roman" w:cs="Times New Roman"/>
-          <w:sz w:val="28"/>
-          <w:szCs w:val="28"/>
-          <w:lang w:val="en-US"/>
-        </w:rPr>
-        <w:t>Remark</w:t>
-      </w:r>
-      <w:r>
-        <w:rPr>
-          <w:rFonts w:ascii="Times New Roman" w:eastAsia="Times New Roman" w:hAnsi="Times New Roman" w:cs="Times New Roman"/>
-          <w:sz w:val="28"/>
-          <w:szCs w:val="28"/>
-        </w:rPr>
-        <w:t>) интерпретируются и влияют на персонажа предсказуемо.</w:t>
-      </w:r>
-    </w:p>
-    <w:p>
-      <w:pPr>
-        <w:numPr>
-          <w:ilvl w:val="0"/>
-          <w:numId w:val="29"/>
-        </w:numPr>
-        <w:rPr>
-          <w:rFonts w:ascii="Times New Roman" w:eastAsia="Times New Roman" w:hAnsi="Times New Roman" w:cs="Times New Roman"/>
-          <w:sz w:val="28"/>
-          <w:szCs w:val="28"/>
-        </w:rPr>
-      </w:pPr>
-      <w:r>
-        <w:rPr>
-          <w:rFonts w:ascii="Times New Roman" w:eastAsia="Times New Roman" w:hAnsi="Times New Roman" w:cs="Times New Roman"/>
-          <w:sz w:val="28"/>
-          <w:szCs w:val="28"/>
-        </w:rPr>
-        <w:t xml:space="preserve">Сценарии из </w:t>
-      </w:r>
-      <w:proofErr w:type="spellStart"/>
-      <w:r>
-        <w:rPr>
-          <w:rFonts w:ascii="Times New Roman" w:eastAsia="Times New Roman" w:hAnsi="Times New Roman" w:cs="Times New Roman"/>
-          <w:sz w:val="28"/>
-          <w:szCs w:val="28"/>
-          <w:lang w:val="en-US"/>
-        </w:rPr>
-        <w:t>StoryTest</w:t>
-      </w:r>
-      <w:proofErr w:type="spellEnd"/>
-      <w:r>
-        <w:rPr>
-          <w:rFonts w:ascii="Times New Roman" w:eastAsia="Times New Roman" w:hAnsi="Times New Roman" w:cs="Times New Roman"/>
-          <w:sz w:val="28"/>
-          <w:szCs w:val="28"/>
-        </w:rPr>
-        <w:t xml:space="preserve"> воспроизводят заданные ситуации без ошибок.</w:t>
-      </w:r>
-    </w:p>
-    <w:p>
-      <w:pPr>
-        <w:ind w:left="720"/>
-        <w:rPr>
-          <w:rFonts w:ascii="Times New Roman" w:eastAsia="Times New Roman" w:hAnsi="Times New Roman" w:cs="Times New Roman"/>
-          <w:sz w:val="28"/>
-          <w:szCs w:val="28"/>
-          <w:lang w:val="vi-VN"/>
-        </w:rPr>
-      </w:pPr>
-    </w:p>
-    <w:p>
-      <w:pPr>
-        <w:rPr>
-          <w:rFonts w:ascii="Times New Roman" w:eastAsia="Times New Roman" w:hAnsi="Times New Roman" w:cs="Times New Roman"/>
-          <w:sz w:val="28"/>
-          <w:szCs w:val="28"/>
-          <w:lang w:val="vi-VN"/>
-        </w:rPr>
-      </w:pPr>
-      <w:r>
-        <w:rPr>
-          <w:rFonts w:ascii="Times New Roman" w:eastAsia="Times New Roman" w:hAnsi="Times New Roman" w:cs="Times New Roman"/>
-          <w:sz w:val="28"/>
-          <w:szCs w:val="28"/>
-          <w:lang w:val="vi-VN"/>
-        </w:rPr>
-        <w:t>Составим следующие тесты:</w:t>
-      </w:r>
-    </w:p>
-    <w:p>
-      <w:pPr>
-        <w:rPr>
-          <w:rFonts w:ascii="Times New Roman" w:eastAsia="Times New Roman" w:hAnsi="Times New Roman" w:cs="Times New Roman"/>
-          <w:sz w:val="28"/>
-          <w:szCs w:val="28"/>
-          <w:lang w:val="vi-VN"/>
-        </w:rPr>
-      </w:pPr>
-      <w:r>
-        <w:rPr>
-          <w:rFonts w:ascii="Times New Roman" w:eastAsia="Times New Roman" w:hAnsi="Times New Roman" w:cs="Times New Roman"/>
-          <w:sz w:val="28"/>
-          <w:szCs w:val="28"/>
-          <w:lang w:val="vi-VN"/>
-        </w:rPr>
-        <w:t xml:space="preserve">Класс: </w:t>
-      </w:r>
-      <w:r>
-        <w:rPr>
-          <w:rFonts w:ascii="Times New Roman" w:eastAsia="Times New Roman" w:hAnsi="Times New Roman" w:cs="Times New Roman"/>
-          <w:b/>
-          <w:sz w:val="28"/>
-          <w:szCs w:val="28"/>
-          <w:lang w:val="vi-VN"/>
-        </w:rPr>
-        <w:t>StoryTest</w:t>
-      </w:r>
-      <w:r>
-        <w:rPr>
-          <w:rFonts w:ascii="Times New Roman" w:eastAsia="Times New Roman" w:hAnsi="Times New Roman" w:cs="Times New Roman"/>
-          <w:sz w:val="28"/>
-          <w:szCs w:val="28"/>
-          <w:lang w:val="vi-VN"/>
-        </w:rPr>
-        <w:t xml:space="preserve"> (сценарии Driver + Car + GearShift)</w:t>
-      </w:r>
-    </w:p>
-    <w:p>
-      <w:pPr>
-        <w:pStyle w:val="ListParagraph"/>
-        <w:numPr>
-          <w:ilvl w:val="0"/>
-          <w:numId w:val="30"/>
-        </w:numPr>
-        <w:rPr>
-          <w:rFonts w:ascii="Times New Roman" w:eastAsia="Times New Roman" w:hAnsi="Times New Roman" w:cs="Times New Roman"/>
-          <w:sz w:val="28"/>
-          <w:szCs w:val="28"/>
-          <w:lang w:val="vi-VN"/>
-        </w:rPr>
-      </w:pPr>
-      <w:r>
-        <w:rPr>
-          <w:rFonts w:ascii="Times New Roman" w:eastAsia="Times New Roman" w:hAnsi="Times New Roman" w:cs="Times New Roman"/>
-          <w:b/>
-          <w:bCs/>
-          <w:sz w:val="28"/>
-          <w:szCs w:val="28"/>
-          <w:lang w:val="vi-VN"/>
-        </w:rPr>
-        <w:t>notADownshiftNoShock</w:t>
-      </w:r>
-      <w:r>
-        <w:rPr>
-          <w:rFonts w:ascii="Times New Roman" w:eastAsia="Times New Roman" w:hAnsi="Times New Roman" w:cs="Times New Roman"/>
-          <w:sz w:val="28"/>
-          <w:szCs w:val="28"/>
-          <w:lang w:val="vi-VN"/>
-        </w:rPr>
-        <w:t>: Проверяет, что переключение 4→5 (intended=5) не вызывает шок: Emotion.PROUD, EngineState.NORMAL.</w:t>
-      </w:r>
-    </w:p>
-    <w:p>
-      <w:pPr>
-        <w:pStyle w:val="ListParagraph"/>
-        <w:numPr>
-          <w:ilvl w:val="0"/>
-          <w:numId w:val="30"/>
-        </w:numPr>
-        <w:rPr>
-          <w:rFonts w:ascii="Times New Roman" w:eastAsia="Times New Roman" w:hAnsi="Times New Roman" w:cs="Times New Roman"/>
-          <w:sz w:val="28"/>
-          <w:szCs w:val="28"/>
-          <w:lang w:val="vi-VN"/>
-        </w:rPr>
-      </w:pPr>
-      <w:r>
-        <w:rPr>
-          <w:rFonts w:ascii="Times New Roman" w:eastAsia="Times New Roman" w:hAnsi="Times New Roman" w:cs="Times New Roman"/>
-          <w:b/>
-          <w:bCs/>
-          <w:sz w:val="28"/>
-          <w:szCs w:val="28"/>
-          <w:lang w:val="vi-VN"/>
-        </w:rPr>
-        <w:t>safeShiftNoShock</w:t>
-      </w:r>
-      <w:r>
-        <w:rPr>
-          <w:rFonts w:ascii="Times New Roman" w:eastAsia="Times New Roman" w:hAnsi="Times New Roman" w:cs="Times New Roman"/>
-          <w:sz w:val="28"/>
-          <w:szCs w:val="28"/>
-          <w:lang w:val="vi-VN"/>
-        </w:rPr>
-        <w:t>: Проверяет безопасное переключение 4→3: Emotion.PROUD, shockLevel=0, двигатель NORMAL, эмоция водителя PROUD.</w:t>
-      </w:r>
-    </w:p>
-    <w:p>
-      <w:pPr>
-        <w:pStyle w:val="ListParagraph"/>
-        <w:numPr>
-          <w:ilvl w:val="0"/>
-          <w:numId w:val="30"/>
-        </w:numPr>
-        <w:rPr>
-          <w:rFonts w:ascii="Times New Roman" w:eastAsia="Times New Roman" w:hAnsi="Times New Roman" w:cs="Times New Roman"/>
-          <w:sz w:val="28"/>
-          <w:szCs w:val="28"/>
-          <w:lang w:val="vi-VN"/>
-        </w:rPr>
-      </w:pPr>
-      <w:r>
-        <w:rPr>
-          <w:rFonts w:ascii="Times New Roman" w:eastAsia="Times New Roman" w:hAnsi="Times New Roman" w:cs="Times New Roman"/>
-          <w:b/>
-          <w:bCs/>
-          <w:sz w:val="28"/>
-          <w:szCs w:val="28"/>
-          <w:lang w:val="vi-VN"/>
-        </w:rPr>
-        <w:t>smallMistake</w:t>
-      </w:r>
-      <w:r>
-        <w:rPr>
-          <w:rFonts w:ascii="Times New Roman" w:eastAsia="Times New Roman" w:hAnsi="Times New Roman" w:cs="Times New Roman"/>
-          <w:sz w:val="28"/>
-          <w:szCs w:val="28"/>
-          <w:lang w:val="vi-VN"/>
-        </w:rPr>
-        <w:t>: Проверяет небольшую ошибку 4→2 вместо 3: Emotion.PROUD, shockLevel&lt;=10, двигатель NORMAL.</w:t>
-      </w:r>
-    </w:p>
-    <w:p>
-      <w:pPr>
-        <w:pStyle w:val="ListParagraph"/>
-        <w:numPr>
-          <w:ilvl w:val="0"/>
-          <w:numId w:val="30"/>
-        </w:numPr>
-        <w:rPr>
-          <w:rFonts w:ascii="Times New Roman" w:eastAsia="Times New Roman" w:hAnsi="Times New Roman" w:cs="Times New Roman"/>
-          <w:sz w:val="28"/>
-          <w:szCs w:val="28"/>
-          <w:lang w:val="vi-VN"/>
-        </w:rPr>
-      </w:pPr>
-      <w:r>
-        <w:rPr>
-          <w:rFonts w:ascii="Times New Roman" w:eastAsia="Times New Roman" w:hAnsi="Times New Roman" w:cs="Times New Roman"/>
-          <w:b/>
-          <w:bCs/>
-          <w:sz w:val="28"/>
-          <w:szCs w:val="28"/>
-          <w:lang w:val="vi-VN"/>
-        </w:rPr>
-        <w:t>bigMistakeShock</w:t>
-      </w:r>
-      <w:r>
-        <w:rPr>
-          <w:rFonts w:ascii="Times New Roman" w:eastAsia="Times New Roman" w:hAnsi="Times New Roman" w:cs="Times New Roman"/>
-          <w:sz w:val="28"/>
-          <w:szCs w:val="28"/>
-          <w:lang w:val="vi-VN"/>
-        </w:rPr>
-        <w:t>: Проверяет крупную ошибку 4→1 вместо 3: Emotion.SHOCKED, shockLevel&gt;=70, двигатель STRESSED, водитель SHOCKED.</w:t>
-      </w:r>
-    </w:p>
-    <w:p>
-      <w:pPr>
-        <w:ind w:left="360"/>
-        <w:rPr>
-          <w:rFonts w:ascii="Times New Roman" w:eastAsia="Times New Roman" w:hAnsi="Times New Roman" w:cs="Times New Roman"/>
-          <w:sz w:val="28"/>
-          <w:szCs w:val="28"/>
-        </w:rPr>
-      </w:pPr>
-      <w:r>
-        <w:rPr>
-          <w:rFonts w:ascii="Times New Roman" w:eastAsia="Times New Roman" w:hAnsi="Times New Roman" w:cs="Times New Roman"/>
-          <w:sz w:val="28"/>
-          <w:szCs w:val="28"/>
-        </w:rPr>
-        <w:t xml:space="preserve">Класс: </w:t>
-      </w:r>
-      <w:proofErr w:type="spellStart"/>
-      <w:r>
-        <w:rPr>
-          <w:rFonts w:ascii="Times New Roman" w:eastAsia="Times New Roman" w:hAnsi="Times New Roman" w:cs="Times New Roman"/>
-          <w:b/>
-          <w:sz w:val="28"/>
-          <w:szCs w:val="28"/>
-          <w:lang w:val="en-US"/>
-        </w:rPr>
-        <w:t>FordPrefect</w:t>
-      </w:r>
-      <w:proofErr w:type="spellEnd"/>
-    </w:p>
-    <w:p>
-      <w:pPr>
-        <w:pStyle w:val="ListParagraph"/>
-        <w:numPr>
-          <w:ilvl w:val="0"/>
-          <w:numId w:val="31"/>
-        </w:numPr>
-        <w:rPr>
-          <w:rFonts w:ascii="Times New Roman" w:eastAsia="Times New Roman" w:hAnsi="Times New Roman" w:cs="Times New Roman"/>
-          <w:sz w:val="28"/>
-          <w:szCs w:val="28"/>
-        </w:rPr>
-      </w:pPr>
-      <w:proofErr w:type="spellStart"/>
-      <w:r>
-        <w:rPr>
-          <w:rFonts w:ascii="Times New Roman" w:eastAsia="Times New Roman" w:hAnsi="Times New Roman" w:cs="Times New Roman"/>
-          <w:b/>
-          <w:bCs/>
-          <w:sz w:val="28"/>
-          <w:szCs w:val="28"/>
-          <w:lang w:val="en-US"/>
-        </w:rPr>
-        <w:t>fordSame</w:t>
-      </w:r>
-      <w:proofErr w:type="spellEnd"/>
-      <w:r>
-        <w:rPr>
-          <w:rFonts w:ascii="Times New Roman" w:eastAsia="Times New Roman" w:hAnsi="Times New Roman" w:cs="Times New Roman"/>
-          <w:sz w:val="28"/>
-          <w:szCs w:val="28"/>
-        </w:rPr>
-        <w:t xml:space="preserve">: Проверяет, что сильное замечание </w:t>
-      </w:r>
-      <w:proofErr w:type="gramStart"/>
-      <w:r>
-        <w:rPr>
-          <w:rFonts w:ascii="Times New Roman" w:eastAsia="Times New Roman" w:hAnsi="Times New Roman" w:cs="Times New Roman"/>
-          <w:sz w:val="28"/>
-          <w:szCs w:val="28"/>
-          <w:lang w:val="en-US"/>
-        </w:rPr>
-        <w:t>Remark</w:t>
-      </w:r>
-      <w:r>
-        <w:rPr>
-          <w:rFonts w:ascii="Times New Roman" w:eastAsia="Times New Roman" w:hAnsi="Times New Roman" w:cs="Times New Roman"/>
-          <w:sz w:val="28"/>
-          <w:szCs w:val="28"/>
-        </w:rPr>
-        <w:t>(</w:t>
-      </w:r>
-      <w:proofErr w:type="gramEnd"/>
-      <w:r>
-        <w:rPr>
-          <w:rFonts w:ascii="Times New Roman" w:eastAsia="Times New Roman" w:hAnsi="Times New Roman" w:cs="Times New Roman"/>
-          <w:sz w:val="28"/>
-          <w:szCs w:val="28"/>
-        </w:rPr>
-        <w:t xml:space="preserve">90) вызывает у </w:t>
-      </w:r>
-      <w:r>
-        <w:rPr>
-          <w:rFonts w:ascii="Times New Roman" w:eastAsia="Times New Roman" w:hAnsi="Times New Roman" w:cs="Times New Roman"/>
-          <w:sz w:val="28"/>
-          <w:szCs w:val="28"/>
-          <w:lang w:val="en-US"/>
-        </w:rPr>
-        <w:t>Ford</w:t>
-      </w:r>
-      <w:r>
-        <w:rPr>
-          <w:rFonts w:ascii="Times New Roman" w:eastAsia="Times New Roman" w:hAnsi="Times New Roman" w:cs="Times New Roman"/>
-          <w:sz w:val="28"/>
-          <w:szCs w:val="28"/>
-        </w:rPr>
-        <w:t xml:space="preserve"> реакцию (</w:t>
-      </w:r>
-      <w:r>
-        <w:rPr>
-          <w:rFonts w:ascii="Times New Roman" w:eastAsia="Times New Roman" w:hAnsi="Times New Roman" w:cs="Times New Roman"/>
-          <w:sz w:val="28"/>
-          <w:szCs w:val="28"/>
-          <w:lang w:val="en-US"/>
-        </w:rPr>
-        <w:t>emotion</w:t>
-      </w:r>
-      <w:r>
-        <w:rPr>
-          <w:rFonts w:ascii="Times New Roman" w:eastAsia="Times New Roman" w:hAnsi="Times New Roman" w:cs="Times New Roman"/>
-          <w:sz w:val="28"/>
-          <w:szCs w:val="28"/>
-        </w:rPr>
-        <w:t xml:space="preserve"> и </w:t>
-      </w:r>
-      <w:proofErr w:type="spellStart"/>
-      <w:r>
-        <w:rPr>
-          <w:rFonts w:ascii="Times New Roman" w:eastAsia="Times New Roman" w:hAnsi="Times New Roman" w:cs="Times New Roman"/>
-          <w:sz w:val="28"/>
-          <w:szCs w:val="28"/>
-          <w:lang w:val="en-US"/>
-        </w:rPr>
-        <w:t>shockLevel</w:t>
-      </w:r>
-      <w:proofErr w:type="spellEnd"/>
-      <w:r>
-        <w:rPr>
-          <w:rFonts w:ascii="Times New Roman" w:eastAsia="Times New Roman" w:hAnsi="Times New Roman" w:cs="Times New Roman"/>
-          <w:sz w:val="28"/>
-          <w:szCs w:val="28"/>
-        </w:rPr>
-        <w:t>), совпадающую с реакцией водителя при сильной ошибке (4→1).</w:t>
-      </w:r>
-    </w:p>
-    <w:p>
-      <w:pPr>
-        <w:pStyle w:val="ListParagraph"/>
-        <w:numPr>
-          <w:ilvl w:val="0"/>
-          <w:numId w:val="31"/>
-        </w:numPr>
-        <w:rPr>
-          <w:rFonts w:ascii="Times New Roman" w:eastAsia="Times New Roman" w:hAnsi="Times New Roman" w:cs="Times New Roman"/>
-          <w:sz w:val="28"/>
-          <w:szCs w:val="28"/>
-        </w:rPr>
-      </w:pPr>
-      <w:proofErr w:type="spellStart"/>
-      <w:r>
-        <w:rPr>
-          <w:rFonts w:ascii="Times New Roman" w:eastAsia="Times New Roman" w:hAnsi="Times New Roman" w:cs="Times New Roman"/>
-          <w:b/>
-          <w:bCs/>
-          <w:sz w:val="28"/>
-          <w:szCs w:val="28"/>
-          <w:lang w:val="en-US"/>
-        </w:rPr>
-        <w:t>weakRemarkNotSame</w:t>
-      </w:r>
-      <w:proofErr w:type="spellEnd"/>
-      <w:r>
-        <w:rPr>
-          <w:rFonts w:ascii="Times New Roman" w:eastAsia="Times New Roman" w:hAnsi="Times New Roman" w:cs="Times New Roman"/>
-          <w:sz w:val="28"/>
-          <w:szCs w:val="28"/>
-        </w:rPr>
-        <w:t xml:space="preserve">: Проверяет, что слабое замечание </w:t>
-      </w:r>
-      <w:proofErr w:type="gramStart"/>
-      <w:r>
-        <w:rPr>
-          <w:rFonts w:ascii="Times New Roman" w:eastAsia="Times New Roman" w:hAnsi="Times New Roman" w:cs="Times New Roman"/>
-          <w:sz w:val="28"/>
-          <w:szCs w:val="28"/>
-          <w:lang w:val="en-US"/>
-        </w:rPr>
-        <w:t>Remark</w:t>
-      </w:r>
-      <w:r>
-        <w:rPr>
-          <w:rFonts w:ascii="Times New Roman" w:eastAsia="Times New Roman" w:hAnsi="Times New Roman" w:cs="Times New Roman"/>
-          <w:sz w:val="28"/>
-          <w:szCs w:val="28"/>
-        </w:rPr>
-        <w:t>(</w:t>
-      </w:r>
-      <w:proofErr w:type="gramEnd"/>
-      <w:r>
-        <w:rPr>
-          <w:rFonts w:ascii="Times New Roman" w:eastAsia="Times New Roman" w:hAnsi="Times New Roman" w:cs="Times New Roman"/>
-          <w:sz w:val="28"/>
-          <w:szCs w:val="28"/>
-        </w:rPr>
-        <w:t xml:space="preserve">10) даёт реакцию, отличающуюся от сильного шока водителя (различается </w:t>
-      </w:r>
-      <w:r>
-        <w:rPr>
-          <w:rFonts w:ascii="Times New Roman" w:eastAsia="Times New Roman" w:hAnsi="Times New Roman" w:cs="Times New Roman"/>
-          <w:sz w:val="28"/>
-          <w:szCs w:val="28"/>
-          <w:lang w:val="en-US"/>
-        </w:rPr>
-        <w:t>emotion</w:t>
-      </w:r>
-      <w:r>
-        <w:rPr>
-          <w:rFonts w:ascii="Times New Roman" w:eastAsia="Times New Roman" w:hAnsi="Times New Roman" w:cs="Times New Roman"/>
-          <w:sz w:val="28"/>
-          <w:szCs w:val="28"/>
-        </w:rPr>
-        <w:t xml:space="preserve"> или </w:t>
-      </w:r>
-      <w:proofErr w:type="spellStart"/>
-      <w:r>
-        <w:rPr>
-          <w:rFonts w:ascii="Times New Roman" w:eastAsia="Times New Roman" w:hAnsi="Times New Roman" w:cs="Times New Roman"/>
-          <w:sz w:val="28"/>
-          <w:szCs w:val="28"/>
-          <w:lang w:val="en-US"/>
-        </w:rPr>
-        <w:t>shockLevel</w:t>
-      </w:r>
-      <w:proofErr w:type="spellEnd"/>
-      <w:r>
-        <w:rPr>
-          <w:rFonts w:ascii="Times New Roman" w:eastAsia="Times New Roman" w:hAnsi="Times New Roman" w:cs="Times New Roman"/>
-          <w:sz w:val="28"/>
-          <w:szCs w:val="28"/>
-        </w:rPr>
-        <w:t>).</w:t>
-      </w:r>
-    </w:p>
-    <w:p>
-      <w:pPr>
-        <w:pStyle w:val="ListParagraph"/>
-        <w:numPr>
-          <w:ilvl w:val="0"/>
-          <w:numId w:val="31"/>
-        </w:numPr>
-        <w:rPr>
-          <w:rFonts w:ascii="Times New Roman" w:eastAsia="Times New Roman" w:hAnsi="Times New Roman" w:cs="Times New Roman"/>
-          <w:sz w:val="28"/>
-          <w:szCs w:val="28"/>
-        </w:rPr>
-      </w:pPr>
-      <w:proofErr w:type="spellStart"/>
-      <w:r>
-        <w:rPr>
-          <w:rFonts w:ascii="Times New Roman" w:eastAsia="Times New Roman" w:hAnsi="Times New Roman" w:cs="Times New Roman"/>
-          <w:b/>
-          <w:bCs/>
-          <w:sz w:val="28"/>
-          <w:szCs w:val="28"/>
-          <w:lang w:val="en-US"/>
-        </w:rPr>
-        <w:t>fordRemarkHighImpact</w:t>
-      </w:r>
-      <w:proofErr w:type="spellEnd"/>
-      <w:r>
-        <w:rPr>
-          <w:rFonts w:ascii="Times New Roman" w:eastAsia="Times New Roman" w:hAnsi="Times New Roman" w:cs="Times New Roman"/>
-          <w:sz w:val="28"/>
-          <w:szCs w:val="28"/>
-        </w:rPr>
-        <w:t xml:space="preserve">: Проверяет ветвь </w:t>
-      </w:r>
-      <w:r>
-        <w:rPr>
-          <w:rFonts w:ascii="Times New Roman" w:eastAsia="Times New Roman" w:hAnsi="Times New Roman" w:cs="Times New Roman"/>
-          <w:sz w:val="28"/>
-          <w:szCs w:val="28"/>
-          <w:lang w:val="en-US"/>
-        </w:rPr>
-        <w:t>impact</w:t>
-      </w:r>
-      <w:r>
-        <w:rPr>
-          <w:rFonts w:ascii="Times New Roman" w:eastAsia="Times New Roman" w:hAnsi="Times New Roman" w:cs="Times New Roman"/>
-          <w:sz w:val="28"/>
-          <w:szCs w:val="28"/>
-        </w:rPr>
-        <w:t xml:space="preserve"> &gt;= 70: возвращается </w:t>
-      </w:r>
-      <w:r>
-        <w:rPr>
-          <w:rFonts w:ascii="Times New Roman" w:eastAsia="Times New Roman" w:hAnsi="Times New Roman" w:cs="Times New Roman"/>
-          <w:sz w:val="28"/>
-          <w:szCs w:val="28"/>
-          <w:lang w:val="en-US"/>
-        </w:rPr>
-        <w:t>Emotion</w:t>
-      </w:r>
-      <w:r>
-        <w:rPr>
-          <w:rFonts w:ascii="Times New Roman" w:eastAsia="Times New Roman" w:hAnsi="Times New Roman" w:cs="Times New Roman"/>
-          <w:sz w:val="28"/>
-          <w:szCs w:val="28"/>
-        </w:rPr>
-        <w:t>.</w:t>
-      </w:r>
-      <w:r>
-        <w:rPr>
-          <w:rFonts w:ascii="Times New Roman" w:eastAsia="Times New Roman" w:hAnsi="Times New Roman" w:cs="Times New Roman"/>
-          <w:sz w:val="28"/>
-          <w:szCs w:val="28"/>
-          <w:lang w:val="en-US"/>
-        </w:rPr>
-        <w:t>SHOCKED</w:t>
-      </w:r>
-      <w:r>
-        <w:rPr>
-          <w:rFonts w:ascii="Times New Roman" w:eastAsia="Times New Roman" w:hAnsi="Times New Roman" w:cs="Times New Roman"/>
-          <w:sz w:val="28"/>
-          <w:szCs w:val="28"/>
-        </w:rPr>
-        <w:t xml:space="preserve">, </w:t>
-      </w:r>
-      <w:proofErr w:type="spellStart"/>
-      <w:r>
-        <w:rPr>
-          <w:rFonts w:ascii="Times New Roman" w:eastAsia="Times New Roman" w:hAnsi="Times New Roman" w:cs="Times New Roman"/>
-          <w:sz w:val="28"/>
-          <w:szCs w:val="28"/>
-          <w:lang w:val="en-US"/>
-        </w:rPr>
-        <w:t>shockLevel</w:t>
-      </w:r>
-      <w:proofErr w:type="spellEnd"/>
-      <w:r>
-        <w:rPr>
-          <w:rFonts w:ascii="Times New Roman" w:eastAsia="Times New Roman" w:hAnsi="Times New Roman" w:cs="Times New Roman"/>
-          <w:sz w:val="28"/>
-          <w:szCs w:val="28"/>
-        </w:rPr>
-        <w:t>=80.</w:t>
-      </w:r>
-    </w:p>
-    <w:p>
-      <w:pPr>
-        <w:pStyle w:val="ListParagraph"/>
-        <w:numPr>
-          <w:ilvl w:val="0"/>
-          <w:numId w:val="31"/>
-        </w:numPr>
-        <w:rPr>
-          <w:rFonts w:ascii="Times New Roman" w:eastAsia="Times New Roman" w:hAnsi="Times New Roman" w:cs="Times New Roman"/>
-          <w:sz w:val="28"/>
-          <w:szCs w:val="28"/>
-        </w:rPr>
-      </w:pPr>
-      <w:proofErr w:type="spellStart"/>
-      <w:r>
-        <w:rPr>
-          <w:rFonts w:ascii="Times New Roman" w:eastAsia="Times New Roman" w:hAnsi="Times New Roman" w:cs="Times New Roman"/>
-          <w:b/>
-          <w:bCs/>
-          <w:sz w:val="28"/>
-          <w:szCs w:val="28"/>
-          <w:lang w:val="en-US"/>
-        </w:rPr>
-        <w:lastRenderedPageBreak/>
-        <w:t>fordRemarkMediumImpact</w:t>
-      </w:r>
-      <w:proofErr w:type="spellEnd"/>
-      <w:r>
-        <w:rPr>
-          <w:rFonts w:ascii="Times New Roman" w:eastAsia="Times New Roman" w:hAnsi="Times New Roman" w:cs="Times New Roman"/>
-          <w:sz w:val="28"/>
-          <w:szCs w:val="28"/>
-        </w:rPr>
-        <w:t xml:space="preserve">: Проверяет ветвь 30 &lt;= </w:t>
-      </w:r>
-      <w:r>
-        <w:rPr>
-          <w:rFonts w:ascii="Times New Roman" w:eastAsia="Times New Roman" w:hAnsi="Times New Roman" w:cs="Times New Roman"/>
-          <w:sz w:val="28"/>
-          <w:szCs w:val="28"/>
-          <w:lang w:val="en-US"/>
-        </w:rPr>
-        <w:t>impact</w:t>
-      </w:r>
-      <w:r>
-        <w:rPr>
-          <w:rFonts w:ascii="Times New Roman" w:eastAsia="Times New Roman" w:hAnsi="Times New Roman" w:cs="Times New Roman"/>
-          <w:sz w:val="28"/>
-          <w:szCs w:val="28"/>
-        </w:rPr>
-        <w:t xml:space="preserve"> &lt; 70: возвращается </w:t>
-      </w:r>
-      <w:r>
-        <w:rPr>
-          <w:rFonts w:ascii="Times New Roman" w:eastAsia="Times New Roman" w:hAnsi="Times New Roman" w:cs="Times New Roman"/>
-          <w:sz w:val="28"/>
-          <w:szCs w:val="28"/>
-          <w:lang w:val="en-US"/>
-        </w:rPr>
-        <w:t>Emotion</w:t>
-      </w:r>
-      <w:r>
-        <w:rPr>
-          <w:rFonts w:ascii="Times New Roman" w:eastAsia="Times New Roman" w:hAnsi="Times New Roman" w:cs="Times New Roman"/>
-          <w:sz w:val="28"/>
-          <w:szCs w:val="28"/>
-        </w:rPr>
-        <w:t>.</w:t>
-      </w:r>
-      <w:r>
-        <w:rPr>
-          <w:rFonts w:ascii="Times New Roman" w:eastAsia="Times New Roman" w:hAnsi="Times New Roman" w:cs="Times New Roman"/>
-          <w:sz w:val="28"/>
-          <w:szCs w:val="28"/>
-          <w:lang w:val="en-US"/>
-        </w:rPr>
-        <w:t>PROUD</w:t>
-      </w:r>
-      <w:r>
-        <w:rPr>
-          <w:rFonts w:ascii="Times New Roman" w:eastAsia="Times New Roman" w:hAnsi="Times New Roman" w:cs="Times New Roman"/>
-          <w:sz w:val="28"/>
-          <w:szCs w:val="28"/>
-        </w:rPr>
-        <w:t xml:space="preserve">, </w:t>
-      </w:r>
-      <w:proofErr w:type="spellStart"/>
-      <w:r>
-        <w:rPr>
-          <w:rFonts w:ascii="Times New Roman" w:eastAsia="Times New Roman" w:hAnsi="Times New Roman" w:cs="Times New Roman"/>
-          <w:sz w:val="28"/>
-          <w:szCs w:val="28"/>
-          <w:lang w:val="en-US"/>
-        </w:rPr>
-        <w:t>shockLevel</w:t>
-      </w:r>
-      <w:proofErr w:type="spellEnd"/>
-      <w:r>
-        <w:rPr>
-          <w:rFonts w:ascii="Times New Roman" w:eastAsia="Times New Roman" w:hAnsi="Times New Roman" w:cs="Times New Roman"/>
-          <w:sz w:val="28"/>
-          <w:szCs w:val="28"/>
-        </w:rPr>
-        <w:t>=10.</w:t>
-      </w:r>
-      <w:r>
-        <w:rPr>
-          <w:rFonts w:ascii="Times New Roman" w:eastAsia="Times New Roman" w:hAnsi="Times New Roman" w:cs="Times New Roman"/>
-          <w:sz w:val="28"/>
-          <w:szCs w:val="28"/>
-        </w:rPr>
-        <w:br/>
-        <w:t xml:space="preserve">● </w:t>
-      </w:r>
-      <w:proofErr w:type="spellStart"/>
-      <w:r>
-        <w:rPr>
-          <w:rFonts w:ascii="Times New Roman" w:eastAsia="Times New Roman" w:hAnsi="Times New Roman" w:cs="Times New Roman"/>
-          <w:b/>
-          <w:bCs/>
-          <w:sz w:val="28"/>
-          <w:szCs w:val="28"/>
-          <w:lang w:val="en-US"/>
-        </w:rPr>
-        <w:t>fordRemarkLowImpact</w:t>
-      </w:r>
-      <w:proofErr w:type="spellEnd"/>
-      <w:r>
-        <w:rPr>
-          <w:rFonts w:ascii="Times New Roman" w:eastAsia="Times New Roman" w:hAnsi="Times New Roman" w:cs="Times New Roman"/>
-          <w:sz w:val="28"/>
-          <w:szCs w:val="28"/>
-        </w:rPr>
-        <w:t xml:space="preserve">: Проверяет ветвь </w:t>
-      </w:r>
-      <w:r>
-        <w:rPr>
-          <w:rFonts w:ascii="Times New Roman" w:eastAsia="Times New Roman" w:hAnsi="Times New Roman" w:cs="Times New Roman"/>
-          <w:sz w:val="28"/>
-          <w:szCs w:val="28"/>
-          <w:lang w:val="en-US"/>
-        </w:rPr>
-        <w:t>impact</w:t>
-      </w:r>
-      <w:r>
-        <w:rPr>
-          <w:rFonts w:ascii="Times New Roman" w:eastAsia="Times New Roman" w:hAnsi="Times New Roman" w:cs="Times New Roman"/>
-          <w:sz w:val="28"/>
-          <w:szCs w:val="28"/>
-        </w:rPr>
-        <w:t xml:space="preserve"> &lt; 30: возвращается </w:t>
-      </w:r>
-      <w:r>
-        <w:rPr>
-          <w:rFonts w:ascii="Times New Roman" w:eastAsia="Times New Roman" w:hAnsi="Times New Roman" w:cs="Times New Roman"/>
-          <w:sz w:val="28"/>
-          <w:szCs w:val="28"/>
-          <w:lang w:val="en-US"/>
-        </w:rPr>
-        <w:t>Emotion</w:t>
-      </w:r>
-      <w:r>
-        <w:rPr>
-          <w:rFonts w:ascii="Times New Roman" w:eastAsia="Times New Roman" w:hAnsi="Times New Roman" w:cs="Times New Roman"/>
-          <w:sz w:val="28"/>
-          <w:szCs w:val="28"/>
-        </w:rPr>
-        <w:t>.</w:t>
-      </w:r>
-      <w:r>
-        <w:rPr>
-          <w:rFonts w:ascii="Times New Roman" w:eastAsia="Times New Roman" w:hAnsi="Times New Roman" w:cs="Times New Roman"/>
-          <w:sz w:val="28"/>
-          <w:szCs w:val="28"/>
-          <w:lang w:val="en-US"/>
-        </w:rPr>
-        <w:t>PROUD</w:t>
-      </w:r>
-      <w:r>
-        <w:rPr>
-          <w:rFonts w:ascii="Times New Roman" w:eastAsia="Times New Roman" w:hAnsi="Times New Roman" w:cs="Times New Roman"/>
-          <w:sz w:val="28"/>
-          <w:szCs w:val="28"/>
-        </w:rPr>
-        <w:t xml:space="preserve">, </w:t>
-      </w:r>
-      <w:proofErr w:type="spellStart"/>
-      <w:r>
-        <w:rPr>
-          <w:rFonts w:ascii="Times New Roman" w:eastAsia="Times New Roman" w:hAnsi="Times New Roman" w:cs="Times New Roman"/>
-          <w:sz w:val="28"/>
-          <w:szCs w:val="28"/>
-          <w:lang w:val="en-US"/>
-        </w:rPr>
-        <w:t>shockLevel</w:t>
-      </w:r>
-      <w:proofErr w:type="spellEnd"/>
-      <w:r>
-        <w:rPr>
-          <w:rFonts w:ascii="Times New Roman" w:eastAsia="Times New Roman" w:hAnsi="Times New Roman" w:cs="Times New Roman"/>
-          <w:sz w:val="28"/>
-          <w:szCs w:val="28"/>
-        </w:rPr>
-        <w:t>=0.</w:t>
-      </w:r>
-    </w:p>
-    <w:p>
-      <w:pPr>
-        <w:rPr>
-          <w:rFonts w:ascii="Times New Roman" w:eastAsia="Times New Roman" w:hAnsi="Times New Roman" w:cs="Times New Roman"/>
-          <w:sz w:val="28"/>
-          <w:szCs w:val="28"/>
-        </w:rPr>
-      </w:pPr>
-      <w:r>
-        <w:rPr>
-          <w:rFonts w:ascii="Times New Roman" w:eastAsia="Times New Roman" w:hAnsi="Times New Roman" w:cs="Times New Roman"/>
-          <w:sz w:val="28"/>
-          <w:szCs w:val="28"/>
-        </w:rPr>
-        <w:t xml:space="preserve">Класс: </w:t>
-      </w:r>
-      <w:r>
-        <w:rPr>
-          <w:rFonts w:ascii="Times New Roman" w:eastAsia="Times New Roman" w:hAnsi="Times New Roman" w:cs="Times New Roman"/>
-          <w:b/>
-          <w:sz w:val="28"/>
-          <w:szCs w:val="28"/>
-          <w:lang w:val="en-US"/>
-        </w:rPr>
-        <w:t>Remark</w:t>
-      </w:r>
-    </w:p>
-    <w:p>
-      <w:pPr>
-        <w:pStyle w:val="ListParagraph"/>
-        <w:numPr>
-          <w:ilvl w:val="0"/>
-          <w:numId w:val="32"/>
-        </w:numPr>
-        <w:rPr>
-          <w:rFonts w:ascii="Times New Roman" w:eastAsia="Times New Roman" w:hAnsi="Times New Roman" w:cs="Times New Roman"/>
-          <w:sz w:val="28"/>
-          <w:szCs w:val="28"/>
-        </w:rPr>
-      </w:pPr>
-      <w:proofErr w:type="spellStart"/>
-      <w:r>
-        <w:rPr>
-          <w:rFonts w:ascii="Times New Roman" w:eastAsia="Times New Roman" w:hAnsi="Times New Roman" w:cs="Times New Roman"/>
-          <w:b/>
-          <w:bCs/>
-          <w:sz w:val="28"/>
-          <w:szCs w:val="28"/>
-          <w:lang w:val="en-US"/>
-        </w:rPr>
-        <w:t>remarkValidation</w:t>
-      </w:r>
-      <w:proofErr w:type="spellEnd"/>
-      <w:r>
-        <w:rPr>
-          <w:rFonts w:ascii="Times New Roman" w:eastAsia="Times New Roman" w:hAnsi="Times New Roman" w:cs="Times New Roman"/>
-          <w:sz w:val="28"/>
-          <w:szCs w:val="28"/>
-        </w:rPr>
-        <w:t xml:space="preserve">: Проверяет валидацию </w:t>
-      </w:r>
-      <w:r>
-        <w:rPr>
-          <w:rFonts w:ascii="Times New Roman" w:eastAsia="Times New Roman" w:hAnsi="Times New Roman" w:cs="Times New Roman"/>
-          <w:sz w:val="28"/>
-          <w:szCs w:val="28"/>
-          <w:lang w:val="en-US"/>
-        </w:rPr>
-        <w:t>impact</w:t>
-      </w:r>
-      <w:r>
-        <w:rPr>
-          <w:rFonts w:ascii="Times New Roman" w:eastAsia="Times New Roman" w:hAnsi="Times New Roman" w:cs="Times New Roman"/>
-          <w:sz w:val="28"/>
-          <w:szCs w:val="28"/>
-        </w:rPr>
-        <w:t xml:space="preserve">: значения вне диапазона (−1 и 101) должны выбрасывать </w:t>
-      </w:r>
-      <w:proofErr w:type="spellStart"/>
-      <w:r>
-        <w:rPr>
-          <w:rFonts w:ascii="Times New Roman" w:eastAsia="Times New Roman" w:hAnsi="Times New Roman" w:cs="Times New Roman"/>
-          <w:sz w:val="28"/>
-          <w:szCs w:val="28"/>
-          <w:lang w:val="en-US"/>
-        </w:rPr>
-        <w:t>IllegalArgumentException</w:t>
-      </w:r>
-      <w:proofErr w:type="spellEnd"/>
-      <w:r>
-        <w:rPr>
-          <w:rFonts w:ascii="Times New Roman" w:eastAsia="Times New Roman" w:hAnsi="Times New Roman" w:cs="Times New Roman"/>
-          <w:sz w:val="28"/>
-          <w:szCs w:val="28"/>
-        </w:rPr>
-        <w:t>.</w:t>
-      </w:r>
-    </w:p>
-    <w:p>
-      <w:pPr>
-        <w:rPr>
-          <w:rFonts w:ascii="Times New Roman" w:eastAsia="Times New Roman" w:hAnsi="Times New Roman" w:cs="Times New Roman"/>
-          <w:sz w:val="28"/>
-          <w:szCs w:val="28"/>
-        </w:rPr>
-      </w:pPr>
-      <w:r>
-        <w:rPr>
-          <w:rFonts w:ascii="Times New Roman" w:eastAsia="Times New Roman" w:hAnsi="Times New Roman" w:cs="Times New Roman"/>
-          <w:sz w:val="28"/>
-          <w:szCs w:val="28"/>
-        </w:rPr>
-        <w:t xml:space="preserve">Класс: </w:t>
-      </w:r>
-      <w:r>
-        <w:rPr>
-          <w:rFonts w:ascii="Times New Roman" w:eastAsia="Times New Roman" w:hAnsi="Times New Roman" w:cs="Times New Roman"/>
-          <w:b/>
-          <w:sz w:val="28"/>
-          <w:szCs w:val="28"/>
-          <w:lang w:val="en-US"/>
-        </w:rPr>
-        <w:t>Car</w:t>
-      </w:r>
-    </w:p>
-    <w:p>
-      <w:pPr>
-        <w:pStyle w:val="ListParagraph"/>
-        <w:numPr>
-          <w:ilvl w:val="0"/>
-          <w:numId w:val="32"/>
-        </w:numPr>
-        <w:rPr>
-          <w:rFonts w:ascii="Times New Roman" w:eastAsia="Times New Roman" w:hAnsi="Times New Roman" w:cs="Times New Roman"/>
-          <w:sz w:val="28"/>
-          <w:szCs w:val="28"/>
-        </w:rPr>
-      </w:pPr>
-      <w:proofErr w:type="spellStart"/>
-      <w:r>
-        <w:rPr>
-          <w:rFonts w:ascii="Times New Roman" w:eastAsia="Times New Roman" w:hAnsi="Times New Roman" w:cs="Times New Roman"/>
-          <w:b/>
-          <w:bCs/>
-          <w:sz w:val="28"/>
-          <w:szCs w:val="28"/>
-          <w:lang w:val="en-US"/>
-        </w:rPr>
-        <w:t>carConstructorSetsDefaults</w:t>
-      </w:r>
-      <w:proofErr w:type="spellEnd"/>
-      <w:r>
-        <w:rPr>
-          <w:rFonts w:ascii="Times New Roman" w:eastAsia="Times New Roman" w:hAnsi="Times New Roman" w:cs="Times New Roman"/>
-          <w:sz w:val="28"/>
-          <w:szCs w:val="28"/>
-        </w:rPr>
-        <w:t xml:space="preserve">: Проверяет корректность создания </w:t>
-      </w:r>
-      <w:r>
-        <w:rPr>
-          <w:rFonts w:ascii="Times New Roman" w:eastAsia="Times New Roman" w:hAnsi="Times New Roman" w:cs="Times New Roman"/>
-          <w:sz w:val="28"/>
-          <w:szCs w:val="28"/>
-          <w:lang w:val="en-US"/>
-        </w:rPr>
-        <w:t>Car</w:t>
-      </w:r>
-      <w:r>
-        <w:rPr>
-          <w:rFonts w:ascii="Times New Roman" w:eastAsia="Times New Roman" w:hAnsi="Times New Roman" w:cs="Times New Roman"/>
-          <w:sz w:val="28"/>
-          <w:szCs w:val="28"/>
-        </w:rPr>
-        <w:t>(</w:t>
-      </w:r>
-      <w:proofErr w:type="spellStart"/>
-      <w:r>
-        <w:rPr>
-          <w:rFonts w:ascii="Times New Roman" w:eastAsia="Times New Roman" w:hAnsi="Times New Roman" w:cs="Times New Roman"/>
-          <w:sz w:val="28"/>
-          <w:szCs w:val="28"/>
-          <w:lang w:val="en-US"/>
-        </w:rPr>
-        <w:t>initialGear</w:t>
-      </w:r>
-      <w:proofErr w:type="spellEnd"/>
-      <w:r>
-        <w:rPr>
-          <w:rFonts w:ascii="Times New Roman" w:eastAsia="Times New Roman" w:hAnsi="Times New Roman" w:cs="Times New Roman"/>
-          <w:sz w:val="28"/>
-          <w:szCs w:val="28"/>
-        </w:rPr>
-        <w:t xml:space="preserve">): начальная передача задана верно, состояние двигателя по умолчанию </w:t>
-      </w:r>
-      <w:r>
-        <w:rPr>
-          <w:rFonts w:ascii="Times New Roman" w:eastAsia="Times New Roman" w:hAnsi="Times New Roman" w:cs="Times New Roman"/>
-          <w:sz w:val="28"/>
-          <w:szCs w:val="28"/>
-          <w:lang w:val="en-US"/>
-        </w:rPr>
-        <w:t>NORMAL</w:t>
-      </w:r>
-      <w:r>
-        <w:rPr>
-          <w:rFonts w:ascii="Times New Roman" w:eastAsia="Times New Roman" w:hAnsi="Times New Roman" w:cs="Times New Roman"/>
-          <w:sz w:val="28"/>
-          <w:szCs w:val="28"/>
-        </w:rPr>
-        <w:t>.</w:t>
-      </w:r>
-    </w:p>
-    <w:p>
-      <w:pPr>
-        <w:pStyle w:val="ListParagraph"/>
-        <w:numPr>
-          <w:ilvl w:val="0"/>
-          <w:numId w:val="32"/>
-        </w:numPr>
-        <w:rPr>
-          <w:rFonts w:ascii="Times New Roman" w:eastAsia="Times New Roman" w:hAnsi="Times New Roman" w:cs="Times New Roman"/>
-          <w:sz w:val="28"/>
-          <w:szCs w:val="28"/>
-        </w:rPr>
-      </w:pPr>
-      <w:proofErr w:type="spellStart"/>
-      <w:r>
-        <w:rPr>
-          <w:rFonts w:ascii="Times New Roman" w:eastAsia="Times New Roman" w:hAnsi="Times New Roman" w:cs="Times New Roman"/>
-          <w:b/>
-          <w:bCs/>
-          <w:sz w:val="28"/>
-          <w:szCs w:val="28"/>
-          <w:lang w:val="en-US"/>
-        </w:rPr>
-        <w:t>carSettersUpdateState</w:t>
-      </w:r>
-      <w:proofErr w:type="spellEnd"/>
-      <w:r>
-        <w:rPr>
-          <w:rFonts w:ascii="Times New Roman" w:eastAsia="Times New Roman" w:hAnsi="Times New Roman" w:cs="Times New Roman"/>
-          <w:sz w:val="28"/>
-          <w:szCs w:val="28"/>
-        </w:rPr>
-        <w:t xml:space="preserve">: Проверяет, что методы </w:t>
-      </w:r>
-      <w:proofErr w:type="spellStart"/>
-      <w:r>
-        <w:rPr>
-          <w:rFonts w:ascii="Times New Roman" w:eastAsia="Times New Roman" w:hAnsi="Times New Roman" w:cs="Times New Roman"/>
-          <w:sz w:val="28"/>
-          <w:szCs w:val="28"/>
-          <w:lang w:val="en-US"/>
-        </w:rPr>
-        <w:t>setCurrentGear</w:t>
-      </w:r>
-      <w:proofErr w:type="spellEnd"/>
-      <w:r>
-        <w:rPr>
-          <w:rFonts w:ascii="Times New Roman" w:eastAsia="Times New Roman" w:hAnsi="Times New Roman" w:cs="Times New Roman"/>
-          <w:sz w:val="28"/>
-          <w:szCs w:val="28"/>
-        </w:rPr>
-        <w:t xml:space="preserve"> и </w:t>
-      </w:r>
-      <w:proofErr w:type="spellStart"/>
-      <w:r>
-        <w:rPr>
-          <w:rFonts w:ascii="Times New Roman" w:eastAsia="Times New Roman" w:hAnsi="Times New Roman" w:cs="Times New Roman"/>
-          <w:sz w:val="28"/>
-          <w:szCs w:val="28"/>
-          <w:lang w:val="en-US"/>
-        </w:rPr>
-        <w:t>setEngineState</w:t>
-      </w:r>
-      <w:proofErr w:type="spellEnd"/>
-      <w:r>
-        <w:rPr>
-          <w:rFonts w:ascii="Times New Roman" w:eastAsia="Times New Roman" w:hAnsi="Times New Roman" w:cs="Times New Roman"/>
-          <w:sz w:val="28"/>
-          <w:szCs w:val="28"/>
-        </w:rPr>
-        <w:t xml:space="preserve"> корректно обновляют состояние автомобиля.</w:t>
-      </w:r>
-    </w:p>
-    <w:p>
-      <w:pPr>
-        <w:rPr>
-          <w:rFonts w:ascii="Times New Roman" w:eastAsia="Times New Roman" w:hAnsi="Times New Roman" w:cs="Times New Roman"/>
-          <w:sz w:val="28"/>
-          <w:szCs w:val="28"/>
-        </w:rPr>
-      </w:pPr>
-      <w:r>
-        <w:rPr>
-          <w:rFonts w:ascii="Times New Roman" w:eastAsia="Times New Roman" w:hAnsi="Times New Roman" w:cs="Times New Roman"/>
-          <w:sz w:val="28"/>
-          <w:szCs w:val="28"/>
-        </w:rPr>
-        <w:t xml:space="preserve">Класс: </w:t>
-      </w:r>
-      <w:r>
-        <w:rPr>
-          <w:rFonts w:ascii="Times New Roman" w:eastAsia="Times New Roman" w:hAnsi="Times New Roman" w:cs="Times New Roman"/>
-          <w:b/>
-          <w:sz w:val="28"/>
-          <w:szCs w:val="28"/>
-          <w:lang w:val="en-US"/>
-        </w:rPr>
-        <w:t>Experience</w:t>
-      </w:r>
-    </w:p>
-    <w:p>
-      <w:pPr>
-        <w:pStyle w:val="ListParagraph"/>
-        <w:numPr>
-          <w:ilvl w:val="0"/>
-          <w:numId w:val="33"/>
-        </w:numPr>
-        <w:rPr>
-          <w:rFonts w:ascii="Times New Roman" w:eastAsia="Times New Roman" w:hAnsi="Times New Roman" w:cs="Times New Roman"/>
-          <w:sz w:val="28"/>
-          <w:szCs w:val="28"/>
-        </w:rPr>
-      </w:pPr>
-      <w:proofErr w:type="spellStart"/>
-      <w:r>
-        <w:rPr>
-          <w:rFonts w:ascii="Times New Roman" w:eastAsia="Times New Roman" w:hAnsi="Times New Roman" w:cs="Times New Roman"/>
-          <w:b/>
-          <w:bCs/>
-          <w:sz w:val="28"/>
-          <w:szCs w:val="28"/>
-          <w:lang w:val="en-US"/>
-        </w:rPr>
-        <w:t>experienceAcceptsBoundaryValues</w:t>
-      </w:r>
-      <w:proofErr w:type="spellEnd"/>
-      <w:r>
-        <w:rPr>
-          <w:rFonts w:ascii="Times New Roman" w:eastAsia="Times New Roman" w:hAnsi="Times New Roman" w:cs="Times New Roman"/>
-          <w:sz w:val="28"/>
-          <w:szCs w:val="28"/>
-        </w:rPr>
-        <w:t xml:space="preserve">: Проверяет допустимые граничные значения </w:t>
-      </w:r>
-      <w:proofErr w:type="spellStart"/>
-      <w:r>
-        <w:rPr>
-          <w:rFonts w:ascii="Times New Roman" w:eastAsia="Times New Roman" w:hAnsi="Times New Roman" w:cs="Times New Roman"/>
-          <w:sz w:val="28"/>
-          <w:szCs w:val="28"/>
-          <w:lang w:val="en-US"/>
-        </w:rPr>
-        <w:t>shockLevel</w:t>
-      </w:r>
-      <w:proofErr w:type="spellEnd"/>
-      <w:r>
-        <w:rPr>
-          <w:rFonts w:ascii="Times New Roman" w:eastAsia="Times New Roman" w:hAnsi="Times New Roman" w:cs="Times New Roman"/>
-          <w:sz w:val="28"/>
-          <w:szCs w:val="28"/>
-        </w:rPr>
-        <w:t xml:space="preserve"> (0 и 100) — объект создаётся корректно.</w:t>
-      </w:r>
-    </w:p>
-    <w:p>
-      <w:pPr>
-        <w:pStyle w:val="ListParagraph"/>
-        <w:numPr>
-          <w:ilvl w:val="0"/>
-          <w:numId w:val="33"/>
-        </w:numPr>
-        <w:rPr>
-          <w:rFonts w:ascii="Times New Roman" w:eastAsia="Times New Roman" w:hAnsi="Times New Roman" w:cs="Times New Roman"/>
-          <w:sz w:val="28"/>
-          <w:szCs w:val="28"/>
-          <w:lang w:val="en-US"/>
-        </w:rPr>
-      </w:pPr>
-      <w:proofErr w:type="spellStart"/>
-      <w:r>
-        <w:rPr>
-          <w:rFonts w:ascii="Times New Roman" w:eastAsia="Times New Roman" w:hAnsi="Times New Roman" w:cs="Times New Roman"/>
-          <w:b/>
-          <w:bCs/>
-          <w:sz w:val="28"/>
-          <w:szCs w:val="28"/>
-          <w:lang w:val="en-US"/>
-        </w:rPr>
-        <w:t>experienceThrowsWhenShockLevelNegative</w:t>
-      </w:r>
-      <w:proofErr w:type="spellEnd"/>
-      <w:r>
-        <w:rPr>
-          <w:rFonts w:ascii="Times New Roman" w:eastAsia="Times New Roman" w:hAnsi="Times New Roman" w:cs="Times New Roman"/>
-          <w:sz w:val="28"/>
-          <w:szCs w:val="28"/>
-          <w:lang w:val="en-US"/>
-        </w:rPr>
-        <w:t xml:space="preserve">: </w:t>
-      </w:r>
-      <w:r>
-        <w:rPr>
-          <w:rFonts w:ascii="Times New Roman" w:eastAsia="Times New Roman" w:hAnsi="Times New Roman" w:cs="Times New Roman"/>
-          <w:sz w:val="28"/>
-          <w:szCs w:val="28"/>
-        </w:rPr>
-        <w:t>Проверяет</w:t>
-      </w:r>
-      <w:r>
-        <w:rPr>
-          <w:rFonts w:ascii="Times New Roman" w:eastAsia="Times New Roman" w:hAnsi="Times New Roman" w:cs="Times New Roman"/>
-          <w:sz w:val="28"/>
-          <w:szCs w:val="28"/>
-          <w:lang w:val="en-US"/>
-        </w:rPr>
-        <w:t xml:space="preserve">, </w:t>
-      </w:r>
-      <w:r>
-        <w:rPr>
-          <w:rFonts w:ascii="Times New Roman" w:eastAsia="Times New Roman" w:hAnsi="Times New Roman" w:cs="Times New Roman"/>
-          <w:sz w:val="28"/>
-          <w:szCs w:val="28"/>
-        </w:rPr>
-        <w:t>что</w:t>
-      </w:r>
-      <w:r>
-        <w:rPr>
-          <w:rFonts w:ascii="Times New Roman" w:eastAsia="Times New Roman" w:hAnsi="Times New Roman" w:cs="Times New Roman"/>
-          <w:sz w:val="28"/>
-          <w:szCs w:val="28"/>
-          <w:lang w:val="en-US"/>
-        </w:rPr>
-        <w:t xml:space="preserve"> </w:t>
-      </w:r>
-      <w:r>
-        <w:rPr>
-          <w:rFonts w:ascii="Times New Roman" w:eastAsia="Times New Roman" w:hAnsi="Times New Roman" w:cs="Times New Roman"/>
-          <w:sz w:val="28"/>
-          <w:szCs w:val="28"/>
-        </w:rPr>
-        <w:t>при</w:t>
-      </w:r>
-      <w:r>
-        <w:rPr>
-          <w:rFonts w:ascii="Times New Roman" w:eastAsia="Times New Roman" w:hAnsi="Times New Roman" w:cs="Times New Roman"/>
-          <w:sz w:val="28"/>
-          <w:szCs w:val="28"/>
-          <w:lang w:val="en-US"/>
-        </w:rPr>
-        <w:t xml:space="preserve"> </w:t>
-      </w:r>
-      <w:proofErr w:type="spellStart"/>
-      <w:r>
-        <w:rPr>
-          <w:rFonts w:ascii="Times New Roman" w:eastAsia="Times New Roman" w:hAnsi="Times New Roman" w:cs="Times New Roman"/>
-          <w:sz w:val="28"/>
-          <w:szCs w:val="28"/>
-          <w:lang w:val="en-US"/>
-        </w:rPr>
-        <w:t>shockLevel</w:t>
-      </w:r>
-      <w:proofErr w:type="spellEnd"/>
-      <w:r>
-        <w:rPr>
-          <w:rFonts w:ascii="Times New Roman" w:eastAsia="Times New Roman" w:hAnsi="Times New Roman" w:cs="Times New Roman"/>
-          <w:sz w:val="28"/>
-          <w:szCs w:val="28"/>
-          <w:lang w:val="en-US"/>
-        </w:rPr>
-        <w:t xml:space="preserve"> &lt; 0 </w:t>
-      </w:r>
-      <w:r>
-        <w:rPr>
-          <w:rFonts w:ascii="Times New Roman" w:eastAsia="Times New Roman" w:hAnsi="Times New Roman" w:cs="Times New Roman"/>
-          <w:sz w:val="28"/>
-          <w:szCs w:val="28"/>
-        </w:rPr>
-        <w:t>выбрасывается</w:t>
-      </w:r>
-      <w:r>
-        <w:rPr>
-          <w:rFonts w:ascii="Times New Roman" w:eastAsia="Times New Roman" w:hAnsi="Times New Roman" w:cs="Times New Roman"/>
-          <w:sz w:val="28"/>
-          <w:szCs w:val="28"/>
-          <w:lang w:val="en-US"/>
-        </w:rPr>
-        <w:t xml:space="preserve"> </w:t>
-      </w:r>
-      <w:proofErr w:type="spellStart"/>
-      <w:r>
-        <w:rPr>
-          <w:rFonts w:ascii="Times New Roman" w:eastAsia="Times New Roman" w:hAnsi="Times New Roman" w:cs="Times New Roman"/>
-          <w:sz w:val="28"/>
-          <w:szCs w:val="28"/>
-          <w:lang w:val="en-US"/>
-        </w:rPr>
-        <w:t>IllegalArgumentException</w:t>
-      </w:r>
-      <w:proofErr w:type="spellEnd"/>
-      <w:r>
-        <w:rPr>
-          <w:rFonts w:ascii="Times New Roman" w:eastAsia="Times New Roman" w:hAnsi="Times New Roman" w:cs="Times New Roman"/>
-          <w:sz w:val="28"/>
-          <w:szCs w:val="28"/>
-          <w:lang w:val="en-US"/>
-        </w:rPr>
-        <w:t>.</w:t>
-      </w:r>
-    </w:p>
-    <w:p>
-      <w:pPr>
-        <w:pStyle w:val="ListParagraph"/>
-        <w:numPr>
-          <w:ilvl w:val="0"/>
-          <w:numId w:val="33"/>
-        </w:numPr>
-        <w:rPr>
-          <w:rFonts w:ascii="Times New Roman" w:eastAsia="Times New Roman" w:hAnsi="Times New Roman" w:cs="Times New Roman"/>
-          <w:sz w:val="28"/>
-          <w:szCs w:val="28"/>
-          <w:lang w:val="en-US"/>
-        </w:rPr>
-      </w:pPr>
-      <w:proofErr w:type="spellStart"/>
-      <w:r>
-        <w:rPr>
-          <w:rFonts w:ascii="Times New Roman" w:eastAsia="Times New Roman" w:hAnsi="Times New Roman" w:cs="Times New Roman"/>
-          <w:b/>
-          <w:bCs/>
-          <w:sz w:val="28"/>
-          <w:szCs w:val="28"/>
-          <w:lang w:val="en-US"/>
-        </w:rPr>
-        <w:t>experienceThrowsWhenShockLevelTooHigh</w:t>
-      </w:r>
-      <w:proofErr w:type="spellEnd"/>
-      <w:r>
-        <w:rPr>
-          <w:rFonts w:ascii="Times New Roman" w:eastAsia="Times New Roman" w:hAnsi="Times New Roman" w:cs="Times New Roman"/>
-          <w:sz w:val="28"/>
-          <w:szCs w:val="28"/>
-          <w:lang w:val="en-US"/>
-        </w:rPr>
-        <w:t xml:space="preserve">: </w:t>
-      </w:r>
-      <w:r>
-        <w:rPr>
-          <w:rFonts w:ascii="Times New Roman" w:eastAsia="Times New Roman" w:hAnsi="Times New Roman" w:cs="Times New Roman"/>
-          <w:sz w:val="28"/>
-          <w:szCs w:val="28"/>
-        </w:rPr>
-        <w:t>Проверяет</w:t>
-      </w:r>
-      <w:r>
-        <w:rPr>
-          <w:rFonts w:ascii="Times New Roman" w:eastAsia="Times New Roman" w:hAnsi="Times New Roman" w:cs="Times New Roman"/>
-          <w:sz w:val="28"/>
-          <w:szCs w:val="28"/>
-          <w:lang w:val="en-US"/>
-        </w:rPr>
-        <w:t xml:space="preserve">, </w:t>
-      </w:r>
-      <w:r>
-        <w:rPr>
-          <w:rFonts w:ascii="Times New Roman" w:eastAsia="Times New Roman" w:hAnsi="Times New Roman" w:cs="Times New Roman"/>
-          <w:sz w:val="28"/>
-          <w:szCs w:val="28"/>
-        </w:rPr>
-        <w:t>что</w:t>
-      </w:r>
-      <w:r>
-        <w:rPr>
-          <w:rFonts w:ascii="Times New Roman" w:eastAsia="Times New Roman" w:hAnsi="Times New Roman" w:cs="Times New Roman"/>
-          <w:sz w:val="28"/>
-          <w:szCs w:val="28"/>
-          <w:lang w:val="en-US"/>
-        </w:rPr>
-        <w:t xml:space="preserve"> </w:t>
-      </w:r>
-      <w:r>
-        <w:rPr>
-          <w:rFonts w:ascii="Times New Roman" w:eastAsia="Times New Roman" w:hAnsi="Times New Roman" w:cs="Times New Roman"/>
-          <w:sz w:val="28"/>
-          <w:szCs w:val="28"/>
-        </w:rPr>
-        <w:t>при</w:t>
-      </w:r>
-      <w:r>
-        <w:rPr>
-          <w:rFonts w:ascii="Times New Roman" w:eastAsia="Times New Roman" w:hAnsi="Times New Roman" w:cs="Times New Roman"/>
-          <w:sz w:val="28"/>
-          <w:szCs w:val="28"/>
-          <w:lang w:val="en-US"/>
-        </w:rPr>
-        <w:t xml:space="preserve"> </w:t>
-      </w:r>
-      <w:proofErr w:type="spellStart"/>
-      <w:r>
-        <w:rPr>
-          <w:rFonts w:ascii="Times New Roman" w:eastAsia="Times New Roman" w:hAnsi="Times New Roman" w:cs="Times New Roman"/>
-          <w:sz w:val="28"/>
-          <w:szCs w:val="28"/>
-          <w:lang w:val="en-US"/>
-        </w:rPr>
-        <w:t>shockLevel</w:t>
-      </w:r>
-      <w:proofErr w:type="spellEnd"/>
-      <w:r>
-        <w:rPr>
-          <w:rFonts w:ascii="Times New Roman" w:eastAsia="Times New Roman" w:hAnsi="Times New Roman" w:cs="Times New Roman"/>
-          <w:sz w:val="28"/>
-          <w:szCs w:val="28"/>
-          <w:lang w:val="en-US"/>
-        </w:rPr>
-        <w:t xml:space="preserve"> &gt; 100 </w:t>
-      </w:r>
-      <w:r>
-        <w:rPr>
-          <w:rFonts w:ascii="Times New Roman" w:eastAsia="Times New Roman" w:hAnsi="Times New Roman" w:cs="Times New Roman"/>
-          <w:sz w:val="28"/>
-          <w:szCs w:val="28"/>
-        </w:rPr>
-        <w:t>выбрасывается</w:t>
-      </w:r>
-      <w:r>
-        <w:rPr>
-          <w:rFonts w:ascii="Times New Roman" w:eastAsia="Times New Roman" w:hAnsi="Times New Roman" w:cs="Times New Roman"/>
-          <w:sz w:val="28"/>
-          <w:szCs w:val="28"/>
-          <w:lang w:val="en-US"/>
-        </w:rPr>
-        <w:t xml:space="preserve"> </w:t>
-      </w:r>
-      <w:proofErr w:type="spellStart"/>
-      <w:r>
-        <w:rPr>
-          <w:rFonts w:ascii="Times New Roman" w:eastAsia="Times New Roman" w:hAnsi="Times New Roman" w:cs="Times New Roman"/>
-          <w:sz w:val="28"/>
-          <w:szCs w:val="28"/>
-          <w:lang w:val="en-US"/>
-        </w:rPr>
-        <w:t>IllegalArgumentException</w:t>
-      </w:r>
-      <w:proofErr w:type="spellEnd"/>
-      <w:r>
-        <w:rPr>
-          <w:rFonts w:ascii="Times New Roman" w:eastAsia="Times New Roman" w:hAnsi="Times New Roman" w:cs="Times New Roman"/>
-          <w:sz w:val="28"/>
-          <w:szCs w:val="28"/>
-          <w:lang w:val="en-US"/>
-        </w:rPr>
-        <w:t>.</w:t>
-      </w:r>
-    </w:p>
-    <w:p>
-      <w:pPr>
-        <w:rPr>
-          <w:rFonts w:ascii="Times New Roman" w:eastAsia="Times New Roman" w:hAnsi="Times New Roman" w:cs="Times New Roman"/>
-          <w:sz w:val="28"/>
-          <w:szCs w:val="28"/>
-          <w:lang w:val="en-US"/>
-        </w:rPr>
-      </w:pPr>
-    </w:p>
-    <w:p>
-      <w:pPr>
-        <w:rPr>
-          <w:rFonts w:ascii="Times New Roman" w:eastAsia="Times New Roman" w:hAnsi="Times New Roman" w:cs="Times New Roman"/>
-          <w:sz w:val="28"/>
-          <w:szCs w:val="28"/>
-        </w:rPr>
-      </w:pPr>
-      <w:r>
-        <w:rPr>
-          <w:rFonts w:ascii="Times New Roman" w:eastAsia="Times New Roman" w:hAnsi="Times New Roman" w:cs="Times New Roman"/>
-          <w:sz w:val="28"/>
-          <w:szCs w:val="28"/>
-        </w:rPr>
-        <w:t>Как мы можем видеть, все работает корректно:</w:t>
-      </w:r>
-    </w:p>
-    <w:p>
-      <w:pPr>
-        <w:rPr>
-          <w:rFonts w:ascii="Times New Roman" w:eastAsia="Times New Roman" w:hAnsi="Times New Roman" w:cs="Times New Roman"/>
-          <w:sz w:val="28"/>
-          <w:szCs w:val="28"/>
-        </w:rPr>
-      </w:pPr>
-      <w:r>
-        <w:rPr>
-          <w:rFonts w:ascii="Times New Roman" w:eastAsia="Times New Roman" w:hAnsi="Times New Roman" w:cs="Times New Roman"/>
-          <w:noProof/>
-          <w:sz w:val="28"/>
-          <w:szCs w:val="28"/>
-          <w:lang w:val="en-US"/>
-        </w:rPr>
-        <w:drawing>
-          <wp:inline distT="0" distB="0" distL="0" distR="0" wp14:anchorId="6A1C4367" wp14:editId="786CAE90">
-            <wp:extent cx="5939790" cy="1209040"/>
-            <wp:effectExtent l="0" t="0" r="3810" b="0"/>
-            <wp:docPr id="1" name="Picture 1"/>
-            <wp:cNvGraphicFramePr>
-              <a:graphicFrameLocks xmlns:a="http://schemas.openxmlformats.org/drawingml/2006/main" noChangeAspect="1"/>
-            </wp:cNvGraphicFramePr>
-            <a:graphic xmlns:a="http://schemas.openxmlformats.org/drawingml/2006/main">
-              <a:graphicData uri="http://schemas.openxmlformats.org/drawingml/2006/picture">
-                <pic:pic xmlns:pic="http://schemas.openxmlformats.org/drawingml/2006/picture">
-                  <pic:nvPicPr>
-                    <pic:cNvPr id="1" name=""/>
-                    <pic:cNvPicPr/>
-                  </pic:nvPicPr>
-                  <pic:blipFill>
-                    <a:blip r:embed="rId18"/>
-                    <a:stretch>
-                      <a:fillRect/>
-                    </a:stretch>
-                  </pic:blipFill>
-                  <pic:spPr>
-                    <a:xfrm>
-                      <a:off x="0" y="0"/>
-                      <a:ext cx="5939790" cy="1209040"/>
-                    </a:xfrm>
-                    <a:prstGeom prst="rect">
-                      <a:avLst/>
-                    </a:prstGeom>
-                  </pic:spPr>
-                </pic:pic>
-              </a:graphicData>
-            </a:graphic>
-          </wp:inline>
-        </w:drawing>
-      </w:r>
-    </w:p>
-    <w:p>
-      <w:pPr>
-        <w:jc w:val="center"/>
+        <w:t xml:space="preserve">Рисунок </w:t>
+      </w:r>
+      <w:r>
         <w:rPr>
           <w:rFonts w:ascii="Times New Roman" w:eastAsia="Times New Roman" w:hAnsi="Times New Roman" w:cs="Times New Roman"/>
           <w:i/>
@@ -6457,7 +3508,8 @@
           <w:sz w:val="28"/>
           <w:szCs w:val="28"/>
         </w:rPr>
-      </w:pPr>
+        <w:t>6</w:t>
+      </w:r>
       <w:r>
         <w:rPr>
           <w:rFonts w:ascii="Times New Roman" w:eastAsia="Times New Roman" w:hAnsi="Times New Roman" w:cs="Times New Roman"/>
@@ -6466,74 +3518,9 @@
           <w:sz w:val="28"/>
           <w:szCs w:val="28"/>
         </w:rPr>
-        <w:t>Тесты успешно проходятся.</w:t>
-      </w:r>
-    </w:p>
-    <w:p>
-      <w:pPr>
-        <w:rPr>
-          <w:rFonts w:ascii="Times New Roman" w:eastAsia="Times New Roman" w:hAnsi="Times New Roman" w:cs="Times New Roman"/>
-          <w:sz w:val="28"/>
-          <w:szCs w:val="28"/>
-        </w:rPr>
-      </w:pPr>
-    </w:p>
-    <w:p>
-      <w:pPr>
-        <w:rPr>
-          <w:rFonts w:ascii="Times New Roman" w:eastAsia="Times New Roman" w:hAnsi="Times New Roman" w:cs="Times New Roman"/>
-          <w:sz w:val="28"/>
-          <w:szCs w:val="28"/>
-        </w:rPr>
-      </w:pPr>
-      <w:r>
-        <w:rPr>
-          <w:rFonts w:ascii="Times New Roman" w:eastAsia="Times New Roman" w:hAnsi="Times New Roman" w:cs="Times New Roman"/>
-          <w:noProof/>
-          <w:sz w:val="28"/>
-          <w:szCs w:val="28"/>
-          <w:lang w:val="en-US"/>
-        </w:rPr>
-        <w:drawing>
-          <wp:inline distT="0" distB="0" distL="0" distR="0" wp14:anchorId="4412728D" wp14:editId="35A893A4">
-            <wp:extent cx="5939790" cy="1200150"/>
-            <wp:effectExtent l="0" t="0" r="3810" b="0"/>
-            <wp:docPr id="19" name="Picture 19"/>
-            <wp:cNvGraphicFramePr>
-              <a:graphicFrameLocks xmlns:a="http://schemas.openxmlformats.org/drawingml/2006/main" noChangeAspect="1"/>
-            </wp:cNvGraphicFramePr>
-            <a:graphic xmlns:a="http://schemas.openxmlformats.org/drawingml/2006/main">
-              <a:graphicData uri="http://schemas.openxmlformats.org/drawingml/2006/picture">
-                <pic:pic xmlns:pic="http://schemas.openxmlformats.org/drawingml/2006/picture">
-                  <pic:nvPicPr>
-                    <pic:cNvPr id="1" name=""/>
-                    <pic:cNvPicPr/>
-                  </pic:nvPicPr>
-                  <pic:blipFill>
-                    <a:blip r:embed="rId19"/>
-                    <a:stretch>
-                      <a:fillRect/>
-                    </a:stretch>
-                  </pic:blipFill>
-                  <pic:spPr>
-                    <a:xfrm>
-                      <a:off x="0" y="0"/>
-                      <a:ext cx="5939790" cy="1200150"/>
-                    </a:xfrm>
-                    <a:prstGeom prst="rect">
-                      <a:avLst/>
-                    </a:prstGeom>
-                  </pic:spPr>
-                </pic:pic>
-              </a:graphicData>
-            </a:graphic>
-          </wp:inline>
-        </w:drawing>
-      </w:r>
-    </w:p>
-    <w:p>
-      <w:pPr>
-        <w:jc w:val="center"/>
+        <w:t xml:space="preserve">. </w:t>
+      </w:r>
+      <w:r>
         <w:rPr>
           <w:rFonts w:ascii="Times New Roman" w:eastAsia="Times New Roman" w:hAnsi="Times New Roman" w:cs="Times New Roman"/>
           <w:i/>
@@ -6541,7 +3528,8 @@
           <w:sz w:val="28"/>
           <w:szCs w:val="28"/>
         </w:rPr>
-      </w:pPr>
+        <w:t>График,</w:t>
+      </w:r>
       <w:r>
         <w:rPr>
           <w:rFonts w:ascii="Times New Roman" w:eastAsia="Times New Roman" w:hAnsi="Times New Roman" w:cs="Times New Roman"/>
@@ -6550,8 +3538,21 @@
           <w:sz w:val="28"/>
           <w:szCs w:val="28"/>
         </w:rPr>
-        <w:t>Итоговое тестовое покрытие.</w:t>
-      </w:r>
+        <w:t xml:space="preserve"> нарисованный на платформе </w:t>
+      </w:r>
+      <w:proofErr w:type="spellStart"/>
+      <w:r>
+        <w:rPr>
+          <w:rFonts w:ascii="Times New Roman" w:eastAsia="Times New Roman" w:hAnsi="Times New Roman" w:cs="Times New Roman"/>
+          <w:i/>
+          <w:color w:val="666666"/>
+          <w:sz w:val="28"/>
+          <w:szCs w:val="28"/>
+          <w:lang w:val="en-US"/>
+        </w:rPr>
+        <w:t>Desmos</w:t>
+      </w:r>
+      <w:proofErr w:type="spellEnd"/>
     </w:p>
     <w:p>
       <w:pPr>
@@ -6562,13 +3563,53 @@
           <w:szCs w:val="36"/>
         </w:rPr>
       </w:pPr>
-      <w:r>
+    </w:p>
+    <w:p>
+      <w:pPr>
         <w:rPr>
           <w:rFonts w:ascii="Times New Roman" w:eastAsia="Times New Roman" w:hAnsi="Times New Roman" w:cs="Times New Roman"/>
           <w:b/>
           <w:sz w:val="36"/>
           <w:szCs w:val="36"/>
         </w:rPr>
+      </w:pPr>
+    </w:p>
+    <w:p>
+      <w:pPr>
+        <w:rPr>
+          <w:rFonts w:ascii="Times New Roman" w:eastAsia="Times New Roman" w:hAnsi="Times New Roman" w:cs="Times New Roman"/>
+          <w:b/>
+          <w:sz w:val="36"/>
+          <w:szCs w:val="36"/>
+        </w:rPr>
+      </w:pPr>
+    </w:p>
+    <w:p>
+      <w:pPr>
+        <w:rPr>
+          <w:rFonts w:ascii="Times New Roman" w:eastAsia="Times New Roman" w:hAnsi="Times New Roman" w:cs="Times New Roman"/>
+          <w:b/>
+          <w:sz w:val="36"/>
+          <w:szCs w:val="36"/>
+        </w:rPr>
+      </w:pPr>
+    </w:p>
+    <w:p>
+      <w:pPr>
+        <w:rPr>
+          <w:rFonts w:ascii="Times New Roman" w:eastAsia="Times New Roman" w:hAnsi="Times New Roman" w:cs="Times New Roman"/>
+          <w:b/>
+          <w:sz w:val="36"/>
+          <w:szCs w:val="36"/>
+        </w:rPr>
+      </w:pPr>
+      <w:r>
+        <w:rPr>
+          <w:rFonts w:ascii="Times New Roman" w:eastAsia="Times New Roman" w:hAnsi="Times New Roman" w:cs="Times New Roman"/>
+          <w:b/>
+          <w:sz w:val="36"/>
+          <w:szCs w:val="36"/>
+        </w:rPr>
         <w:lastRenderedPageBreak/>
         <w:t>Выводы</w:t>
       </w:r>
@@ -6581,28 +3622,29 @@
           <w:szCs w:val="28"/>
         </w:rPr>
       </w:pPr>
-      <w:r>
-        <w:rPr>
-          <w:rFonts w:ascii="Times New Roman" w:eastAsia="Times New Roman" w:hAnsi="Times New Roman" w:cs="Times New Roman"/>
-          <w:sz w:val="28"/>
-          <w:szCs w:val="28"/>
-        </w:rPr>
-        <w:t>Во время выполнения лабораторной работы я углубил свои знания в JUnit5, научился писать юнит-тесты, использовать параметризированные тесты и тесты на проверку составленной объектной модели.</w:t>
-      </w:r>
-    </w:p>
-    <w:p>
-      <w:pPr>
-        <w:rPr>
-          <w:rFonts w:ascii="Times New Roman" w:eastAsia="Times New Roman" w:hAnsi="Times New Roman" w:cs="Times New Roman"/>
-          <w:sz w:val="28"/>
-          <w:szCs w:val="28"/>
-        </w:rPr>
-      </w:pPr>
-      <w:bookmarkStart w:id="1" w:name="_gjdgxs" w:colFirst="0" w:colLast="0"/>
+      <w:bookmarkStart w:id="0" w:name="_gjdgxs" w:colFirst="0" w:colLast="0"/>
+      <w:bookmarkEnd w:id="0"/>
+      <w:r>
+        <w:rPr>
+          <w:rFonts w:ascii="Times New Roman" w:eastAsia="Times New Roman" w:hAnsi="Times New Roman" w:cs="Times New Roman"/>
+          <w:sz w:val="28"/>
+          <w:szCs w:val="28"/>
+        </w:rPr>
+        <w:t>В ходе выполнения лабораторной работы была реализована система функций на основе базовых модулей sin(x) и ln(x), а также производных тригонометрических и логарифмических функций. Для программы были разработаны модульные и интегр</w:t>
+      </w:r>
+      <w:bookmarkStart w:id="1" w:name="_GoBack"/>
       <w:bookmarkEnd w:id="1"/>
+      <w:r>
+        <w:rPr>
+          <w:rFonts w:ascii="Times New Roman" w:eastAsia="Times New Roman" w:hAnsi="Times New Roman" w:cs="Times New Roman"/>
+          <w:sz w:val="28"/>
+          <w:szCs w:val="28"/>
+        </w:rPr>
+        <w:t>ационные тесты, использованы табличные заглушки и выполнен анализ областей допустимых значений. Также были получены CSV-выгрузки и построены графики на этапах интеграции приложения. В результате была подтверждена корректность работы отдельных модулей и всей системы функций в целом.</w:t>
+      </w:r>
     </w:p>
     <w:sectPr>
-      <w:headerReference w:type="default" r:id="rId20"/>
+      <w:headerReference w:type="default" r:id="rId18"/>
       <w:pgSz w:w="11906" w:h="16838"/>
       <w:pgMar w:top="1134" w:right="851" w:bottom="567" w:left="1701" w:header="709" w:footer="709" w:gutter="0"/>
       <w:pgNumType w:start="1"/>
@@ -7386,6 +4428,241 @@
     </w:lvl>
   </w:abstractNum>
   <w:abstractNum w:abstractNumId="6" w15:restartNumberingAfterBreak="0">
+    <w:nsid w:val="0D0E7630"/>
+    <w:multiLevelType w:val="multilevel"/>
+    <w:tmpl w:val="CBEA60B8"/>
+    <w:lvl w:ilvl="0">
+      <w:start w:val="1"/>
+      <w:numFmt w:val="bullet"/>
+      <w:lvlText w:val=""/>
+      <w:lvlJc w:val="left"/>
+      <w:pPr>
+        <w:tabs>
+          <w:tab w:val="num" w:pos="720"/>
+        </w:tabs>
+        <w:ind w:left="720" w:hanging="360"/>
+      </w:pPr>
+      <w:rPr>
+        <w:rFonts w:ascii="Symbol" w:hAnsi="Symbol" w:hint="default"/>
+        <w:sz w:val="20"/>
+      </w:rPr>
+    </w:lvl>
+    <w:lvl w:ilvl="1" w:tentative="1">
+      <w:start w:val="1"/>
+      <w:numFmt w:val="bullet"/>
+      <w:lvlText w:val="o"/>
+      <w:lvlJc w:val="left"/>
+      <w:pPr>
+        <w:tabs>
+          <w:tab w:val="num" w:pos="1440"/>
+        </w:tabs>
+        <w:ind w:left="1440" w:hanging="360"/>
+      </w:pPr>
+      <w:rPr>
+        <w:rFonts w:ascii="Courier New" w:hAnsi="Courier New" w:hint="default"/>
+        <w:sz w:val="20"/>
+      </w:rPr>
+    </w:lvl>
+    <w:lvl w:ilvl="2" w:tentative="1">
+      <w:start w:val="1"/>
+      <w:numFmt w:val="bullet"/>
+      <w:lvlText w:val=""/>
+      <w:lvlJc w:val="left"/>
+      <w:pPr>
+        <w:tabs>
+          <w:tab w:val="num" w:pos="2160"/>
+        </w:tabs>
+        <w:ind w:left="2160" w:hanging="360"/>
+      </w:pPr>
+      <w:rPr>
+        <w:rFonts w:ascii="Wingdings" w:hAnsi="Wingdings" w:hint="default"/>
+        <w:sz w:val="20"/>
+      </w:rPr>
+    </w:lvl>
+    <w:lvl w:ilvl="3" w:tentative="1">
+      <w:start w:val="1"/>
+      <w:numFmt w:val="bullet"/>
+      <w:lvlText w:val=""/>
+      <w:lvlJc w:val="left"/>
+      <w:pPr>
+        <w:tabs>
+          <w:tab w:val="num" w:pos="2880"/>
+        </w:tabs>
+        <w:ind w:left="2880" w:hanging="360"/>
+      </w:pPr>
+      <w:rPr>
+        <w:rFonts w:ascii="Wingdings" w:hAnsi="Wingdings" w:hint="default"/>
+        <w:sz w:val="20"/>
+      </w:rPr>
+    </w:lvl>
+    <w:lvl w:ilvl="4" w:tentative="1">
+      <w:start w:val="1"/>
+      <w:numFmt w:val="bullet"/>
+      <w:lvlText w:val=""/>
+      <w:lvlJc w:val="left"/>
+      <w:pPr>
+        <w:tabs>
+          <w:tab w:val="num" w:pos="3600"/>
+        </w:tabs>
+        <w:ind w:left="3600" w:hanging="360"/>
+      </w:pPr>
+      <w:rPr>
+        <w:rFonts w:ascii="Wingdings" w:hAnsi="Wingdings" w:hint="default"/>
+        <w:sz w:val="20"/>
+      </w:rPr>
+    </w:lvl>
+    <w:lvl w:ilvl="5" w:tentative="1">
+      <w:start w:val="1"/>
+      <w:numFmt w:val="bullet"/>
+      <w:lvlText w:val=""/>
+      <w:lvlJc w:val="left"/>
+      <w:pPr>
+        <w:tabs>
+          <w:tab w:val="num" w:pos="4320"/>
+        </w:tabs>
+        <w:ind w:left="4320" w:hanging="360"/>
+      </w:pPr>
+      <w:rPr>
+        <w:rFonts w:ascii="Wingdings" w:hAnsi="Wingdings" w:hint="default"/>
+        <w:sz w:val="20"/>
+      </w:rPr>
+    </w:lvl>
+    <w:lvl w:ilvl="6" w:tentative="1">
+      <w:start w:val="1"/>
+      <w:numFmt w:val="bullet"/>
+      <w:lvlText w:val=""/>
+      <w:lvlJc w:val="left"/>
+      <w:pPr>
+        <w:tabs>
+          <w:tab w:val="num" w:pos="5040"/>
+        </w:tabs>
+        <w:ind w:left="5040" w:hanging="360"/>
+      </w:pPr>
+      <w:rPr>
+        <w:rFonts w:ascii="Wingdings" w:hAnsi="Wingdings" w:hint="default"/>
+        <w:sz w:val="20"/>
+      </w:rPr>
+    </w:lvl>
+    <w:lvl w:ilvl="7" w:tentative="1">
+      <w:start w:val="1"/>
+      <w:numFmt w:val="bullet"/>
+      <w:lvlText w:val=""/>
+      <w:lvlJc w:val="left"/>
+      <w:pPr>
+        <w:tabs>
+          <w:tab w:val="num" w:pos="5760"/>
+        </w:tabs>
+        <w:ind w:left="5760" w:hanging="360"/>
+      </w:pPr>
+      <w:rPr>
+        <w:rFonts w:ascii="Wingdings" w:hAnsi="Wingdings" w:hint="default"/>
+        <w:sz w:val="20"/>
+      </w:rPr>
+    </w:lvl>
+    <w:lvl w:ilvl="8" w:tentative="1">
+      <w:start w:val="1"/>
+      <w:numFmt w:val="bullet"/>
+      <w:lvlText w:val=""/>
+      <w:lvlJc w:val="left"/>
+      <w:pPr>
+        <w:tabs>
+          <w:tab w:val="num" w:pos="6480"/>
+        </w:tabs>
+        <w:ind w:left="6480" w:hanging="360"/>
+      </w:pPr>
+      <w:rPr>
+        <w:rFonts w:ascii="Wingdings" w:hAnsi="Wingdings" w:hint="default"/>
+        <w:sz w:val="20"/>
+      </w:rPr>
+    </w:lvl>
+  </w:abstractNum>
+  <w:abstractNum w:abstractNumId="7" w15:restartNumberingAfterBreak="0">
+    <w:nsid w:val="12394C67"/>
+    <w:multiLevelType w:val="hybridMultilevel"/>
+    <w:tmpl w:val="8930856E"/>
+    <w:lvl w:ilvl="0" w:tplc="0409000F">
+      <w:start w:val="1"/>
+      <w:numFmt w:val="decimal"/>
+      <w:lvlText w:val="%1."/>
+      <w:lvlJc w:val="left"/>
+      <w:pPr>
+        <w:ind w:left="720" w:hanging="360"/>
+      </w:pPr>
+    </w:lvl>
+    <w:lvl w:ilvl="1" w:tplc="04090019" w:tentative="1">
+      <w:start w:val="1"/>
+      <w:numFmt w:val="lowerLetter"/>
+      <w:lvlText w:val="%2."/>
+      <w:lvlJc w:val="left"/>
+      <w:pPr>
+        <w:ind w:left="1440" w:hanging="360"/>
+      </w:pPr>
+    </w:lvl>
+    <w:lvl w:ilvl="2" w:tplc="0409001B" w:tentative="1">
+      <w:start w:val="1"/>
+      <w:numFmt w:val="lowerRoman"/>
+      <w:lvlText w:val="%3."/>
+      <w:lvlJc w:val="right"/>
+      <w:pPr>
+        <w:ind w:left="2160" w:hanging="180"/>
+      </w:pPr>
+    </w:lvl>
+    <w:lvl w:ilvl="3" w:tplc="0409000F" w:tentative="1">
+      <w:start w:val="1"/>
+      <w:numFmt w:val="decimal"/>
+      <w:lvlText w:val="%4."/>
+      <w:lvlJc w:val="left"/>
+      <w:pPr>
+        <w:ind w:left="2880" w:hanging="360"/>
+      </w:pPr>
+    </w:lvl>
+    <w:lvl w:ilvl="4" w:tplc="04090019" w:tentative="1">
+      <w:start w:val="1"/>
+      <w:numFmt w:val="lowerLetter"/>
+      <w:lvlText w:val="%5."/>
+      <w:lvlJc w:val="left"/>
+      <w:pPr>
+        <w:ind w:left="3600" w:hanging="360"/>
+      </w:pPr>
+    </w:lvl>
+    <w:lvl w:ilvl="5" w:tplc="0409001B" w:tentative="1">
+      <w:start w:val="1"/>
+      <w:numFmt w:val="lowerRoman"/>
+      <w:lvlText w:val="%6."/>
+      <w:lvlJc w:val="right"/>
+      <w:pPr>
+        <w:ind w:left="4320" w:hanging="180"/>
+      </w:pPr>
+    </w:lvl>
+    <w:lvl w:ilvl="6" w:tplc="0409000F" w:tentative="1">
+      <w:start w:val="1"/>
+      <w:numFmt w:val="decimal"/>
+      <w:lvlText w:val="%7."/>
+      <w:lvlJc w:val="left"/>
+      <w:pPr>
+        <w:ind w:left="5040" w:hanging="360"/>
+      </w:pPr>
+    </w:lvl>
+    <w:lvl w:ilvl="7" w:tplc="04090019" w:tentative="1">
+      <w:start w:val="1"/>
+      <w:numFmt w:val="lowerLetter"/>
+      <w:lvlText w:val="%8."/>
+      <w:lvlJc w:val="left"/>
+      <w:pPr>
+        <w:ind w:left="5760" w:hanging="360"/>
+      </w:pPr>
+    </w:lvl>
+    <w:lvl w:ilvl="8" w:tplc="0409001B" w:tentative="1">
+      <w:start w:val="1"/>
+      <w:numFmt w:val="lowerRoman"/>
+      <w:lvlText w:val="%9."/>
+      <w:lvlJc w:val="right"/>
+      <w:pPr>
+        <w:ind w:left="6480" w:hanging="180"/>
+      </w:pPr>
+    </w:lvl>
+  </w:abstractNum>
+  <w:abstractNum w:abstractNumId="8" w15:restartNumberingAfterBreak="0">
     <w:nsid w:val="153719C0"/>
     <w:multiLevelType w:val="multilevel"/>
     <w:tmpl w:val="32B6F73E"/>
@@ -7498,7 +4775,156 @@
       </w:rPr>
     </w:lvl>
   </w:abstractNum>
-  <w:abstractNum w:abstractNumId="7" w15:restartNumberingAfterBreak="0">
+  <w:abstractNum w:abstractNumId="9" w15:restartNumberingAfterBreak="0">
+    <w:nsid w:val="18C15678"/>
+    <w:multiLevelType w:val="multilevel"/>
+    <w:tmpl w:val="08F4C594"/>
+    <w:lvl w:ilvl="0">
+      <w:start w:val="1"/>
+      <w:numFmt w:val="bullet"/>
+      <w:lvlText w:val=""/>
+      <w:lvlJc w:val="left"/>
+      <w:pPr>
+        <w:tabs>
+          <w:tab w:val="num" w:pos="720"/>
+        </w:tabs>
+        <w:ind w:left="720" w:hanging="360"/>
+      </w:pPr>
+      <w:rPr>
+        <w:rFonts w:ascii="Symbol" w:hAnsi="Symbol" w:hint="default"/>
+        <w:sz w:val="20"/>
+      </w:rPr>
+    </w:lvl>
+    <w:lvl w:ilvl="1" w:tentative="1">
+      <w:start w:val="1"/>
+      <w:numFmt w:val="bullet"/>
+      <w:lvlText w:val="o"/>
+      <w:lvlJc w:val="left"/>
+      <w:pPr>
+        <w:tabs>
+          <w:tab w:val="num" w:pos="1440"/>
+        </w:tabs>
+        <w:ind w:left="1440" w:hanging="360"/>
+      </w:pPr>
+      <w:rPr>
+        <w:rFonts w:ascii="Courier New" w:hAnsi="Courier New" w:hint="default"/>
+        <w:sz w:val="20"/>
+      </w:rPr>
+    </w:lvl>
+    <w:lvl w:ilvl="2" w:tentative="1">
+      <w:start w:val="1"/>
+      <w:numFmt w:val="bullet"/>
+      <w:lvlText w:val=""/>
+      <w:lvlJc w:val="left"/>
+      <w:pPr>
+        <w:tabs>
+          <w:tab w:val="num" w:pos="2160"/>
+        </w:tabs>
+        <w:ind w:left="2160" w:hanging="360"/>
+      </w:pPr>
+      <w:rPr>
+        <w:rFonts w:ascii="Wingdings" w:hAnsi="Wingdings" w:hint="default"/>
+        <w:sz w:val="20"/>
+      </w:rPr>
+    </w:lvl>
+    <w:lvl w:ilvl="3" w:tentative="1">
+      <w:start w:val="1"/>
+      <w:numFmt w:val="bullet"/>
+      <w:lvlText w:val=""/>
+      <w:lvlJc w:val="left"/>
+      <w:pPr>
+        <w:tabs>
+          <w:tab w:val="num" w:pos="2880"/>
+        </w:tabs>
+        <w:ind w:left="2880" w:hanging="360"/>
+      </w:pPr>
+      <w:rPr>
+        <w:rFonts w:ascii="Wingdings" w:hAnsi="Wingdings" w:hint="default"/>
+        <w:sz w:val="20"/>
+      </w:rPr>
+    </w:lvl>
+    <w:lvl w:ilvl="4" w:tentative="1">
+      <w:start w:val="1"/>
+      <w:numFmt w:val="bullet"/>
+      <w:lvlText w:val=""/>
+      <w:lvlJc w:val="left"/>
+      <w:pPr>
+        <w:tabs>
+          <w:tab w:val="num" w:pos="3600"/>
+        </w:tabs>
+        <w:ind w:left="3600" w:hanging="360"/>
+      </w:pPr>
+      <w:rPr>
+        <w:rFonts w:ascii="Wingdings" w:hAnsi="Wingdings" w:hint="default"/>
+        <w:sz w:val="20"/>
+      </w:rPr>
+    </w:lvl>
+    <w:lvl w:ilvl="5" w:tentative="1">
+      <w:start w:val="1"/>
+      <w:numFmt w:val="bullet"/>
+      <w:lvlText w:val=""/>
+      <w:lvlJc w:val="left"/>
+      <w:pPr>
+        <w:tabs>
+          <w:tab w:val="num" w:pos="4320"/>
+        </w:tabs>
+        <w:ind w:left="4320" w:hanging="360"/>
+      </w:pPr>
+      <w:rPr>
+        <w:rFonts w:ascii="Wingdings" w:hAnsi="Wingdings" w:hint="default"/>
+        <w:sz w:val="20"/>
+      </w:rPr>
+    </w:lvl>
+    <w:lvl w:ilvl="6" w:tentative="1">
+      <w:start w:val="1"/>
+      <w:numFmt w:val="bullet"/>
+      <w:lvlText w:val=""/>
+      <w:lvlJc w:val="left"/>
+      <w:pPr>
+        <w:tabs>
+          <w:tab w:val="num" w:pos="5040"/>
+        </w:tabs>
+        <w:ind w:left="5040" w:hanging="360"/>
+      </w:pPr>
+      <w:rPr>
+        <w:rFonts w:ascii="Wingdings" w:hAnsi="Wingdings" w:hint="default"/>
+        <w:sz w:val="20"/>
+      </w:rPr>
+    </w:lvl>
+    <w:lvl w:ilvl="7" w:tentative="1">
+      <w:start w:val="1"/>
+      <w:numFmt w:val="bullet"/>
+      <w:lvlText w:val=""/>
+      <w:lvlJc w:val="left"/>
+      <w:pPr>
+        <w:tabs>
+          <w:tab w:val="num" w:pos="5760"/>
+        </w:tabs>
+        <w:ind w:left="5760" w:hanging="360"/>
+      </w:pPr>
+      <w:rPr>
+        <w:rFonts w:ascii="Wingdings" w:hAnsi="Wingdings" w:hint="default"/>
+        <w:sz w:val="20"/>
+      </w:rPr>
+    </w:lvl>
+    <w:lvl w:ilvl="8" w:tentative="1">
+      <w:start w:val="1"/>
+      <w:numFmt w:val="bullet"/>
+      <w:lvlText w:val=""/>
+      <w:lvlJc w:val="left"/>
+      <w:pPr>
+        <w:tabs>
+          <w:tab w:val="num" w:pos="6480"/>
+        </w:tabs>
+        <w:ind w:left="6480" w:hanging="360"/>
+      </w:pPr>
+      <w:rPr>
+        <w:rFonts w:ascii="Wingdings" w:hAnsi="Wingdings" w:hint="default"/>
+        <w:sz w:val="20"/>
+      </w:rPr>
+    </w:lvl>
+  </w:abstractNum>
+  <w:abstractNum w:abstractNumId="10" w15:restartNumberingAfterBreak="0">
     <w:nsid w:val="18FE0AF2"/>
     <w:multiLevelType w:val="multilevel"/>
     <w:tmpl w:val="38C08294"/>
@@ -7611,7 +5037,7 @@
       </w:rPr>
     </w:lvl>
   </w:abstractNum>
-  <w:abstractNum w:abstractNumId="8" w15:restartNumberingAfterBreak="0">
+  <w:abstractNum w:abstractNumId="11" w15:restartNumberingAfterBreak="0">
     <w:nsid w:val="19493EB9"/>
     <w:multiLevelType w:val="multilevel"/>
     <w:tmpl w:val="1318C182"/>
@@ -7724,7 +5150,7 @@
       </w:rPr>
     </w:lvl>
   </w:abstractNum>
-  <w:abstractNum w:abstractNumId="9" w15:restartNumberingAfterBreak="0">
+  <w:abstractNum w:abstractNumId="12" w15:restartNumberingAfterBreak="0">
     <w:nsid w:val="1A567D77"/>
     <w:multiLevelType w:val="multilevel"/>
     <w:tmpl w:val="CC686CC8"/>
@@ -7838,7 +5264,7 @@
       </w:rPr>
     </w:lvl>
   </w:abstractNum>
-  <w:abstractNum w:abstractNumId="10" w15:restartNumberingAfterBreak="0">
+  <w:abstractNum w:abstractNumId="13" w15:restartNumberingAfterBreak="0">
     <w:nsid w:val="215B6133"/>
     <w:multiLevelType w:val="multilevel"/>
     <w:tmpl w:val="5BAAE2A4"/>
@@ -7951,7 +5377,7 @@
       </w:rPr>
     </w:lvl>
   </w:abstractNum>
-  <w:abstractNum w:abstractNumId="11" w15:restartNumberingAfterBreak="0">
+  <w:abstractNum w:abstractNumId="14" w15:restartNumberingAfterBreak="0">
     <w:nsid w:val="28946BE2"/>
     <w:multiLevelType w:val="multilevel"/>
     <w:tmpl w:val="3D2052E2"/>
@@ -8064,7 +5490,7 @@
       </w:rPr>
     </w:lvl>
   </w:abstractNum>
-  <w:abstractNum w:abstractNumId="12" w15:restartNumberingAfterBreak="0">
+  <w:abstractNum w:abstractNumId="15" w15:restartNumberingAfterBreak="0">
     <w:nsid w:val="29C365F5"/>
     <w:multiLevelType w:val="multilevel"/>
     <w:tmpl w:val="623039D0"/>
@@ -8150,7 +5576,7 @@
       </w:pPr>
     </w:lvl>
   </w:abstractNum>
-  <w:abstractNum w:abstractNumId="13" w15:restartNumberingAfterBreak="0">
+  <w:abstractNum w:abstractNumId="16" w15:restartNumberingAfterBreak="0">
     <w:nsid w:val="2F6C6D73"/>
     <w:multiLevelType w:val="multilevel"/>
     <w:tmpl w:val="F226415C"/>
@@ -8265,7 +5691,7 @@
       </w:rPr>
     </w:lvl>
   </w:abstractNum>
-  <w:abstractNum w:abstractNumId="14" w15:restartNumberingAfterBreak="0">
+  <w:abstractNum w:abstractNumId="17" w15:restartNumberingAfterBreak="0">
     <w:nsid w:val="2F8413E6"/>
     <w:multiLevelType w:val="multilevel"/>
     <w:tmpl w:val="4BB027EA"/>
@@ -8378,7 +5804,7 @@
       </w:rPr>
     </w:lvl>
   </w:abstractNum>
-  <w:abstractNum w:abstractNumId="15" w15:restartNumberingAfterBreak="0">
+  <w:abstractNum w:abstractNumId="18" w15:restartNumberingAfterBreak="0">
     <w:nsid w:val="333B0EFA"/>
     <w:multiLevelType w:val="multilevel"/>
     <w:tmpl w:val="75AEF70C"/>
@@ -8491,7 +5917,7 @@
       </w:rPr>
     </w:lvl>
   </w:abstractNum>
-  <w:abstractNum w:abstractNumId="16" w15:restartNumberingAfterBreak="0">
+  <w:abstractNum w:abstractNumId="19" w15:restartNumberingAfterBreak="0">
     <w:nsid w:val="3384128B"/>
     <w:multiLevelType w:val="multilevel"/>
     <w:tmpl w:val="FEA220D6"/>
@@ -8604,7 +6030,156 @@
       </w:rPr>
     </w:lvl>
   </w:abstractNum>
-  <w:abstractNum w:abstractNumId="17" w15:restartNumberingAfterBreak="0">
+  <w:abstractNum w:abstractNumId="20" w15:restartNumberingAfterBreak="0">
+    <w:nsid w:val="355E0F0C"/>
+    <w:multiLevelType w:val="multilevel"/>
+    <w:tmpl w:val="C5F85ACE"/>
+    <w:lvl w:ilvl="0">
+      <w:start w:val="1"/>
+      <w:numFmt w:val="bullet"/>
+      <w:lvlText w:val=""/>
+      <w:lvlJc w:val="left"/>
+      <w:pPr>
+        <w:tabs>
+          <w:tab w:val="num" w:pos="720"/>
+        </w:tabs>
+        <w:ind w:left="720" w:hanging="360"/>
+      </w:pPr>
+      <w:rPr>
+        <w:rFonts w:ascii="Symbol" w:hAnsi="Symbol" w:hint="default"/>
+        <w:sz w:val="20"/>
+      </w:rPr>
+    </w:lvl>
+    <w:lvl w:ilvl="1" w:tentative="1">
+      <w:start w:val="1"/>
+      <w:numFmt w:val="bullet"/>
+      <w:lvlText w:val="o"/>
+      <w:lvlJc w:val="left"/>
+      <w:pPr>
+        <w:tabs>
+          <w:tab w:val="num" w:pos="1440"/>
+        </w:tabs>
+        <w:ind w:left="1440" w:hanging="360"/>
+      </w:pPr>
+      <w:rPr>
+        <w:rFonts w:ascii="Courier New" w:hAnsi="Courier New" w:hint="default"/>
+        <w:sz w:val="20"/>
+      </w:rPr>
+    </w:lvl>
+    <w:lvl w:ilvl="2" w:tentative="1">
+      <w:start w:val="1"/>
+      <w:numFmt w:val="bullet"/>
+      <w:lvlText w:val=""/>
+      <w:lvlJc w:val="left"/>
+      <w:pPr>
+        <w:tabs>
+          <w:tab w:val="num" w:pos="2160"/>
+        </w:tabs>
+        <w:ind w:left="2160" w:hanging="360"/>
+      </w:pPr>
+      <w:rPr>
+        <w:rFonts w:ascii="Wingdings" w:hAnsi="Wingdings" w:hint="default"/>
+        <w:sz w:val="20"/>
+      </w:rPr>
+    </w:lvl>
+    <w:lvl w:ilvl="3" w:tentative="1">
+      <w:start w:val="1"/>
+      <w:numFmt w:val="bullet"/>
+      <w:lvlText w:val=""/>
+      <w:lvlJc w:val="left"/>
+      <w:pPr>
+        <w:tabs>
+          <w:tab w:val="num" w:pos="2880"/>
+        </w:tabs>
+        <w:ind w:left="2880" w:hanging="360"/>
+      </w:pPr>
+      <w:rPr>
+        <w:rFonts w:ascii="Wingdings" w:hAnsi="Wingdings" w:hint="default"/>
+        <w:sz w:val="20"/>
+      </w:rPr>
+    </w:lvl>
+    <w:lvl w:ilvl="4" w:tentative="1">
+      <w:start w:val="1"/>
+      <w:numFmt w:val="bullet"/>
+      <w:lvlText w:val=""/>
+      <w:lvlJc w:val="left"/>
+      <w:pPr>
+        <w:tabs>
+          <w:tab w:val="num" w:pos="3600"/>
+        </w:tabs>
+        <w:ind w:left="3600" w:hanging="360"/>
+      </w:pPr>
+      <w:rPr>
+        <w:rFonts w:ascii="Wingdings" w:hAnsi="Wingdings" w:hint="default"/>
+        <w:sz w:val="20"/>
+      </w:rPr>
+    </w:lvl>
+    <w:lvl w:ilvl="5" w:tentative="1">
+      <w:start w:val="1"/>
+      <w:numFmt w:val="bullet"/>
+      <w:lvlText w:val=""/>
+      <w:lvlJc w:val="left"/>
+      <w:pPr>
+        <w:tabs>
+          <w:tab w:val="num" w:pos="4320"/>
+        </w:tabs>
+        <w:ind w:left="4320" w:hanging="360"/>
+      </w:pPr>
+      <w:rPr>
+        <w:rFonts w:ascii="Wingdings" w:hAnsi="Wingdings" w:hint="default"/>
+        <w:sz w:val="20"/>
+      </w:rPr>
+    </w:lvl>
+    <w:lvl w:ilvl="6" w:tentative="1">
+      <w:start w:val="1"/>
+      <w:numFmt w:val="bullet"/>
+      <w:lvlText w:val=""/>
+      <w:lvlJc w:val="left"/>
+      <w:pPr>
+        <w:tabs>
+          <w:tab w:val="num" w:pos="5040"/>
+        </w:tabs>
+        <w:ind w:left="5040" w:hanging="360"/>
+      </w:pPr>
+      <w:rPr>
+        <w:rFonts w:ascii="Wingdings" w:hAnsi="Wingdings" w:hint="default"/>
+        <w:sz w:val="20"/>
+      </w:rPr>
+    </w:lvl>
+    <w:lvl w:ilvl="7" w:tentative="1">
+      <w:start w:val="1"/>
+      <w:numFmt w:val="bullet"/>
+      <w:lvlText w:val=""/>
+      <w:lvlJc w:val="left"/>
+      <w:pPr>
+        <w:tabs>
+          <w:tab w:val="num" w:pos="5760"/>
+        </w:tabs>
+        <w:ind w:left="5760" w:hanging="360"/>
+      </w:pPr>
+      <w:rPr>
+        <w:rFonts w:ascii="Wingdings" w:hAnsi="Wingdings" w:hint="default"/>
+        <w:sz w:val="20"/>
+      </w:rPr>
+    </w:lvl>
+    <w:lvl w:ilvl="8" w:tentative="1">
+      <w:start w:val="1"/>
+      <w:numFmt w:val="bullet"/>
+      <w:lvlText w:val=""/>
+      <w:lvlJc w:val="left"/>
+      <w:pPr>
+        <w:tabs>
+          <w:tab w:val="num" w:pos="6480"/>
+        </w:tabs>
+        <w:ind w:left="6480" w:hanging="360"/>
+      </w:pPr>
+      <w:rPr>
+        <w:rFonts w:ascii="Wingdings" w:hAnsi="Wingdings" w:hint="default"/>
+        <w:sz w:val="20"/>
+      </w:rPr>
+    </w:lvl>
+  </w:abstractNum>
+  <w:abstractNum w:abstractNumId="21" w15:restartNumberingAfterBreak="0">
     <w:nsid w:val="364D6C77"/>
     <w:multiLevelType w:val="multilevel"/>
     <w:tmpl w:val="E26E265E"/>
@@ -8717,7 +6292,7 @@
       </w:rPr>
     </w:lvl>
   </w:abstractNum>
-  <w:abstractNum w:abstractNumId="18" w15:restartNumberingAfterBreak="0">
+  <w:abstractNum w:abstractNumId="22" w15:restartNumberingAfterBreak="0">
     <w:nsid w:val="39250769"/>
     <w:multiLevelType w:val="multilevel"/>
     <w:tmpl w:val="00AE8DAE"/>
@@ -8830,7 +6405,7 @@
       </w:rPr>
     </w:lvl>
   </w:abstractNum>
-  <w:abstractNum w:abstractNumId="19" w15:restartNumberingAfterBreak="0">
+  <w:abstractNum w:abstractNumId="23" w15:restartNumberingAfterBreak="0">
     <w:nsid w:val="45593887"/>
     <w:multiLevelType w:val="multilevel"/>
     <w:tmpl w:val="C5EEF4F8"/>
@@ -8943,7 +6518,7 @@
       </w:rPr>
     </w:lvl>
   </w:abstractNum>
-  <w:abstractNum w:abstractNumId="20" w15:restartNumberingAfterBreak="0">
+  <w:abstractNum w:abstractNumId="24" w15:restartNumberingAfterBreak="0">
     <w:nsid w:val="4C4F2F1F"/>
     <w:multiLevelType w:val="multilevel"/>
     <w:tmpl w:val="CB4467D2"/>
@@ -9056,7 +6631,93 @@
       </w:rPr>
     </w:lvl>
   </w:abstractNum>
-  <w:abstractNum w:abstractNumId="21" w15:restartNumberingAfterBreak="0">
+  <w:abstractNum w:abstractNumId="25" w15:restartNumberingAfterBreak="0">
+    <w:nsid w:val="4E584485"/>
+    <w:multiLevelType w:val="hybridMultilevel"/>
+    <w:tmpl w:val="1700C7BC"/>
+    <w:lvl w:ilvl="0" w:tplc="0409000F">
+      <w:start w:val="1"/>
+      <w:numFmt w:val="decimal"/>
+      <w:lvlText w:val="%1."/>
+      <w:lvlJc w:val="left"/>
+      <w:pPr>
+        <w:ind w:left="720" w:hanging="360"/>
+      </w:pPr>
+    </w:lvl>
+    <w:lvl w:ilvl="1" w:tplc="04090019" w:tentative="1">
+      <w:start w:val="1"/>
+      <w:numFmt w:val="lowerLetter"/>
+      <w:lvlText w:val="%2."/>
+      <w:lvlJc w:val="left"/>
+      <w:pPr>
+        <w:ind w:left="1440" w:hanging="360"/>
+      </w:pPr>
+    </w:lvl>
+    <w:lvl w:ilvl="2" w:tplc="0409001B" w:tentative="1">
+      <w:start w:val="1"/>
+      <w:numFmt w:val="lowerRoman"/>
+      <w:lvlText w:val="%3."/>
+      <w:lvlJc w:val="right"/>
+      <w:pPr>
+        <w:ind w:left="2160" w:hanging="180"/>
+      </w:pPr>
+    </w:lvl>
+    <w:lvl w:ilvl="3" w:tplc="0409000F" w:tentative="1">
+      <w:start w:val="1"/>
+      <w:numFmt w:val="decimal"/>
+      <w:lvlText w:val="%4."/>
+      <w:lvlJc w:val="left"/>
+      <w:pPr>
+        <w:ind w:left="2880" w:hanging="360"/>
+      </w:pPr>
+    </w:lvl>
+    <w:lvl w:ilvl="4" w:tplc="04090019" w:tentative="1">
+      <w:start w:val="1"/>
+      <w:numFmt w:val="lowerLetter"/>
+      <w:lvlText w:val="%5."/>
+      <w:lvlJc w:val="left"/>
+      <w:pPr>
+        <w:ind w:left="3600" w:hanging="360"/>
+      </w:pPr>
+    </w:lvl>
+    <w:lvl w:ilvl="5" w:tplc="0409001B" w:tentative="1">
+      <w:start w:val="1"/>
+      <w:numFmt w:val="lowerRoman"/>
+      <w:lvlText w:val="%6."/>
+      <w:lvlJc w:val="right"/>
+      <w:pPr>
+        <w:ind w:left="4320" w:hanging="180"/>
+      </w:pPr>
+    </w:lvl>
+    <w:lvl w:ilvl="6" w:tplc="0409000F" w:tentative="1">
+      <w:start w:val="1"/>
+      <w:numFmt w:val="decimal"/>
+      <w:lvlText w:val="%7."/>
+      <w:lvlJc w:val="left"/>
+      <w:pPr>
+        <w:ind w:left="5040" w:hanging="360"/>
+      </w:pPr>
+    </w:lvl>
+    <w:lvl w:ilvl="7" w:tplc="04090019" w:tentative="1">
+      <w:start w:val="1"/>
+      <w:numFmt w:val="lowerLetter"/>
+      <w:lvlText w:val="%8."/>
+      <w:lvlJc w:val="left"/>
+      <w:pPr>
+        <w:ind w:left="5760" w:hanging="360"/>
+      </w:pPr>
+    </w:lvl>
+    <w:lvl w:ilvl="8" w:tplc="0409001B" w:tentative="1">
+      <w:start w:val="1"/>
+      <w:numFmt w:val="lowerRoman"/>
+      <w:lvlText w:val="%9."/>
+      <w:lvlJc w:val="right"/>
+      <w:pPr>
+        <w:ind w:left="6480" w:hanging="180"/>
+      </w:pPr>
+    </w:lvl>
+  </w:abstractNum>
+  <w:abstractNum w:abstractNumId="26" w15:restartNumberingAfterBreak="0">
     <w:nsid w:val="514E7274"/>
     <w:multiLevelType w:val="multilevel"/>
     <w:tmpl w:val="F226415C"/>
@@ -9171,7 +6832,156 @@
       </w:rPr>
     </w:lvl>
   </w:abstractNum>
-  <w:abstractNum w:abstractNumId="22" w15:restartNumberingAfterBreak="0">
+  <w:abstractNum w:abstractNumId="27" w15:restartNumberingAfterBreak="0">
+    <w:nsid w:val="524C0296"/>
+    <w:multiLevelType w:val="multilevel"/>
+    <w:tmpl w:val="D978548E"/>
+    <w:lvl w:ilvl="0">
+      <w:start w:val="1"/>
+      <w:numFmt w:val="bullet"/>
+      <w:lvlText w:val=""/>
+      <w:lvlJc w:val="left"/>
+      <w:pPr>
+        <w:tabs>
+          <w:tab w:val="num" w:pos="720"/>
+        </w:tabs>
+        <w:ind w:left="720" w:hanging="360"/>
+      </w:pPr>
+      <w:rPr>
+        <w:rFonts w:ascii="Symbol" w:hAnsi="Symbol" w:hint="default"/>
+        <w:sz w:val="20"/>
+      </w:rPr>
+    </w:lvl>
+    <w:lvl w:ilvl="1" w:tentative="1">
+      <w:start w:val="1"/>
+      <w:numFmt w:val="bullet"/>
+      <w:lvlText w:val="o"/>
+      <w:lvlJc w:val="left"/>
+      <w:pPr>
+        <w:tabs>
+          <w:tab w:val="num" w:pos="1440"/>
+        </w:tabs>
+        <w:ind w:left="1440" w:hanging="360"/>
+      </w:pPr>
+      <w:rPr>
+        <w:rFonts w:ascii="Courier New" w:hAnsi="Courier New" w:hint="default"/>
+        <w:sz w:val="20"/>
+      </w:rPr>
+    </w:lvl>
+    <w:lvl w:ilvl="2" w:tentative="1">
+      <w:start w:val="1"/>
+      <w:numFmt w:val="bullet"/>
+      <w:lvlText w:val=""/>
+      <w:lvlJc w:val="left"/>
+      <w:pPr>
+        <w:tabs>
+          <w:tab w:val="num" w:pos="2160"/>
+        </w:tabs>
+        <w:ind w:left="2160" w:hanging="360"/>
+      </w:pPr>
+      <w:rPr>
+        <w:rFonts w:ascii="Wingdings" w:hAnsi="Wingdings" w:hint="default"/>
+        <w:sz w:val="20"/>
+      </w:rPr>
+    </w:lvl>
+    <w:lvl w:ilvl="3" w:tentative="1">
+      <w:start w:val="1"/>
+      <w:numFmt w:val="bullet"/>
+      <w:lvlText w:val=""/>
+      <w:lvlJc w:val="left"/>
+      <w:pPr>
+        <w:tabs>
+          <w:tab w:val="num" w:pos="2880"/>
+        </w:tabs>
+        <w:ind w:left="2880" w:hanging="360"/>
+      </w:pPr>
+      <w:rPr>
+        <w:rFonts w:ascii="Wingdings" w:hAnsi="Wingdings" w:hint="default"/>
+        <w:sz w:val="20"/>
+      </w:rPr>
+    </w:lvl>
+    <w:lvl w:ilvl="4" w:tentative="1">
+      <w:start w:val="1"/>
+      <w:numFmt w:val="bullet"/>
+      <w:lvlText w:val=""/>
+      <w:lvlJc w:val="left"/>
+      <w:pPr>
+        <w:tabs>
+          <w:tab w:val="num" w:pos="3600"/>
+        </w:tabs>
+        <w:ind w:left="3600" w:hanging="360"/>
+      </w:pPr>
+      <w:rPr>
+        <w:rFonts w:ascii="Wingdings" w:hAnsi="Wingdings" w:hint="default"/>
+        <w:sz w:val="20"/>
+      </w:rPr>
+    </w:lvl>
+    <w:lvl w:ilvl="5" w:tentative="1">
+      <w:start w:val="1"/>
+      <w:numFmt w:val="bullet"/>
+      <w:lvlText w:val=""/>
+      <w:lvlJc w:val="left"/>
+      <w:pPr>
+        <w:tabs>
+          <w:tab w:val="num" w:pos="4320"/>
+        </w:tabs>
+        <w:ind w:left="4320" w:hanging="360"/>
+      </w:pPr>
+      <w:rPr>
+        <w:rFonts w:ascii="Wingdings" w:hAnsi="Wingdings" w:hint="default"/>
+        <w:sz w:val="20"/>
+      </w:rPr>
+    </w:lvl>
+    <w:lvl w:ilvl="6" w:tentative="1">
+      <w:start w:val="1"/>
+      <w:numFmt w:val="bullet"/>
+      <w:lvlText w:val=""/>
+      <w:lvlJc w:val="left"/>
+      <w:pPr>
+        <w:tabs>
+          <w:tab w:val="num" w:pos="5040"/>
+        </w:tabs>
+        <w:ind w:left="5040" w:hanging="360"/>
+      </w:pPr>
+      <w:rPr>
+        <w:rFonts w:ascii="Wingdings" w:hAnsi="Wingdings" w:hint="default"/>
+        <w:sz w:val="20"/>
+      </w:rPr>
+    </w:lvl>
+    <w:lvl w:ilvl="7" w:tentative="1">
+      <w:start w:val="1"/>
+      <w:numFmt w:val="bullet"/>
+      <w:lvlText w:val=""/>
+      <w:lvlJc w:val="left"/>
+      <w:pPr>
+        <w:tabs>
+          <w:tab w:val="num" w:pos="5760"/>
+        </w:tabs>
+        <w:ind w:left="5760" w:hanging="360"/>
+      </w:pPr>
+      <w:rPr>
+        <w:rFonts w:ascii="Wingdings" w:hAnsi="Wingdings" w:hint="default"/>
+        <w:sz w:val="20"/>
+      </w:rPr>
+    </w:lvl>
+    <w:lvl w:ilvl="8" w:tentative="1">
+      <w:start w:val="1"/>
+      <w:numFmt w:val="bullet"/>
+      <w:lvlText w:val=""/>
+      <w:lvlJc w:val="left"/>
+      <w:pPr>
+        <w:tabs>
+          <w:tab w:val="num" w:pos="6480"/>
+        </w:tabs>
+        <w:ind w:left="6480" w:hanging="360"/>
+      </w:pPr>
+      <w:rPr>
+        <w:rFonts w:ascii="Wingdings" w:hAnsi="Wingdings" w:hint="default"/>
+        <w:sz w:val="20"/>
+      </w:rPr>
+    </w:lvl>
+  </w:abstractNum>
+  <w:abstractNum w:abstractNumId="28" w15:restartNumberingAfterBreak="0">
     <w:nsid w:val="57912E5B"/>
     <w:multiLevelType w:val="multilevel"/>
     <w:tmpl w:val="F226415C"/>
@@ -9286,7 +7096,7 @@
       </w:rPr>
     </w:lvl>
   </w:abstractNum>
-  <w:abstractNum w:abstractNumId="23" w15:restartNumberingAfterBreak="0">
+  <w:abstractNum w:abstractNumId="29" w15:restartNumberingAfterBreak="0">
     <w:nsid w:val="58AA3325"/>
     <w:multiLevelType w:val="multilevel"/>
     <w:tmpl w:val="B340311E"/>
@@ -9435,7 +7245,7 @@
       </w:rPr>
     </w:lvl>
   </w:abstractNum>
-  <w:abstractNum w:abstractNumId="24" w15:restartNumberingAfterBreak="0">
+  <w:abstractNum w:abstractNumId="30" w15:restartNumberingAfterBreak="0">
     <w:nsid w:val="5B367021"/>
     <w:multiLevelType w:val="multilevel"/>
     <w:tmpl w:val="F528A73A"/>
@@ -9548,7 +7358,7 @@
       </w:rPr>
     </w:lvl>
   </w:abstractNum>
-  <w:abstractNum w:abstractNumId="25" w15:restartNumberingAfterBreak="0">
+  <w:abstractNum w:abstractNumId="31" w15:restartNumberingAfterBreak="0">
     <w:nsid w:val="5D636C9E"/>
     <w:multiLevelType w:val="hybridMultilevel"/>
     <w:tmpl w:val="8FE00026"/>
@@ -9634,7 +7444,7 @@
       </w:pPr>
     </w:lvl>
   </w:abstractNum>
-  <w:abstractNum w:abstractNumId="26" w15:restartNumberingAfterBreak="0">
+  <w:abstractNum w:abstractNumId="32" w15:restartNumberingAfterBreak="0">
     <w:nsid w:val="5D9C739E"/>
     <w:multiLevelType w:val="hybridMultilevel"/>
     <w:tmpl w:val="8800EEA0"/>
@@ -9747,7 +7557,7 @@
       </w:rPr>
     </w:lvl>
   </w:abstractNum>
-  <w:abstractNum w:abstractNumId="27" w15:restartNumberingAfterBreak="0">
+  <w:abstractNum w:abstractNumId="33" w15:restartNumberingAfterBreak="0">
     <w:nsid w:val="5E830211"/>
     <w:multiLevelType w:val="multilevel"/>
     <w:tmpl w:val="E92E14EA"/>
@@ -9860,7 +7670,7 @@
       </w:rPr>
     </w:lvl>
   </w:abstractNum>
-  <w:abstractNum w:abstractNumId="28" w15:restartNumberingAfterBreak="0">
+  <w:abstractNum w:abstractNumId="34" w15:restartNumberingAfterBreak="0">
     <w:nsid w:val="66DA0543"/>
     <w:multiLevelType w:val="multilevel"/>
     <w:tmpl w:val="F226415C"/>
@@ -9975,7 +7785,93 @@
       </w:rPr>
     </w:lvl>
   </w:abstractNum>
-  <w:abstractNum w:abstractNumId="29" w15:restartNumberingAfterBreak="0">
+  <w:abstractNum w:abstractNumId="35" w15:restartNumberingAfterBreak="0">
+    <w:nsid w:val="6E127D02"/>
+    <w:multiLevelType w:val="hybridMultilevel"/>
+    <w:tmpl w:val="0FD80F60"/>
+    <w:lvl w:ilvl="0" w:tplc="0409000F">
+      <w:start w:val="1"/>
+      <w:numFmt w:val="decimal"/>
+      <w:lvlText w:val="%1."/>
+      <w:lvlJc w:val="left"/>
+      <w:pPr>
+        <w:ind w:left="720" w:hanging="360"/>
+      </w:pPr>
+    </w:lvl>
+    <w:lvl w:ilvl="1" w:tplc="04090019" w:tentative="1">
+      <w:start w:val="1"/>
+      <w:numFmt w:val="lowerLetter"/>
+      <w:lvlText w:val="%2."/>
+      <w:lvlJc w:val="left"/>
+      <w:pPr>
+        <w:ind w:left="1440" w:hanging="360"/>
+      </w:pPr>
+    </w:lvl>
+    <w:lvl w:ilvl="2" w:tplc="0409001B" w:tentative="1">
+      <w:start w:val="1"/>
+      <w:numFmt w:val="lowerRoman"/>
+      <w:lvlText w:val="%3."/>
+      <w:lvlJc w:val="right"/>
+      <w:pPr>
+        <w:ind w:left="2160" w:hanging="180"/>
+      </w:pPr>
+    </w:lvl>
+    <w:lvl w:ilvl="3" w:tplc="0409000F" w:tentative="1">
+      <w:start w:val="1"/>
+      <w:numFmt w:val="decimal"/>
+      <w:lvlText w:val="%4."/>
+      <w:lvlJc w:val="left"/>
+      <w:pPr>
+        <w:ind w:left="2880" w:hanging="360"/>
+      </w:pPr>
+    </w:lvl>
+    <w:lvl w:ilvl="4" w:tplc="04090019" w:tentative="1">
+      <w:start w:val="1"/>
+      <w:numFmt w:val="lowerLetter"/>
+      <w:lvlText w:val="%5."/>
+      <w:lvlJc w:val="left"/>
+      <w:pPr>
+        <w:ind w:left="3600" w:hanging="360"/>
+      </w:pPr>
+    </w:lvl>
+    <w:lvl w:ilvl="5" w:tplc="0409001B" w:tentative="1">
+      <w:start w:val="1"/>
+      <w:numFmt w:val="lowerRoman"/>
+      <w:lvlText w:val="%6."/>
+      <w:lvlJc w:val="right"/>
+      <w:pPr>
+        <w:ind w:left="4320" w:hanging="180"/>
+      </w:pPr>
+    </w:lvl>
+    <w:lvl w:ilvl="6" w:tplc="0409000F" w:tentative="1">
+      <w:start w:val="1"/>
+      <w:numFmt w:val="decimal"/>
+      <w:lvlText w:val="%7."/>
+      <w:lvlJc w:val="left"/>
+      <w:pPr>
+        <w:ind w:left="5040" w:hanging="360"/>
+      </w:pPr>
+    </w:lvl>
+    <w:lvl w:ilvl="7" w:tplc="04090019" w:tentative="1">
+      <w:start w:val="1"/>
+      <w:numFmt w:val="lowerLetter"/>
+      <w:lvlText w:val="%8."/>
+      <w:lvlJc w:val="left"/>
+      <w:pPr>
+        <w:ind w:left="5760" w:hanging="360"/>
+      </w:pPr>
+    </w:lvl>
+    <w:lvl w:ilvl="8" w:tplc="0409001B" w:tentative="1">
+      <w:start w:val="1"/>
+      <w:numFmt w:val="lowerRoman"/>
+      <w:lvlText w:val="%9."/>
+      <w:lvlJc w:val="right"/>
+      <w:pPr>
+        <w:ind w:left="6480" w:hanging="180"/>
+      </w:pPr>
+    </w:lvl>
+  </w:abstractNum>
+  <w:abstractNum w:abstractNumId="36" w15:restartNumberingAfterBreak="0">
     <w:nsid w:val="6EF44C8C"/>
     <w:multiLevelType w:val="multilevel"/>
     <w:tmpl w:val="DA7A2746"/>
@@ -10088,7 +7984,7 @@
       </w:rPr>
     </w:lvl>
   </w:abstractNum>
-  <w:abstractNum w:abstractNumId="30" w15:restartNumberingAfterBreak="0">
+  <w:abstractNum w:abstractNumId="37" w15:restartNumberingAfterBreak="0">
     <w:nsid w:val="708D244D"/>
     <w:multiLevelType w:val="multilevel"/>
     <w:tmpl w:val="A720F700"/>
@@ -10201,7 +8097,7 @@
       </w:rPr>
     </w:lvl>
   </w:abstractNum>
-  <w:abstractNum w:abstractNumId="31" w15:restartNumberingAfterBreak="0">
+  <w:abstractNum w:abstractNumId="38" w15:restartNumberingAfterBreak="0">
     <w:nsid w:val="70972BFC"/>
     <w:multiLevelType w:val="multilevel"/>
     <w:tmpl w:val="427CDACC"/>
@@ -10314,7 +8210,156 @@
       </w:rPr>
     </w:lvl>
   </w:abstractNum>
-  <w:abstractNum w:abstractNumId="32" w15:restartNumberingAfterBreak="0">
+  <w:abstractNum w:abstractNumId="39" w15:restartNumberingAfterBreak="0">
+    <w:nsid w:val="73DC09C1"/>
+    <w:multiLevelType w:val="multilevel"/>
+    <w:tmpl w:val="CD02563E"/>
+    <w:lvl w:ilvl="0">
+      <w:start w:val="1"/>
+      <w:numFmt w:val="bullet"/>
+      <w:lvlText w:val=""/>
+      <w:lvlJc w:val="left"/>
+      <w:pPr>
+        <w:tabs>
+          <w:tab w:val="num" w:pos="720"/>
+        </w:tabs>
+        <w:ind w:left="720" w:hanging="360"/>
+      </w:pPr>
+      <w:rPr>
+        <w:rFonts w:ascii="Symbol" w:hAnsi="Symbol" w:hint="default"/>
+        <w:sz w:val="20"/>
+      </w:rPr>
+    </w:lvl>
+    <w:lvl w:ilvl="1" w:tentative="1">
+      <w:start w:val="1"/>
+      <w:numFmt w:val="bullet"/>
+      <w:lvlText w:val="o"/>
+      <w:lvlJc w:val="left"/>
+      <w:pPr>
+        <w:tabs>
+          <w:tab w:val="num" w:pos="1440"/>
+        </w:tabs>
+        <w:ind w:left="1440" w:hanging="360"/>
+      </w:pPr>
+      <w:rPr>
+        <w:rFonts w:ascii="Courier New" w:hAnsi="Courier New" w:hint="default"/>
+        <w:sz w:val="20"/>
+      </w:rPr>
+    </w:lvl>
+    <w:lvl w:ilvl="2" w:tentative="1">
+      <w:start w:val="1"/>
+      <w:numFmt w:val="bullet"/>
+      <w:lvlText w:val=""/>
+      <w:lvlJc w:val="left"/>
+      <w:pPr>
+        <w:tabs>
+          <w:tab w:val="num" w:pos="2160"/>
+        </w:tabs>
+        <w:ind w:left="2160" w:hanging="360"/>
+      </w:pPr>
+      <w:rPr>
+        <w:rFonts w:ascii="Wingdings" w:hAnsi="Wingdings" w:hint="default"/>
+        <w:sz w:val="20"/>
+      </w:rPr>
+    </w:lvl>
+    <w:lvl w:ilvl="3" w:tentative="1">
+      <w:start w:val="1"/>
+      <w:numFmt w:val="bullet"/>
+      <w:lvlText w:val=""/>
+      <w:lvlJc w:val="left"/>
+      <w:pPr>
+        <w:tabs>
+          <w:tab w:val="num" w:pos="2880"/>
+        </w:tabs>
+        <w:ind w:left="2880" w:hanging="360"/>
+      </w:pPr>
+      <w:rPr>
+        <w:rFonts w:ascii="Wingdings" w:hAnsi="Wingdings" w:hint="default"/>
+        <w:sz w:val="20"/>
+      </w:rPr>
+    </w:lvl>
+    <w:lvl w:ilvl="4" w:tentative="1">
+      <w:start w:val="1"/>
+      <w:numFmt w:val="bullet"/>
+      <w:lvlText w:val=""/>
+      <w:lvlJc w:val="left"/>
+      <w:pPr>
+        <w:tabs>
+          <w:tab w:val="num" w:pos="3600"/>
+        </w:tabs>
+        <w:ind w:left="3600" w:hanging="360"/>
+      </w:pPr>
+      <w:rPr>
+        <w:rFonts w:ascii="Wingdings" w:hAnsi="Wingdings" w:hint="default"/>
+        <w:sz w:val="20"/>
+      </w:rPr>
+    </w:lvl>
+    <w:lvl w:ilvl="5" w:tentative="1">
+      <w:start w:val="1"/>
+      <w:numFmt w:val="bullet"/>
+      <w:lvlText w:val=""/>
+      <w:lvlJc w:val="left"/>
+      <w:pPr>
+        <w:tabs>
+          <w:tab w:val="num" w:pos="4320"/>
+        </w:tabs>
+        <w:ind w:left="4320" w:hanging="360"/>
+      </w:pPr>
+      <w:rPr>
+        <w:rFonts w:ascii="Wingdings" w:hAnsi="Wingdings" w:hint="default"/>
+        <w:sz w:val="20"/>
+      </w:rPr>
+    </w:lvl>
+    <w:lvl w:ilvl="6" w:tentative="1">
+      <w:start w:val="1"/>
+      <w:numFmt w:val="bullet"/>
+      <w:lvlText w:val=""/>
+      <w:lvlJc w:val="left"/>
+      <w:pPr>
+        <w:tabs>
+          <w:tab w:val="num" w:pos="5040"/>
+        </w:tabs>
+        <w:ind w:left="5040" w:hanging="360"/>
+      </w:pPr>
+      <w:rPr>
+        <w:rFonts w:ascii="Wingdings" w:hAnsi="Wingdings" w:hint="default"/>
+        <w:sz w:val="20"/>
+      </w:rPr>
+    </w:lvl>
+    <w:lvl w:ilvl="7" w:tentative="1">
+      <w:start w:val="1"/>
+      <w:numFmt w:val="bullet"/>
+      <w:lvlText w:val=""/>
+      <w:lvlJc w:val="left"/>
+      <w:pPr>
+        <w:tabs>
+          <w:tab w:val="num" w:pos="5760"/>
+        </w:tabs>
+        <w:ind w:left="5760" w:hanging="360"/>
+      </w:pPr>
+      <w:rPr>
+        <w:rFonts w:ascii="Wingdings" w:hAnsi="Wingdings" w:hint="default"/>
+        <w:sz w:val="20"/>
+      </w:rPr>
+    </w:lvl>
+    <w:lvl w:ilvl="8" w:tentative="1">
+      <w:start w:val="1"/>
+      <w:numFmt w:val="bullet"/>
+      <w:lvlText w:val=""/>
+      <w:lvlJc w:val="left"/>
+      <w:pPr>
+        <w:tabs>
+          <w:tab w:val="num" w:pos="6480"/>
+        </w:tabs>
+        <w:ind w:left="6480" w:hanging="360"/>
+      </w:pPr>
+      <w:rPr>
+        <w:rFonts w:ascii="Wingdings" w:hAnsi="Wingdings" w:hint="default"/>
+        <w:sz w:val="20"/>
+      </w:rPr>
+    </w:lvl>
+  </w:abstractNum>
+  <w:abstractNum w:abstractNumId="40" w15:restartNumberingAfterBreak="0">
     <w:nsid w:val="74E675AA"/>
     <w:multiLevelType w:val="hybridMultilevel"/>
     <w:tmpl w:val="886E6D62"/>
@@ -10401,85 +8446,85 @@
     </w:lvl>
   </w:abstractNum>
   <w:num w:numId="1">
-    <w:abstractNumId w:val="10"/>
+    <w:abstractNumId w:val="13"/>
   </w:num>
   <w:num w:numId="2">
-    <w:abstractNumId w:val="14"/>
+    <w:abstractNumId w:val="17"/>
   </w:num>
   <w:num w:numId="3">
-    <w:abstractNumId w:val="27"/>
+    <w:abstractNumId w:val="33"/>
   </w:num>
   <w:num w:numId="4">
-    <w:abstractNumId w:val="24"/>
+    <w:abstractNumId w:val="30"/>
   </w:num>
   <w:num w:numId="5">
     <w:abstractNumId w:val="1"/>
   </w:num>
   <w:num w:numId="6">
-    <w:abstractNumId w:val="11"/>
+    <w:abstractNumId w:val="14"/>
   </w:num>
   <w:num w:numId="7">
     <w:abstractNumId w:val="5"/>
   </w:num>
   <w:num w:numId="8">
-    <w:abstractNumId w:val="20"/>
+    <w:abstractNumId w:val="24"/>
   </w:num>
   <w:num w:numId="9">
-    <w:abstractNumId w:val="17"/>
+    <w:abstractNumId w:val="21"/>
   </w:num>
   <w:num w:numId="10">
+    <w:abstractNumId w:val="11"/>
+  </w:num>
+  <w:num w:numId="11">
     <w:abstractNumId w:val="8"/>
   </w:num>
-  <w:num w:numId="11">
-    <w:abstractNumId w:val="6"/>
-  </w:num>
   <w:num w:numId="12">
-    <w:abstractNumId w:val="19"/>
+    <w:abstractNumId w:val="23"/>
   </w:num>
   <w:num w:numId="13">
-    <w:abstractNumId w:val="18"/>
+    <w:abstractNumId w:val="22"/>
   </w:num>
   <w:num w:numId="14">
-    <w:abstractNumId w:val="29"/>
+    <w:abstractNumId w:val="36"/>
   </w:num>
   <w:num w:numId="15">
     <w:abstractNumId w:val="2"/>
   </w:num>
   <w:num w:numId="16">
+    <w:abstractNumId w:val="15"/>
+  </w:num>
+  <w:num w:numId="17">
     <w:abstractNumId w:val="12"/>
   </w:num>
-  <w:num w:numId="17">
-    <w:abstractNumId w:val="9"/>
-  </w:num>
   <w:num w:numId="18">
-    <w:abstractNumId w:val="30"/>
+    <w:abstractNumId w:val="37"/>
   </w:num>
   <w:num w:numId="19">
-    <w:abstractNumId w:val="15"/>
+    <w:abstractNumId w:val="18"/>
   </w:num>
   <w:num w:numId="20">
     <w:abstractNumId w:val="3"/>
   </w:num>
   <w:num w:numId="21">
-    <w:abstractNumId w:val="7"/>
+    <w:abstractNumId w:val="10"/>
   </w:num>
   <w:num w:numId="22">
+    <w:abstractNumId w:val="38"/>
+  </w:num>
+  <w:num w:numId="23">
+    <w:abstractNumId w:val="19"/>
+  </w:num>
+  <w:num w:numId="24">
+    <w:abstractNumId w:val="32"/>
+  </w:num>
+  <w:num w:numId="25">
     <w:abstractNumId w:val="31"/>
   </w:num>
-  <w:num w:numId="23">
-    <w:abstractNumId w:val="16"/>
-  </w:num>
-  <w:num w:numId="24">
-    <w:abstractNumId w:val="26"/>
-  </w:num>
-  <w:num w:numId="25">
-    <w:abstractNumId w:val="25"/>
-  </w:num>
   <w:num w:numId="26">
-    <w:abstractNumId w:val="32"/>
+    <w:abstractNumId w:val="40"/>
   </w:num>
   <w:num w:numId="27">
-    <w:abstractNumId w:val="23"/>
+    <w:abstractNumId w:val="29"/>
   </w:num>
   <w:num w:numId="28">
     <w:abstractNumId w:val="4"/>
@@ -10488,16 +8533,40 @@
     <w:abstractNumId w:val="0"/>
   </w:num>
   <w:num w:numId="30">
+    <w:abstractNumId w:val="34"/>
+  </w:num>
+  <w:num w:numId="31">
     <w:abstractNumId w:val="28"/>
   </w:num>
-  <w:num w:numId="31">
-    <w:abstractNumId w:val="22"/>
-  </w:num>
   <w:num w:numId="32">
-    <w:abstractNumId w:val="21"/>
+    <w:abstractNumId w:val="26"/>
   </w:num>
   <w:num w:numId="33">
-    <w:abstractNumId w:val="13"/>
+    <w:abstractNumId w:val="16"/>
+  </w:num>
+  <w:num w:numId="34">
+    <w:abstractNumId w:val="25"/>
+  </w:num>
+  <w:num w:numId="35">
+    <w:abstractNumId w:val="7"/>
+  </w:num>
+  <w:num w:numId="36">
+    <w:abstractNumId w:val="35"/>
+  </w:num>
+  <w:num w:numId="37">
+    <w:abstractNumId w:val="27"/>
+  </w:num>
+  <w:num w:numId="38">
+    <w:abstractNumId w:val="9"/>
+  </w:num>
+  <w:num w:numId="39">
+    <w:abstractNumId w:val="20"/>
+  </w:num>
+  <w:num w:numId="40">
+    <w:abstractNumId w:val="39"/>
+  </w:num>
+  <w:num w:numId="41">
+    <w:abstractNumId w:val="6"/>
   </w:num>
 </w:numbering>
 </file>
@@ -10894,6 +8963,7 @@
   </w:latentStyles>
   <w:style w:type="paragraph" w:default="1" w:styleId="Normal">
     <w:name w:val="Normal"/>
+    <w:rsid w:val="00B675B8"/>
   </w:style>
   <w:style w:type="paragraph" w:styleId="Heading1">
     <w:name w:val="heading 1"/>
@@ -10992,7 +9062,6 @@
   <w:style w:type="character" w:default="1" w:styleId="DefaultParagraphFont">
     <w:name w:val="Default Paragraph Font"/>
     <w:uiPriority w:val="1"/>
-    <w:semiHidden/>
     <w:unhideWhenUsed/>
   </w:style>
   <w:style w:type="table" w:default="1" w:styleId="TableNormal">
@@ -11132,6 +9201,18 @@
       <w:rFonts w:ascii="Courier New" w:eastAsia="Times New Roman" w:hAnsi="Courier New" w:cs="Courier New"/>
       <w:sz w:val="20"/>
       <w:szCs w:val="20"/>
+    </w:rPr>
+  </w:style>
+  <w:style w:type="character" w:styleId="FollowedHyperlink">
+    <w:name w:val="FollowedHyperlink"/>
+    <w:basedOn w:val="DefaultParagraphFont"/>
+    <w:uiPriority w:val="99"/>
+    <w:semiHidden/>
+    <w:unhideWhenUsed/>
+    <w:rsid w:val="001D3FFD"/>
+    <w:rPr>
+      <w:color w:val="800080" w:themeColor="followedHyperlink"/>
+      <w:u w:val="single"/>
     </w:rPr>
   </w:style>
 </w:styles>

--- a/lab2/docs/P3321 ТПО ЛР2 Фам Данг Чунг Нгиа.docx
+++ b/lab2/docs/P3321 ТПО ЛР2 Фам Данг Чунг Нгиа.docx
@@ -570,15 +570,7 @@
           <w:sz w:val="28"/>
           <w:szCs w:val="28"/>
         </w:rPr>
-        <w:t>Правила выполне</w:t>
-      </w:r>
-      <w:r>
-        <w:rPr>
-          <w:rFonts w:ascii="Times New Roman" w:hAnsi="Times New Roman" w:cs="Times New Roman"/>
-          <w:sz w:val="28"/>
-          <w:szCs w:val="28"/>
-        </w:rPr>
-        <w:t>ния работы:</w:t>
+        <w:t>Правила выполнения работы:</w:t>
       </w:r>
     </w:p>
     <w:p>
@@ -1072,6 +1064,7 @@
       <w:r>
         <w:rPr>
           <w:rFonts w:ascii="Times New Roman" w:eastAsia="Times New Roman" w:hAnsi="Times New Roman" w:cs="Times New Roman"/>
+          <w:noProof/>
           <w:sz w:val="32"/>
           <w:szCs w:val="32"/>
           <w:lang w:val="en-US"/>
@@ -1130,25 +1123,7 @@
             <w:szCs w:val="28"/>
             <w:lang w:val="en-US"/>
           </w:rPr>
-          <w:t>https://github.com/nghiaphamhb/Soft</w:t>
-        </w:r>
-        <w:r>
-          <w:rPr>
-            <w:rStyle w:val="Hyperlink"/>
-            <w:sz w:val="28"/>
-            <w:szCs w:val="28"/>
-            <w:lang w:val="en-US"/>
-          </w:rPr>
-          <w:t>w</w:t>
-        </w:r>
-        <w:r>
-          <w:rPr>
-            <w:rStyle w:val="Hyperlink"/>
-            <w:sz w:val="28"/>
-            <w:szCs w:val="28"/>
-            <w:lang w:val="en-US"/>
-          </w:rPr>
-          <w:t>are-Testing/tree/main/lab2</w:t>
+          <w:t>https://github.com/nghiaphamhb/Software-Testing/tree/main/lab2</w:t>
         </w:r>
       </w:hyperlink>
     </w:p>
@@ -1164,22 +1139,19 @@
         </w:rPr>
       </w:pPr>
       <w:r>
-        <w:rPr>
-          <w:noProof/>
-        </w:rPr>
         <w:drawing>
-          <wp:anchor distT="0" distB="0" distL="114300" distR="114300" simplePos="0" relativeHeight="251661312" behindDoc="0" locked="0" layoutInCell="1" allowOverlap="1" wp14:anchorId="03862ADA" wp14:editId="4D26A9F6">
+          <wp:anchor distT="0" distB="0" distL="114300" distR="114300" simplePos="0" relativeHeight="251664384" behindDoc="0" locked="0" layoutInCell="1" allowOverlap="1" wp14:anchorId="219C563D" wp14:editId="05A51770">
             <wp:simplePos x="0" y="0"/>
             <wp:positionH relativeFrom="column">
-              <wp:posOffset>-485775</wp:posOffset>
+              <wp:posOffset>-690880</wp:posOffset>
             </wp:positionH>
             <wp:positionV relativeFrom="paragraph">
-              <wp:posOffset>508635</wp:posOffset>
+              <wp:posOffset>459105</wp:posOffset>
             </wp:positionV>
-            <wp:extent cx="6518275" cy="1508760"/>
+            <wp:extent cx="6630670" cy="1031875"/>
             <wp:effectExtent l="0" t="0" r="0" b="0"/>
             <wp:wrapTopAndBottom/>
-            <wp:docPr id="9" name="Picture 9"/>
+            <wp:docPr id="2" name="Picture 2"/>
             <wp:cNvGraphicFramePr>
               <a:graphicFrameLocks xmlns:a="http://schemas.openxmlformats.org/drawingml/2006/main" noChangeAspect="1"/>
             </wp:cNvGraphicFramePr>
@@ -1187,7 +1159,7 @@
               <a:graphicData uri="http://schemas.openxmlformats.org/drawingml/2006/picture">
                 <pic:pic xmlns:pic="http://schemas.openxmlformats.org/drawingml/2006/picture">
                   <pic:nvPicPr>
-                    <pic:cNvPr id="9" name="UML_diagram_program.png"/>
+                    <pic:cNvPr id="1" name=""/>
                     <pic:cNvPicPr/>
                   </pic:nvPicPr>
                   <pic:blipFill>
@@ -1205,7 +1177,7 @@
                   <pic:spPr>
                     <a:xfrm>
                       <a:off x="0" y="0"/>
-                      <a:ext cx="6518275" cy="1508760"/>
+                      <a:ext cx="6630670" cy="1031875"/>
                     </a:xfrm>
                     <a:prstGeom prst="rect">
                       <a:avLst/>
@@ -1238,6 +1210,9 @@
     <w:p>
       <w:pPr>
         <w:pStyle w:val="NormalWeb"/>
+        <w:rPr>
+          <w:lang w:val="ru-RU"/>
+        </w:rPr>
       </w:pPr>
     </w:p>
     <w:p>
@@ -2815,18 +2790,39 @@
           <w:sz w:val="36"/>
           <w:szCs w:val="36"/>
         </w:rPr>
+        <w:t>Отчеты тестового покрытия</w:t>
+      </w:r>
+      <w:r>
+        <w:rPr>
+          <w:rFonts w:ascii="Times New Roman" w:eastAsia="Times New Roman" w:hAnsi="Times New Roman" w:cs="Times New Roman"/>
+          <w:b/>
+          <w:sz w:val="36"/>
+          <w:szCs w:val="36"/>
+        </w:rPr>
+        <w:t xml:space="preserve"> </w:t>
+      </w:r>
+    </w:p>
+    <w:p>
+      <w:pPr>
+        <w:ind w:left="-360"/>
+        <w:rPr>
+          <w:rFonts w:ascii="Times New Roman" w:eastAsia="Times New Roman" w:hAnsi="Times New Roman" w:cs="Times New Roman"/>
+          <w:b/>
+          <w:sz w:val="36"/>
+          <w:szCs w:val="36"/>
+        </w:rPr>
+      </w:pPr>
+      <w:r>
+        <w:rPr>
+          <w:rFonts w:ascii="Times New Roman" w:eastAsia="Times New Roman" w:hAnsi="Times New Roman" w:cs="Times New Roman"/>
+          <w:b/>
+          <w:sz w:val="36"/>
+          <w:szCs w:val="36"/>
+        </w:rPr>
         <w:drawing>
-          <wp:anchor distT="0" distB="0" distL="114300" distR="114300" simplePos="0" relativeHeight="251662336" behindDoc="0" locked="0" layoutInCell="1" allowOverlap="1" wp14:anchorId="35EC4DE3" wp14:editId="4574CB2A">
-            <wp:simplePos x="0" y="0"/>
-            <wp:positionH relativeFrom="column">
-              <wp:posOffset>-280035</wp:posOffset>
-            </wp:positionH>
-            <wp:positionV relativeFrom="paragraph">
-              <wp:posOffset>484505</wp:posOffset>
-            </wp:positionV>
-            <wp:extent cx="6517005" cy="1325880"/>
-            <wp:effectExtent l="0" t="0" r="0" b="7620"/>
-            <wp:wrapTopAndBottom/>
+          <wp:inline distT="0" distB="0" distL="0" distR="0" wp14:anchorId="0DBCFD38" wp14:editId="5D72F1C4">
+            <wp:extent cx="6221396" cy="1267691"/>
+            <wp:effectExtent l="0" t="0" r="8255" b="8890"/>
             <wp:docPr id="1" name="Picture 1"/>
             <wp:cNvGraphicFramePr>
               <a:graphicFrameLocks xmlns:a="http://schemas.openxmlformats.org/drawingml/2006/main" noChangeAspect="1"/>
@@ -2839,13 +2835,7 @@
                     <pic:cNvPicPr/>
                   </pic:nvPicPr>
                   <pic:blipFill>
-                    <a:blip r:embed="rId12" cstate="print">
-                      <a:extLst>
-                        <a:ext uri="{28A0092B-C50C-407E-A947-70E740481C1C}">
-                          <a14:useLocalDpi xmlns:a14="http://schemas.microsoft.com/office/drawing/2010/main" val="0"/>
-                        </a:ext>
-                      </a:extLst>
-                    </a:blip>
+                    <a:blip r:embed="rId12"/>
                     <a:stretch>
                       <a:fillRect/>
                     </a:stretch>
@@ -2853,7 +2843,7 @@
                   <pic:spPr>
                     <a:xfrm>
                       <a:off x="0" y="0"/>
-                      <a:ext cx="6517005" cy="1325880"/>
+                      <a:ext cx="6247510" cy="1273012"/>
                     </a:xfrm>
                     <a:prstGeom prst="rect">
                       <a:avLst/>
@@ -2862,32 +2852,8 @@
                 </pic:pic>
               </a:graphicData>
             </a:graphic>
-            <wp14:sizeRelH relativeFrom="margin">
-              <wp14:pctWidth>0</wp14:pctWidth>
-            </wp14:sizeRelH>
-            <wp14:sizeRelV relativeFrom="margin">
-              <wp14:pctHeight>0</wp14:pctHeight>
-            </wp14:sizeRelV>
-          </wp:anchor>
+          </wp:inline>
         </w:drawing>
-      </w:r>
-      <w:r>
-        <w:rPr>
-          <w:rFonts w:ascii="Times New Roman" w:eastAsia="Times New Roman" w:hAnsi="Times New Roman" w:cs="Times New Roman"/>
-          <w:b/>
-          <w:sz w:val="36"/>
-          <w:szCs w:val="36"/>
-        </w:rPr>
-        <w:t>Отчеты тестового покрытия</w:t>
-      </w:r>
-      <w:r>
-        <w:rPr>
-          <w:rFonts w:ascii="Times New Roman" w:eastAsia="Times New Roman" w:hAnsi="Times New Roman" w:cs="Times New Roman"/>
-          <w:b/>
-          <w:sz w:val="36"/>
-          <w:szCs w:val="36"/>
-        </w:rPr>
-        <w:t xml:space="preserve"> </w:t>
       </w:r>
     </w:p>
     <w:p>
@@ -2937,18 +2903,10 @@
           <w:szCs w:val="28"/>
         </w:rPr>
         <w:drawing>
-          <wp:anchor distT="0" distB="0" distL="114300" distR="114300" simplePos="0" relativeHeight="251663360" behindDoc="0" locked="0" layoutInCell="1" allowOverlap="1" wp14:anchorId="31FE729B" wp14:editId="097F6D4B">
-            <wp:simplePos x="0" y="0"/>
-            <wp:positionH relativeFrom="column">
-              <wp:posOffset>1905</wp:posOffset>
-            </wp:positionH>
-            <wp:positionV relativeFrom="paragraph">
-              <wp:posOffset>-2540</wp:posOffset>
-            </wp:positionV>
-            <wp:extent cx="5939790" cy="1304290"/>
-            <wp:effectExtent l="0" t="0" r="3810" b="0"/>
-            <wp:wrapTopAndBottom/>
-            <wp:docPr id="13" name="Picture 13"/>
+          <wp:inline distT="0" distB="0" distL="0" distR="0" wp14:anchorId="70A187B6" wp14:editId="07090EC5">
+            <wp:extent cx="6267258" cy="1205345"/>
+            <wp:effectExtent l="0" t="0" r="635" b="0"/>
+            <wp:docPr id="5" name="Picture 5"/>
             <wp:cNvGraphicFramePr>
               <a:graphicFrameLocks xmlns:a="http://schemas.openxmlformats.org/drawingml/2006/main" noChangeAspect="1"/>
             </wp:cNvGraphicFramePr>
@@ -2960,13 +2918,7 @@
                     <pic:cNvPicPr/>
                   </pic:nvPicPr>
                   <pic:blipFill>
-                    <a:blip r:embed="rId13">
-                      <a:extLst>
-                        <a:ext uri="{28A0092B-C50C-407E-A947-70E740481C1C}">
-                          <a14:useLocalDpi xmlns:a14="http://schemas.microsoft.com/office/drawing/2010/main" val="0"/>
-                        </a:ext>
-                      </a:extLst>
-                    </a:blip>
+                    <a:blip r:embed="rId13"/>
                     <a:stretch>
                       <a:fillRect/>
                     </a:stretch>
@@ -2974,7 +2926,7 @@
                   <pic:spPr>
                     <a:xfrm>
                       <a:off x="0" y="0"/>
-                      <a:ext cx="5939790" cy="1304290"/>
+                      <a:ext cx="6291703" cy="1210046"/>
                     </a:xfrm>
                     <a:prstGeom prst="rect">
                       <a:avLst/>
@@ -2983,7 +2935,7 @@
                 </pic:pic>
               </a:graphicData>
             </a:graphic>
-          </wp:anchor>
+          </wp:inline>
         </w:drawing>
       </w:r>
     </w:p>
@@ -3067,7 +3019,6 @@
           <w:b/>
           <w:sz w:val="36"/>
           <w:szCs w:val="36"/>
-          <w:lang w:val="en-US"/>
         </w:rPr>
       </w:pPr>
       <w:r>
@@ -3076,13 +3027,12 @@
           <w:b/>
           <w:sz w:val="36"/>
           <w:szCs w:val="36"/>
-          <w:lang w:val="en-US"/>
         </w:rPr>
         <w:drawing>
-          <wp:inline distT="0" distB="0" distL="0" distR="0" wp14:anchorId="07809AD7" wp14:editId="01C5836C">
-            <wp:extent cx="5323263" cy="3193730"/>
-            <wp:effectExtent l="0" t="0" r="0" b="6985"/>
-            <wp:docPr id="15" name="Picture 15"/>
+          <wp:inline distT="0" distB="0" distL="0" distR="0" wp14:anchorId="4B27BF4B" wp14:editId="6CF76D9A">
+            <wp:extent cx="5939790" cy="3563620"/>
+            <wp:effectExtent l="0" t="0" r="3810" b="0"/>
+            <wp:docPr id="8" name="Picture 8"/>
             <wp:cNvGraphicFramePr>
               <a:graphicFrameLocks xmlns:a="http://schemas.openxmlformats.org/drawingml/2006/main" noChangeAspect="1"/>
             </wp:cNvGraphicFramePr>
@@ -3102,7 +3052,7 @@
                   <pic:spPr>
                     <a:xfrm>
                       <a:off x="0" y="0"/>
-                      <a:ext cx="5345747" cy="3207219"/>
+                      <a:ext cx="5939790" cy="3563620"/>
                     </a:xfrm>
                     <a:prstGeom prst="rect">
                       <a:avLst/>
@@ -3124,6 +3074,7 @@
           <w:color w:val="666666"/>
           <w:sz w:val="28"/>
           <w:szCs w:val="28"/>
+          <w:lang w:val="en-US"/>
         </w:rPr>
       </w:pPr>
       <w:r>
@@ -3164,7 +3115,28 @@
           <w:sz w:val="28"/>
           <w:szCs w:val="28"/>
         </w:rPr>
-        <w:t>График,полученный в процессе интеграции тригонометрической ветви</w:t>
+        <w:t>График</w:t>
+      </w:r>
+      <w:r>
+        <w:rPr>
+          <w:rFonts w:ascii="Times New Roman" w:eastAsia="Times New Roman" w:hAnsi="Times New Roman" w:cs="Times New Roman"/>
+          <w:i/>
+          <w:color w:val="666666"/>
+          <w:sz w:val="28"/>
+          <w:szCs w:val="28"/>
+        </w:rPr>
+        <w:t xml:space="preserve"> функции </w:t>
+      </w:r>
+      <w:r>
+        <w:rPr>
+          <w:rFonts w:ascii="Times New Roman" w:eastAsia="Times New Roman" w:hAnsi="Times New Roman" w:cs="Times New Roman"/>
+          <w:i/>
+          <w:color w:val="666666"/>
+          <w:sz w:val="28"/>
+          <w:szCs w:val="28"/>
+          <w:lang w:val="en-US"/>
+        </w:rPr>
+        <w:t>sin(x)</w:t>
       </w:r>
     </w:p>
     <w:p>
@@ -3174,6 +3146,7 @@
           <w:b/>
           <w:sz w:val="36"/>
           <w:szCs w:val="36"/>
+          <w:lang w:val="en-US"/>
         </w:rPr>
       </w:pPr>
       <w:r>
@@ -3182,12 +3155,13 @@
           <w:b/>
           <w:sz w:val="36"/>
           <w:szCs w:val="36"/>
+          <w:lang w:val="en-US"/>
         </w:rPr>
         <w:drawing>
-          <wp:inline distT="0" distB="0" distL="0" distR="0" wp14:anchorId="088EDB21" wp14:editId="22D85D06">
-            <wp:extent cx="5323263" cy="3193730"/>
-            <wp:effectExtent l="0" t="0" r="0" b="6985"/>
-            <wp:docPr id="20" name="Picture 20"/>
+          <wp:inline distT="0" distB="0" distL="0" distR="0" wp14:anchorId="576CA974" wp14:editId="033C11E8">
+            <wp:extent cx="5939790" cy="3563620"/>
+            <wp:effectExtent l="0" t="0" r="3810" b="0"/>
+            <wp:docPr id="7" name="Picture 7"/>
             <wp:cNvGraphicFramePr>
               <a:graphicFrameLocks xmlns:a="http://schemas.openxmlformats.org/drawingml/2006/main" noChangeAspect="1"/>
             </wp:cNvGraphicFramePr>
@@ -3207,7 +3181,7 @@
                   <pic:spPr>
                     <a:xfrm>
                       <a:off x="0" y="0"/>
-                      <a:ext cx="5346589" cy="3207724"/>
+                      <a:ext cx="5939790" cy="3563620"/>
                     </a:xfrm>
                     <a:prstGeom prst="rect">
                       <a:avLst/>
@@ -3269,7 +3243,7 @@
           <w:sz w:val="28"/>
           <w:szCs w:val="28"/>
         </w:rPr>
-        <w:t xml:space="preserve">График,полученный в процессе интеграции </w:t>
+        <w:t>График</w:t>
       </w:r>
       <w:r>
         <w:rPr>
@@ -3279,7 +3253,7 @@
           <w:sz w:val="28"/>
           <w:szCs w:val="28"/>
         </w:rPr>
-        <w:t>логарифмической</w:t>
+        <w:t xml:space="preserve"> функции </w:t>
       </w:r>
       <w:r>
         <w:rPr>
@@ -3288,8 +3262,9 @@
           <w:color w:val="666666"/>
           <w:sz w:val="28"/>
           <w:szCs w:val="28"/>
-        </w:rPr>
-        <w:t xml:space="preserve"> </w:t>
+          <w:lang w:val="en-US"/>
+        </w:rPr>
+        <w:t>cos</w:t>
       </w:r>
       <w:r>
         <w:rPr>
@@ -3299,7 +3274,28 @@
           <w:sz w:val="28"/>
           <w:szCs w:val="28"/>
         </w:rPr>
-        <w:t>ветви</w:t>
+        <w:t>(</w:t>
+      </w:r>
+      <w:r>
+        <w:rPr>
+          <w:rFonts w:ascii="Times New Roman" w:eastAsia="Times New Roman" w:hAnsi="Times New Roman" w:cs="Times New Roman"/>
+          <w:i/>
+          <w:color w:val="666666"/>
+          <w:sz w:val="28"/>
+          <w:szCs w:val="28"/>
+          <w:lang w:val="en-US"/>
+        </w:rPr>
+        <w:t>x</w:t>
+      </w:r>
+      <w:r>
+        <w:rPr>
+          <w:rFonts w:ascii="Times New Roman" w:eastAsia="Times New Roman" w:hAnsi="Times New Roman" w:cs="Times New Roman"/>
+          <w:i/>
+          <w:color w:val="666666"/>
+          <w:sz w:val="28"/>
+          <w:szCs w:val="28"/>
+        </w:rPr>
+        <w:t>)</w:t>
       </w:r>
     </w:p>
     <w:p>
@@ -3320,10 +3316,10 @@
         </w:rPr>
         <w:lastRenderedPageBreak/>
         <w:drawing>
-          <wp:inline distT="0" distB="0" distL="0" distR="0" wp14:anchorId="2C1CE8FF" wp14:editId="2BA2BE5A">
+          <wp:inline distT="0" distB="0" distL="0" distR="0" wp14:anchorId="63CAF817" wp14:editId="1165830D">
             <wp:extent cx="5939790" cy="3563620"/>
             <wp:effectExtent l="0" t="0" r="3810" b="0"/>
-            <wp:docPr id="21" name="Picture 21"/>
+            <wp:docPr id="10" name="Picture 10"/>
             <wp:cNvGraphicFramePr>
               <a:graphicFrameLocks xmlns:a="http://schemas.openxmlformats.org/drawingml/2006/main" noChangeAspect="1"/>
             </wp:cNvGraphicFramePr>
@@ -3405,7 +3401,7 @@
           <w:sz w:val="28"/>
           <w:szCs w:val="28"/>
         </w:rPr>
-        <w:t xml:space="preserve">График,полученный в процессе интеграции </w:t>
+        <w:t>График</w:t>
       </w:r>
       <w:r>
         <w:rPr>
@@ -3415,8 +3411,733 @@
           <w:sz w:val="28"/>
           <w:szCs w:val="28"/>
         </w:rPr>
-        <w:t>всей системы</w:t>
-      </w:r>
+        <w:t xml:space="preserve"> функции </w:t>
+      </w:r>
+      <w:r>
+        <w:rPr>
+          <w:rFonts w:ascii="Times New Roman" w:eastAsia="Times New Roman" w:hAnsi="Times New Roman" w:cs="Times New Roman"/>
+          <w:i/>
+          <w:color w:val="666666"/>
+          <w:sz w:val="28"/>
+          <w:szCs w:val="28"/>
+          <w:lang w:val="en-US"/>
+        </w:rPr>
+        <w:t>sec</w:t>
+      </w:r>
+      <w:r>
+        <w:rPr>
+          <w:rFonts w:ascii="Times New Roman" w:eastAsia="Times New Roman" w:hAnsi="Times New Roman" w:cs="Times New Roman"/>
+          <w:i/>
+          <w:color w:val="666666"/>
+          <w:sz w:val="28"/>
+          <w:szCs w:val="28"/>
+        </w:rPr>
+        <w:t>(</w:t>
+      </w:r>
+      <w:r>
+        <w:rPr>
+          <w:rFonts w:ascii="Times New Roman" w:eastAsia="Times New Roman" w:hAnsi="Times New Roman" w:cs="Times New Roman"/>
+          <w:i/>
+          <w:color w:val="666666"/>
+          <w:sz w:val="28"/>
+          <w:szCs w:val="28"/>
+          <w:lang w:val="en-US"/>
+        </w:rPr>
+        <w:t>x</w:t>
+      </w:r>
+      <w:r>
+        <w:rPr>
+          <w:rFonts w:ascii="Times New Roman" w:eastAsia="Times New Roman" w:hAnsi="Times New Roman" w:cs="Times New Roman"/>
+          <w:i/>
+          <w:color w:val="666666"/>
+          <w:sz w:val="28"/>
+          <w:szCs w:val="28"/>
+        </w:rPr>
+        <w:t>)</w:t>
+      </w:r>
+    </w:p>
+    <w:p>
+      <w:pPr>
+        <w:rPr>
+          <w:rFonts w:ascii="Times New Roman" w:eastAsia="Times New Roman" w:hAnsi="Times New Roman" w:cs="Times New Roman"/>
+          <w:b/>
+          <w:sz w:val="36"/>
+          <w:szCs w:val="36"/>
+        </w:rPr>
+      </w:pPr>
+      <w:r>
+        <w:rPr>
+          <w:rFonts w:ascii="Times New Roman" w:eastAsia="Times New Roman" w:hAnsi="Times New Roman" w:cs="Times New Roman"/>
+          <w:b/>
+          <w:sz w:val="36"/>
+          <w:szCs w:val="36"/>
+        </w:rPr>
+        <w:drawing>
+          <wp:inline distT="0" distB="0" distL="0" distR="0" wp14:anchorId="4918A882" wp14:editId="1FC93BE2">
+            <wp:extent cx="5939790" cy="3563620"/>
+            <wp:effectExtent l="0" t="0" r="3810" b="0"/>
+            <wp:docPr id="11" name="Picture 11"/>
+            <wp:cNvGraphicFramePr>
+              <a:graphicFrameLocks xmlns:a="http://schemas.openxmlformats.org/drawingml/2006/main" noChangeAspect="1"/>
+            </wp:cNvGraphicFramePr>
+            <a:graphic xmlns:a="http://schemas.openxmlformats.org/drawingml/2006/main">
+              <a:graphicData uri="http://schemas.openxmlformats.org/drawingml/2006/picture">
+                <pic:pic xmlns:pic="http://schemas.openxmlformats.org/drawingml/2006/picture">
+                  <pic:nvPicPr>
+                    <pic:cNvPr id="1" name=""/>
+                    <pic:cNvPicPr/>
+                  </pic:nvPicPr>
+                  <pic:blipFill>
+                    <a:blip r:embed="rId17"/>
+                    <a:stretch>
+                      <a:fillRect/>
+                    </a:stretch>
+                  </pic:blipFill>
+                  <pic:spPr>
+                    <a:xfrm>
+                      <a:off x="0" y="0"/>
+                      <a:ext cx="5939790" cy="3563620"/>
+                    </a:xfrm>
+                    <a:prstGeom prst="rect">
+                      <a:avLst/>
+                    </a:prstGeom>
+                  </pic:spPr>
+                </pic:pic>
+              </a:graphicData>
+            </a:graphic>
+          </wp:inline>
+        </w:drawing>
+      </w:r>
+    </w:p>
+    <w:p>
+      <w:pPr>
+        <w:jc w:val="center"/>
+        <w:rPr>
+          <w:rFonts w:ascii="Times New Roman" w:eastAsia="Times New Roman" w:hAnsi="Times New Roman" w:cs="Times New Roman"/>
+          <w:i/>
+          <w:color w:val="666666"/>
+          <w:sz w:val="28"/>
+          <w:szCs w:val="28"/>
+        </w:rPr>
+      </w:pPr>
+      <w:r>
+        <w:rPr>
+          <w:rFonts w:ascii="Times New Roman" w:eastAsia="Times New Roman" w:hAnsi="Times New Roman" w:cs="Times New Roman"/>
+          <w:i/>
+          <w:color w:val="666666"/>
+          <w:sz w:val="28"/>
+          <w:szCs w:val="28"/>
+        </w:rPr>
+        <w:t xml:space="preserve">Рисунок </w:t>
+      </w:r>
+      <w:r>
+        <w:rPr>
+          <w:rFonts w:ascii="Times New Roman" w:eastAsia="Times New Roman" w:hAnsi="Times New Roman" w:cs="Times New Roman"/>
+          <w:i/>
+          <w:color w:val="666666"/>
+          <w:sz w:val="28"/>
+          <w:szCs w:val="28"/>
+        </w:rPr>
+        <w:t>6</w:t>
+      </w:r>
+      <w:r>
+        <w:rPr>
+          <w:rFonts w:ascii="Times New Roman" w:eastAsia="Times New Roman" w:hAnsi="Times New Roman" w:cs="Times New Roman"/>
+          <w:i/>
+          <w:color w:val="666666"/>
+          <w:sz w:val="28"/>
+          <w:szCs w:val="28"/>
+        </w:rPr>
+        <w:t xml:space="preserve">. </w:t>
+      </w:r>
+      <w:r>
+        <w:rPr>
+          <w:rFonts w:ascii="Times New Roman" w:eastAsia="Times New Roman" w:hAnsi="Times New Roman" w:cs="Times New Roman"/>
+          <w:i/>
+          <w:color w:val="666666"/>
+          <w:sz w:val="28"/>
+          <w:szCs w:val="28"/>
+        </w:rPr>
+        <w:t>График</w:t>
+      </w:r>
+      <w:r>
+        <w:rPr>
+          <w:rFonts w:ascii="Times New Roman" w:eastAsia="Times New Roman" w:hAnsi="Times New Roman" w:cs="Times New Roman"/>
+          <w:i/>
+          <w:color w:val="666666"/>
+          <w:sz w:val="28"/>
+          <w:szCs w:val="28"/>
+        </w:rPr>
+        <w:t xml:space="preserve"> функции </w:t>
+      </w:r>
+      <w:r>
+        <w:rPr>
+          <w:rFonts w:ascii="Times New Roman" w:eastAsia="Times New Roman" w:hAnsi="Times New Roman" w:cs="Times New Roman"/>
+          <w:i/>
+          <w:color w:val="666666"/>
+          <w:sz w:val="28"/>
+          <w:szCs w:val="28"/>
+          <w:lang w:val="en-US"/>
+        </w:rPr>
+        <w:t>ta</w:t>
+      </w:r>
+      <w:r>
+        <w:rPr>
+          <w:rFonts w:ascii="Times New Roman" w:eastAsia="Times New Roman" w:hAnsi="Times New Roman" w:cs="Times New Roman"/>
+          <w:i/>
+          <w:color w:val="666666"/>
+          <w:sz w:val="28"/>
+          <w:szCs w:val="28"/>
+          <w:lang w:val="en-US"/>
+        </w:rPr>
+        <w:t>n</w:t>
+      </w:r>
+      <w:r>
+        <w:rPr>
+          <w:rFonts w:ascii="Times New Roman" w:eastAsia="Times New Roman" w:hAnsi="Times New Roman" w:cs="Times New Roman"/>
+          <w:i/>
+          <w:color w:val="666666"/>
+          <w:sz w:val="28"/>
+          <w:szCs w:val="28"/>
+        </w:rPr>
+        <w:t>(</w:t>
+      </w:r>
+      <w:r>
+        <w:rPr>
+          <w:rFonts w:ascii="Times New Roman" w:eastAsia="Times New Roman" w:hAnsi="Times New Roman" w:cs="Times New Roman"/>
+          <w:i/>
+          <w:color w:val="666666"/>
+          <w:sz w:val="28"/>
+          <w:szCs w:val="28"/>
+          <w:lang w:val="en-US"/>
+        </w:rPr>
+        <w:t>x</w:t>
+      </w:r>
+      <w:r>
+        <w:rPr>
+          <w:rFonts w:ascii="Times New Roman" w:eastAsia="Times New Roman" w:hAnsi="Times New Roman" w:cs="Times New Roman"/>
+          <w:i/>
+          <w:color w:val="666666"/>
+          <w:sz w:val="28"/>
+          <w:szCs w:val="28"/>
+        </w:rPr>
+        <w:t>)</w:t>
+      </w:r>
+    </w:p>
+    <w:p>
+      <w:pPr>
+        <w:rPr>
+          <w:rFonts w:ascii="Times New Roman" w:eastAsia="Times New Roman" w:hAnsi="Times New Roman" w:cs="Times New Roman"/>
+          <w:b/>
+          <w:sz w:val="36"/>
+          <w:szCs w:val="36"/>
+        </w:rPr>
+      </w:pPr>
+    </w:p>
+    <w:p>
+      <w:pPr>
+        <w:rPr>
+          <w:rFonts w:ascii="Times New Roman" w:eastAsia="Times New Roman" w:hAnsi="Times New Roman" w:cs="Times New Roman"/>
+          <w:b/>
+          <w:sz w:val="36"/>
+          <w:szCs w:val="36"/>
+        </w:rPr>
+      </w:pPr>
+      <w:r>
+        <w:rPr>
+          <w:rFonts w:ascii="Times New Roman" w:eastAsia="Times New Roman" w:hAnsi="Times New Roman" w:cs="Times New Roman"/>
+          <w:b/>
+          <w:sz w:val="36"/>
+          <w:szCs w:val="36"/>
+        </w:rPr>
+        <w:lastRenderedPageBreak/>
+        <w:drawing>
+          <wp:inline distT="0" distB="0" distL="0" distR="0" wp14:anchorId="73311CF5" wp14:editId="114422B9">
+            <wp:extent cx="5939790" cy="3563620"/>
+            <wp:effectExtent l="0" t="0" r="3810" b="0"/>
+            <wp:docPr id="12" name="Picture 12"/>
+            <wp:cNvGraphicFramePr>
+              <a:graphicFrameLocks xmlns:a="http://schemas.openxmlformats.org/drawingml/2006/main" noChangeAspect="1"/>
+            </wp:cNvGraphicFramePr>
+            <a:graphic xmlns:a="http://schemas.openxmlformats.org/drawingml/2006/main">
+              <a:graphicData uri="http://schemas.openxmlformats.org/drawingml/2006/picture">
+                <pic:pic xmlns:pic="http://schemas.openxmlformats.org/drawingml/2006/picture">
+                  <pic:nvPicPr>
+                    <pic:cNvPr id="1" name=""/>
+                    <pic:cNvPicPr/>
+                  </pic:nvPicPr>
+                  <pic:blipFill>
+                    <a:blip r:embed="rId18"/>
+                    <a:stretch>
+                      <a:fillRect/>
+                    </a:stretch>
+                  </pic:blipFill>
+                  <pic:spPr>
+                    <a:xfrm>
+                      <a:off x="0" y="0"/>
+                      <a:ext cx="5939790" cy="3563620"/>
+                    </a:xfrm>
+                    <a:prstGeom prst="rect">
+                      <a:avLst/>
+                    </a:prstGeom>
+                  </pic:spPr>
+                </pic:pic>
+              </a:graphicData>
+            </a:graphic>
+          </wp:inline>
+        </w:drawing>
+      </w:r>
+    </w:p>
+    <w:p>
+      <w:pPr>
+        <w:jc w:val="center"/>
+        <w:rPr>
+          <w:rFonts w:ascii="Times New Roman" w:eastAsia="Times New Roman" w:hAnsi="Times New Roman" w:cs="Times New Roman"/>
+          <w:i/>
+          <w:color w:val="666666"/>
+          <w:sz w:val="28"/>
+          <w:szCs w:val="28"/>
+        </w:rPr>
+      </w:pPr>
+      <w:r>
+        <w:rPr>
+          <w:rFonts w:ascii="Times New Roman" w:eastAsia="Times New Roman" w:hAnsi="Times New Roman" w:cs="Times New Roman"/>
+          <w:i/>
+          <w:color w:val="666666"/>
+          <w:sz w:val="28"/>
+          <w:szCs w:val="28"/>
+        </w:rPr>
+        <w:t xml:space="preserve">Рисунок </w:t>
+      </w:r>
+      <w:r>
+        <w:rPr>
+          <w:rFonts w:ascii="Times New Roman" w:eastAsia="Times New Roman" w:hAnsi="Times New Roman" w:cs="Times New Roman"/>
+          <w:i/>
+          <w:color w:val="666666"/>
+          <w:sz w:val="28"/>
+          <w:szCs w:val="28"/>
+        </w:rPr>
+        <w:t>7</w:t>
+      </w:r>
+      <w:r>
+        <w:rPr>
+          <w:rFonts w:ascii="Times New Roman" w:eastAsia="Times New Roman" w:hAnsi="Times New Roman" w:cs="Times New Roman"/>
+          <w:i/>
+          <w:color w:val="666666"/>
+          <w:sz w:val="28"/>
+          <w:szCs w:val="28"/>
+        </w:rPr>
+        <w:t xml:space="preserve">. </w:t>
+      </w:r>
+      <w:r>
+        <w:rPr>
+          <w:rFonts w:ascii="Times New Roman" w:eastAsia="Times New Roman" w:hAnsi="Times New Roman" w:cs="Times New Roman"/>
+          <w:i/>
+          <w:color w:val="666666"/>
+          <w:sz w:val="28"/>
+          <w:szCs w:val="28"/>
+        </w:rPr>
+        <w:t>График</w:t>
+      </w:r>
+      <w:r>
+        <w:rPr>
+          <w:rFonts w:ascii="Times New Roman" w:eastAsia="Times New Roman" w:hAnsi="Times New Roman" w:cs="Times New Roman"/>
+          <w:i/>
+          <w:color w:val="666666"/>
+          <w:sz w:val="28"/>
+          <w:szCs w:val="28"/>
+        </w:rPr>
+        <w:t xml:space="preserve"> функции </w:t>
+      </w:r>
+      <w:r>
+        <w:rPr>
+          <w:rFonts w:ascii="Times New Roman" w:eastAsia="Times New Roman" w:hAnsi="Times New Roman" w:cs="Times New Roman"/>
+          <w:i/>
+          <w:color w:val="666666"/>
+          <w:sz w:val="28"/>
+          <w:szCs w:val="28"/>
+          <w:lang w:val="en-US"/>
+        </w:rPr>
+        <w:t>ln</w:t>
+      </w:r>
+      <w:r>
+        <w:rPr>
+          <w:rFonts w:ascii="Times New Roman" w:eastAsia="Times New Roman" w:hAnsi="Times New Roman" w:cs="Times New Roman"/>
+          <w:i/>
+          <w:color w:val="666666"/>
+          <w:sz w:val="28"/>
+          <w:szCs w:val="28"/>
+        </w:rPr>
+        <w:t>(</w:t>
+      </w:r>
+      <w:r>
+        <w:rPr>
+          <w:rFonts w:ascii="Times New Roman" w:eastAsia="Times New Roman" w:hAnsi="Times New Roman" w:cs="Times New Roman"/>
+          <w:i/>
+          <w:color w:val="666666"/>
+          <w:sz w:val="28"/>
+          <w:szCs w:val="28"/>
+          <w:lang w:val="en-US"/>
+        </w:rPr>
+        <w:t>x</w:t>
+      </w:r>
+      <w:r>
+        <w:rPr>
+          <w:rFonts w:ascii="Times New Roman" w:eastAsia="Times New Roman" w:hAnsi="Times New Roman" w:cs="Times New Roman"/>
+          <w:i/>
+          <w:color w:val="666666"/>
+          <w:sz w:val="28"/>
+          <w:szCs w:val="28"/>
+        </w:rPr>
+        <w:t>)</w:t>
+      </w:r>
+    </w:p>
+    <w:p>
+      <w:pPr>
+        <w:jc w:val="center"/>
+        <w:rPr>
+          <w:rFonts w:ascii="Times New Roman" w:eastAsia="Times New Roman" w:hAnsi="Times New Roman" w:cs="Times New Roman"/>
+          <w:i/>
+          <w:color w:val="666666"/>
+          <w:sz w:val="28"/>
+          <w:szCs w:val="28"/>
+        </w:rPr>
+      </w:pPr>
+      <w:r>
+        <w:rPr>
+          <w:rFonts w:ascii="Times New Roman" w:eastAsia="Times New Roman" w:hAnsi="Times New Roman" w:cs="Times New Roman"/>
+          <w:i/>
+          <w:color w:val="666666"/>
+          <w:sz w:val="28"/>
+          <w:szCs w:val="28"/>
+        </w:rPr>
+        <w:drawing>
+          <wp:inline distT="0" distB="0" distL="0" distR="0" wp14:anchorId="5C2210AA" wp14:editId="6B79D6D7">
+            <wp:extent cx="5939790" cy="3563620"/>
+            <wp:effectExtent l="0" t="0" r="3810" b="0"/>
+            <wp:docPr id="16" name="Picture 16"/>
+            <wp:cNvGraphicFramePr>
+              <a:graphicFrameLocks xmlns:a="http://schemas.openxmlformats.org/drawingml/2006/main" noChangeAspect="1"/>
+            </wp:cNvGraphicFramePr>
+            <a:graphic xmlns:a="http://schemas.openxmlformats.org/drawingml/2006/main">
+              <a:graphicData uri="http://schemas.openxmlformats.org/drawingml/2006/picture">
+                <pic:pic xmlns:pic="http://schemas.openxmlformats.org/drawingml/2006/picture">
+                  <pic:nvPicPr>
+                    <pic:cNvPr id="1" name=""/>
+                    <pic:cNvPicPr/>
+                  </pic:nvPicPr>
+                  <pic:blipFill>
+                    <a:blip r:embed="rId19"/>
+                    <a:stretch>
+                      <a:fillRect/>
+                    </a:stretch>
+                  </pic:blipFill>
+                  <pic:spPr>
+                    <a:xfrm>
+                      <a:off x="0" y="0"/>
+                      <a:ext cx="5939790" cy="3563620"/>
+                    </a:xfrm>
+                    <a:prstGeom prst="rect">
+                      <a:avLst/>
+                    </a:prstGeom>
+                  </pic:spPr>
+                </pic:pic>
+              </a:graphicData>
+            </a:graphic>
+          </wp:inline>
+        </w:drawing>
+      </w:r>
+    </w:p>
+    <w:p>
+      <w:pPr>
+        <w:jc w:val="center"/>
+        <w:rPr>
+          <w:rFonts w:ascii="Times New Roman" w:eastAsia="Times New Roman" w:hAnsi="Times New Roman" w:cs="Times New Roman"/>
+          <w:i/>
+          <w:color w:val="666666"/>
+          <w:sz w:val="28"/>
+          <w:szCs w:val="28"/>
+        </w:rPr>
+      </w:pPr>
+      <w:r>
+        <w:rPr>
+          <w:rFonts w:ascii="Times New Roman" w:eastAsia="Times New Roman" w:hAnsi="Times New Roman" w:cs="Times New Roman"/>
+          <w:i/>
+          <w:color w:val="666666"/>
+          <w:sz w:val="28"/>
+          <w:szCs w:val="28"/>
+        </w:rPr>
+        <w:t xml:space="preserve">Рисунок </w:t>
+      </w:r>
+      <w:r>
+        <w:rPr>
+          <w:rFonts w:ascii="Times New Roman" w:eastAsia="Times New Roman" w:hAnsi="Times New Roman" w:cs="Times New Roman"/>
+          <w:i/>
+          <w:color w:val="666666"/>
+          <w:sz w:val="28"/>
+          <w:szCs w:val="28"/>
+        </w:rPr>
+        <w:t>8</w:t>
+      </w:r>
+      <w:r>
+        <w:rPr>
+          <w:rFonts w:ascii="Times New Roman" w:eastAsia="Times New Roman" w:hAnsi="Times New Roman" w:cs="Times New Roman"/>
+          <w:i/>
+          <w:color w:val="666666"/>
+          <w:sz w:val="28"/>
+          <w:szCs w:val="28"/>
+        </w:rPr>
+        <w:t xml:space="preserve">. </w:t>
+      </w:r>
+      <w:r>
+        <w:rPr>
+          <w:rFonts w:ascii="Times New Roman" w:eastAsia="Times New Roman" w:hAnsi="Times New Roman" w:cs="Times New Roman"/>
+          <w:i/>
+          <w:color w:val="666666"/>
+          <w:sz w:val="28"/>
+          <w:szCs w:val="28"/>
+        </w:rPr>
+        <w:t>График</w:t>
+      </w:r>
+      <w:r>
+        <w:rPr>
+          <w:rFonts w:ascii="Times New Roman" w:eastAsia="Times New Roman" w:hAnsi="Times New Roman" w:cs="Times New Roman"/>
+          <w:i/>
+          <w:color w:val="666666"/>
+          <w:sz w:val="28"/>
+          <w:szCs w:val="28"/>
+        </w:rPr>
+        <w:t xml:space="preserve"> функции </w:t>
+      </w:r>
+      <w:r>
+        <w:rPr>
+          <w:rFonts w:ascii="Times New Roman" w:eastAsia="Times New Roman" w:hAnsi="Times New Roman" w:cs="Times New Roman"/>
+          <w:i/>
+          <w:color w:val="666666"/>
+          <w:sz w:val="28"/>
+          <w:szCs w:val="28"/>
+          <w:lang w:val="en-US"/>
+        </w:rPr>
+        <w:t>log</w:t>
+      </w:r>
+      <w:r>
+        <w:rPr>
+          <w:rFonts w:ascii="Times New Roman" w:eastAsia="Times New Roman" w:hAnsi="Times New Roman" w:cs="Times New Roman"/>
+          <w:i/>
+          <w:color w:val="666666"/>
+          <w:sz w:val="28"/>
+          <w:szCs w:val="28"/>
+        </w:rPr>
+        <w:t>2</w:t>
+      </w:r>
+      <w:r>
+        <w:rPr>
+          <w:rFonts w:ascii="Times New Roman" w:eastAsia="Times New Roman" w:hAnsi="Times New Roman" w:cs="Times New Roman"/>
+          <w:i/>
+          <w:color w:val="666666"/>
+          <w:sz w:val="28"/>
+          <w:szCs w:val="28"/>
+        </w:rPr>
+        <w:t>(</w:t>
+      </w:r>
+      <w:r>
+        <w:rPr>
+          <w:rFonts w:ascii="Times New Roman" w:eastAsia="Times New Roman" w:hAnsi="Times New Roman" w:cs="Times New Roman"/>
+          <w:i/>
+          <w:color w:val="666666"/>
+          <w:sz w:val="28"/>
+          <w:szCs w:val="28"/>
+          <w:lang w:val="en-US"/>
+        </w:rPr>
+        <w:t>x</w:t>
+      </w:r>
+      <w:r>
+        <w:rPr>
+          <w:rFonts w:ascii="Times New Roman" w:eastAsia="Times New Roman" w:hAnsi="Times New Roman" w:cs="Times New Roman"/>
+          <w:i/>
+          <w:color w:val="666666"/>
+          <w:sz w:val="28"/>
+          <w:szCs w:val="28"/>
+        </w:rPr>
+        <w:t>)</w:t>
+      </w:r>
+    </w:p>
+    <w:p>
+      <w:pPr>
+        <w:rPr>
+          <w:rFonts w:ascii="Times New Roman" w:eastAsia="Times New Roman" w:hAnsi="Times New Roman" w:cs="Times New Roman"/>
+          <w:b/>
+          <w:sz w:val="36"/>
+          <w:szCs w:val="36"/>
+        </w:rPr>
+      </w:pPr>
+    </w:p>
+    <w:p>
+      <w:pPr>
+        <w:rPr>
+          <w:rFonts w:ascii="Times New Roman" w:eastAsia="Times New Roman" w:hAnsi="Times New Roman" w:cs="Times New Roman"/>
+          <w:b/>
+          <w:sz w:val="36"/>
+          <w:szCs w:val="36"/>
+        </w:rPr>
+      </w:pPr>
+      <w:r>
+        <w:rPr>
+          <w:rFonts w:ascii="Times New Roman" w:eastAsia="Times New Roman" w:hAnsi="Times New Roman" w:cs="Times New Roman"/>
+          <w:b/>
+          <w:sz w:val="36"/>
+          <w:szCs w:val="36"/>
+        </w:rPr>
+        <w:lastRenderedPageBreak/>
+        <w:drawing>
+          <wp:inline distT="0" distB="0" distL="0" distR="0" wp14:anchorId="64964F98" wp14:editId="545A5AE1">
+            <wp:extent cx="5939790" cy="3563620"/>
+            <wp:effectExtent l="0" t="0" r="3810" b="0"/>
+            <wp:docPr id="14" name="Picture 14"/>
+            <wp:cNvGraphicFramePr>
+              <a:graphicFrameLocks xmlns:a="http://schemas.openxmlformats.org/drawingml/2006/main" noChangeAspect="1"/>
+            </wp:cNvGraphicFramePr>
+            <a:graphic xmlns:a="http://schemas.openxmlformats.org/drawingml/2006/main">
+              <a:graphicData uri="http://schemas.openxmlformats.org/drawingml/2006/picture">
+                <pic:pic xmlns:pic="http://schemas.openxmlformats.org/drawingml/2006/picture">
+                  <pic:nvPicPr>
+                    <pic:cNvPr id="1" name=""/>
+                    <pic:cNvPicPr/>
+                  </pic:nvPicPr>
+                  <pic:blipFill>
+                    <a:blip r:embed="rId20"/>
+                    <a:stretch>
+                      <a:fillRect/>
+                    </a:stretch>
+                  </pic:blipFill>
+                  <pic:spPr>
+                    <a:xfrm>
+                      <a:off x="0" y="0"/>
+                      <a:ext cx="5939790" cy="3563620"/>
+                    </a:xfrm>
+                    <a:prstGeom prst="rect">
+                      <a:avLst/>
+                    </a:prstGeom>
+                  </pic:spPr>
+                </pic:pic>
+              </a:graphicData>
+            </a:graphic>
+          </wp:inline>
+        </w:drawing>
+      </w:r>
+    </w:p>
+    <w:p>
+      <w:pPr>
+        <w:jc w:val="center"/>
+        <w:rPr>
+          <w:rFonts w:ascii="Times New Roman" w:eastAsia="Times New Roman" w:hAnsi="Times New Roman" w:cs="Times New Roman"/>
+          <w:i/>
+          <w:color w:val="666666"/>
+          <w:sz w:val="28"/>
+          <w:szCs w:val="28"/>
+        </w:rPr>
+      </w:pPr>
+      <w:r>
+        <w:rPr>
+          <w:rFonts w:ascii="Times New Roman" w:eastAsia="Times New Roman" w:hAnsi="Times New Roman" w:cs="Times New Roman"/>
+          <w:i/>
+          <w:color w:val="666666"/>
+          <w:sz w:val="28"/>
+          <w:szCs w:val="28"/>
+        </w:rPr>
+        <w:t xml:space="preserve">Рисунок </w:t>
+      </w:r>
+      <w:r>
+        <w:rPr>
+          <w:rFonts w:ascii="Times New Roman" w:eastAsia="Times New Roman" w:hAnsi="Times New Roman" w:cs="Times New Roman"/>
+          <w:i/>
+          <w:color w:val="666666"/>
+          <w:sz w:val="28"/>
+          <w:szCs w:val="28"/>
+        </w:rPr>
+        <w:t>9</w:t>
+      </w:r>
+      <w:r>
+        <w:rPr>
+          <w:rFonts w:ascii="Times New Roman" w:eastAsia="Times New Roman" w:hAnsi="Times New Roman" w:cs="Times New Roman"/>
+          <w:i/>
+          <w:color w:val="666666"/>
+          <w:sz w:val="28"/>
+          <w:szCs w:val="28"/>
+        </w:rPr>
+        <w:t xml:space="preserve">. </w:t>
+      </w:r>
+      <w:r>
+        <w:rPr>
+          <w:rFonts w:ascii="Times New Roman" w:eastAsia="Times New Roman" w:hAnsi="Times New Roman" w:cs="Times New Roman"/>
+          <w:i/>
+          <w:color w:val="666666"/>
+          <w:sz w:val="28"/>
+          <w:szCs w:val="28"/>
+        </w:rPr>
+        <w:t>График</w:t>
+      </w:r>
+      <w:r>
+        <w:rPr>
+          <w:rFonts w:ascii="Times New Roman" w:eastAsia="Times New Roman" w:hAnsi="Times New Roman" w:cs="Times New Roman"/>
+          <w:i/>
+          <w:color w:val="666666"/>
+          <w:sz w:val="28"/>
+          <w:szCs w:val="28"/>
+        </w:rPr>
+        <w:t xml:space="preserve"> </w:t>
+      </w:r>
+      <w:r>
+        <w:rPr>
+          <w:rFonts w:ascii="Times New Roman" w:eastAsia="Times New Roman" w:hAnsi="Times New Roman" w:cs="Times New Roman"/>
+          <w:i/>
+          <w:color w:val="666666"/>
+          <w:sz w:val="28"/>
+          <w:szCs w:val="28"/>
+        </w:rPr>
+        <w:t xml:space="preserve">системы функции </w:t>
+      </w:r>
+      <w:r>
+        <w:rPr>
+          <w:rFonts w:ascii="Times New Roman" w:eastAsia="Times New Roman" w:hAnsi="Times New Roman" w:cs="Times New Roman"/>
+          <w:i/>
+          <w:color w:val="666666"/>
+          <w:sz w:val="28"/>
+          <w:szCs w:val="28"/>
+        </w:rPr>
+        <w:t>(</w:t>
+      </w:r>
+      <w:r>
+        <w:rPr>
+          <w:rFonts w:ascii="Times New Roman" w:eastAsia="Times New Roman" w:hAnsi="Times New Roman" w:cs="Times New Roman"/>
+          <w:i/>
+          <w:color w:val="666666"/>
+          <w:sz w:val="28"/>
+          <w:szCs w:val="28"/>
+          <w:lang w:val="en-US"/>
+        </w:rPr>
+        <w:t>x</w:t>
+      </w:r>
+      <w:r>
+        <w:rPr>
+          <w:rFonts w:ascii="Times New Roman" w:eastAsia="Times New Roman" w:hAnsi="Times New Roman" w:cs="Times New Roman"/>
+          <w:i/>
+          <w:color w:val="666666"/>
+          <w:sz w:val="28"/>
+          <w:szCs w:val="28"/>
+        </w:rPr>
+        <w:t>)</w:t>
+      </w:r>
+    </w:p>
+    <w:p>
+      <w:pPr>
+        <w:rPr>
+          <w:rFonts w:ascii="Times New Roman" w:eastAsia="Times New Roman" w:hAnsi="Times New Roman" w:cs="Times New Roman"/>
+          <w:b/>
+          <w:sz w:val="36"/>
+          <w:szCs w:val="36"/>
+        </w:rPr>
+      </w:pPr>
     </w:p>
     <w:p>
       <w:pPr>
@@ -3452,7 +4173,7 @@
                     <pic:cNvPicPr/>
                   </pic:nvPicPr>
                   <pic:blipFill>
-                    <a:blip r:embed="rId17">
+                    <a:blip r:embed="rId21">
                       <a:extLst>
                         <a:ext uri="{28A0092B-C50C-407E-A947-70E740481C1C}">
                           <a14:useLocalDpi xmlns:a14="http://schemas.microsoft.com/office/drawing/2010/main" val="0"/>
@@ -3498,17 +4219,7 @@
           <w:sz w:val="28"/>
           <w:szCs w:val="28"/>
         </w:rPr>
-        <w:t xml:space="preserve">Рисунок </w:t>
-      </w:r>
-      <w:r>
-        <w:rPr>
-          <w:rFonts w:ascii="Times New Roman" w:eastAsia="Times New Roman" w:hAnsi="Times New Roman" w:cs="Times New Roman"/>
-          <w:i/>
-          <w:color w:val="666666"/>
-          <w:sz w:val="28"/>
-          <w:szCs w:val="28"/>
-        </w:rPr>
-        <w:t>6</w:t>
+        <w:t>Рисунок 10</w:t>
       </w:r>
       <w:r>
         <w:rPr>
@@ -3593,16 +4304,18 @@
           <w:szCs w:val="36"/>
         </w:rPr>
       </w:pPr>
-    </w:p>
-    <w:p>
-      <w:pPr>
+      <w:r>
         <w:rPr>
           <w:rFonts w:ascii="Times New Roman" w:eastAsia="Times New Roman" w:hAnsi="Times New Roman" w:cs="Times New Roman"/>
           <w:b/>
           <w:sz w:val="36"/>
           <w:szCs w:val="36"/>
         </w:rPr>
-      </w:pPr>
+        <w:lastRenderedPageBreak/>
+        <w:t>Выво</w:t>
+      </w:r>
+      <w:bookmarkStart w:id="0" w:name="_GoBack"/>
+      <w:bookmarkEnd w:id="0"/>
       <w:r>
         <w:rPr>
           <w:rFonts w:ascii="Times New Roman" w:eastAsia="Times New Roman" w:hAnsi="Times New Roman" w:cs="Times New Roman"/>
@@ -3610,29 +4323,18 @@
           <w:sz w:val="36"/>
           <w:szCs w:val="36"/>
         </w:rPr>
-        <w:lastRenderedPageBreak/>
-        <w:t>Выводы</w:t>
-      </w:r>
-    </w:p>
-    <w:p>
-      <w:pPr>
-        <w:rPr>
-          <w:rFonts w:ascii="Times New Roman" w:eastAsia="Times New Roman" w:hAnsi="Times New Roman" w:cs="Times New Roman"/>
-          <w:sz w:val="28"/>
-          <w:szCs w:val="28"/>
-        </w:rPr>
-      </w:pPr>
-      <w:bookmarkStart w:id="0" w:name="_gjdgxs" w:colFirst="0" w:colLast="0"/>
-      <w:bookmarkEnd w:id="0"/>
-      <w:r>
-        <w:rPr>
-          <w:rFonts w:ascii="Times New Roman" w:eastAsia="Times New Roman" w:hAnsi="Times New Roman" w:cs="Times New Roman"/>
-          <w:sz w:val="28"/>
-          <w:szCs w:val="28"/>
-        </w:rPr>
-        <w:t>В ходе выполнения лабораторной работы была реализована система функций на основе базовых модулей sin(x) и ln(x), а также производных тригонометрических и логарифмических функций. Для программы были разработаны модульные и интегр</w:t>
-      </w:r>
-      <w:bookmarkStart w:id="1" w:name="_GoBack"/>
+        <w:t>ды</w:t>
+      </w:r>
+    </w:p>
+    <w:p>
+      <w:pPr>
+        <w:rPr>
+          <w:rFonts w:ascii="Times New Roman" w:eastAsia="Times New Roman" w:hAnsi="Times New Roman" w:cs="Times New Roman"/>
+          <w:sz w:val="28"/>
+          <w:szCs w:val="28"/>
+        </w:rPr>
+      </w:pPr>
+      <w:bookmarkStart w:id="1" w:name="_gjdgxs" w:colFirst="0" w:colLast="0"/>
       <w:bookmarkEnd w:id="1"/>
       <w:r>
         <w:rPr>
@@ -3640,11 +4342,11 @@
           <w:sz w:val="28"/>
           <w:szCs w:val="28"/>
         </w:rPr>
-        <w:t>ационные тесты, использованы табличные заглушки и выполнен анализ областей допустимых значений. Также были получены CSV-выгрузки и построены графики на этапах интеграции приложения. В результате была подтверждена корректность работы отдельных модулей и всей системы функций в целом.</w:t>
+        <w:t>В ходе выполнения лабораторной работы была реализована система функций на основе базовых модулей sin(x) и ln(x), а также производных тригонометрических и логарифмических функций. Для программы были разработаны модульные и интеграционные тесты, использованы табличные заглушки и выполнен анализ областей допустимых значений. Также были получены CSV-выгрузки и построены графики на этапах интеграции приложения. В результате была подтверждена корректность работы отдельных модулей и всей системы функций в целом.</w:t>
       </w:r>
     </w:p>
     <w:sectPr>
-      <w:headerReference w:type="default" r:id="rId18"/>
+      <w:headerReference w:type="default" r:id="rId22"/>
       <w:pgSz w:w="11906" w:h="16838"/>
       <w:pgMar w:top="1134" w:right="851" w:bottom="567" w:left="1701" w:header="709" w:footer="709" w:gutter="0"/>
       <w:pgNumType w:start="1"/>
@@ -8963,7 +9665,7 @@
   </w:latentStyles>
   <w:style w:type="paragraph" w:default="1" w:styleId="Normal">
     <w:name w:val="Normal"/>
-    <w:rsid w:val="00B675B8"/>
+    <w:rsid w:val="00C26618"/>
   </w:style>
   <w:style w:type="paragraph" w:styleId="Heading1">
     <w:name w:val="heading 1"/>
@@ -9062,6 +9764,7 @@
   <w:style w:type="character" w:default="1" w:styleId="DefaultParagraphFont">
     <w:name w:val="Default Paragraph Font"/>
     <w:uiPriority w:val="1"/>
+    <w:semiHidden/>
     <w:unhideWhenUsed/>
   </w:style>
   <w:style w:type="table" w:default="1" w:styleId="TableNormal">
